--- a/DataBase/Task2/03_ПМИ_23_о_ИП_3_ТумановДМ_ЛР2_20-11-2025.docx
+++ b/DataBase/Task2/03_ПМИ_23_о_ИП_3_ТумановДМ_ЛР2_20-11-2025.docx
@@ -85,9 +85,38 @@
       </w:r>
     </w:p>
     <w:p>
+      <w:pPr>
+        <w:rPr>
+          <w:lang w:val="en-US"/>
+        </w:rPr>
+      </w:pPr>
       <w:r>
         <w:lastRenderedPageBreak/>
-        <w:t>На исходной таблице:</w:t>
+        <w:t>На</w:t>
+      </w:r>
+      <w:r>
+        <w:rPr>
+          <w:lang w:val="en-US"/>
+        </w:rPr>
+        <w:t xml:space="preserve"> </w:t>
+      </w:r>
+      <w:r>
+        <w:t>исходной</w:t>
+      </w:r>
+      <w:r>
+        <w:rPr>
+          <w:lang w:val="en-US"/>
+        </w:rPr>
+        <w:t xml:space="preserve"> </w:t>
+      </w:r>
+      <w:r>
+        <w:t>таблице</w:t>
+      </w:r>
+      <w:r>
+        <w:rPr>
+          <w:lang w:val="en-US"/>
+        </w:rPr>
+        <w:t>:</w:t>
       </w:r>
     </w:p>
     <w:p>
@@ -1954,12 +1983,28 @@
       </w:r>
     </w:p>
     <w:p>
-      <w:r>
+      <w:pPr>
+        <w:rPr>
+          <w:lang w:val="en-US"/>
+        </w:rPr>
+      </w:pPr>
+      <w:r>
+        <w:rPr>
+          <w:lang w:val="en-US"/>
+        </w:rPr>
         <w:t xml:space="preserve"> </w:t>
       </w:r>
     </w:p>
     <w:p>
-      <w:r>
+      <w:pPr>
+        <w:rPr>
+          <w:lang w:val="en-US"/>
+        </w:rPr>
+      </w:pPr>
+      <w:r>
+        <w:rPr>
+          <w:lang w:val="en-US"/>
+        </w:rPr>
         <w:br w:type="page"/>
       </w:r>
     </w:p>
@@ -3192,15 +3237,36 @@
         <w:t>);</w:t>
       </w:r>
     </w:p>
-    <w:p/>
     <w:p>
       <w:pPr>
         <w:rPr>
           <w:lang w:val="en-US"/>
         </w:rPr>
       </w:pPr>
-      <w:r>
-        <w:t xml:space="preserve">И на </w:t>
+    </w:p>
+    <w:p>
+      <w:pPr>
+        <w:rPr>
+          <w:lang w:val="en-US"/>
+        </w:rPr>
+      </w:pPr>
+      <w:r>
+        <w:t>И</w:t>
+      </w:r>
+      <w:r>
+        <w:rPr>
+          <w:lang w:val="en-US"/>
+        </w:rPr>
+        <w:t xml:space="preserve"> </w:t>
+      </w:r>
+      <w:r>
+        <w:t>на</w:t>
+      </w:r>
+      <w:r>
+        <w:rPr>
+          <w:lang w:val="en-US"/>
+        </w:rPr>
+        <w:t xml:space="preserve"> </w:t>
       </w:r>
       <w:r>
         <w:rPr>
@@ -4196,21 +4262,756 @@
     </w:p>
     <w:p>
       <w:pPr>
-        <w:rPr>
-          <w:lang w:val="en-US"/>
+        <w:shd w:val="clear" w:color="auto" w:fill="1E1F22"/>
+        <w:tabs>
+          <w:tab w:val="left" w:pos="916"/>
+          <w:tab w:val="left" w:pos="1832"/>
+          <w:tab w:val="left" w:pos="2748"/>
+          <w:tab w:val="left" w:pos="3664"/>
+          <w:tab w:val="left" w:pos="4580"/>
+          <w:tab w:val="left" w:pos="5496"/>
+          <w:tab w:val="left" w:pos="6412"/>
+          <w:tab w:val="left" w:pos="7328"/>
+          <w:tab w:val="left" w:pos="8244"/>
+          <w:tab w:val="left" w:pos="9160"/>
+          <w:tab w:val="left" w:pos="10076"/>
+          <w:tab w:val="left" w:pos="10992"/>
+          <w:tab w:val="left" w:pos="11908"/>
+          <w:tab w:val="left" w:pos="12824"/>
+          <w:tab w:val="left" w:pos="13740"/>
+          <w:tab w:val="left" w:pos="14656"/>
+        </w:tabs>
+        <w:spacing w:after="0" w:line="240" w:lineRule="auto"/>
+        <w:rPr>
+          <w:rFonts w:ascii="Courier New" w:eastAsia="Times New Roman" w:hAnsi="Courier New" w:cs="Courier New"/>
+          <w:color w:val="BCBEC4"/>
+          <w:kern w:val="0"/>
+          <w:sz w:val="20"/>
+          <w:szCs w:val="20"/>
+          <w:lang w:val="en-US" w:eastAsia="ru-RU"/>
+          <w14:ligatures w14:val="none"/>
         </w:rPr>
       </w:pPr>
     </w:p>
     <w:p>
       <w:pPr>
+        <w:shd w:val="clear" w:color="auto" w:fill="24292E"/>
+        <w:wordWrap w:val="0"/>
+        <w:spacing w:after="0" w:line="300" w:lineRule="atLeast"/>
+        <w:rPr>
+          <w:rFonts w:ascii="Consolas" w:eastAsia="Times New Roman" w:hAnsi="Consolas" w:cs="Times New Roman"/>
+          <w:color w:val="F6F8FA"/>
+          <w:kern w:val="0"/>
+          <w:sz w:val="17"/>
+          <w:szCs w:val="17"/>
+          <w:lang w:val="en-US" w:eastAsia="ru-RU"/>
+          <w14:ligatures w14:val="none"/>
+        </w:rPr>
+      </w:pPr>
+      <w:r>
+        <w:rPr>
+          <w:rFonts w:ascii="Consolas" w:eastAsia="Times New Roman" w:hAnsi="Consolas" w:cs="Times New Roman"/>
+          <w:color w:val="959DA5"/>
+          <w:kern w:val="0"/>
+          <w:sz w:val="17"/>
+          <w:szCs w:val="17"/>
+          <w:lang w:val="en-US" w:eastAsia="ru-RU"/>
+          <w14:ligatures w14:val="none"/>
+        </w:rPr>
+        <w:t xml:space="preserve">-- 1) FK: </w:t>
+      </w:r>
+      <w:r>
+        <w:rPr>
+          <w:rFonts w:ascii="Consolas" w:eastAsia="Times New Roman" w:hAnsi="Consolas" w:cs="Times New Roman"/>
+          <w:color w:val="959DA5"/>
+          <w:kern w:val="0"/>
+          <w:sz w:val="17"/>
+          <w:szCs w:val="17"/>
+          <w:lang w:eastAsia="ru-RU"/>
+          <w14:ligatures w14:val="none"/>
+        </w:rPr>
+        <w:t>заказ</w:t>
+      </w:r>
+      <w:r>
+        <w:rPr>
+          <w:rFonts w:ascii="Consolas" w:eastAsia="Times New Roman" w:hAnsi="Consolas" w:cs="Times New Roman"/>
+          <w:color w:val="959DA5"/>
+          <w:kern w:val="0"/>
+          <w:sz w:val="17"/>
+          <w:szCs w:val="17"/>
+          <w:lang w:val="en-US" w:eastAsia="ru-RU"/>
+          <w14:ligatures w14:val="none"/>
+        </w:rPr>
+        <w:t xml:space="preserve"> → </w:t>
+      </w:r>
+      <w:r>
+        <w:rPr>
+          <w:rFonts w:ascii="Consolas" w:eastAsia="Times New Roman" w:hAnsi="Consolas" w:cs="Times New Roman"/>
+          <w:color w:val="959DA5"/>
+          <w:kern w:val="0"/>
+          <w:sz w:val="17"/>
+          <w:szCs w:val="17"/>
+          <w:lang w:eastAsia="ru-RU"/>
+          <w14:ligatures w14:val="none"/>
+        </w:rPr>
+        <w:t>типография</w:t>
+      </w:r>
+    </w:p>
+    <w:p>
+      <w:pPr>
+        <w:shd w:val="clear" w:color="auto" w:fill="24292E"/>
+        <w:wordWrap w:val="0"/>
+        <w:spacing w:after="0" w:line="300" w:lineRule="atLeast"/>
+        <w:rPr>
+          <w:rFonts w:ascii="Consolas" w:eastAsia="Times New Roman" w:hAnsi="Consolas" w:cs="Times New Roman"/>
+          <w:color w:val="F6F8FA"/>
+          <w:kern w:val="0"/>
+          <w:sz w:val="17"/>
+          <w:szCs w:val="17"/>
+          <w:lang w:val="en-US" w:eastAsia="ru-RU"/>
+          <w14:ligatures w14:val="none"/>
+        </w:rPr>
+      </w:pPr>
+      <w:r>
+        <w:rPr>
+          <w:rFonts w:ascii="Consolas" w:eastAsia="Times New Roman" w:hAnsi="Consolas" w:cs="Times New Roman"/>
+          <w:color w:val="F97583"/>
+          <w:kern w:val="0"/>
+          <w:sz w:val="17"/>
+          <w:szCs w:val="17"/>
+          <w:lang w:val="en-US" w:eastAsia="ru-RU"/>
+          <w14:ligatures w14:val="none"/>
+        </w:rPr>
+        <w:t>ALTER</w:t>
+      </w:r>
+      <w:r>
+        <w:rPr>
+          <w:rFonts w:ascii="Consolas" w:eastAsia="Times New Roman" w:hAnsi="Consolas" w:cs="Times New Roman"/>
+          <w:color w:val="F6F8FA"/>
+          <w:kern w:val="0"/>
+          <w:sz w:val="17"/>
+          <w:szCs w:val="17"/>
+          <w:lang w:val="en-US" w:eastAsia="ru-RU"/>
+          <w14:ligatures w14:val="none"/>
+        </w:rPr>
+        <w:t xml:space="preserve"> </w:t>
+      </w:r>
+      <w:r>
+        <w:rPr>
+          <w:rFonts w:ascii="Consolas" w:eastAsia="Times New Roman" w:hAnsi="Consolas" w:cs="Times New Roman"/>
+          <w:color w:val="F97583"/>
+          <w:kern w:val="0"/>
+          <w:sz w:val="17"/>
+          <w:szCs w:val="17"/>
+          <w:lang w:val="en-US" w:eastAsia="ru-RU"/>
+          <w14:ligatures w14:val="none"/>
+        </w:rPr>
+        <w:t>TABLE</w:t>
+      </w:r>
+      <w:r>
+        <w:rPr>
+          <w:rFonts w:ascii="Consolas" w:eastAsia="Times New Roman" w:hAnsi="Consolas" w:cs="Times New Roman"/>
+          <w:color w:val="F6F8FA"/>
+          <w:kern w:val="0"/>
+          <w:sz w:val="17"/>
+          <w:szCs w:val="17"/>
+          <w:lang w:val="en-US" w:eastAsia="ru-RU"/>
+          <w14:ligatures w14:val="none"/>
+        </w:rPr>
+        <w:t xml:space="preserve"> orders</w:t>
+      </w:r>
+    </w:p>
+    <w:p>
+      <w:pPr>
+        <w:shd w:val="clear" w:color="auto" w:fill="24292E"/>
+        <w:wordWrap w:val="0"/>
+        <w:spacing w:after="0" w:line="300" w:lineRule="atLeast"/>
+        <w:rPr>
+          <w:rFonts w:ascii="Consolas" w:eastAsia="Times New Roman" w:hAnsi="Consolas" w:cs="Times New Roman"/>
+          <w:color w:val="F6F8FA"/>
+          <w:kern w:val="0"/>
+          <w:sz w:val="17"/>
+          <w:szCs w:val="17"/>
+          <w:lang w:val="en-US" w:eastAsia="ru-RU"/>
+          <w14:ligatures w14:val="none"/>
+        </w:rPr>
+      </w:pPr>
+      <w:r>
+        <w:rPr>
+          <w:rFonts w:ascii="Consolas" w:eastAsia="Times New Roman" w:hAnsi="Consolas" w:cs="Times New Roman"/>
+          <w:color w:val="F6F8FA"/>
+          <w:kern w:val="0"/>
+          <w:sz w:val="17"/>
+          <w:szCs w:val="17"/>
+          <w:lang w:val="en-US" w:eastAsia="ru-RU"/>
+          <w14:ligatures w14:val="none"/>
+        </w:rPr>
+        <w:t xml:space="preserve">ADD CONSTRAINT </w:t>
+      </w:r>
+      <w:proofErr w:type="spellStart"/>
+      <w:r>
+        <w:rPr>
+          <w:rFonts w:ascii="Consolas" w:eastAsia="Times New Roman" w:hAnsi="Consolas" w:cs="Times New Roman"/>
+          <w:color w:val="F6F8FA"/>
+          <w:kern w:val="0"/>
+          <w:sz w:val="17"/>
+          <w:szCs w:val="17"/>
+          <w:lang w:val="en-US" w:eastAsia="ru-RU"/>
+          <w14:ligatures w14:val="none"/>
+        </w:rPr>
+        <w:t>fk_orders_typography</w:t>
+      </w:r>
+      <w:proofErr w:type="spellEnd"/>
+      <w:r>
+        <w:rPr>
+          <w:rFonts w:ascii="Consolas" w:eastAsia="Times New Roman" w:hAnsi="Consolas" w:cs="Times New Roman"/>
+          <w:color w:val="F6F8FA"/>
+          <w:kern w:val="0"/>
+          <w:sz w:val="17"/>
+          <w:szCs w:val="17"/>
+          <w:lang w:val="en-US" w:eastAsia="ru-RU"/>
+          <w14:ligatures w14:val="none"/>
+        </w:rPr>
+        <w:t xml:space="preserve"> FOREIGN </w:t>
+      </w:r>
+      <w:proofErr w:type="gramStart"/>
+      <w:r>
+        <w:rPr>
+          <w:rFonts w:ascii="Consolas" w:eastAsia="Times New Roman" w:hAnsi="Consolas" w:cs="Times New Roman"/>
+          <w:color w:val="F6F8FA"/>
+          <w:kern w:val="0"/>
+          <w:sz w:val="17"/>
+          <w:szCs w:val="17"/>
+          <w:lang w:val="en-US" w:eastAsia="ru-RU"/>
+          <w14:ligatures w14:val="none"/>
+        </w:rPr>
+        <w:t>KEY(</w:t>
+      </w:r>
+      <w:proofErr w:type="spellStart"/>
+      <w:proofErr w:type="gramEnd"/>
+      <w:r>
+        <w:rPr>
+          <w:rFonts w:ascii="Consolas" w:eastAsia="Times New Roman" w:hAnsi="Consolas" w:cs="Times New Roman"/>
+          <w:color w:val="F6F8FA"/>
+          <w:kern w:val="0"/>
+          <w:sz w:val="17"/>
+          <w:szCs w:val="17"/>
+          <w:lang w:val="en-US" w:eastAsia="ru-RU"/>
+          <w14:ligatures w14:val="none"/>
+        </w:rPr>
+        <w:t>typography_id</w:t>
+      </w:r>
+      <w:proofErr w:type="spellEnd"/>
+      <w:r>
+        <w:rPr>
+          <w:rFonts w:ascii="Consolas" w:eastAsia="Times New Roman" w:hAnsi="Consolas" w:cs="Times New Roman"/>
+          <w:color w:val="F6F8FA"/>
+          <w:kern w:val="0"/>
+          <w:sz w:val="17"/>
+          <w:szCs w:val="17"/>
+          <w:lang w:val="en-US" w:eastAsia="ru-RU"/>
+          <w14:ligatures w14:val="none"/>
+        </w:rPr>
+        <w:t>)</w:t>
+      </w:r>
+    </w:p>
+    <w:p>
+      <w:pPr>
+        <w:shd w:val="clear" w:color="auto" w:fill="24292E"/>
+        <w:wordWrap w:val="0"/>
+        <w:spacing w:after="0" w:line="300" w:lineRule="atLeast"/>
+        <w:rPr>
+          <w:rFonts w:ascii="Consolas" w:eastAsia="Times New Roman" w:hAnsi="Consolas" w:cs="Times New Roman"/>
+          <w:color w:val="F6F8FA"/>
+          <w:kern w:val="0"/>
+          <w:sz w:val="17"/>
+          <w:szCs w:val="17"/>
+          <w:lang w:val="en-US" w:eastAsia="ru-RU"/>
+          <w14:ligatures w14:val="none"/>
+        </w:rPr>
+      </w:pPr>
+      <w:r>
+        <w:rPr>
+          <w:rFonts w:ascii="Consolas" w:eastAsia="Times New Roman" w:hAnsi="Consolas" w:cs="Times New Roman"/>
+          <w:color w:val="F6F8FA"/>
+          <w:kern w:val="0"/>
+          <w:sz w:val="17"/>
+          <w:szCs w:val="17"/>
+          <w:lang w:val="en-US" w:eastAsia="ru-RU"/>
+          <w14:ligatures w14:val="none"/>
+        </w:rPr>
+        <w:t xml:space="preserve">REFERENCES typographies(id) </w:t>
+      </w:r>
+      <w:r>
+        <w:rPr>
+          <w:rFonts w:ascii="Consolas" w:eastAsia="Times New Roman" w:hAnsi="Consolas" w:cs="Times New Roman"/>
+          <w:color w:val="F97583"/>
+          <w:kern w:val="0"/>
+          <w:sz w:val="17"/>
+          <w:szCs w:val="17"/>
+          <w:lang w:val="en-US" w:eastAsia="ru-RU"/>
+          <w14:ligatures w14:val="none"/>
+        </w:rPr>
+        <w:t>ON</w:t>
+      </w:r>
+      <w:r>
+        <w:rPr>
+          <w:rFonts w:ascii="Consolas" w:eastAsia="Times New Roman" w:hAnsi="Consolas" w:cs="Times New Roman"/>
+          <w:color w:val="F6F8FA"/>
+          <w:kern w:val="0"/>
+          <w:sz w:val="17"/>
+          <w:szCs w:val="17"/>
+          <w:lang w:val="en-US" w:eastAsia="ru-RU"/>
+          <w14:ligatures w14:val="none"/>
+        </w:rPr>
+        <w:t xml:space="preserve"> </w:t>
+      </w:r>
+      <w:r>
+        <w:rPr>
+          <w:rFonts w:ascii="Consolas" w:eastAsia="Times New Roman" w:hAnsi="Consolas" w:cs="Times New Roman"/>
+          <w:color w:val="F97583"/>
+          <w:kern w:val="0"/>
+          <w:sz w:val="17"/>
+          <w:szCs w:val="17"/>
+          <w:lang w:val="en-US" w:eastAsia="ru-RU"/>
+          <w14:ligatures w14:val="none"/>
+        </w:rPr>
+        <w:t>DELETE</w:t>
+      </w:r>
+      <w:r>
+        <w:rPr>
+          <w:rFonts w:ascii="Consolas" w:eastAsia="Times New Roman" w:hAnsi="Consolas" w:cs="Times New Roman"/>
+          <w:color w:val="F6F8FA"/>
+          <w:kern w:val="0"/>
+          <w:sz w:val="17"/>
+          <w:szCs w:val="17"/>
+          <w:lang w:val="en-US" w:eastAsia="ru-RU"/>
+          <w14:ligatures w14:val="none"/>
+        </w:rPr>
+        <w:t xml:space="preserve"> </w:t>
+      </w:r>
+      <w:r>
+        <w:rPr>
+          <w:rFonts w:ascii="Consolas" w:eastAsia="Times New Roman" w:hAnsi="Consolas" w:cs="Times New Roman"/>
+          <w:color w:val="F97583"/>
+          <w:kern w:val="0"/>
+          <w:sz w:val="17"/>
+          <w:szCs w:val="17"/>
+          <w:lang w:val="en-US" w:eastAsia="ru-RU"/>
+          <w14:ligatures w14:val="none"/>
+        </w:rPr>
+        <w:t>SET</w:t>
+      </w:r>
+      <w:r>
+        <w:rPr>
+          <w:rFonts w:ascii="Consolas" w:eastAsia="Times New Roman" w:hAnsi="Consolas" w:cs="Times New Roman"/>
+          <w:color w:val="F6F8FA"/>
+          <w:kern w:val="0"/>
+          <w:sz w:val="17"/>
+          <w:szCs w:val="17"/>
+          <w:lang w:val="en-US" w:eastAsia="ru-RU"/>
+          <w14:ligatures w14:val="none"/>
+        </w:rPr>
+        <w:t xml:space="preserve"> </w:t>
+      </w:r>
+      <w:proofErr w:type="gramStart"/>
+      <w:r>
+        <w:rPr>
+          <w:rFonts w:ascii="Consolas" w:eastAsia="Times New Roman" w:hAnsi="Consolas" w:cs="Times New Roman"/>
+          <w:color w:val="79B8FF"/>
+          <w:kern w:val="0"/>
+          <w:sz w:val="17"/>
+          <w:szCs w:val="17"/>
+          <w:lang w:val="en-US" w:eastAsia="ru-RU"/>
+          <w14:ligatures w14:val="none"/>
+        </w:rPr>
+        <w:t>NULL</w:t>
+      </w:r>
+      <w:r>
+        <w:rPr>
+          <w:rFonts w:ascii="Consolas" w:eastAsia="Times New Roman" w:hAnsi="Consolas" w:cs="Times New Roman"/>
+          <w:color w:val="F6F8FA"/>
+          <w:kern w:val="0"/>
+          <w:sz w:val="17"/>
+          <w:szCs w:val="17"/>
+          <w:lang w:val="en-US" w:eastAsia="ru-RU"/>
+          <w14:ligatures w14:val="none"/>
+        </w:rPr>
+        <w:t>;</w:t>
+      </w:r>
+      <w:proofErr w:type="gramEnd"/>
+    </w:p>
+    <w:p>
+      <w:pPr>
+        <w:shd w:val="clear" w:color="auto" w:fill="24292E"/>
+        <w:wordWrap w:val="0"/>
+        <w:spacing w:after="0" w:line="300" w:lineRule="atLeast"/>
+        <w:rPr>
+          <w:rFonts w:ascii="Consolas" w:eastAsia="Times New Roman" w:hAnsi="Consolas" w:cs="Times New Roman"/>
+          <w:color w:val="F6F8FA"/>
+          <w:kern w:val="0"/>
+          <w:sz w:val="17"/>
+          <w:szCs w:val="17"/>
+          <w:lang w:val="en-US" w:eastAsia="ru-RU"/>
+          <w14:ligatures w14:val="none"/>
+        </w:rPr>
+      </w:pPr>
+    </w:p>
+    <w:p>
+      <w:pPr>
+        <w:shd w:val="clear" w:color="auto" w:fill="24292E"/>
+        <w:wordWrap w:val="0"/>
+        <w:spacing w:after="0" w:line="300" w:lineRule="atLeast"/>
+        <w:rPr>
+          <w:rFonts w:ascii="Consolas" w:eastAsia="Times New Roman" w:hAnsi="Consolas" w:cs="Times New Roman"/>
+          <w:color w:val="F6F8FA"/>
+          <w:kern w:val="0"/>
+          <w:sz w:val="17"/>
+          <w:szCs w:val="17"/>
+          <w:lang w:val="en-US" w:eastAsia="ru-RU"/>
+          <w14:ligatures w14:val="none"/>
+        </w:rPr>
+      </w:pPr>
+      <w:r>
+        <w:rPr>
+          <w:rFonts w:ascii="Consolas" w:eastAsia="Times New Roman" w:hAnsi="Consolas" w:cs="Times New Roman"/>
+          <w:color w:val="F97583"/>
+          <w:kern w:val="0"/>
+          <w:sz w:val="17"/>
+          <w:szCs w:val="17"/>
+          <w:lang w:val="en-US" w:eastAsia="ru-RU"/>
+          <w14:ligatures w14:val="none"/>
+        </w:rPr>
+        <w:t>ALTER</w:t>
+      </w:r>
+      <w:r>
+        <w:rPr>
+          <w:rFonts w:ascii="Consolas" w:eastAsia="Times New Roman" w:hAnsi="Consolas" w:cs="Times New Roman"/>
+          <w:color w:val="F6F8FA"/>
+          <w:kern w:val="0"/>
+          <w:sz w:val="17"/>
+          <w:szCs w:val="17"/>
+          <w:lang w:val="en-US" w:eastAsia="ru-RU"/>
+          <w14:ligatures w14:val="none"/>
+        </w:rPr>
+        <w:t xml:space="preserve"> </w:t>
+      </w:r>
+      <w:r>
+        <w:rPr>
+          <w:rFonts w:ascii="Consolas" w:eastAsia="Times New Roman" w:hAnsi="Consolas" w:cs="Times New Roman"/>
+          <w:color w:val="F97583"/>
+          <w:kern w:val="0"/>
+          <w:sz w:val="17"/>
+          <w:szCs w:val="17"/>
+          <w:lang w:val="en-US" w:eastAsia="ru-RU"/>
+          <w14:ligatures w14:val="none"/>
+        </w:rPr>
+        <w:t>TABLE</w:t>
+      </w:r>
+      <w:r>
+        <w:rPr>
+          <w:rFonts w:ascii="Consolas" w:eastAsia="Times New Roman" w:hAnsi="Consolas" w:cs="Times New Roman"/>
+          <w:color w:val="F6F8FA"/>
+          <w:kern w:val="0"/>
+          <w:sz w:val="17"/>
+          <w:szCs w:val="17"/>
+          <w:lang w:val="en-US" w:eastAsia="ru-RU"/>
+          <w14:ligatures w14:val="none"/>
+        </w:rPr>
+        <w:t xml:space="preserve"> orders</w:t>
+      </w:r>
+    </w:p>
+    <w:p>
+      <w:pPr>
+        <w:shd w:val="clear" w:color="auto" w:fill="24292E"/>
+        <w:wordWrap w:val="0"/>
+        <w:spacing w:after="0" w:line="300" w:lineRule="atLeast"/>
+        <w:rPr>
+          <w:rFonts w:ascii="Consolas" w:eastAsia="Times New Roman" w:hAnsi="Consolas" w:cs="Times New Roman"/>
+          <w:color w:val="F6F8FA"/>
+          <w:kern w:val="0"/>
+          <w:sz w:val="17"/>
+          <w:szCs w:val="17"/>
+          <w:lang w:val="en-US" w:eastAsia="ru-RU"/>
+          <w14:ligatures w14:val="none"/>
+        </w:rPr>
+      </w:pPr>
+      <w:r>
+        <w:rPr>
+          <w:rFonts w:ascii="Consolas" w:eastAsia="Times New Roman" w:hAnsi="Consolas" w:cs="Times New Roman"/>
+          <w:color w:val="F6F8FA"/>
+          <w:kern w:val="0"/>
+          <w:sz w:val="17"/>
+          <w:szCs w:val="17"/>
+          <w:lang w:val="en-US" w:eastAsia="ru-RU"/>
+          <w14:ligatures w14:val="none"/>
+        </w:rPr>
+        <w:t xml:space="preserve">ADD CONSTRAINT </w:t>
+      </w:r>
+      <w:proofErr w:type="spellStart"/>
+      <w:r>
+        <w:rPr>
+          <w:rFonts w:ascii="Consolas" w:eastAsia="Times New Roman" w:hAnsi="Consolas" w:cs="Times New Roman"/>
+          <w:color w:val="F6F8FA"/>
+          <w:kern w:val="0"/>
+          <w:sz w:val="17"/>
+          <w:szCs w:val="17"/>
+          <w:lang w:val="en-US" w:eastAsia="ru-RU"/>
+          <w14:ligatures w14:val="none"/>
+        </w:rPr>
+        <w:t>chk_orders_dates</w:t>
+      </w:r>
+      <w:proofErr w:type="spellEnd"/>
+    </w:p>
+    <w:p>
+      <w:pPr>
+        <w:shd w:val="clear" w:color="auto" w:fill="24292E"/>
+        <w:wordWrap w:val="0"/>
+        <w:spacing w:after="0" w:line="300" w:lineRule="atLeast"/>
+        <w:rPr>
+          <w:rFonts w:ascii="Consolas" w:eastAsia="Times New Roman" w:hAnsi="Consolas" w:cs="Times New Roman"/>
+          <w:color w:val="F6F8FA"/>
+          <w:kern w:val="0"/>
+          <w:sz w:val="17"/>
+          <w:szCs w:val="17"/>
+          <w:lang w:val="en-US" w:eastAsia="ru-RU"/>
+          <w14:ligatures w14:val="none"/>
+        </w:rPr>
+      </w:pPr>
+      <w:r>
+        <w:rPr>
+          <w:rFonts w:ascii="Consolas" w:eastAsia="Times New Roman" w:hAnsi="Consolas" w:cs="Times New Roman"/>
+          <w:color w:val="F6F8FA"/>
+          <w:kern w:val="0"/>
+          <w:sz w:val="17"/>
+          <w:szCs w:val="17"/>
+          <w:lang w:val="en-US" w:eastAsia="ru-RU"/>
+          <w14:ligatures w14:val="none"/>
+        </w:rPr>
+        <w:t>CHECK (</w:t>
+      </w:r>
+    </w:p>
+    <w:p>
+      <w:pPr>
+        <w:shd w:val="clear" w:color="auto" w:fill="24292E"/>
+        <w:wordWrap w:val="0"/>
+        <w:spacing w:after="0" w:line="300" w:lineRule="atLeast"/>
+        <w:rPr>
+          <w:rFonts w:ascii="Consolas" w:eastAsia="Times New Roman" w:hAnsi="Consolas" w:cs="Times New Roman"/>
+          <w:color w:val="F6F8FA"/>
+          <w:kern w:val="0"/>
+          <w:sz w:val="17"/>
+          <w:szCs w:val="17"/>
+          <w:lang w:val="en-US" w:eastAsia="ru-RU"/>
+          <w14:ligatures w14:val="none"/>
+        </w:rPr>
+      </w:pPr>
+      <w:proofErr w:type="spellStart"/>
+      <w:r>
+        <w:rPr>
+          <w:rFonts w:ascii="Consolas" w:eastAsia="Times New Roman" w:hAnsi="Consolas" w:cs="Times New Roman"/>
+          <w:color w:val="F6F8FA"/>
+          <w:kern w:val="0"/>
+          <w:sz w:val="17"/>
+          <w:szCs w:val="17"/>
+          <w:lang w:val="en-US" w:eastAsia="ru-RU"/>
+          <w14:ligatures w14:val="none"/>
+        </w:rPr>
+        <w:t>date_completed</w:t>
+      </w:r>
+      <w:proofErr w:type="spellEnd"/>
+      <w:r>
+        <w:rPr>
+          <w:rFonts w:ascii="Consolas" w:eastAsia="Times New Roman" w:hAnsi="Consolas" w:cs="Times New Roman"/>
+          <w:color w:val="F6F8FA"/>
+          <w:kern w:val="0"/>
+          <w:sz w:val="17"/>
+          <w:szCs w:val="17"/>
+          <w:lang w:val="en-US" w:eastAsia="ru-RU"/>
+          <w14:ligatures w14:val="none"/>
+        </w:rPr>
+        <w:t xml:space="preserve"> </w:t>
+      </w:r>
+      <w:r>
+        <w:rPr>
+          <w:rFonts w:ascii="Consolas" w:eastAsia="Times New Roman" w:hAnsi="Consolas" w:cs="Times New Roman"/>
+          <w:color w:val="F97583"/>
+          <w:kern w:val="0"/>
+          <w:sz w:val="17"/>
+          <w:szCs w:val="17"/>
+          <w:lang w:val="en-US" w:eastAsia="ru-RU"/>
+          <w14:ligatures w14:val="none"/>
+        </w:rPr>
+        <w:t>IS</w:t>
+      </w:r>
+      <w:r>
+        <w:rPr>
+          <w:rFonts w:ascii="Consolas" w:eastAsia="Times New Roman" w:hAnsi="Consolas" w:cs="Times New Roman"/>
+          <w:color w:val="F6F8FA"/>
+          <w:kern w:val="0"/>
+          <w:sz w:val="17"/>
+          <w:szCs w:val="17"/>
+          <w:lang w:val="en-US" w:eastAsia="ru-RU"/>
+          <w14:ligatures w14:val="none"/>
+        </w:rPr>
+        <w:t xml:space="preserve"> </w:t>
+      </w:r>
+      <w:r>
+        <w:rPr>
+          <w:rFonts w:ascii="Consolas" w:eastAsia="Times New Roman" w:hAnsi="Consolas" w:cs="Times New Roman"/>
+          <w:color w:val="79B8FF"/>
+          <w:kern w:val="0"/>
+          <w:sz w:val="17"/>
+          <w:szCs w:val="17"/>
+          <w:lang w:val="en-US" w:eastAsia="ru-RU"/>
+          <w14:ligatures w14:val="none"/>
+        </w:rPr>
+        <w:t>NULL</w:t>
+      </w:r>
+    </w:p>
+    <w:p>
+      <w:pPr>
+        <w:shd w:val="clear" w:color="auto" w:fill="24292E"/>
+        <w:wordWrap w:val="0"/>
+        <w:spacing w:after="0" w:line="300" w:lineRule="atLeast"/>
+        <w:rPr>
+          <w:rFonts w:ascii="Consolas" w:eastAsia="Times New Roman" w:hAnsi="Consolas" w:cs="Times New Roman"/>
+          <w:color w:val="F6F8FA"/>
+          <w:kern w:val="0"/>
+          <w:sz w:val="17"/>
+          <w:szCs w:val="17"/>
+          <w:lang w:val="en-US" w:eastAsia="ru-RU"/>
+          <w14:ligatures w14:val="none"/>
+        </w:rPr>
+      </w:pPr>
+      <w:r>
+        <w:rPr>
+          <w:rFonts w:ascii="Consolas" w:eastAsia="Times New Roman" w:hAnsi="Consolas" w:cs="Times New Roman"/>
+          <w:color w:val="F97583"/>
+          <w:kern w:val="0"/>
+          <w:sz w:val="17"/>
+          <w:szCs w:val="17"/>
+          <w:lang w:val="en-US" w:eastAsia="ru-RU"/>
+          <w14:ligatures w14:val="none"/>
+        </w:rPr>
+        <w:t>OR</w:t>
+      </w:r>
+      <w:r>
+        <w:rPr>
+          <w:rFonts w:ascii="Consolas" w:eastAsia="Times New Roman" w:hAnsi="Consolas" w:cs="Times New Roman"/>
+          <w:color w:val="F6F8FA"/>
+          <w:kern w:val="0"/>
+          <w:sz w:val="17"/>
+          <w:szCs w:val="17"/>
+          <w:lang w:val="en-US" w:eastAsia="ru-RU"/>
+          <w14:ligatures w14:val="none"/>
+        </w:rPr>
+        <w:t xml:space="preserve"> </w:t>
+      </w:r>
+      <w:proofErr w:type="spellStart"/>
+      <w:r>
+        <w:rPr>
+          <w:rFonts w:ascii="Consolas" w:eastAsia="Times New Roman" w:hAnsi="Consolas" w:cs="Times New Roman"/>
+          <w:color w:val="F6F8FA"/>
+          <w:kern w:val="0"/>
+          <w:sz w:val="17"/>
+          <w:szCs w:val="17"/>
+          <w:lang w:val="en-US" w:eastAsia="ru-RU"/>
+          <w14:ligatures w14:val="none"/>
+        </w:rPr>
+        <w:t>date_completed</w:t>
+      </w:r>
+      <w:proofErr w:type="spellEnd"/>
+      <w:r>
+        <w:rPr>
+          <w:rFonts w:ascii="Consolas" w:eastAsia="Times New Roman" w:hAnsi="Consolas" w:cs="Times New Roman"/>
+          <w:color w:val="F6F8FA"/>
+          <w:kern w:val="0"/>
+          <w:sz w:val="17"/>
+          <w:szCs w:val="17"/>
+          <w:lang w:val="en-US" w:eastAsia="ru-RU"/>
+          <w14:ligatures w14:val="none"/>
+        </w:rPr>
+        <w:t xml:space="preserve"> &gt;= </w:t>
+      </w:r>
+      <w:proofErr w:type="spellStart"/>
+      <w:r>
+        <w:rPr>
+          <w:rFonts w:ascii="Consolas" w:eastAsia="Times New Roman" w:hAnsi="Consolas" w:cs="Times New Roman"/>
+          <w:color w:val="F6F8FA"/>
+          <w:kern w:val="0"/>
+          <w:sz w:val="17"/>
+          <w:szCs w:val="17"/>
+          <w:lang w:val="en-US" w:eastAsia="ru-RU"/>
+          <w14:ligatures w14:val="none"/>
+        </w:rPr>
+        <w:t>date_received</w:t>
+      </w:r>
+      <w:proofErr w:type="spellEnd"/>
+    </w:p>
+    <w:p>
+      <w:pPr>
+        <w:shd w:val="clear" w:color="auto" w:fill="24292E"/>
+        <w:wordWrap w:val="0"/>
+        <w:spacing w:after="0" w:line="300" w:lineRule="atLeast"/>
+        <w:rPr>
+          <w:rFonts w:ascii="Consolas" w:eastAsia="Times New Roman" w:hAnsi="Consolas" w:cs="Times New Roman"/>
+          <w:color w:val="F6F8FA"/>
+          <w:kern w:val="0"/>
+          <w:sz w:val="17"/>
+          <w:szCs w:val="17"/>
+          <w:lang w:val="en-US" w:eastAsia="ru-RU"/>
+          <w14:ligatures w14:val="none"/>
+        </w:rPr>
+      </w:pPr>
+      <w:r>
+        <w:rPr>
+          <w:rFonts w:ascii="Consolas" w:eastAsia="Times New Roman" w:hAnsi="Consolas" w:cs="Times New Roman"/>
+          <w:color w:val="F6F8FA"/>
+          <w:kern w:val="0"/>
+          <w:sz w:val="17"/>
+          <w:szCs w:val="17"/>
+          <w:lang w:eastAsia="ru-RU"/>
+          <w14:ligatures w14:val="none"/>
+        </w:rPr>
+        <w:t>);</w:t>
+      </w:r>
+    </w:p>
+    <w:p>
+      <w:pPr>
+        <w:shd w:val="clear" w:color="auto" w:fill="24292E"/>
+        <w:wordWrap w:val="0"/>
+        <w:spacing w:after="0" w:line="300" w:lineRule="atLeast"/>
+        <w:rPr>
+          <w:rFonts w:ascii="Consolas" w:eastAsia="Times New Roman" w:hAnsi="Consolas" w:cs="Times New Roman"/>
+          <w:color w:val="F6F8FA"/>
+          <w:kern w:val="0"/>
+          <w:sz w:val="17"/>
+          <w:szCs w:val="17"/>
+          <w:lang w:val="en-US" w:eastAsia="ru-RU"/>
+          <w14:ligatures w14:val="none"/>
+        </w:rPr>
+      </w:pPr>
+    </w:p>
+    <w:p>
+      <w:pPr>
         <w:rPr>
           <w:lang w:val="en-US"/>
         </w:rPr>
       </w:pPr>
-      <w:r>
+    </w:p>
+    <w:p>
+      <w:pPr>
         <w:rPr>
           <w:lang w:val="en-US"/>
         </w:rPr>
+      </w:pPr>
+      <w:r>
+        <w:rPr>
+          <w:noProof/>
+          <w:lang w:val="en-US"/>
+        </w:rPr>
+        <w:lastRenderedPageBreak/>
         <w:drawing>
           <wp:inline distT="0" distB="0" distL="0" distR="0" wp14:anchorId="216995F8" wp14:editId="47C376BE">
             <wp:extent cx="5940425" cy="2583815"/>
@@ -4249,8 +5050,50 @@
       </w:r>
     </w:p>
     <w:p>
-      <w:r>
-        <w:br w:type="page"/>
+      <w:pPr>
+        <w:rPr>
+          <w:lang w:val="en-US"/>
+        </w:rPr>
+      </w:pPr>
+      <w:r>
+        <w:rPr>
+          <w:lang w:val="en-US"/>
+        </w:rPr>
+        <w:drawing>
+          <wp:inline distT="0" distB="0" distL="0" distR="0" wp14:anchorId="6FDC32C4" wp14:editId="1207CEB1">
+            <wp:extent cx="5940425" cy="1432560"/>
+            <wp:effectExtent l="0" t="0" r="3175" b="0"/>
+            <wp:docPr id="1678893377" name="Рисунок 1" descr="Изображение выглядит как текст, снимок экрана, Шрифт&#10;&#10;Содержимое, созданное искусственным интеллектом, может быть неверным."/>
+            <wp:cNvGraphicFramePr>
+              <a:graphicFrameLocks xmlns:a="http://schemas.openxmlformats.org/drawingml/2006/main" noChangeAspect="1"/>
+            </wp:cNvGraphicFramePr>
+            <a:graphic xmlns:a="http://schemas.openxmlformats.org/drawingml/2006/main">
+              <a:graphicData uri="http://schemas.openxmlformats.org/drawingml/2006/picture">
+                <pic:pic xmlns:pic="http://schemas.openxmlformats.org/drawingml/2006/picture">
+                  <pic:nvPicPr>
+                    <pic:cNvPr id="1678893377" name="Рисунок 1" descr="Изображение выглядит как текст, снимок экрана, Шрифт&#10;&#10;Содержимое, созданное искусственным интеллектом, может быть неверным."/>
+                    <pic:cNvPicPr/>
+                  </pic:nvPicPr>
+                  <pic:blipFill>
+                    <a:blip r:embed="rId6"/>
+                    <a:stretch>
+                      <a:fillRect/>
+                    </a:stretch>
+                  </pic:blipFill>
+                  <pic:spPr>
+                    <a:xfrm>
+                      <a:off x="0" y="0"/>
+                      <a:ext cx="5940425" cy="1432560"/>
+                    </a:xfrm>
+                    <a:prstGeom prst="rect">
+                      <a:avLst/>
+                    </a:prstGeom>
+                  </pic:spPr>
+                </pic:pic>
+              </a:graphicData>
+            </a:graphic>
+          </wp:inline>
+        </w:drawing>
       </w:r>
     </w:p>
     <w:p>
@@ -4259,6 +5102,14 @@
           <w:lang w:val="en-US"/>
         </w:rPr>
       </w:pPr>
+      <w:r>
+        <w:rPr>
+          <w:lang w:val="en-US"/>
+        </w:rPr>
+        <w:br w:type="page"/>
+      </w:r>
+    </w:p>
+    <w:p>
       <w:r>
         <w:lastRenderedPageBreak/>
         <w:t xml:space="preserve">После чего были выполнены тесты на </w:t>
@@ -7113,78 +7964,675 @@
     </w:p>
     <w:p>
       <w:pPr>
-        <w:rPr>
-          <w:lang w:val="en-US"/>
+        <w:shd w:val="clear" w:color="auto" w:fill="1E1F22"/>
+        <w:tabs>
+          <w:tab w:val="left" w:pos="916"/>
+          <w:tab w:val="left" w:pos="1832"/>
+          <w:tab w:val="left" w:pos="2748"/>
+          <w:tab w:val="left" w:pos="3664"/>
+          <w:tab w:val="left" w:pos="4580"/>
+          <w:tab w:val="left" w:pos="5496"/>
+          <w:tab w:val="left" w:pos="6412"/>
+          <w:tab w:val="left" w:pos="7328"/>
+          <w:tab w:val="left" w:pos="8244"/>
+          <w:tab w:val="left" w:pos="9160"/>
+          <w:tab w:val="left" w:pos="10076"/>
+          <w:tab w:val="left" w:pos="10992"/>
+          <w:tab w:val="left" w:pos="11908"/>
+          <w:tab w:val="left" w:pos="12824"/>
+          <w:tab w:val="left" w:pos="13740"/>
+          <w:tab w:val="left" w:pos="14656"/>
+        </w:tabs>
+        <w:spacing w:after="0" w:line="240" w:lineRule="auto"/>
+        <w:rPr>
+          <w:rFonts w:ascii="Courier New" w:eastAsia="Times New Roman" w:hAnsi="Courier New" w:cs="Courier New"/>
+          <w:color w:val="BCBEC4"/>
+          <w:kern w:val="0"/>
+          <w:sz w:val="20"/>
+          <w:szCs w:val="20"/>
+          <w:lang w:val="en-US" w:eastAsia="ru-RU"/>
+          <w14:ligatures w14:val="none"/>
         </w:rPr>
       </w:pPr>
-    </w:p>
-    <w:p>
-      <w:pPr>
-        <w:rPr>
-          <w:lang w:val="en-US"/>
-        </w:rPr>
-      </w:pPr>
-      <w:r>
-        <w:rPr>
-          <w:lang w:val="en-US"/>
-        </w:rPr>
-        <w:drawing>
-          <wp:inline distT="0" distB="0" distL="0" distR="0" wp14:anchorId="574A9634" wp14:editId="67C6A3DB">
-            <wp:extent cx="5940425" cy="1371600"/>
-            <wp:effectExtent l="0" t="0" r="3175" b="0"/>
-            <wp:docPr id="1261011912" name="Рисунок 1" descr="Изображение выглядит как текст, снимок экрана, Шрифт&#10;&#10;Содержимое, созданное искусственным интеллектом, может быть неверным."/>
-            <wp:cNvGraphicFramePr>
-              <a:graphicFrameLocks xmlns:a="http://schemas.openxmlformats.org/drawingml/2006/main" noChangeAspect="1"/>
-            </wp:cNvGraphicFramePr>
-            <a:graphic xmlns:a="http://schemas.openxmlformats.org/drawingml/2006/main">
-              <a:graphicData uri="http://schemas.openxmlformats.org/drawingml/2006/picture">
-                <pic:pic xmlns:pic="http://schemas.openxmlformats.org/drawingml/2006/picture">
-                  <pic:nvPicPr>
-                    <pic:cNvPr id="1261011912" name="Рисунок 1" descr="Изображение выглядит как текст, снимок экрана, Шрифт&#10;&#10;Содержимое, созданное искусственным интеллектом, может быть неверным."/>
-                    <pic:cNvPicPr/>
-                  </pic:nvPicPr>
-                  <pic:blipFill>
-                    <a:blip r:embed="rId6"/>
-                    <a:stretch>
-                      <a:fillRect/>
-                    </a:stretch>
-                  </pic:blipFill>
-                  <pic:spPr>
-                    <a:xfrm>
-                      <a:off x="0" y="0"/>
-                      <a:ext cx="5940425" cy="1371600"/>
-                    </a:xfrm>
-                    <a:prstGeom prst="rect">
-                      <a:avLst/>
-                    </a:prstGeom>
-                  </pic:spPr>
-                </pic:pic>
-              </a:graphicData>
-            </a:graphic>
-          </wp:inline>
-        </w:drawing>
-      </w:r>
-    </w:p>
-    <w:p>
-      <w:r>
-        <w:br w:type="page"/>
-      </w:r>
-    </w:p>
-    <w:p>
-      <w:pPr>
-        <w:rPr>
-          <w:lang w:val="en-US"/>
-        </w:rPr>
-      </w:pPr>
-      <w:r>
-        <w:lastRenderedPageBreak/>
-        <w:t xml:space="preserve">На </w:t>
-      </w:r>
-      <w:r>
-        <w:rPr>
-          <w:lang w:val="en-US"/>
-        </w:rPr>
-        <w:t>UPDATE:</w:t>
+      <w:r>
+        <w:rPr>
+          <w:rFonts w:ascii="Courier New" w:eastAsia="Times New Roman" w:hAnsi="Courier New" w:cs="Courier New"/>
+          <w:color w:val="BCBEC4"/>
+          <w:kern w:val="0"/>
+          <w:sz w:val="20"/>
+          <w:szCs w:val="20"/>
+          <w:lang w:val="en-US" w:eastAsia="ru-RU"/>
+          <w14:ligatures w14:val="none"/>
+        </w:rPr>
+        <w:br/>
+      </w:r>
+      <w:r>
+        <w:rPr>
+          <w:rFonts w:ascii="Courier New" w:eastAsia="Times New Roman" w:hAnsi="Courier New" w:cs="Courier New"/>
+          <w:color w:val="7A7E85"/>
+          <w:kern w:val="0"/>
+          <w:sz w:val="20"/>
+          <w:szCs w:val="20"/>
+          <w:lang w:val="en-US" w:eastAsia="ru-RU"/>
+          <w14:ligatures w14:val="none"/>
+        </w:rPr>
+        <w:t xml:space="preserve">-- </w:t>
+      </w:r>
+      <w:r>
+        <w:rPr>
+          <w:rFonts w:ascii="Courier New" w:eastAsia="Times New Roman" w:hAnsi="Courier New" w:cs="Courier New"/>
+          <w:color w:val="7A7E85"/>
+          <w:kern w:val="0"/>
+          <w:sz w:val="20"/>
+          <w:szCs w:val="20"/>
+          <w:lang w:eastAsia="ru-RU"/>
+          <w14:ligatures w14:val="none"/>
+        </w:rPr>
+        <w:t>неверный</w:t>
+      </w:r>
+      <w:r>
+        <w:rPr>
+          <w:rFonts w:ascii="Courier New" w:eastAsia="Times New Roman" w:hAnsi="Courier New" w:cs="Courier New"/>
+          <w:color w:val="7A7E85"/>
+          <w:kern w:val="0"/>
+          <w:sz w:val="20"/>
+          <w:szCs w:val="20"/>
+          <w:lang w:val="en-US" w:eastAsia="ru-RU"/>
+          <w14:ligatures w14:val="none"/>
+        </w:rPr>
+        <w:t xml:space="preserve"> INSERT (</w:t>
+      </w:r>
+      <w:r>
+        <w:rPr>
+          <w:rFonts w:ascii="Courier New" w:eastAsia="Times New Roman" w:hAnsi="Courier New" w:cs="Courier New"/>
+          <w:color w:val="7A7E85"/>
+          <w:kern w:val="0"/>
+          <w:sz w:val="20"/>
+          <w:szCs w:val="20"/>
+          <w:lang w:eastAsia="ru-RU"/>
+          <w14:ligatures w14:val="none"/>
+        </w:rPr>
+        <w:t>нет</w:t>
+      </w:r>
+      <w:r>
+        <w:rPr>
+          <w:rFonts w:ascii="Courier New" w:eastAsia="Times New Roman" w:hAnsi="Courier New" w:cs="Courier New"/>
+          <w:color w:val="7A7E85"/>
+          <w:kern w:val="0"/>
+          <w:sz w:val="20"/>
+          <w:szCs w:val="20"/>
+          <w:lang w:val="en-US" w:eastAsia="ru-RU"/>
+          <w14:ligatures w14:val="none"/>
+        </w:rPr>
+        <w:t xml:space="preserve"> </w:t>
+      </w:r>
+      <w:r>
+        <w:rPr>
+          <w:rFonts w:ascii="Courier New" w:eastAsia="Times New Roman" w:hAnsi="Courier New" w:cs="Courier New"/>
+          <w:color w:val="7A7E85"/>
+          <w:kern w:val="0"/>
+          <w:sz w:val="20"/>
+          <w:szCs w:val="20"/>
+          <w:lang w:eastAsia="ru-RU"/>
+          <w14:ligatures w14:val="none"/>
+        </w:rPr>
+        <w:t>такой</w:t>
+      </w:r>
+      <w:r>
+        <w:rPr>
+          <w:rFonts w:ascii="Courier New" w:eastAsia="Times New Roman" w:hAnsi="Courier New" w:cs="Courier New"/>
+          <w:color w:val="7A7E85"/>
+          <w:kern w:val="0"/>
+          <w:sz w:val="20"/>
+          <w:szCs w:val="20"/>
+          <w:lang w:val="en-US" w:eastAsia="ru-RU"/>
+          <w14:ligatures w14:val="none"/>
+        </w:rPr>
+        <w:t xml:space="preserve"> </w:t>
+      </w:r>
+      <w:r>
+        <w:rPr>
+          <w:rFonts w:ascii="Courier New" w:eastAsia="Times New Roman" w:hAnsi="Courier New" w:cs="Courier New"/>
+          <w:color w:val="7A7E85"/>
+          <w:kern w:val="0"/>
+          <w:sz w:val="20"/>
+          <w:szCs w:val="20"/>
+          <w:lang w:eastAsia="ru-RU"/>
+          <w14:ligatures w14:val="none"/>
+        </w:rPr>
+        <w:t>типографии</w:t>
+      </w:r>
+      <w:r>
+        <w:rPr>
+          <w:rFonts w:ascii="Courier New" w:eastAsia="Times New Roman" w:hAnsi="Courier New" w:cs="Courier New"/>
+          <w:color w:val="7A7E85"/>
+          <w:kern w:val="0"/>
+          <w:sz w:val="20"/>
+          <w:szCs w:val="20"/>
+          <w:lang w:val="en-US" w:eastAsia="ru-RU"/>
+          <w14:ligatures w14:val="none"/>
+        </w:rPr>
+        <w:t>)</w:t>
+      </w:r>
+      <w:r>
+        <w:rPr>
+          <w:rFonts w:ascii="Courier New" w:eastAsia="Times New Roman" w:hAnsi="Courier New" w:cs="Courier New"/>
+          <w:color w:val="7A7E85"/>
+          <w:kern w:val="0"/>
+          <w:sz w:val="20"/>
+          <w:szCs w:val="20"/>
+          <w:lang w:val="en-US" w:eastAsia="ru-RU"/>
+          <w14:ligatures w14:val="none"/>
+        </w:rPr>
+        <w:br/>
+      </w:r>
+      <w:r>
+        <w:rPr>
+          <w:rFonts w:ascii="Courier New" w:eastAsia="Times New Roman" w:hAnsi="Courier New" w:cs="Courier New"/>
+          <w:color w:val="CF8E6D"/>
+          <w:kern w:val="0"/>
+          <w:sz w:val="20"/>
+          <w:szCs w:val="20"/>
+          <w:lang w:val="en-US" w:eastAsia="ru-RU"/>
+          <w14:ligatures w14:val="none"/>
+        </w:rPr>
+        <w:t xml:space="preserve">INSERT INTO </w:t>
+      </w:r>
+      <w:r>
+        <w:rPr>
+          <w:rFonts w:ascii="Courier New" w:eastAsia="Times New Roman" w:hAnsi="Courier New" w:cs="Courier New"/>
+          <w:color w:val="BCBEC4"/>
+          <w:kern w:val="0"/>
+          <w:sz w:val="20"/>
+          <w:szCs w:val="20"/>
+          <w:lang w:val="en-US" w:eastAsia="ru-RU"/>
+          <w14:ligatures w14:val="none"/>
+        </w:rPr>
+        <w:t>orders (</w:t>
+      </w:r>
+      <w:r>
+        <w:rPr>
+          <w:rFonts w:ascii="Courier New" w:eastAsia="Times New Roman" w:hAnsi="Courier New" w:cs="Courier New"/>
+          <w:color w:val="C77DBB"/>
+          <w:kern w:val="0"/>
+          <w:sz w:val="20"/>
+          <w:szCs w:val="20"/>
+          <w:lang w:val="en-US" w:eastAsia="ru-RU"/>
+          <w14:ligatures w14:val="none"/>
+        </w:rPr>
+        <w:t>id</w:t>
+      </w:r>
+      <w:r>
+        <w:rPr>
+          <w:rFonts w:ascii="Courier New" w:eastAsia="Times New Roman" w:hAnsi="Courier New" w:cs="Courier New"/>
+          <w:color w:val="BCBEC4"/>
+          <w:kern w:val="0"/>
+          <w:sz w:val="20"/>
+          <w:szCs w:val="20"/>
+          <w:lang w:val="en-US" w:eastAsia="ru-RU"/>
+          <w14:ligatures w14:val="none"/>
+        </w:rPr>
+        <w:t xml:space="preserve">, </w:t>
+      </w:r>
+      <w:proofErr w:type="spellStart"/>
+      <w:r>
+        <w:rPr>
+          <w:rFonts w:ascii="Courier New" w:eastAsia="Times New Roman" w:hAnsi="Courier New" w:cs="Courier New"/>
+          <w:color w:val="C77DBB"/>
+          <w:kern w:val="0"/>
+          <w:sz w:val="20"/>
+          <w:szCs w:val="20"/>
+          <w:lang w:val="en-US" w:eastAsia="ru-RU"/>
+          <w14:ligatures w14:val="none"/>
+        </w:rPr>
+        <w:t>customer_id</w:t>
+      </w:r>
+      <w:proofErr w:type="spellEnd"/>
+      <w:r>
+        <w:rPr>
+          <w:rFonts w:ascii="Courier New" w:eastAsia="Times New Roman" w:hAnsi="Courier New" w:cs="Courier New"/>
+          <w:color w:val="BCBEC4"/>
+          <w:kern w:val="0"/>
+          <w:sz w:val="20"/>
+          <w:szCs w:val="20"/>
+          <w:lang w:val="en-US" w:eastAsia="ru-RU"/>
+          <w14:ligatures w14:val="none"/>
+        </w:rPr>
+        <w:t xml:space="preserve">, </w:t>
+      </w:r>
+      <w:proofErr w:type="spellStart"/>
+      <w:r>
+        <w:rPr>
+          <w:rFonts w:ascii="Courier New" w:eastAsia="Times New Roman" w:hAnsi="Courier New" w:cs="Courier New"/>
+          <w:color w:val="C77DBB"/>
+          <w:kern w:val="0"/>
+          <w:sz w:val="20"/>
+          <w:szCs w:val="20"/>
+          <w:lang w:val="en-US" w:eastAsia="ru-RU"/>
+          <w14:ligatures w14:val="none"/>
+        </w:rPr>
+        <w:t>edition_id</w:t>
+      </w:r>
+      <w:proofErr w:type="spellEnd"/>
+      <w:r>
+        <w:rPr>
+          <w:rFonts w:ascii="Courier New" w:eastAsia="Times New Roman" w:hAnsi="Courier New" w:cs="Courier New"/>
+          <w:color w:val="BCBEC4"/>
+          <w:kern w:val="0"/>
+          <w:sz w:val="20"/>
+          <w:szCs w:val="20"/>
+          <w:lang w:val="en-US" w:eastAsia="ru-RU"/>
+          <w14:ligatures w14:val="none"/>
+        </w:rPr>
+        <w:t xml:space="preserve">, </w:t>
+      </w:r>
+      <w:proofErr w:type="spellStart"/>
+      <w:r>
+        <w:rPr>
+          <w:rFonts w:ascii="Courier New" w:eastAsia="Times New Roman" w:hAnsi="Courier New" w:cs="Courier New"/>
+          <w:color w:val="C77DBB"/>
+          <w:kern w:val="0"/>
+          <w:sz w:val="20"/>
+          <w:szCs w:val="20"/>
+          <w:lang w:val="en-US" w:eastAsia="ru-RU"/>
+          <w14:ligatures w14:val="none"/>
+        </w:rPr>
+        <w:t>typography_id</w:t>
+      </w:r>
+      <w:proofErr w:type="spellEnd"/>
+      <w:r>
+        <w:rPr>
+          <w:rFonts w:ascii="Courier New" w:eastAsia="Times New Roman" w:hAnsi="Courier New" w:cs="Courier New"/>
+          <w:color w:val="BCBEC4"/>
+          <w:kern w:val="0"/>
+          <w:sz w:val="20"/>
+          <w:szCs w:val="20"/>
+          <w:lang w:val="en-US" w:eastAsia="ru-RU"/>
+          <w14:ligatures w14:val="none"/>
+        </w:rPr>
+        <w:t xml:space="preserve">, </w:t>
+      </w:r>
+      <w:proofErr w:type="spellStart"/>
+      <w:r>
+        <w:rPr>
+          <w:rFonts w:ascii="Courier New" w:eastAsia="Times New Roman" w:hAnsi="Courier New" w:cs="Courier New"/>
+          <w:color w:val="C77DBB"/>
+          <w:kern w:val="0"/>
+          <w:sz w:val="20"/>
+          <w:szCs w:val="20"/>
+          <w:lang w:val="en-US" w:eastAsia="ru-RU"/>
+          <w14:ligatures w14:val="none"/>
+        </w:rPr>
+        <w:t>product_type</w:t>
+      </w:r>
+      <w:proofErr w:type="spellEnd"/>
+      <w:r>
+        <w:rPr>
+          <w:rFonts w:ascii="Courier New" w:eastAsia="Times New Roman" w:hAnsi="Courier New" w:cs="Courier New"/>
+          <w:color w:val="BCBEC4"/>
+          <w:kern w:val="0"/>
+          <w:sz w:val="20"/>
+          <w:szCs w:val="20"/>
+          <w:lang w:val="en-US" w:eastAsia="ru-RU"/>
+          <w14:ligatures w14:val="none"/>
+        </w:rPr>
+        <w:t xml:space="preserve">, </w:t>
+      </w:r>
+      <w:proofErr w:type="spellStart"/>
+      <w:r>
+        <w:rPr>
+          <w:rFonts w:ascii="Courier New" w:eastAsia="Times New Roman" w:hAnsi="Courier New" w:cs="Courier New"/>
+          <w:color w:val="C77DBB"/>
+          <w:kern w:val="0"/>
+          <w:sz w:val="20"/>
+          <w:szCs w:val="20"/>
+          <w:lang w:val="en-US" w:eastAsia="ru-RU"/>
+          <w14:ligatures w14:val="none"/>
+        </w:rPr>
+        <w:t>date_received</w:t>
+      </w:r>
+      <w:proofErr w:type="spellEnd"/>
+      <w:r>
+        <w:rPr>
+          <w:rFonts w:ascii="Courier New" w:eastAsia="Times New Roman" w:hAnsi="Courier New" w:cs="Courier New"/>
+          <w:color w:val="BCBEC4"/>
+          <w:kern w:val="0"/>
+          <w:sz w:val="20"/>
+          <w:szCs w:val="20"/>
+          <w:lang w:val="en-US" w:eastAsia="ru-RU"/>
+          <w14:ligatures w14:val="none"/>
+        </w:rPr>
+        <w:t xml:space="preserve">, </w:t>
+      </w:r>
+      <w:proofErr w:type="spellStart"/>
+      <w:r>
+        <w:rPr>
+          <w:rFonts w:ascii="Courier New" w:eastAsia="Times New Roman" w:hAnsi="Courier New" w:cs="Courier New"/>
+          <w:color w:val="C77DBB"/>
+          <w:kern w:val="0"/>
+          <w:sz w:val="20"/>
+          <w:szCs w:val="20"/>
+          <w:lang w:val="en-US" w:eastAsia="ru-RU"/>
+          <w14:ligatures w14:val="none"/>
+        </w:rPr>
+        <w:t>is_completed</w:t>
+      </w:r>
+      <w:proofErr w:type="spellEnd"/>
+      <w:r>
+        <w:rPr>
+          <w:rFonts w:ascii="Courier New" w:eastAsia="Times New Roman" w:hAnsi="Courier New" w:cs="Courier New"/>
+          <w:color w:val="BCBEC4"/>
+          <w:kern w:val="0"/>
+          <w:sz w:val="20"/>
+          <w:szCs w:val="20"/>
+          <w:lang w:val="en-US" w:eastAsia="ru-RU"/>
+          <w14:ligatures w14:val="none"/>
+        </w:rPr>
+        <w:t>)</w:t>
+      </w:r>
+      <w:r>
+        <w:rPr>
+          <w:rFonts w:ascii="Courier New" w:eastAsia="Times New Roman" w:hAnsi="Courier New" w:cs="Courier New"/>
+          <w:color w:val="BCBEC4"/>
+          <w:kern w:val="0"/>
+          <w:sz w:val="20"/>
+          <w:szCs w:val="20"/>
+          <w:lang w:val="en-US" w:eastAsia="ru-RU"/>
+          <w14:ligatures w14:val="none"/>
+        </w:rPr>
+        <w:br/>
+      </w:r>
+      <w:r>
+        <w:rPr>
+          <w:rFonts w:ascii="Courier New" w:eastAsia="Times New Roman" w:hAnsi="Courier New" w:cs="Courier New"/>
+          <w:color w:val="CF8E6D"/>
+          <w:kern w:val="0"/>
+          <w:sz w:val="20"/>
+          <w:szCs w:val="20"/>
+          <w:lang w:val="en-US" w:eastAsia="ru-RU"/>
+          <w14:ligatures w14:val="none"/>
+        </w:rPr>
+        <w:t xml:space="preserve">VALUES </w:t>
+      </w:r>
+      <w:r>
+        <w:rPr>
+          <w:rFonts w:ascii="Courier New" w:eastAsia="Times New Roman" w:hAnsi="Courier New" w:cs="Courier New"/>
+          <w:color w:val="BCBEC4"/>
+          <w:kern w:val="0"/>
+          <w:sz w:val="20"/>
+          <w:szCs w:val="20"/>
+          <w:lang w:val="en-US" w:eastAsia="ru-RU"/>
+          <w14:ligatures w14:val="none"/>
+        </w:rPr>
+        <w:t>(</w:t>
+      </w:r>
+      <w:r>
+        <w:rPr>
+          <w:rFonts w:ascii="Courier New" w:eastAsia="Times New Roman" w:hAnsi="Courier New" w:cs="Courier New"/>
+          <w:color w:val="2AACB8"/>
+          <w:kern w:val="0"/>
+          <w:sz w:val="20"/>
+          <w:szCs w:val="20"/>
+          <w:lang w:val="en-US" w:eastAsia="ru-RU"/>
+          <w14:ligatures w14:val="none"/>
+        </w:rPr>
+        <w:t>1</w:t>
+      </w:r>
+      <w:r>
+        <w:rPr>
+          <w:rFonts w:ascii="Courier New" w:eastAsia="Times New Roman" w:hAnsi="Courier New" w:cs="Courier New"/>
+          <w:color w:val="BCBEC4"/>
+          <w:kern w:val="0"/>
+          <w:sz w:val="20"/>
+          <w:szCs w:val="20"/>
+          <w:lang w:val="en-US" w:eastAsia="ru-RU"/>
+          <w14:ligatures w14:val="none"/>
+        </w:rPr>
+        <w:t xml:space="preserve">, </w:t>
+      </w:r>
+      <w:r>
+        <w:rPr>
+          <w:rFonts w:ascii="Courier New" w:eastAsia="Times New Roman" w:hAnsi="Courier New" w:cs="Courier New"/>
+          <w:color w:val="2AACB8"/>
+          <w:kern w:val="0"/>
+          <w:sz w:val="20"/>
+          <w:szCs w:val="20"/>
+          <w:lang w:val="en-US" w:eastAsia="ru-RU"/>
+          <w14:ligatures w14:val="none"/>
+        </w:rPr>
+        <w:t>1</w:t>
+      </w:r>
+      <w:r>
+        <w:rPr>
+          <w:rFonts w:ascii="Courier New" w:eastAsia="Times New Roman" w:hAnsi="Courier New" w:cs="Courier New"/>
+          <w:color w:val="BCBEC4"/>
+          <w:kern w:val="0"/>
+          <w:sz w:val="20"/>
+          <w:szCs w:val="20"/>
+          <w:lang w:val="en-US" w:eastAsia="ru-RU"/>
+          <w14:ligatures w14:val="none"/>
+        </w:rPr>
+        <w:t xml:space="preserve">, </w:t>
+      </w:r>
+      <w:r>
+        <w:rPr>
+          <w:rFonts w:ascii="Courier New" w:eastAsia="Times New Roman" w:hAnsi="Courier New" w:cs="Courier New"/>
+          <w:color w:val="2AACB8"/>
+          <w:kern w:val="0"/>
+          <w:sz w:val="20"/>
+          <w:szCs w:val="20"/>
+          <w:lang w:val="en-US" w:eastAsia="ru-RU"/>
+          <w14:ligatures w14:val="none"/>
+        </w:rPr>
+        <w:t>1</w:t>
+      </w:r>
+      <w:r>
+        <w:rPr>
+          <w:rFonts w:ascii="Courier New" w:eastAsia="Times New Roman" w:hAnsi="Courier New" w:cs="Courier New"/>
+          <w:color w:val="BCBEC4"/>
+          <w:kern w:val="0"/>
+          <w:sz w:val="20"/>
+          <w:szCs w:val="20"/>
+          <w:lang w:val="en-US" w:eastAsia="ru-RU"/>
+          <w14:ligatures w14:val="none"/>
+        </w:rPr>
+        <w:t xml:space="preserve">, </w:t>
+      </w:r>
+      <w:r>
+        <w:rPr>
+          <w:rFonts w:ascii="Courier New" w:eastAsia="Times New Roman" w:hAnsi="Courier New" w:cs="Courier New"/>
+          <w:color w:val="2AACB8"/>
+          <w:kern w:val="0"/>
+          <w:sz w:val="20"/>
+          <w:szCs w:val="20"/>
+          <w:lang w:val="en-US" w:eastAsia="ru-RU"/>
+          <w14:ligatures w14:val="none"/>
+        </w:rPr>
+        <w:t>9999</w:t>
+      </w:r>
+      <w:r>
+        <w:rPr>
+          <w:rFonts w:ascii="Courier New" w:eastAsia="Times New Roman" w:hAnsi="Courier New" w:cs="Courier New"/>
+          <w:color w:val="BCBEC4"/>
+          <w:kern w:val="0"/>
+          <w:sz w:val="20"/>
+          <w:szCs w:val="20"/>
+          <w:lang w:val="en-US" w:eastAsia="ru-RU"/>
+          <w14:ligatures w14:val="none"/>
+        </w:rPr>
+        <w:t xml:space="preserve">, </w:t>
+      </w:r>
+      <w:r>
+        <w:rPr>
+          <w:rFonts w:ascii="Courier New" w:eastAsia="Times New Roman" w:hAnsi="Courier New" w:cs="Courier New"/>
+          <w:color w:val="6AAB73"/>
+          <w:kern w:val="0"/>
+          <w:sz w:val="20"/>
+          <w:szCs w:val="20"/>
+          <w:lang w:val="en-US" w:eastAsia="ru-RU"/>
+          <w14:ligatures w14:val="none"/>
+        </w:rPr>
+        <w:t>'book'</w:t>
+      </w:r>
+      <w:r>
+        <w:rPr>
+          <w:rFonts w:ascii="Courier New" w:eastAsia="Times New Roman" w:hAnsi="Courier New" w:cs="Courier New"/>
+          <w:color w:val="BCBEC4"/>
+          <w:kern w:val="0"/>
+          <w:sz w:val="20"/>
+          <w:szCs w:val="20"/>
+          <w:lang w:val="en-US" w:eastAsia="ru-RU"/>
+          <w14:ligatures w14:val="none"/>
+        </w:rPr>
+        <w:t xml:space="preserve">, </w:t>
+      </w:r>
+      <w:r>
+        <w:rPr>
+          <w:rFonts w:ascii="Courier New" w:eastAsia="Times New Roman" w:hAnsi="Courier New" w:cs="Courier New"/>
+          <w:i/>
+          <w:iCs/>
+          <w:color w:val="57AAF7"/>
+          <w:kern w:val="0"/>
+          <w:sz w:val="20"/>
+          <w:szCs w:val="20"/>
+          <w:lang w:val="en-US" w:eastAsia="ru-RU"/>
+          <w14:ligatures w14:val="none"/>
+        </w:rPr>
+        <w:t>CURRENT_DATE</w:t>
+      </w:r>
+      <w:r>
+        <w:rPr>
+          <w:rFonts w:ascii="Courier New" w:eastAsia="Times New Roman" w:hAnsi="Courier New" w:cs="Courier New"/>
+          <w:color w:val="BCBEC4"/>
+          <w:kern w:val="0"/>
+          <w:sz w:val="20"/>
+          <w:szCs w:val="20"/>
+          <w:lang w:val="en-US" w:eastAsia="ru-RU"/>
+          <w14:ligatures w14:val="none"/>
+        </w:rPr>
+        <w:t xml:space="preserve">, </w:t>
+      </w:r>
+      <w:r>
+        <w:rPr>
+          <w:rFonts w:ascii="Courier New" w:eastAsia="Times New Roman" w:hAnsi="Courier New" w:cs="Courier New"/>
+          <w:color w:val="CF8E6D"/>
+          <w:kern w:val="0"/>
+          <w:sz w:val="20"/>
+          <w:szCs w:val="20"/>
+          <w:lang w:val="en-US" w:eastAsia="ru-RU"/>
+          <w14:ligatures w14:val="none"/>
+        </w:rPr>
+        <w:t>false</w:t>
+      </w:r>
+      <w:proofErr w:type="gramStart"/>
+      <w:r>
+        <w:rPr>
+          <w:rFonts w:ascii="Courier New" w:eastAsia="Times New Roman" w:hAnsi="Courier New" w:cs="Courier New"/>
+          <w:color w:val="BCBEC4"/>
+          <w:kern w:val="0"/>
+          <w:sz w:val="20"/>
+          <w:szCs w:val="20"/>
+          <w:lang w:val="en-US" w:eastAsia="ru-RU"/>
+          <w14:ligatures w14:val="none"/>
+        </w:rPr>
+        <w:t xml:space="preserve">);  </w:t>
+      </w:r>
+      <w:r>
+        <w:rPr>
+          <w:rFonts w:ascii="Courier New" w:eastAsia="Times New Roman" w:hAnsi="Courier New" w:cs="Courier New"/>
+          <w:color w:val="7A7E85"/>
+          <w:kern w:val="0"/>
+          <w:sz w:val="20"/>
+          <w:szCs w:val="20"/>
+          <w:lang w:val="en-US" w:eastAsia="ru-RU"/>
+          <w14:ligatures w14:val="none"/>
+        </w:rPr>
+        <w:t>--</w:t>
+      </w:r>
+      <w:proofErr w:type="gramEnd"/>
+      <w:r>
+        <w:rPr>
+          <w:rFonts w:ascii="Courier New" w:eastAsia="Times New Roman" w:hAnsi="Courier New" w:cs="Courier New"/>
+          <w:color w:val="7A7E85"/>
+          <w:kern w:val="0"/>
+          <w:sz w:val="20"/>
+          <w:szCs w:val="20"/>
+          <w:lang w:val="en-US" w:eastAsia="ru-RU"/>
+          <w14:ligatures w14:val="none"/>
+        </w:rPr>
+        <w:t xml:space="preserve"> </w:t>
+      </w:r>
+      <w:r>
+        <w:rPr>
+          <w:rFonts w:ascii="Courier New" w:eastAsia="Times New Roman" w:hAnsi="Courier New" w:cs="Courier New"/>
+          <w:color w:val="7A7E85"/>
+          <w:kern w:val="0"/>
+          <w:sz w:val="20"/>
+          <w:szCs w:val="20"/>
+          <w:lang w:eastAsia="ru-RU"/>
+          <w14:ligatures w14:val="none"/>
+        </w:rPr>
+        <w:t>должна</w:t>
+      </w:r>
+      <w:r>
+        <w:rPr>
+          <w:rFonts w:ascii="Courier New" w:eastAsia="Times New Roman" w:hAnsi="Courier New" w:cs="Courier New"/>
+          <w:color w:val="7A7E85"/>
+          <w:kern w:val="0"/>
+          <w:sz w:val="20"/>
+          <w:szCs w:val="20"/>
+          <w:lang w:val="en-US" w:eastAsia="ru-RU"/>
+          <w14:ligatures w14:val="none"/>
+        </w:rPr>
+        <w:t xml:space="preserve"> </w:t>
+      </w:r>
+      <w:r>
+        <w:rPr>
+          <w:rFonts w:ascii="Courier New" w:eastAsia="Times New Roman" w:hAnsi="Courier New" w:cs="Courier New"/>
+          <w:color w:val="7A7E85"/>
+          <w:kern w:val="0"/>
+          <w:sz w:val="20"/>
+          <w:szCs w:val="20"/>
+          <w:lang w:eastAsia="ru-RU"/>
+          <w14:ligatures w14:val="none"/>
+        </w:rPr>
+        <w:t>быть</w:t>
+      </w:r>
+      <w:r>
+        <w:rPr>
+          <w:rFonts w:ascii="Courier New" w:eastAsia="Times New Roman" w:hAnsi="Courier New" w:cs="Courier New"/>
+          <w:color w:val="7A7E85"/>
+          <w:kern w:val="0"/>
+          <w:sz w:val="20"/>
+          <w:szCs w:val="20"/>
+          <w:lang w:val="en-US" w:eastAsia="ru-RU"/>
+          <w14:ligatures w14:val="none"/>
+        </w:rPr>
+        <w:t xml:space="preserve"> </w:t>
+      </w:r>
+      <w:r>
+        <w:rPr>
+          <w:rFonts w:ascii="Courier New" w:eastAsia="Times New Roman" w:hAnsi="Courier New" w:cs="Courier New"/>
+          <w:color w:val="7A7E85"/>
+          <w:kern w:val="0"/>
+          <w:sz w:val="20"/>
+          <w:szCs w:val="20"/>
+          <w:lang w:eastAsia="ru-RU"/>
+          <w14:ligatures w14:val="none"/>
+        </w:rPr>
+        <w:t>ошибка</w:t>
+      </w:r>
+      <w:r>
+        <w:rPr>
+          <w:rFonts w:ascii="Courier New" w:eastAsia="Times New Roman" w:hAnsi="Courier New" w:cs="Courier New"/>
+          <w:color w:val="7A7E85"/>
+          <w:kern w:val="0"/>
+          <w:sz w:val="20"/>
+          <w:szCs w:val="20"/>
+          <w:lang w:val="en-US" w:eastAsia="ru-RU"/>
+          <w14:ligatures w14:val="none"/>
+        </w:rPr>
+        <w:t xml:space="preserve"> FK</w:t>
       </w:r>
     </w:p>
     <w:p>
@@ -7219,1554 +8667,25 @@
           <w14:ligatures w14:val="none"/>
         </w:rPr>
       </w:pPr>
-      <w:r>
-        <w:rPr>
-          <w:rFonts w:ascii="Courier New" w:eastAsia="Times New Roman" w:hAnsi="Courier New" w:cs="Courier New"/>
-          <w:color w:val="7A7E85"/>
-          <w:kern w:val="0"/>
-          <w:sz w:val="20"/>
-          <w:szCs w:val="20"/>
-          <w:lang w:val="en-US" w:eastAsia="ru-RU"/>
-          <w14:ligatures w14:val="none"/>
-        </w:rPr>
-        <w:t>-- Step 5: UPDATE constraint tests</w:t>
-      </w:r>
-      <w:r>
-        <w:rPr>
-          <w:rFonts w:ascii="Courier New" w:eastAsia="Times New Roman" w:hAnsi="Courier New" w:cs="Courier New"/>
-          <w:color w:val="7A7E85"/>
-          <w:kern w:val="0"/>
-          <w:sz w:val="20"/>
-          <w:szCs w:val="20"/>
-          <w:lang w:val="en-US" w:eastAsia="ru-RU"/>
-          <w14:ligatures w14:val="none"/>
-        </w:rPr>
-        <w:br/>
-      </w:r>
-      <w:r>
-        <w:rPr>
-          <w:rFonts w:ascii="Courier New" w:eastAsia="Times New Roman" w:hAnsi="Courier New" w:cs="Courier New"/>
-          <w:color w:val="7A7E85"/>
-          <w:kern w:val="0"/>
-          <w:sz w:val="20"/>
-          <w:szCs w:val="20"/>
-          <w:lang w:val="en-US" w:eastAsia="ru-RU"/>
-          <w14:ligatures w14:val="none"/>
-        </w:rPr>
-        <w:br/>
-        <w:t>-- 1. OK: update customer type correctly</w:t>
-      </w:r>
-      <w:r>
-        <w:rPr>
-          <w:rFonts w:ascii="Courier New" w:eastAsia="Times New Roman" w:hAnsi="Courier New" w:cs="Courier New"/>
-          <w:color w:val="7A7E85"/>
-          <w:kern w:val="0"/>
-          <w:sz w:val="20"/>
-          <w:szCs w:val="20"/>
-          <w:lang w:val="en-US" w:eastAsia="ru-RU"/>
-          <w14:ligatures w14:val="none"/>
-        </w:rPr>
-        <w:br/>
-      </w:r>
-      <w:r>
-        <w:rPr>
-          <w:rFonts w:ascii="Courier New" w:eastAsia="Times New Roman" w:hAnsi="Courier New" w:cs="Courier New"/>
-          <w:color w:val="CF8E6D"/>
-          <w:kern w:val="0"/>
-          <w:sz w:val="20"/>
-          <w:szCs w:val="20"/>
-          <w:lang w:val="en-US" w:eastAsia="ru-RU"/>
-          <w14:ligatures w14:val="none"/>
-        </w:rPr>
-        <w:t xml:space="preserve">UPDATE </w:t>
-      </w:r>
-      <w:r>
-        <w:rPr>
-          <w:rFonts w:ascii="Courier New" w:eastAsia="Times New Roman" w:hAnsi="Courier New" w:cs="Courier New"/>
-          <w:color w:val="BCBEC4"/>
-          <w:kern w:val="0"/>
-          <w:sz w:val="20"/>
-          <w:szCs w:val="20"/>
-          <w:lang w:val="en-US" w:eastAsia="ru-RU"/>
-          <w14:ligatures w14:val="none"/>
-        </w:rPr>
-        <w:t xml:space="preserve">customers </w:t>
-      </w:r>
-      <w:r>
-        <w:rPr>
-          <w:rFonts w:ascii="Courier New" w:eastAsia="Times New Roman" w:hAnsi="Courier New" w:cs="Courier New"/>
-          <w:color w:val="CF8E6D"/>
-          <w:kern w:val="0"/>
-          <w:sz w:val="20"/>
-          <w:szCs w:val="20"/>
-          <w:lang w:val="en-US" w:eastAsia="ru-RU"/>
-          <w14:ligatures w14:val="none"/>
-        </w:rPr>
-        <w:t xml:space="preserve">SET </w:t>
-      </w:r>
-      <w:r>
-        <w:rPr>
-          <w:rFonts w:ascii="Courier New" w:eastAsia="Times New Roman" w:hAnsi="Courier New" w:cs="Courier New"/>
-          <w:color w:val="C77DBB"/>
-          <w:kern w:val="0"/>
-          <w:sz w:val="20"/>
-          <w:szCs w:val="20"/>
-          <w:lang w:val="en-US" w:eastAsia="ru-RU"/>
-          <w14:ligatures w14:val="none"/>
-        </w:rPr>
-        <w:t>type</w:t>
-      </w:r>
-      <w:r>
-        <w:rPr>
-          <w:rFonts w:ascii="Courier New" w:eastAsia="Times New Roman" w:hAnsi="Courier New" w:cs="Courier New"/>
-          <w:color w:val="BCBEC4"/>
-          <w:kern w:val="0"/>
-          <w:sz w:val="20"/>
-          <w:szCs w:val="20"/>
-          <w:lang w:val="en-US" w:eastAsia="ru-RU"/>
-          <w14:ligatures w14:val="none"/>
-        </w:rPr>
-        <w:t>=</w:t>
-      </w:r>
-      <w:r>
-        <w:rPr>
-          <w:rFonts w:ascii="Courier New" w:eastAsia="Times New Roman" w:hAnsi="Courier New" w:cs="Courier New"/>
-          <w:color w:val="6AAB73"/>
-          <w:kern w:val="0"/>
-          <w:sz w:val="20"/>
-          <w:szCs w:val="20"/>
-          <w:lang w:val="en-US" w:eastAsia="ru-RU"/>
-          <w14:ligatures w14:val="none"/>
-        </w:rPr>
-        <w:t xml:space="preserve">'organization' </w:t>
-      </w:r>
-      <w:r>
-        <w:rPr>
-          <w:rFonts w:ascii="Courier New" w:eastAsia="Times New Roman" w:hAnsi="Courier New" w:cs="Courier New"/>
-          <w:color w:val="CF8E6D"/>
-          <w:kern w:val="0"/>
-          <w:sz w:val="20"/>
-          <w:szCs w:val="20"/>
-          <w:lang w:val="en-US" w:eastAsia="ru-RU"/>
-          <w14:ligatures w14:val="none"/>
-        </w:rPr>
-        <w:t xml:space="preserve">WHERE </w:t>
-      </w:r>
-      <w:r>
-        <w:rPr>
-          <w:rFonts w:ascii="Courier New" w:eastAsia="Times New Roman" w:hAnsi="Courier New" w:cs="Courier New"/>
-          <w:color w:val="C77DBB"/>
-          <w:kern w:val="0"/>
-          <w:sz w:val="20"/>
-          <w:szCs w:val="20"/>
-          <w:lang w:val="en-US" w:eastAsia="ru-RU"/>
-          <w14:ligatures w14:val="none"/>
-        </w:rPr>
-        <w:t>id</w:t>
-      </w:r>
-      <w:r>
-        <w:rPr>
-          <w:rFonts w:ascii="Courier New" w:eastAsia="Times New Roman" w:hAnsi="Courier New" w:cs="Courier New"/>
-          <w:color w:val="BCBEC4"/>
-          <w:kern w:val="0"/>
-          <w:sz w:val="20"/>
-          <w:szCs w:val="20"/>
-          <w:lang w:val="en-US" w:eastAsia="ru-RU"/>
-          <w14:ligatures w14:val="none"/>
-        </w:rPr>
-        <w:t>=</w:t>
-      </w:r>
-      <w:r>
-        <w:rPr>
-          <w:rFonts w:ascii="Courier New" w:eastAsia="Times New Roman" w:hAnsi="Courier New" w:cs="Courier New"/>
-          <w:color w:val="2AACB8"/>
-          <w:kern w:val="0"/>
-          <w:sz w:val="20"/>
-          <w:szCs w:val="20"/>
-          <w:lang w:val="en-US" w:eastAsia="ru-RU"/>
-          <w14:ligatures w14:val="none"/>
-        </w:rPr>
-        <w:t>1</w:t>
-      </w:r>
-      <w:r>
-        <w:rPr>
-          <w:rFonts w:ascii="Courier New" w:eastAsia="Times New Roman" w:hAnsi="Courier New" w:cs="Courier New"/>
-          <w:color w:val="BCBEC4"/>
-          <w:kern w:val="0"/>
-          <w:sz w:val="20"/>
-          <w:szCs w:val="20"/>
-          <w:lang w:val="en-US" w:eastAsia="ru-RU"/>
-          <w14:ligatures w14:val="none"/>
-        </w:rPr>
-        <w:t>;</w:t>
-      </w:r>
-      <w:r>
-        <w:rPr>
-          <w:rFonts w:ascii="Courier New" w:eastAsia="Times New Roman" w:hAnsi="Courier New" w:cs="Courier New"/>
-          <w:color w:val="BCBEC4"/>
-          <w:kern w:val="0"/>
-          <w:sz w:val="20"/>
-          <w:szCs w:val="20"/>
-          <w:lang w:val="en-US" w:eastAsia="ru-RU"/>
-          <w14:ligatures w14:val="none"/>
-        </w:rPr>
-        <w:br/>
-      </w:r>
-      <w:r>
-        <w:rPr>
-          <w:rFonts w:ascii="Courier New" w:eastAsia="Times New Roman" w:hAnsi="Courier New" w:cs="Courier New"/>
-          <w:color w:val="BCBEC4"/>
-          <w:kern w:val="0"/>
-          <w:sz w:val="20"/>
-          <w:szCs w:val="20"/>
-          <w:lang w:val="en-US" w:eastAsia="ru-RU"/>
-          <w14:ligatures w14:val="none"/>
-        </w:rPr>
-        <w:br/>
-      </w:r>
-      <w:r>
-        <w:rPr>
-          <w:rFonts w:ascii="Courier New" w:eastAsia="Times New Roman" w:hAnsi="Courier New" w:cs="Courier New"/>
-          <w:color w:val="7A7E85"/>
-          <w:kern w:val="0"/>
-          <w:sz w:val="20"/>
-          <w:szCs w:val="20"/>
-          <w:lang w:val="en-US" w:eastAsia="ru-RU"/>
-          <w14:ligatures w14:val="none"/>
-        </w:rPr>
-        <w:t>-- 2. FAIL CHECK: invalid type</w:t>
-      </w:r>
-      <w:r>
-        <w:rPr>
-          <w:rFonts w:ascii="Courier New" w:eastAsia="Times New Roman" w:hAnsi="Courier New" w:cs="Courier New"/>
-          <w:color w:val="7A7E85"/>
-          <w:kern w:val="0"/>
-          <w:sz w:val="20"/>
-          <w:szCs w:val="20"/>
-          <w:lang w:val="en-US" w:eastAsia="ru-RU"/>
-          <w14:ligatures w14:val="none"/>
-        </w:rPr>
-        <w:br/>
-      </w:r>
-      <w:r>
-        <w:rPr>
-          <w:rFonts w:ascii="Courier New" w:eastAsia="Times New Roman" w:hAnsi="Courier New" w:cs="Courier New"/>
-          <w:color w:val="CF8E6D"/>
-          <w:kern w:val="0"/>
-          <w:sz w:val="20"/>
-          <w:szCs w:val="20"/>
-          <w:lang w:val="en-US" w:eastAsia="ru-RU"/>
-          <w14:ligatures w14:val="none"/>
-        </w:rPr>
-        <w:t xml:space="preserve">UPDATE </w:t>
-      </w:r>
-      <w:r>
-        <w:rPr>
-          <w:rFonts w:ascii="Courier New" w:eastAsia="Times New Roman" w:hAnsi="Courier New" w:cs="Courier New"/>
-          <w:color w:val="BCBEC4"/>
-          <w:kern w:val="0"/>
-          <w:sz w:val="20"/>
-          <w:szCs w:val="20"/>
-          <w:lang w:val="en-US" w:eastAsia="ru-RU"/>
-          <w14:ligatures w14:val="none"/>
-        </w:rPr>
-        <w:t xml:space="preserve">customers </w:t>
-      </w:r>
-      <w:r>
-        <w:rPr>
-          <w:rFonts w:ascii="Courier New" w:eastAsia="Times New Roman" w:hAnsi="Courier New" w:cs="Courier New"/>
-          <w:color w:val="CF8E6D"/>
-          <w:kern w:val="0"/>
-          <w:sz w:val="20"/>
-          <w:szCs w:val="20"/>
-          <w:lang w:val="en-US" w:eastAsia="ru-RU"/>
-          <w14:ligatures w14:val="none"/>
-        </w:rPr>
-        <w:t xml:space="preserve">SET </w:t>
-      </w:r>
-      <w:r>
-        <w:rPr>
-          <w:rFonts w:ascii="Courier New" w:eastAsia="Times New Roman" w:hAnsi="Courier New" w:cs="Courier New"/>
-          <w:color w:val="C77DBB"/>
-          <w:kern w:val="0"/>
-          <w:sz w:val="20"/>
-          <w:szCs w:val="20"/>
-          <w:lang w:val="en-US" w:eastAsia="ru-RU"/>
-          <w14:ligatures w14:val="none"/>
-        </w:rPr>
-        <w:t>type</w:t>
-      </w:r>
-      <w:r>
-        <w:rPr>
-          <w:rFonts w:ascii="Courier New" w:eastAsia="Times New Roman" w:hAnsi="Courier New" w:cs="Courier New"/>
-          <w:color w:val="BCBEC4"/>
-          <w:kern w:val="0"/>
-          <w:sz w:val="20"/>
-          <w:szCs w:val="20"/>
-          <w:lang w:val="en-US" w:eastAsia="ru-RU"/>
-          <w14:ligatures w14:val="none"/>
-        </w:rPr>
-        <w:t>=</w:t>
-      </w:r>
-      <w:r>
-        <w:rPr>
-          <w:rFonts w:ascii="Courier New" w:eastAsia="Times New Roman" w:hAnsi="Courier New" w:cs="Courier New"/>
-          <w:color w:val="6AAB73"/>
-          <w:kern w:val="0"/>
-          <w:sz w:val="20"/>
-          <w:szCs w:val="20"/>
-          <w:lang w:val="en-US" w:eastAsia="ru-RU"/>
-          <w14:ligatures w14:val="none"/>
-        </w:rPr>
-        <w:t>'</w:t>
-      </w:r>
-      <w:proofErr w:type="spellStart"/>
-      <w:r>
-        <w:rPr>
-          <w:rFonts w:ascii="Courier New" w:eastAsia="Times New Roman" w:hAnsi="Courier New" w:cs="Courier New"/>
-          <w:color w:val="6AAB73"/>
-          <w:kern w:val="0"/>
-          <w:sz w:val="20"/>
-          <w:szCs w:val="20"/>
-          <w:lang w:val="en-US" w:eastAsia="ru-RU"/>
-          <w14:ligatures w14:val="none"/>
-        </w:rPr>
-        <w:t>invalid_type</w:t>
-      </w:r>
-      <w:proofErr w:type="spellEnd"/>
-      <w:r>
-        <w:rPr>
-          <w:rFonts w:ascii="Courier New" w:eastAsia="Times New Roman" w:hAnsi="Courier New" w:cs="Courier New"/>
-          <w:color w:val="6AAB73"/>
-          <w:kern w:val="0"/>
-          <w:sz w:val="20"/>
-          <w:szCs w:val="20"/>
-          <w:lang w:val="en-US" w:eastAsia="ru-RU"/>
-          <w14:ligatures w14:val="none"/>
-        </w:rPr>
-        <w:t xml:space="preserve">' </w:t>
-      </w:r>
-      <w:r>
-        <w:rPr>
-          <w:rFonts w:ascii="Courier New" w:eastAsia="Times New Roman" w:hAnsi="Courier New" w:cs="Courier New"/>
-          <w:color w:val="CF8E6D"/>
-          <w:kern w:val="0"/>
-          <w:sz w:val="20"/>
-          <w:szCs w:val="20"/>
-          <w:lang w:val="en-US" w:eastAsia="ru-RU"/>
-          <w14:ligatures w14:val="none"/>
-        </w:rPr>
-        <w:t xml:space="preserve">WHERE </w:t>
-      </w:r>
-      <w:r>
-        <w:rPr>
-          <w:rFonts w:ascii="Courier New" w:eastAsia="Times New Roman" w:hAnsi="Courier New" w:cs="Courier New"/>
-          <w:color w:val="C77DBB"/>
-          <w:kern w:val="0"/>
-          <w:sz w:val="20"/>
-          <w:szCs w:val="20"/>
-          <w:lang w:val="en-US" w:eastAsia="ru-RU"/>
-          <w14:ligatures w14:val="none"/>
-        </w:rPr>
-        <w:t>id</w:t>
-      </w:r>
-      <w:r>
-        <w:rPr>
-          <w:rFonts w:ascii="Courier New" w:eastAsia="Times New Roman" w:hAnsi="Courier New" w:cs="Courier New"/>
-          <w:color w:val="BCBEC4"/>
-          <w:kern w:val="0"/>
-          <w:sz w:val="20"/>
-          <w:szCs w:val="20"/>
-          <w:lang w:val="en-US" w:eastAsia="ru-RU"/>
-          <w14:ligatures w14:val="none"/>
-        </w:rPr>
-        <w:t>=</w:t>
-      </w:r>
-      <w:r>
-        <w:rPr>
-          <w:rFonts w:ascii="Courier New" w:eastAsia="Times New Roman" w:hAnsi="Courier New" w:cs="Courier New"/>
-          <w:color w:val="2AACB8"/>
-          <w:kern w:val="0"/>
-          <w:sz w:val="20"/>
-          <w:szCs w:val="20"/>
-          <w:lang w:val="en-US" w:eastAsia="ru-RU"/>
-          <w14:ligatures w14:val="none"/>
-        </w:rPr>
-        <w:t>1</w:t>
-      </w:r>
-      <w:r>
-        <w:rPr>
-          <w:rFonts w:ascii="Courier New" w:eastAsia="Times New Roman" w:hAnsi="Courier New" w:cs="Courier New"/>
-          <w:color w:val="BCBEC4"/>
-          <w:kern w:val="0"/>
-          <w:sz w:val="20"/>
-          <w:szCs w:val="20"/>
-          <w:lang w:val="en-US" w:eastAsia="ru-RU"/>
-          <w14:ligatures w14:val="none"/>
-        </w:rPr>
-        <w:t>;</w:t>
-      </w:r>
-      <w:r>
-        <w:rPr>
-          <w:rFonts w:ascii="Courier New" w:eastAsia="Times New Roman" w:hAnsi="Courier New" w:cs="Courier New"/>
-          <w:color w:val="BCBEC4"/>
-          <w:kern w:val="0"/>
-          <w:sz w:val="20"/>
-          <w:szCs w:val="20"/>
-          <w:lang w:val="en-US" w:eastAsia="ru-RU"/>
-          <w14:ligatures w14:val="none"/>
-        </w:rPr>
-        <w:br/>
-      </w:r>
-      <w:r>
-        <w:rPr>
-          <w:rFonts w:ascii="Courier New" w:eastAsia="Times New Roman" w:hAnsi="Courier New" w:cs="Courier New"/>
-          <w:color w:val="BCBEC4"/>
-          <w:kern w:val="0"/>
-          <w:sz w:val="20"/>
-          <w:szCs w:val="20"/>
-          <w:lang w:val="en-US" w:eastAsia="ru-RU"/>
-          <w14:ligatures w14:val="none"/>
-        </w:rPr>
-        <w:br/>
-      </w:r>
-      <w:r>
-        <w:rPr>
-          <w:rFonts w:ascii="Courier New" w:eastAsia="Times New Roman" w:hAnsi="Courier New" w:cs="Courier New"/>
-          <w:color w:val="7A7E85"/>
-          <w:kern w:val="0"/>
-          <w:sz w:val="20"/>
-          <w:szCs w:val="20"/>
-          <w:lang w:val="en-US" w:eastAsia="ru-RU"/>
-          <w14:ligatures w14:val="none"/>
-        </w:rPr>
-        <w:t>-- 3. FAIL UNIQUE: duplicate phone</w:t>
-      </w:r>
-      <w:r>
-        <w:rPr>
-          <w:rFonts w:ascii="Courier New" w:eastAsia="Times New Roman" w:hAnsi="Courier New" w:cs="Courier New"/>
-          <w:color w:val="7A7E85"/>
-          <w:kern w:val="0"/>
-          <w:sz w:val="20"/>
-          <w:szCs w:val="20"/>
-          <w:lang w:val="en-US" w:eastAsia="ru-RU"/>
-          <w14:ligatures w14:val="none"/>
-        </w:rPr>
-        <w:br/>
-      </w:r>
-      <w:r>
-        <w:rPr>
-          <w:rFonts w:ascii="Courier New" w:eastAsia="Times New Roman" w:hAnsi="Courier New" w:cs="Courier New"/>
-          <w:color w:val="CF8E6D"/>
-          <w:kern w:val="0"/>
-          <w:sz w:val="20"/>
-          <w:szCs w:val="20"/>
-          <w:lang w:val="en-US" w:eastAsia="ru-RU"/>
-          <w14:ligatures w14:val="none"/>
-        </w:rPr>
-        <w:t xml:space="preserve">INSERT INTO </w:t>
-      </w:r>
-      <w:r>
-        <w:rPr>
-          <w:rFonts w:ascii="Courier New" w:eastAsia="Times New Roman" w:hAnsi="Courier New" w:cs="Courier New"/>
-          <w:color w:val="BCBEC4"/>
-          <w:kern w:val="0"/>
-          <w:sz w:val="20"/>
-          <w:szCs w:val="20"/>
-          <w:lang w:val="en-US" w:eastAsia="ru-RU"/>
-          <w14:ligatures w14:val="none"/>
-        </w:rPr>
-        <w:t>customers(</w:t>
-      </w:r>
-      <w:proofErr w:type="spellStart"/>
-      <w:proofErr w:type="gramStart"/>
-      <w:r>
-        <w:rPr>
-          <w:rFonts w:ascii="Courier New" w:eastAsia="Times New Roman" w:hAnsi="Courier New" w:cs="Courier New"/>
-          <w:color w:val="C77DBB"/>
-          <w:kern w:val="0"/>
-          <w:sz w:val="20"/>
-          <w:szCs w:val="20"/>
-          <w:lang w:val="en-US" w:eastAsia="ru-RU"/>
-          <w14:ligatures w14:val="none"/>
-        </w:rPr>
-        <w:t>type</w:t>
-      </w:r>
-      <w:r>
-        <w:rPr>
-          <w:rFonts w:ascii="Courier New" w:eastAsia="Times New Roman" w:hAnsi="Courier New" w:cs="Courier New"/>
-          <w:color w:val="BCBEC4"/>
-          <w:kern w:val="0"/>
-          <w:sz w:val="20"/>
-          <w:szCs w:val="20"/>
-          <w:lang w:val="en-US" w:eastAsia="ru-RU"/>
-          <w14:ligatures w14:val="none"/>
-        </w:rPr>
-        <w:t>,</w:t>
-      </w:r>
-      <w:r>
-        <w:rPr>
-          <w:rFonts w:ascii="Courier New" w:eastAsia="Times New Roman" w:hAnsi="Courier New" w:cs="Courier New"/>
-          <w:color w:val="C77DBB"/>
-          <w:kern w:val="0"/>
-          <w:sz w:val="20"/>
-          <w:szCs w:val="20"/>
-          <w:lang w:val="en-US" w:eastAsia="ru-RU"/>
-          <w14:ligatures w14:val="none"/>
-        </w:rPr>
-        <w:t>name</w:t>
-      </w:r>
-      <w:proofErr w:type="gramEnd"/>
-      <w:r>
-        <w:rPr>
-          <w:rFonts w:ascii="Courier New" w:eastAsia="Times New Roman" w:hAnsi="Courier New" w:cs="Courier New"/>
-          <w:color w:val="BCBEC4"/>
-          <w:kern w:val="0"/>
-          <w:sz w:val="20"/>
-          <w:szCs w:val="20"/>
-          <w:lang w:val="en-US" w:eastAsia="ru-RU"/>
-          <w14:ligatures w14:val="none"/>
-        </w:rPr>
-        <w:t>,</w:t>
-      </w:r>
-      <w:r>
-        <w:rPr>
-          <w:rFonts w:ascii="Courier New" w:eastAsia="Times New Roman" w:hAnsi="Courier New" w:cs="Courier New"/>
-          <w:color w:val="C77DBB"/>
-          <w:kern w:val="0"/>
-          <w:sz w:val="20"/>
-          <w:szCs w:val="20"/>
-          <w:lang w:val="en-US" w:eastAsia="ru-RU"/>
-          <w14:ligatures w14:val="none"/>
-        </w:rPr>
-        <w:t>phone</w:t>
-      </w:r>
-      <w:proofErr w:type="spellEnd"/>
-      <w:r>
-        <w:rPr>
-          <w:rFonts w:ascii="Courier New" w:eastAsia="Times New Roman" w:hAnsi="Courier New" w:cs="Courier New"/>
-          <w:color w:val="BCBEC4"/>
-          <w:kern w:val="0"/>
-          <w:sz w:val="20"/>
-          <w:szCs w:val="20"/>
-          <w:lang w:val="en-US" w:eastAsia="ru-RU"/>
-          <w14:ligatures w14:val="none"/>
-        </w:rPr>
-        <w:t xml:space="preserve">) </w:t>
-      </w:r>
-      <w:r>
-        <w:rPr>
-          <w:rFonts w:ascii="Courier New" w:eastAsia="Times New Roman" w:hAnsi="Courier New" w:cs="Courier New"/>
-          <w:color w:val="CF8E6D"/>
-          <w:kern w:val="0"/>
-          <w:sz w:val="20"/>
-          <w:szCs w:val="20"/>
-          <w:lang w:val="en-US" w:eastAsia="ru-RU"/>
-          <w14:ligatures w14:val="none"/>
-        </w:rPr>
-        <w:t>VALUES</w:t>
-      </w:r>
-      <w:r>
-        <w:rPr>
-          <w:rFonts w:ascii="Courier New" w:eastAsia="Times New Roman" w:hAnsi="Courier New" w:cs="Courier New"/>
-          <w:color w:val="BCBEC4"/>
-          <w:kern w:val="0"/>
-          <w:sz w:val="20"/>
-          <w:szCs w:val="20"/>
-          <w:lang w:val="en-US" w:eastAsia="ru-RU"/>
-          <w14:ligatures w14:val="none"/>
-        </w:rPr>
-        <w:t>(</w:t>
-      </w:r>
-      <w:r>
-        <w:rPr>
-          <w:rFonts w:ascii="Courier New" w:eastAsia="Times New Roman" w:hAnsi="Courier New" w:cs="Courier New"/>
-          <w:color w:val="6AAB73"/>
-          <w:kern w:val="0"/>
-          <w:sz w:val="20"/>
-          <w:szCs w:val="20"/>
-          <w:lang w:val="en-US" w:eastAsia="ru-RU"/>
-          <w14:ligatures w14:val="none"/>
-        </w:rPr>
-        <w:t>'person'</w:t>
-      </w:r>
-      <w:r>
-        <w:rPr>
-          <w:rFonts w:ascii="Courier New" w:eastAsia="Times New Roman" w:hAnsi="Courier New" w:cs="Courier New"/>
-          <w:color w:val="BCBEC4"/>
-          <w:kern w:val="0"/>
-          <w:sz w:val="20"/>
-          <w:szCs w:val="20"/>
-          <w:lang w:val="en-US" w:eastAsia="ru-RU"/>
-          <w14:ligatures w14:val="none"/>
-        </w:rPr>
-        <w:t>,</w:t>
-      </w:r>
-      <w:r>
-        <w:rPr>
-          <w:rFonts w:ascii="Courier New" w:eastAsia="Times New Roman" w:hAnsi="Courier New" w:cs="Courier New"/>
-          <w:color w:val="6AAB73"/>
-          <w:kern w:val="0"/>
-          <w:sz w:val="20"/>
-          <w:szCs w:val="20"/>
-          <w:lang w:val="en-US" w:eastAsia="ru-RU"/>
-          <w14:ligatures w14:val="none"/>
-        </w:rPr>
-        <w:t>'Temp'</w:t>
-      </w:r>
-      <w:r>
-        <w:rPr>
-          <w:rFonts w:ascii="Courier New" w:eastAsia="Times New Roman" w:hAnsi="Courier New" w:cs="Courier New"/>
-          <w:color w:val="BCBEC4"/>
-          <w:kern w:val="0"/>
-          <w:sz w:val="20"/>
-          <w:szCs w:val="20"/>
-          <w:lang w:val="en-US" w:eastAsia="ru-RU"/>
-          <w14:ligatures w14:val="none"/>
-        </w:rPr>
-        <w:t>,</w:t>
-      </w:r>
-      <w:r>
-        <w:rPr>
-          <w:rFonts w:ascii="Courier New" w:eastAsia="Times New Roman" w:hAnsi="Courier New" w:cs="Courier New"/>
-          <w:color w:val="6AAB73"/>
-          <w:kern w:val="0"/>
-          <w:sz w:val="20"/>
-          <w:szCs w:val="20"/>
-          <w:lang w:val="en-US" w:eastAsia="ru-RU"/>
-          <w14:ligatures w14:val="none"/>
-        </w:rPr>
-        <w:t>'+70000000000'</w:t>
-      </w:r>
-      <w:r>
-        <w:rPr>
-          <w:rFonts w:ascii="Courier New" w:eastAsia="Times New Roman" w:hAnsi="Courier New" w:cs="Courier New"/>
-          <w:color w:val="BCBEC4"/>
-          <w:kern w:val="0"/>
-          <w:sz w:val="20"/>
-          <w:szCs w:val="20"/>
-          <w:lang w:val="en-US" w:eastAsia="ru-RU"/>
-          <w14:ligatures w14:val="none"/>
-        </w:rPr>
-        <w:t>);</w:t>
-      </w:r>
-      <w:r>
-        <w:rPr>
-          <w:rFonts w:ascii="Courier New" w:eastAsia="Times New Roman" w:hAnsi="Courier New" w:cs="Courier New"/>
-          <w:color w:val="BCBEC4"/>
-          <w:kern w:val="0"/>
-          <w:sz w:val="20"/>
-          <w:szCs w:val="20"/>
-          <w:lang w:val="en-US" w:eastAsia="ru-RU"/>
-          <w14:ligatures w14:val="none"/>
-        </w:rPr>
-        <w:br/>
-      </w:r>
-      <w:r>
-        <w:rPr>
-          <w:rFonts w:ascii="Courier New" w:eastAsia="Times New Roman" w:hAnsi="Courier New" w:cs="Courier New"/>
-          <w:color w:val="CF8E6D"/>
-          <w:kern w:val="0"/>
-          <w:sz w:val="20"/>
-          <w:szCs w:val="20"/>
-          <w:lang w:val="en-US" w:eastAsia="ru-RU"/>
-          <w14:ligatures w14:val="none"/>
-        </w:rPr>
-        <w:t xml:space="preserve">UPDATE </w:t>
-      </w:r>
-      <w:r>
-        <w:rPr>
-          <w:rFonts w:ascii="Courier New" w:eastAsia="Times New Roman" w:hAnsi="Courier New" w:cs="Courier New"/>
-          <w:color w:val="BCBEC4"/>
-          <w:kern w:val="0"/>
-          <w:sz w:val="20"/>
-          <w:szCs w:val="20"/>
-          <w:lang w:val="en-US" w:eastAsia="ru-RU"/>
-          <w14:ligatures w14:val="none"/>
-        </w:rPr>
-        <w:t xml:space="preserve">customers </w:t>
-      </w:r>
-      <w:r>
-        <w:rPr>
-          <w:rFonts w:ascii="Courier New" w:eastAsia="Times New Roman" w:hAnsi="Courier New" w:cs="Courier New"/>
-          <w:color w:val="CF8E6D"/>
-          <w:kern w:val="0"/>
-          <w:sz w:val="20"/>
-          <w:szCs w:val="20"/>
-          <w:lang w:val="en-US" w:eastAsia="ru-RU"/>
-          <w14:ligatures w14:val="none"/>
-        </w:rPr>
-        <w:t xml:space="preserve">SET </w:t>
-      </w:r>
-      <w:r>
-        <w:rPr>
-          <w:rFonts w:ascii="Courier New" w:eastAsia="Times New Roman" w:hAnsi="Courier New" w:cs="Courier New"/>
-          <w:color w:val="C77DBB"/>
-          <w:kern w:val="0"/>
-          <w:sz w:val="20"/>
-          <w:szCs w:val="20"/>
-          <w:lang w:val="en-US" w:eastAsia="ru-RU"/>
-          <w14:ligatures w14:val="none"/>
-        </w:rPr>
-        <w:t>phone</w:t>
-      </w:r>
-      <w:r>
-        <w:rPr>
-          <w:rFonts w:ascii="Courier New" w:eastAsia="Times New Roman" w:hAnsi="Courier New" w:cs="Courier New"/>
-          <w:color w:val="BCBEC4"/>
-          <w:kern w:val="0"/>
-          <w:sz w:val="20"/>
-          <w:szCs w:val="20"/>
-          <w:lang w:val="en-US" w:eastAsia="ru-RU"/>
-          <w14:ligatures w14:val="none"/>
-        </w:rPr>
-        <w:t>=</w:t>
-      </w:r>
-      <w:r>
-        <w:rPr>
-          <w:rFonts w:ascii="Courier New" w:eastAsia="Times New Roman" w:hAnsi="Courier New" w:cs="Courier New"/>
-          <w:color w:val="6AAB73"/>
-          <w:kern w:val="0"/>
-          <w:sz w:val="20"/>
-          <w:szCs w:val="20"/>
-          <w:lang w:val="en-US" w:eastAsia="ru-RU"/>
-          <w14:ligatures w14:val="none"/>
-        </w:rPr>
-        <w:t xml:space="preserve">'+70000000000' </w:t>
-      </w:r>
-      <w:r>
-        <w:rPr>
-          <w:rFonts w:ascii="Courier New" w:eastAsia="Times New Roman" w:hAnsi="Courier New" w:cs="Courier New"/>
-          <w:color w:val="CF8E6D"/>
-          <w:kern w:val="0"/>
-          <w:sz w:val="20"/>
-          <w:szCs w:val="20"/>
-          <w:lang w:val="en-US" w:eastAsia="ru-RU"/>
-          <w14:ligatures w14:val="none"/>
-        </w:rPr>
-        <w:t xml:space="preserve">WHERE </w:t>
-      </w:r>
-      <w:r>
-        <w:rPr>
-          <w:rFonts w:ascii="Courier New" w:eastAsia="Times New Roman" w:hAnsi="Courier New" w:cs="Courier New"/>
-          <w:color w:val="C77DBB"/>
-          <w:kern w:val="0"/>
-          <w:sz w:val="20"/>
-          <w:szCs w:val="20"/>
-          <w:lang w:val="en-US" w:eastAsia="ru-RU"/>
-          <w14:ligatures w14:val="none"/>
-        </w:rPr>
-        <w:t>id</w:t>
-      </w:r>
-      <w:r>
-        <w:rPr>
-          <w:rFonts w:ascii="Courier New" w:eastAsia="Times New Roman" w:hAnsi="Courier New" w:cs="Courier New"/>
-          <w:color w:val="BCBEC4"/>
-          <w:kern w:val="0"/>
-          <w:sz w:val="20"/>
-          <w:szCs w:val="20"/>
-          <w:lang w:val="en-US" w:eastAsia="ru-RU"/>
-          <w14:ligatures w14:val="none"/>
-        </w:rPr>
-        <w:t>=</w:t>
-      </w:r>
-      <w:r>
-        <w:rPr>
-          <w:rFonts w:ascii="Courier New" w:eastAsia="Times New Roman" w:hAnsi="Courier New" w:cs="Courier New"/>
-          <w:color w:val="2AACB8"/>
-          <w:kern w:val="0"/>
-          <w:sz w:val="20"/>
-          <w:szCs w:val="20"/>
-          <w:lang w:val="en-US" w:eastAsia="ru-RU"/>
-          <w14:ligatures w14:val="none"/>
-        </w:rPr>
-        <w:t>1</w:t>
-      </w:r>
-      <w:r>
-        <w:rPr>
-          <w:rFonts w:ascii="Courier New" w:eastAsia="Times New Roman" w:hAnsi="Courier New" w:cs="Courier New"/>
-          <w:color w:val="BCBEC4"/>
-          <w:kern w:val="0"/>
-          <w:sz w:val="20"/>
-          <w:szCs w:val="20"/>
-          <w:lang w:val="en-US" w:eastAsia="ru-RU"/>
-          <w14:ligatures w14:val="none"/>
-        </w:rPr>
-        <w:t>;</w:t>
-      </w:r>
-      <w:r>
-        <w:rPr>
-          <w:rFonts w:ascii="Courier New" w:eastAsia="Times New Roman" w:hAnsi="Courier New" w:cs="Courier New"/>
-          <w:color w:val="BCBEC4"/>
-          <w:kern w:val="0"/>
-          <w:sz w:val="20"/>
-          <w:szCs w:val="20"/>
-          <w:lang w:val="en-US" w:eastAsia="ru-RU"/>
-          <w14:ligatures w14:val="none"/>
-        </w:rPr>
-        <w:br/>
-      </w:r>
-      <w:r>
-        <w:rPr>
-          <w:rFonts w:ascii="Courier New" w:eastAsia="Times New Roman" w:hAnsi="Courier New" w:cs="Courier New"/>
-          <w:color w:val="BCBEC4"/>
-          <w:kern w:val="0"/>
-          <w:sz w:val="20"/>
-          <w:szCs w:val="20"/>
-          <w:lang w:val="en-US" w:eastAsia="ru-RU"/>
-          <w14:ligatures w14:val="none"/>
-        </w:rPr>
-        <w:br/>
-      </w:r>
-      <w:r>
-        <w:rPr>
-          <w:rFonts w:ascii="Courier New" w:eastAsia="Times New Roman" w:hAnsi="Courier New" w:cs="Courier New"/>
-          <w:color w:val="7A7E85"/>
-          <w:kern w:val="0"/>
-          <w:sz w:val="20"/>
-          <w:szCs w:val="20"/>
-          <w:lang w:val="en-US" w:eastAsia="ru-RU"/>
-          <w14:ligatures w14:val="none"/>
-        </w:rPr>
-        <w:t>-- 4. OK: update edition volume</w:t>
-      </w:r>
-      <w:r>
-        <w:rPr>
-          <w:rFonts w:ascii="Courier New" w:eastAsia="Times New Roman" w:hAnsi="Courier New" w:cs="Courier New"/>
-          <w:color w:val="7A7E85"/>
-          <w:kern w:val="0"/>
-          <w:sz w:val="20"/>
-          <w:szCs w:val="20"/>
-          <w:lang w:val="en-US" w:eastAsia="ru-RU"/>
-          <w14:ligatures w14:val="none"/>
-        </w:rPr>
-        <w:br/>
-      </w:r>
-      <w:r>
-        <w:rPr>
-          <w:rFonts w:ascii="Courier New" w:eastAsia="Times New Roman" w:hAnsi="Courier New" w:cs="Courier New"/>
-          <w:color w:val="CF8E6D"/>
-          <w:kern w:val="0"/>
-          <w:sz w:val="20"/>
-          <w:szCs w:val="20"/>
-          <w:lang w:val="en-US" w:eastAsia="ru-RU"/>
-          <w14:ligatures w14:val="none"/>
-        </w:rPr>
-        <w:t xml:space="preserve">UPDATE </w:t>
-      </w:r>
-      <w:r>
-        <w:rPr>
-          <w:rFonts w:ascii="Courier New" w:eastAsia="Times New Roman" w:hAnsi="Courier New" w:cs="Courier New"/>
-          <w:color w:val="BCBEC4"/>
-          <w:kern w:val="0"/>
-          <w:sz w:val="20"/>
-          <w:szCs w:val="20"/>
-          <w:lang w:val="en-US" w:eastAsia="ru-RU"/>
-          <w14:ligatures w14:val="none"/>
-        </w:rPr>
-        <w:t xml:space="preserve">editions </w:t>
-      </w:r>
-      <w:r>
-        <w:rPr>
-          <w:rFonts w:ascii="Courier New" w:eastAsia="Times New Roman" w:hAnsi="Courier New" w:cs="Courier New"/>
-          <w:color w:val="CF8E6D"/>
-          <w:kern w:val="0"/>
-          <w:sz w:val="20"/>
-          <w:szCs w:val="20"/>
-          <w:lang w:val="en-US" w:eastAsia="ru-RU"/>
-          <w14:ligatures w14:val="none"/>
-        </w:rPr>
-        <w:t xml:space="preserve">SET </w:t>
-      </w:r>
-      <w:proofErr w:type="spellStart"/>
-      <w:r>
-        <w:rPr>
-          <w:rFonts w:ascii="Courier New" w:eastAsia="Times New Roman" w:hAnsi="Courier New" w:cs="Courier New"/>
-          <w:color w:val="C77DBB"/>
-          <w:kern w:val="0"/>
-          <w:sz w:val="20"/>
-          <w:szCs w:val="20"/>
-          <w:lang w:val="en-US" w:eastAsia="ru-RU"/>
-          <w14:ligatures w14:val="none"/>
-        </w:rPr>
-        <w:t>volume_sheets</w:t>
-      </w:r>
-      <w:proofErr w:type="spellEnd"/>
-      <w:r>
-        <w:rPr>
-          <w:rFonts w:ascii="Courier New" w:eastAsia="Times New Roman" w:hAnsi="Courier New" w:cs="Courier New"/>
-          <w:color w:val="BCBEC4"/>
-          <w:kern w:val="0"/>
-          <w:sz w:val="20"/>
-          <w:szCs w:val="20"/>
-          <w:lang w:val="en-US" w:eastAsia="ru-RU"/>
-          <w14:ligatures w14:val="none"/>
-        </w:rPr>
-        <w:t>=</w:t>
-      </w:r>
-      <w:r>
-        <w:rPr>
-          <w:rFonts w:ascii="Courier New" w:eastAsia="Times New Roman" w:hAnsi="Courier New" w:cs="Courier New"/>
-          <w:color w:val="2AACB8"/>
-          <w:kern w:val="0"/>
-          <w:sz w:val="20"/>
-          <w:szCs w:val="20"/>
-          <w:lang w:val="en-US" w:eastAsia="ru-RU"/>
-          <w14:ligatures w14:val="none"/>
-        </w:rPr>
-        <w:t xml:space="preserve">20 </w:t>
-      </w:r>
-      <w:r>
-        <w:rPr>
-          <w:rFonts w:ascii="Courier New" w:eastAsia="Times New Roman" w:hAnsi="Courier New" w:cs="Courier New"/>
-          <w:color w:val="CF8E6D"/>
-          <w:kern w:val="0"/>
-          <w:sz w:val="20"/>
-          <w:szCs w:val="20"/>
-          <w:lang w:val="en-US" w:eastAsia="ru-RU"/>
-          <w14:ligatures w14:val="none"/>
-        </w:rPr>
-        <w:t xml:space="preserve">WHERE </w:t>
-      </w:r>
-      <w:r>
-        <w:rPr>
-          <w:rFonts w:ascii="Courier New" w:eastAsia="Times New Roman" w:hAnsi="Courier New" w:cs="Courier New"/>
-          <w:color w:val="C77DBB"/>
-          <w:kern w:val="0"/>
-          <w:sz w:val="20"/>
-          <w:szCs w:val="20"/>
-          <w:lang w:val="en-US" w:eastAsia="ru-RU"/>
-          <w14:ligatures w14:val="none"/>
-        </w:rPr>
-        <w:t>id</w:t>
-      </w:r>
-      <w:r>
-        <w:rPr>
-          <w:rFonts w:ascii="Courier New" w:eastAsia="Times New Roman" w:hAnsi="Courier New" w:cs="Courier New"/>
-          <w:color w:val="BCBEC4"/>
-          <w:kern w:val="0"/>
-          <w:sz w:val="20"/>
-          <w:szCs w:val="20"/>
-          <w:lang w:val="en-US" w:eastAsia="ru-RU"/>
-          <w14:ligatures w14:val="none"/>
-        </w:rPr>
-        <w:t>=</w:t>
-      </w:r>
-      <w:r>
-        <w:rPr>
-          <w:rFonts w:ascii="Courier New" w:eastAsia="Times New Roman" w:hAnsi="Courier New" w:cs="Courier New"/>
-          <w:color w:val="2AACB8"/>
-          <w:kern w:val="0"/>
-          <w:sz w:val="20"/>
-          <w:szCs w:val="20"/>
-          <w:lang w:val="en-US" w:eastAsia="ru-RU"/>
-          <w14:ligatures w14:val="none"/>
-        </w:rPr>
-        <w:t>1</w:t>
-      </w:r>
-      <w:r>
-        <w:rPr>
-          <w:rFonts w:ascii="Courier New" w:eastAsia="Times New Roman" w:hAnsi="Courier New" w:cs="Courier New"/>
-          <w:color w:val="BCBEC4"/>
-          <w:kern w:val="0"/>
-          <w:sz w:val="20"/>
-          <w:szCs w:val="20"/>
-          <w:lang w:val="en-US" w:eastAsia="ru-RU"/>
-          <w14:ligatures w14:val="none"/>
-        </w:rPr>
-        <w:t>;</w:t>
-      </w:r>
-      <w:r>
-        <w:rPr>
-          <w:rFonts w:ascii="Courier New" w:eastAsia="Times New Roman" w:hAnsi="Courier New" w:cs="Courier New"/>
-          <w:color w:val="BCBEC4"/>
-          <w:kern w:val="0"/>
-          <w:sz w:val="20"/>
-          <w:szCs w:val="20"/>
-          <w:lang w:val="en-US" w:eastAsia="ru-RU"/>
-          <w14:ligatures w14:val="none"/>
-        </w:rPr>
-        <w:br/>
-      </w:r>
-      <w:r>
-        <w:rPr>
-          <w:rFonts w:ascii="Courier New" w:eastAsia="Times New Roman" w:hAnsi="Courier New" w:cs="Courier New"/>
-          <w:color w:val="BCBEC4"/>
-          <w:kern w:val="0"/>
-          <w:sz w:val="20"/>
-          <w:szCs w:val="20"/>
-          <w:lang w:val="en-US" w:eastAsia="ru-RU"/>
-          <w14:ligatures w14:val="none"/>
-        </w:rPr>
-        <w:br/>
-      </w:r>
-      <w:r>
-        <w:rPr>
-          <w:rFonts w:ascii="Courier New" w:eastAsia="Times New Roman" w:hAnsi="Courier New" w:cs="Courier New"/>
-          <w:color w:val="7A7E85"/>
-          <w:kern w:val="0"/>
-          <w:sz w:val="20"/>
-          <w:szCs w:val="20"/>
-          <w:lang w:val="en-US" w:eastAsia="ru-RU"/>
-          <w14:ligatures w14:val="none"/>
-        </w:rPr>
-        <w:t xml:space="preserve">-- 5. FAIL CHECK: negative </w:t>
-      </w:r>
-      <w:proofErr w:type="spellStart"/>
-      <w:r>
-        <w:rPr>
-          <w:rFonts w:ascii="Courier New" w:eastAsia="Times New Roman" w:hAnsi="Courier New" w:cs="Courier New"/>
-          <w:color w:val="7A7E85"/>
-          <w:kern w:val="0"/>
-          <w:sz w:val="20"/>
-          <w:szCs w:val="20"/>
-          <w:lang w:val="en-US" w:eastAsia="ru-RU"/>
-          <w14:ligatures w14:val="none"/>
-        </w:rPr>
-        <w:t>volume_sheets</w:t>
-      </w:r>
-      <w:proofErr w:type="spellEnd"/>
-      <w:r>
-        <w:rPr>
-          <w:rFonts w:ascii="Courier New" w:eastAsia="Times New Roman" w:hAnsi="Courier New" w:cs="Courier New"/>
-          <w:color w:val="7A7E85"/>
-          <w:kern w:val="0"/>
-          <w:sz w:val="20"/>
-          <w:szCs w:val="20"/>
-          <w:lang w:val="en-US" w:eastAsia="ru-RU"/>
-          <w14:ligatures w14:val="none"/>
-        </w:rPr>
-        <w:br/>
-      </w:r>
-      <w:r>
-        <w:rPr>
-          <w:rFonts w:ascii="Courier New" w:eastAsia="Times New Roman" w:hAnsi="Courier New" w:cs="Courier New"/>
-          <w:color w:val="CF8E6D"/>
-          <w:kern w:val="0"/>
-          <w:sz w:val="20"/>
-          <w:szCs w:val="20"/>
-          <w:lang w:val="en-US" w:eastAsia="ru-RU"/>
-          <w14:ligatures w14:val="none"/>
-        </w:rPr>
-        <w:t xml:space="preserve">UPDATE </w:t>
-      </w:r>
-      <w:r>
-        <w:rPr>
-          <w:rFonts w:ascii="Courier New" w:eastAsia="Times New Roman" w:hAnsi="Courier New" w:cs="Courier New"/>
-          <w:color w:val="BCBEC4"/>
-          <w:kern w:val="0"/>
-          <w:sz w:val="20"/>
-          <w:szCs w:val="20"/>
-          <w:lang w:val="en-US" w:eastAsia="ru-RU"/>
-          <w14:ligatures w14:val="none"/>
-        </w:rPr>
-        <w:t xml:space="preserve">editions </w:t>
-      </w:r>
-      <w:r>
-        <w:rPr>
-          <w:rFonts w:ascii="Courier New" w:eastAsia="Times New Roman" w:hAnsi="Courier New" w:cs="Courier New"/>
-          <w:color w:val="CF8E6D"/>
-          <w:kern w:val="0"/>
-          <w:sz w:val="20"/>
-          <w:szCs w:val="20"/>
-          <w:lang w:val="en-US" w:eastAsia="ru-RU"/>
-          <w14:ligatures w14:val="none"/>
-        </w:rPr>
-        <w:t xml:space="preserve">SET </w:t>
-      </w:r>
-      <w:proofErr w:type="spellStart"/>
-      <w:r>
-        <w:rPr>
-          <w:rFonts w:ascii="Courier New" w:eastAsia="Times New Roman" w:hAnsi="Courier New" w:cs="Courier New"/>
-          <w:color w:val="C77DBB"/>
-          <w:kern w:val="0"/>
-          <w:sz w:val="20"/>
-          <w:szCs w:val="20"/>
-          <w:lang w:val="en-US" w:eastAsia="ru-RU"/>
-          <w14:ligatures w14:val="none"/>
-        </w:rPr>
-        <w:t>volume_sheets</w:t>
-      </w:r>
-      <w:proofErr w:type="spellEnd"/>
-      <w:r>
-        <w:rPr>
-          <w:rFonts w:ascii="Courier New" w:eastAsia="Times New Roman" w:hAnsi="Courier New" w:cs="Courier New"/>
-          <w:color w:val="BCBEC4"/>
-          <w:kern w:val="0"/>
-          <w:sz w:val="20"/>
-          <w:szCs w:val="20"/>
-          <w:lang w:val="en-US" w:eastAsia="ru-RU"/>
-          <w14:ligatures w14:val="none"/>
-        </w:rPr>
-        <w:t>=-</w:t>
-      </w:r>
-      <w:r>
-        <w:rPr>
-          <w:rFonts w:ascii="Courier New" w:eastAsia="Times New Roman" w:hAnsi="Courier New" w:cs="Courier New"/>
-          <w:color w:val="2AACB8"/>
-          <w:kern w:val="0"/>
-          <w:sz w:val="20"/>
-          <w:szCs w:val="20"/>
-          <w:lang w:val="en-US" w:eastAsia="ru-RU"/>
-          <w14:ligatures w14:val="none"/>
-        </w:rPr>
-        <w:t xml:space="preserve">5 </w:t>
-      </w:r>
-      <w:r>
-        <w:rPr>
-          <w:rFonts w:ascii="Courier New" w:eastAsia="Times New Roman" w:hAnsi="Courier New" w:cs="Courier New"/>
-          <w:color w:val="CF8E6D"/>
-          <w:kern w:val="0"/>
-          <w:sz w:val="20"/>
-          <w:szCs w:val="20"/>
-          <w:lang w:val="en-US" w:eastAsia="ru-RU"/>
-          <w14:ligatures w14:val="none"/>
-        </w:rPr>
-        <w:t xml:space="preserve">WHERE </w:t>
-      </w:r>
-      <w:r>
-        <w:rPr>
-          <w:rFonts w:ascii="Courier New" w:eastAsia="Times New Roman" w:hAnsi="Courier New" w:cs="Courier New"/>
-          <w:color w:val="C77DBB"/>
-          <w:kern w:val="0"/>
-          <w:sz w:val="20"/>
-          <w:szCs w:val="20"/>
-          <w:lang w:val="en-US" w:eastAsia="ru-RU"/>
-          <w14:ligatures w14:val="none"/>
-        </w:rPr>
-        <w:t>id</w:t>
-      </w:r>
-      <w:r>
-        <w:rPr>
-          <w:rFonts w:ascii="Courier New" w:eastAsia="Times New Roman" w:hAnsi="Courier New" w:cs="Courier New"/>
-          <w:color w:val="BCBEC4"/>
-          <w:kern w:val="0"/>
-          <w:sz w:val="20"/>
-          <w:szCs w:val="20"/>
-          <w:lang w:val="en-US" w:eastAsia="ru-RU"/>
-          <w14:ligatures w14:val="none"/>
-        </w:rPr>
-        <w:t>=</w:t>
-      </w:r>
-      <w:r>
-        <w:rPr>
-          <w:rFonts w:ascii="Courier New" w:eastAsia="Times New Roman" w:hAnsi="Courier New" w:cs="Courier New"/>
-          <w:color w:val="2AACB8"/>
-          <w:kern w:val="0"/>
-          <w:sz w:val="20"/>
-          <w:szCs w:val="20"/>
-          <w:lang w:val="en-US" w:eastAsia="ru-RU"/>
-          <w14:ligatures w14:val="none"/>
-        </w:rPr>
-        <w:t>1</w:t>
-      </w:r>
-      <w:r>
-        <w:rPr>
-          <w:rFonts w:ascii="Courier New" w:eastAsia="Times New Roman" w:hAnsi="Courier New" w:cs="Courier New"/>
-          <w:color w:val="BCBEC4"/>
-          <w:kern w:val="0"/>
-          <w:sz w:val="20"/>
-          <w:szCs w:val="20"/>
-          <w:lang w:val="en-US" w:eastAsia="ru-RU"/>
-          <w14:ligatures w14:val="none"/>
-        </w:rPr>
-        <w:t>;</w:t>
-      </w:r>
-      <w:r>
-        <w:rPr>
-          <w:rFonts w:ascii="Courier New" w:eastAsia="Times New Roman" w:hAnsi="Courier New" w:cs="Courier New"/>
-          <w:color w:val="BCBEC4"/>
-          <w:kern w:val="0"/>
-          <w:sz w:val="20"/>
-          <w:szCs w:val="20"/>
-          <w:lang w:val="en-US" w:eastAsia="ru-RU"/>
-          <w14:ligatures w14:val="none"/>
-        </w:rPr>
-        <w:br/>
-      </w:r>
-      <w:r>
-        <w:rPr>
-          <w:rFonts w:ascii="Courier New" w:eastAsia="Times New Roman" w:hAnsi="Courier New" w:cs="Courier New"/>
-          <w:color w:val="BCBEC4"/>
-          <w:kern w:val="0"/>
-          <w:sz w:val="20"/>
-          <w:szCs w:val="20"/>
-          <w:lang w:val="en-US" w:eastAsia="ru-RU"/>
-          <w14:ligatures w14:val="none"/>
-        </w:rPr>
-        <w:br/>
-      </w:r>
-      <w:r>
-        <w:rPr>
-          <w:rFonts w:ascii="Courier New" w:eastAsia="Times New Roman" w:hAnsi="Courier New" w:cs="Courier New"/>
-          <w:color w:val="7A7E85"/>
-          <w:kern w:val="0"/>
-          <w:sz w:val="20"/>
-          <w:szCs w:val="20"/>
-          <w:lang w:val="en-US" w:eastAsia="ru-RU"/>
-          <w14:ligatures w14:val="none"/>
-        </w:rPr>
-        <w:t>-- 6. OK: update order completed date</w:t>
-      </w:r>
-      <w:r>
-        <w:rPr>
-          <w:rFonts w:ascii="Courier New" w:eastAsia="Times New Roman" w:hAnsi="Courier New" w:cs="Courier New"/>
-          <w:color w:val="7A7E85"/>
-          <w:kern w:val="0"/>
-          <w:sz w:val="20"/>
-          <w:szCs w:val="20"/>
-          <w:lang w:val="en-US" w:eastAsia="ru-RU"/>
-          <w14:ligatures w14:val="none"/>
-        </w:rPr>
-        <w:br/>
-      </w:r>
-      <w:r>
-        <w:rPr>
-          <w:rFonts w:ascii="Courier New" w:eastAsia="Times New Roman" w:hAnsi="Courier New" w:cs="Courier New"/>
-          <w:color w:val="CF8E6D"/>
-          <w:kern w:val="0"/>
-          <w:sz w:val="20"/>
-          <w:szCs w:val="20"/>
-          <w:lang w:val="en-US" w:eastAsia="ru-RU"/>
-          <w14:ligatures w14:val="none"/>
-        </w:rPr>
-        <w:t xml:space="preserve">UPDATE </w:t>
-      </w:r>
-      <w:r>
-        <w:rPr>
-          <w:rFonts w:ascii="Courier New" w:eastAsia="Times New Roman" w:hAnsi="Courier New" w:cs="Courier New"/>
-          <w:color w:val="BCBEC4"/>
-          <w:kern w:val="0"/>
-          <w:sz w:val="20"/>
-          <w:szCs w:val="20"/>
-          <w:lang w:val="en-US" w:eastAsia="ru-RU"/>
-          <w14:ligatures w14:val="none"/>
-        </w:rPr>
-        <w:t xml:space="preserve">orders </w:t>
-      </w:r>
-      <w:r>
-        <w:rPr>
-          <w:rFonts w:ascii="Courier New" w:eastAsia="Times New Roman" w:hAnsi="Courier New" w:cs="Courier New"/>
-          <w:color w:val="CF8E6D"/>
-          <w:kern w:val="0"/>
-          <w:sz w:val="20"/>
-          <w:szCs w:val="20"/>
-          <w:lang w:val="en-US" w:eastAsia="ru-RU"/>
-          <w14:ligatures w14:val="none"/>
-        </w:rPr>
-        <w:t xml:space="preserve">SET </w:t>
-      </w:r>
-      <w:proofErr w:type="spellStart"/>
-      <w:r>
-        <w:rPr>
-          <w:rFonts w:ascii="Courier New" w:eastAsia="Times New Roman" w:hAnsi="Courier New" w:cs="Courier New"/>
-          <w:color w:val="C77DBB"/>
-          <w:kern w:val="0"/>
-          <w:sz w:val="20"/>
-          <w:szCs w:val="20"/>
-          <w:lang w:val="en-US" w:eastAsia="ru-RU"/>
-          <w14:ligatures w14:val="none"/>
-        </w:rPr>
-        <w:t>date_completed</w:t>
-      </w:r>
-      <w:proofErr w:type="spellEnd"/>
-      <w:r>
-        <w:rPr>
-          <w:rFonts w:ascii="Courier New" w:eastAsia="Times New Roman" w:hAnsi="Courier New" w:cs="Courier New"/>
-          <w:color w:val="BCBEC4"/>
-          <w:kern w:val="0"/>
-          <w:sz w:val="20"/>
-          <w:szCs w:val="20"/>
-          <w:lang w:val="en-US" w:eastAsia="ru-RU"/>
-          <w14:ligatures w14:val="none"/>
-        </w:rPr>
-        <w:t>=</w:t>
-      </w:r>
-      <w:r>
-        <w:rPr>
-          <w:rFonts w:ascii="Courier New" w:eastAsia="Times New Roman" w:hAnsi="Courier New" w:cs="Courier New"/>
-          <w:color w:val="6AAB73"/>
-          <w:kern w:val="0"/>
-          <w:sz w:val="20"/>
-          <w:szCs w:val="20"/>
-          <w:lang w:val="en-US" w:eastAsia="ru-RU"/>
-          <w14:ligatures w14:val="none"/>
-        </w:rPr>
-        <w:t xml:space="preserve">'2025-01-10' </w:t>
-      </w:r>
-      <w:r>
-        <w:rPr>
-          <w:rFonts w:ascii="Courier New" w:eastAsia="Times New Roman" w:hAnsi="Courier New" w:cs="Courier New"/>
-          <w:color w:val="CF8E6D"/>
-          <w:kern w:val="0"/>
-          <w:sz w:val="20"/>
-          <w:szCs w:val="20"/>
-          <w:lang w:val="en-US" w:eastAsia="ru-RU"/>
-          <w14:ligatures w14:val="none"/>
-        </w:rPr>
-        <w:t xml:space="preserve">WHERE </w:t>
-      </w:r>
-      <w:r>
-        <w:rPr>
-          <w:rFonts w:ascii="Courier New" w:eastAsia="Times New Roman" w:hAnsi="Courier New" w:cs="Courier New"/>
-          <w:color w:val="C77DBB"/>
-          <w:kern w:val="0"/>
-          <w:sz w:val="20"/>
-          <w:szCs w:val="20"/>
-          <w:lang w:val="en-US" w:eastAsia="ru-RU"/>
-          <w14:ligatures w14:val="none"/>
-        </w:rPr>
-        <w:t>id</w:t>
-      </w:r>
-      <w:r>
-        <w:rPr>
-          <w:rFonts w:ascii="Courier New" w:eastAsia="Times New Roman" w:hAnsi="Courier New" w:cs="Courier New"/>
-          <w:color w:val="BCBEC4"/>
-          <w:kern w:val="0"/>
-          <w:sz w:val="20"/>
-          <w:szCs w:val="20"/>
-          <w:lang w:val="en-US" w:eastAsia="ru-RU"/>
-          <w14:ligatures w14:val="none"/>
-        </w:rPr>
-        <w:t>=</w:t>
-      </w:r>
-      <w:r>
-        <w:rPr>
-          <w:rFonts w:ascii="Courier New" w:eastAsia="Times New Roman" w:hAnsi="Courier New" w:cs="Courier New"/>
-          <w:color w:val="2AACB8"/>
-          <w:kern w:val="0"/>
-          <w:sz w:val="20"/>
-          <w:szCs w:val="20"/>
-          <w:lang w:val="en-US" w:eastAsia="ru-RU"/>
-          <w14:ligatures w14:val="none"/>
-        </w:rPr>
-        <w:t>1</w:t>
-      </w:r>
-      <w:r>
-        <w:rPr>
-          <w:rFonts w:ascii="Courier New" w:eastAsia="Times New Roman" w:hAnsi="Courier New" w:cs="Courier New"/>
-          <w:color w:val="BCBEC4"/>
-          <w:kern w:val="0"/>
-          <w:sz w:val="20"/>
-          <w:szCs w:val="20"/>
-          <w:lang w:val="en-US" w:eastAsia="ru-RU"/>
-          <w14:ligatures w14:val="none"/>
-        </w:rPr>
-        <w:t>;</w:t>
-      </w:r>
-      <w:r>
-        <w:rPr>
-          <w:rFonts w:ascii="Courier New" w:eastAsia="Times New Roman" w:hAnsi="Courier New" w:cs="Courier New"/>
-          <w:color w:val="BCBEC4"/>
-          <w:kern w:val="0"/>
-          <w:sz w:val="20"/>
-          <w:szCs w:val="20"/>
-          <w:lang w:val="en-US" w:eastAsia="ru-RU"/>
-          <w14:ligatures w14:val="none"/>
-        </w:rPr>
-        <w:br/>
-      </w:r>
-      <w:r>
-        <w:rPr>
-          <w:rFonts w:ascii="Courier New" w:eastAsia="Times New Roman" w:hAnsi="Courier New" w:cs="Courier New"/>
-          <w:color w:val="BCBEC4"/>
-          <w:kern w:val="0"/>
-          <w:sz w:val="20"/>
-          <w:szCs w:val="20"/>
-          <w:lang w:val="en-US" w:eastAsia="ru-RU"/>
-          <w14:ligatures w14:val="none"/>
-        </w:rPr>
-        <w:br/>
-      </w:r>
-      <w:r>
-        <w:rPr>
-          <w:rFonts w:ascii="Courier New" w:eastAsia="Times New Roman" w:hAnsi="Courier New" w:cs="Courier New"/>
-          <w:color w:val="7A7E85"/>
-          <w:kern w:val="0"/>
-          <w:sz w:val="20"/>
-          <w:szCs w:val="20"/>
-          <w:lang w:val="en-US" w:eastAsia="ru-RU"/>
-          <w14:ligatures w14:val="none"/>
-        </w:rPr>
-        <w:t>-- 7. FAIL CHECK: completed earlier than received</w:t>
-      </w:r>
-      <w:r>
-        <w:rPr>
-          <w:rFonts w:ascii="Courier New" w:eastAsia="Times New Roman" w:hAnsi="Courier New" w:cs="Courier New"/>
-          <w:color w:val="7A7E85"/>
-          <w:kern w:val="0"/>
-          <w:sz w:val="20"/>
-          <w:szCs w:val="20"/>
-          <w:lang w:val="en-US" w:eastAsia="ru-RU"/>
-          <w14:ligatures w14:val="none"/>
-        </w:rPr>
-        <w:br/>
-      </w:r>
-      <w:r>
-        <w:rPr>
-          <w:rFonts w:ascii="Courier New" w:eastAsia="Times New Roman" w:hAnsi="Courier New" w:cs="Courier New"/>
-          <w:color w:val="CF8E6D"/>
-          <w:kern w:val="0"/>
-          <w:sz w:val="20"/>
-          <w:szCs w:val="20"/>
-          <w:lang w:val="en-US" w:eastAsia="ru-RU"/>
-          <w14:ligatures w14:val="none"/>
-        </w:rPr>
-        <w:t xml:space="preserve">UPDATE </w:t>
-      </w:r>
-      <w:r>
-        <w:rPr>
-          <w:rFonts w:ascii="Courier New" w:eastAsia="Times New Roman" w:hAnsi="Courier New" w:cs="Courier New"/>
-          <w:color w:val="BCBEC4"/>
-          <w:kern w:val="0"/>
-          <w:sz w:val="20"/>
-          <w:szCs w:val="20"/>
-          <w:lang w:val="en-US" w:eastAsia="ru-RU"/>
-          <w14:ligatures w14:val="none"/>
-        </w:rPr>
-        <w:t xml:space="preserve">orders </w:t>
-      </w:r>
-      <w:r>
-        <w:rPr>
-          <w:rFonts w:ascii="Courier New" w:eastAsia="Times New Roman" w:hAnsi="Courier New" w:cs="Courier New"/>
-          <w:color w:val="CF8E6D"/>
-          <w:kern w:val="0"/>
-          <w:sz w:val="20"/>
-          <w:szCs w:val="20"/>
-          <w:lang w:val="en-US" w:eastAsia="ru-RU"/>
-          <w14:ligatures w14:val="none"/>
-        </w:rPr>
-        <w:t xml:space="preserve">SET </w:t>
-      </w:r>
-      <w:proofErr w:type="spellStart"/>
-      <w:r>
-        <w:rPr>
-          <w:rFonts w:ascii="Courier New" w:eastAsia="Times New Roman" w:hAnsi="Courier New" w:cs="Courier New"/>
-          <w:color w:val="C77DBB"/>
-          <w:kern w:val="0"/>
-          <w:sz w:val="20"/>
-          <w:szCs w:val="20"/>
-          <w:lang w:val="en-US" w:eastAsia="ru-RU"/>
-          <w14:ligatures w14:val="none"/>
-        </w:rPr>
-        <w:t>date_completed</w:t>
-      </w:r>
-      <w:proofErr w:type="spellEnd"/>
-      <w:r>
-        <w:rPr>
-          <w:rFonts w:ascii="Courier New" w:eastAsia="Times New Roman" w:hAnsi="Courier New" w:cs="Courier New"/>
-          <w:color w:val="BCBEC4"/>
-          <w:kern w:val="0"/>
-          <w:sz w:val="20"/>
-          <w:szCs w:val="20"/>
-          <w:lang w:val="en-US" w:eastAsia="ru-RU"/>
-          <w14:ligatures w14:val="none"/>
-        </w:rPr>
-        <w:t>=</w:t>
-      </w:r>
-      <w:r>
-        <w:rPr>
-          <w:rFonts w:ascii="Courier New" w:eastAsia="Times New Roman" w:hAnsi="Courier New" w:cs="Courier New"/>
-          <w:color w:val="6AAB73"/>
-          <w:kern w:val="0"/>
-          <w:sz w:val="20"/>
-          <w:szCs w:val="20"/>
-          <w:lang w:val="en-US" w:eastAsia="ru-RU"/>
-          <w14:ligatures w14:val="none"/>
-        </w:rPr>
-        <w:t xml:space="preserve">'2024-12-01' </w:t>
-      </w:r>
-      <w:r>
-        <w:rPr>
-          <w:rFonts w:ascii="Courier New" w:eastAsia="Times New Roman" w:hAnsi="Courier New" w:cs="Courier New"/>
-          <w:color w:val="CF8E6D"/>
-          <w:kern w:val="0"/>
-          <w:sz w:val="20"/>
-          <w:szCs w:val="20"/>
-          <w:lang w:val="en-US" w:eastAsia="ru-RU"/>
-          <w14:ligatures w14:val="none"/>
-        </w:rPr>
-        <w:t xml:space="preserve">WHERE </w:t>
-      </w:r>
-      <w:r>
-        <w:rPr>
-          <w:rFonts w:ascii="Courier New" w:eastAsia="Times New Roman" w:hAnsi="Courier New" w:cs="Courier New"/>
-          <w:color w:val="C77DBB"/>
-          <w:kern w:val="0"/>
-          <w:sz w:val="20"/>
-          <w:szCs w:val="20"/>
-          <w:lang w:val="en-US" w:eastAsia="ru-RU"/>
-          <w14:ligatures w14:val="none"/>
-        </w:rPr>
-        <w:t>id</w:t>
-      </w:r>
-      <w:r>
-        <w:rPr>
-          <w:rFonts w:ascii="Courier New" w:eastAsia="Times New Roman" w:hAnsi="Courier New" w:cs="Courier New"/>
-          <w:color w:val="BCBEC4"/>
-          <w:kern w:val="0"/>
-          <w:sz w:val="20"/>
-          <w:szCs w:val="20"/>
-          <w:lang w:val="en-US" w:eastAsia="ru-RU"/>
-          <w14:ligatures w14:val="none"/>
-        </w:rPr>
-        <w:t>=</w:t>
-      </w:r>
-      <w:proofErr w:type="gramStart"/>
-      <w:r>
-        <w:rPr>
-          <w:rFonts w:ascii="Courier New" w:eastAsia="Times New Roman" w:hAnsi="Courier New" w:cs="Courier New"/>
-          <w:color w:val="2AACB8"/>
-          <w:kern w:val="0"/>
-          <w:sz w:val="20"/>
-          <w:szCs w:val="20"/>
-          <w:lang w:val="en-US" w:eastAsia="ru-RU"/>
-          <w14:ligatures w14:val="none"/>
-        </w:rPr>
-        <w:t>1</w:t>
-      </w:r>
-      <w:r>
-        <w:rPr>
-          <w:rFonts w:ascii="Courier New" w:eastAsia="Times New Roman" w:hAnsi="Courier New" w:cs="Courier New"/>
-          <w:color w:val="BCBEC4"/>
-          <w:kern w:val="0"/>
-          <w:sz w:val="20"/>
-          <w:szCs w:val="20"/>
-          <w:lang w:val="en-US" w:eastAsia="ru-RU"/>
-          <w14:ligatures w14:val="none"/>
-        </w:rPr>
-        <w:t>;</w:t>
-      </w:r>
-      <w:proofErr w:type="gramEnd"/>
     </w:p>
     <w:p>
       <w:pPr>
         <w:rPr>
-          <w:b/>
-          <w:bCs/>
           <w:lang w:val="en-US"/>
         </w:rPr>
       </w:pPr>
     </w:p>
     <w:p>
-      <w:pPr>
-        <w:rPr>
-          <w:b/>
-          <w:bCs/>
+      <w:r>
+        <w:rPr>
+          <w:noProof/>
           <w:lang w:val="en-US"/>
         </w:rPr>
-      </w:pPr>
-      <w:r>
-        <w:rPr>
-          <w:b/>
-          <w:bCs/>
-          <w:lang w:val="en-US"/>
-        </w:rPr>
         <w:drawing>
-          <wp:inline distT="0" distB="0" distL="0" distR="0" wp14:anchorId="5AAF680E" wp14:editId="7EEE2C62">
-            <wp:extent cx="5940425" cy="1202055"/>
+          <wp:inline distT="0" distB="0" distL="0" distR="0" wp14:anchorId="574A9634" wp14:editId="67C6A3DB">
+            <wp:extent cx="5940425" cy="1371600"/>
             <wp:effectExtent l="0" t="0" r="3175" b="0"/>
-            <wp:docPr id="1355897518" name="Рисунок 1" descr="Изображение выглядит как текст, снимок экрана, Шрифт&#10;&#10;Содержимое, созданное искусственным интеллектом, может быть неверным."/>
+            <wp:docPr id="1261011912" name="Рисунок 1" descr="Изображение выглядит как текст, снимок экрана, Шрифт&#10;&#10;Содержимое, созданное искусственным интеллектом, может быть неверным."/>
             <wp:cNvGraphicFramePr>
               <a:graphicFrameLocks xmlns:a="http://schemas.openxmlformats.org/drawingml/2006/main" noChangeAspect="1"/>
             </wp:cNvGraphicFramePr>
@@ -8774,7 +8693,7 @@
               <a:graphicData uri="http://schemas.openxmlformats.org/drawingml/2006/picture">
                 <pic:pic xmlns:pic="http://schemas.openxmlformats.org/drawingml/2006/picture">
                   <pic:nvPicPr>
-                    <pic:cNvPr id="1355897518" name="Рисунок 1" descr="Изображение выглядит как текст, снимок экрана, Шрифт&#10;&#10;Содержимое, созданное искусственным интеллектом, может быть неверным."/>
+                    <pic:cNvPr id="1261011912" name="Рисунок 1" descr="Изображение выглядит как текст, снимок экрана, Шрифт&#10;&#10;Содержимое, созданное искусственным интеллектом, может быть неверным."/>
                     <pic:cNvPicPr/>
                   </pic:nvPicPr>
                   <pic:blipFill>
@@ -8786,7 +8705,7 @@
                   <pic:spPr>
                     <a:xfrm>
                       <a:off x="0" y="0"/>
-                      <a:ext cx="5940425" cy="1202055"/>
+                      <a:ext cx="5940425" cy="1371600"/>
                     </a:xfrm>
                     <a:prstGeom prst="rect">
                       <a:avLst/>
@@ -8798,45 +8717,67 @@
           </wp:inline>
         </w:drawing>
       </w:r>
+      <w:r>
+        <w:rPr>
+          <w:noProof/>
+        </w:rPr>
+        <w:drawing>
+          <wp:inline distT="0" distB="0" distL="0" distR="0" wp14:anchorId="2B603805" wp14:editId="5FF21334">
+            <wp:extent cx="5940425" cy="582295"/>
+            <wp:effectExtent l="0" t="0" r="3175" b="8255"/>
+            <wp:docPr id="755374576" name="Рисунок 1"/>
+            <wp:cNvGraphicFramePr>
+              <a:graphicFrameLocks xmlns:a="http://schemas.openxmlformats.org/drawingml/2006/main" noChangeAspect="1"/>
+            </wp:cNvGraphicFramePr>
+            <a:graphic xmlns:a="http://schemas.openxmlformats.org/drawingml/2006/main">
+              <a:graphicData uri="http://schemas.openxmlformats.org/drawingml/2006/picture">
+                <pic:pic xmlns:pic="http://schemas.openxmlformats.org/drawingml/2006/picture">
+                  <pic:nvPicPr>
+                    <pic:cNvPr id="755374576" name=""/>
+                    <pic:cNvPicPr/>
+                  </pic:nvPicPr>
+                  <pic:blipFill>
+                    <a:blip r:embed="rId8"/>
+                    <a:stretch>
+                      <a:fillRect/>
+                    </a:stretch>
+                  </pic:blipFill>
+                  <pic:spPr>
+                    <a:xfrm>
+                      <a:off x="0" y="0"/>
+                      <a:ext cx="5940425" cy="582295"/>
+                    </a:xfrm>
+                    <a:prstGeom prst="rect">
+                      <a:avLst/>
+                    </a:prstGeom>
+                  </pic:spPr>
+                </pic:pic>
+              </a:graphicData>
+            </a:graphic>
+          </wp:inline>
+        </w:drawing>
+      </w:r>
+    </w:p>
+    <w:p>
+      <w:r>
+        <w:br w:type="page"/>
+      </w:r>
     </w:p>
     <w:p>
       <w:pPr>
         <w:rPr>
-          <w:b/>
-          <w:bCs/>
+          <w:lang w:val="en-US"/>
         </w:rPr>
       </w:pPr>
       <w:r>
-        <w:rPr>
-          <w:b/>
-          <w:bCs/>
-        </w:rPr>
-        <w:br w:type="page"/>
-      </w:r>
-    </w:p>
-    <w:p>
-      <w:pPr>
-        <w:rPr>
-          <w:b/>
-          <w:bCs/>
+        <w:lastRenderedPageBreak/>
+        <w:t xml:space="preserve">На </w:t>
+      </w:r>
+      <w:r>
+        <w:rPr>
           <w:lang w:val="en-US"/>
         </w:rPr>
-      </w:pPr>
-      <w:r>
-        <w:rPr>
-          <w:b/>
-          <w:bCs/>
-        </w:rPr>
-        <w:lastRenderedPageBreak/>
-        <w:t xml:space="preserve">И на </w:t>
-      </w:r>
-      <w:r>
-        <w:rPr>
-          <w:b/>
-          <w:bCs/>
-          <w:lang w:val="en-US"/>
-        </w:rPr>
-        <w:t>DELETE:</w:t>
+        <w:t>UPDATE:</w:t>
       </w:r>
     </w:p>
     <w:p>
@@ -8881,7 +8822,7 @@
           <w:lang w:val="en-US" w:eastAsia="ru-RU"/>
           <w14:ligatures w14:val="none"/>
         </w:rPr>
-        <w:t>-- Step 6: DELETE constraint tests</w:t>
+        <w:t>-- Step 5: UPDATE constraint tests</w:t>
       </w:r>
       <w:r>
         <w:rPr>
@@ -8906,7 +8847,7 @@
           <w14:ligatures w14:val="none"/>
         </w:rPr>
         <w:br/>
-        <w:t>-- Prepare linked data</w:t>
+        <w:t>-- 1. OK: update customer type correctly</w:t>
       </w:r>
       <w:r>
         <w:rPr>
@@ -8930,6 +8871,392 @@
           <w:lang w:val="en-US" w:eastAsia="ru-RU"/>
           <w14:ligatures w14:val="none"/>
         </w:rPr>
+        <w:t xml:space="preserve">UPDATE </w:t>
+      </w:r>
+      <w:r>
+        <w:rPr>
+          <w:rFonts w:ascii="Courier New" w:eastAsia="Times New Roman" w:hAnsi="Courier New" w:cs="Courier New"/>
+          <w:color w:val="BCBEC4"/>
+          <w:kern w:val="0"/>
+          <w:sz w:val="20"/>
+          <w:szCs w:val="20"/>
+          <w:lang w:val="en-US" w:eastAsia="ru-RU"/>
+          <w14:ligatures w14:val="none"/>
+        </w:rPr>
+        <w:t xml:space="preserve">customers </w:t>
+      </w:r>
+      <w:r>
+        <w:rPr>
+          <w:rFonts w:ascii="Courier New" w:eastAsia="Times New Roman" w:hAnsi="Courier New" w:cs="Courier New"/>
+          <w:color w:val="CF8E6D"/>
+          <w:kern w:val="0"/>
+          <w:sz w:val="20"/>
+          <w:szCs w:val="20"/>
+          <w:lang w:val="en-US" w:eastAsia="ru-RU"/>
+          <w14:ligatures w14:val="none"/>
+        </w:rPr>
+        <w:t xml:space="preserve">SET </w:t>
+      </w:r>
+      <w:r>
+        <w:rPr>
+          <w:rFonts w:ascii="Courier New" w:eastAsia="Times New Roman" w:hAnsi="Courier New" w:cs="Courier New"/>
+          <w:color w:val="C77DBB"/>
+          <w:kern w:val="0"/>
+          <w:sz w:val="20"/>
+          <w:szCs w:val="20"/>
+          <w:lang w:val="en-US" w:eastAsia="ru-RU"/>
+          <w14:ligatures w14:val="none"/>
+        </w:rPr>
+        <w:t>type</w:t>
+      </w:r>
+      <w:r>
+        <w:rPr>
+          <w:rFonts w:ascii="Courier New" w:eastAsia="Times New Roman" w:hAnsi="Courier New" w:cs="Courier New"/>
+          <w:color w:val="BCBEC4"/>
+          <w:kern w:val="0"/>
+          <w:sz w:val="20"/>
+          <w:szCs w:val="20"/>
+          <w:lang w:val="en-US" w:eastAsia="ru-RU"/>
+          <w14:ligatures w14:val="none"/>
+        </w:rPr>
+        <w:t>=</w:t>
+      </w:r>
+      <w:r>
+        <w:rPr>
+          <w:rFonts w:ascii="Courier New" w:eastAsia="Times New Roman" w:hAnsi="Courier New" w:cs="Courier New"/>
+          <w:color w:val="6AAB73"/>
+          <w:kern w:val="0"/>
+          <w:sz w:val="20"/>
+          <w:szCs w:val="20"/>
+          <w:lang w:val="en-US" w:eastAsia="ru-RU"/>
+          <w14:ligatures w14:val="none"/>
+        </w:rPr>
+        <w:t xml:space="preserve">'organization' </w:t>
+      </w:r>
+      <w:r>
+        <w:rPr>
+          <w:rFonts w:ascii="Courier New" w:eastAsia="Times New Roman" w:hAnsi="Courier New" w:cs="Courier New"/>
+          <w:color w:val="CF8E6D"/>
+          <w:kern w:val="0"/>
+          <w:sz w:val="20"/>
+          <w:szCs w:val="20"/>
+          <w:lang w:val="en-US" w:eastAsia="ru-RU"/>
+          <w14:ligatures w14:val="none"/>
+        </w:rPr>
+        <w:t xml:space="preserve">WHERE </w:t>
+      </w:r>
+      <w:r>
+        <w:rPr>
+          <w:rFonts w:ascii="Courier New" w:eastAsia="Times New Roman" w:hAnsi="Courier New" w:cs="Courier New"/>
+          <w:color w:val="C77DBB"/>
+          <w:kern w:val="0"/>
+          <w:sz w:val="20"/>
+          <w:szCs w:val="20"/>
+          <w:lang w:val="en-US" w:eastAsia="ru-RU"/>
+          <w14:ligatures w14:val="none"/>
+        </w:rPr>
+        <w:t>id</w:t>
+      </w:r>
+      <w:r>
+        <w:rPr>
+          <w:rFonts w:ascii="Courier New" w:eastAsia="Times New Roman" w:hAnsi="Courier New" w:cs="Courier New"/>
+          <w:color w:val="BCBEC4"/>
+          <w:kern w:val="0"/>
+          <w:sz w:val="20"/>
+          <w:szCs w:val="20"/>
+          <w:lang w:val="en-US" w:eastAsia="ru-RU"/>
+          <w14:ligatures w14:val="none"/>
+        </w:rPr>
+        <w:t>=</w:t>
+      </w:r>
+      <w:r>
+        <w:rPr>
+          <w:rFonts w:ascii="Courier New" w:eastAsia="Times New Roman" w:hAnsi="Courier New" w:cs="Courier New"/>
+          <w:color w:val="2AACB8"/>
+          <w:kern w:val="0"/>
+          <w:sz w:val="20"/>
+          <w:szCs w:val="20"/>
+          <w:lang w:val="en-US" w:eastAsia="ru-RU"/>
+          <w14:ligatures w14:val="none"/>
+        </w:rPr>
+        <w:t>1</w:t>
+      </w:r>
+      <w:r>
+        <w:rPr>
+          <w:rFonts w:ascii="Courier New" w:eastAsia="Times New Roman" w:hAnsi="Courier New" w:cs="Courier New"/>
+          <w:color w:val="BCBEC4"/>
+          <w:kern w:val="0"/>
+          <w:sz w:val="20"/>
+          <w:szCs w:val="20"/>
+          <w:lang w:val="en-US" w:eastAsia="ru-RU"/>
+          <w14:ligatures w14:val="none"/>
+        </w:rPr>
+        <w:t>;</w:t>
+      </w:r>
+      <w:r>
+        <w:rPr>
+          <w:rFonts w:ascii="Courier New" w:eastAsia="Times New Roman" w:hAnsi="Courier New" w:cs="Courier New"/>
+          <w:color w:val="BCBEC4"/>
+          <w:kern w:val="0"/>
+          <w:sz w:val="20"/>
+          <w:szCs w:val="20"/>
+          <w:lang w:val="en-US" w:eastAsia="ru-RU"/>
+          <w14:ligatures w14:val="none"/>
+        </w:rPr>
+        <w:br/>
+      </w:r>
+      <w:r>
+        <w:rPr>
+          <w:rFonts w:ascii="Courier New" w:eastAsia="Times New Roman" w:hAnsi="Courier New" w:cs="Courier New"/>
+          <w:color w:val="BCBEC4"/>
+          <w:kern w:val="0"/>
+          <w:sz w:val="20"/>
+          <w:szCs w:val="20"/>
+          <w:lang w:val="en-US" w:eastAsia="ru-RU"/>
+          <w14:ligatures w14:val="none"/>
+        </w:rPr>
+        <w:br/>
+      </w:r>
+      <w:r>
+        <w:rPr>
+          <w:rFonts w:ascii="Courier New" w:eastAsia="Times New Roman" w:hAnsi="Courier New" w:cs="Courier New"/>
+          <w:color w:val="7A7E85"/>
+          <w:kern w:val="0"/>
+          <w:sz w:val="20"/>
+          <w:szCs w:val="20"/>
+          <w:lang w:val="en-US" w:eastAsia="ru-RU"/>
+          <w14:ligatures w14:val="none"/>
+        </w:rPr>
+        <w:t>-- 2. FAIL CHECK: invalid type</w:t>
+      </w:r>
+      <w:r>
+        <w:rPr>
+          <w:rFonts w:ascii="Courier New" w:eastAsia="Times New Roman" w:hAnsi="Courier New" w:cs="Courier New"/>
+          <w:color w:val="7A7E85"/>
+          <w:kern w:val="0"/>
+          <w:sz w:val="20"/>
+          <w:szCs w:val="20"/>
+          <w:lang w:val="en-US" w:eastAsia="ru-RU"/>
+          <w14:ligatures w14:val="none"/>
+        </w:rPr>
+        <w:br/>
+      </w:r>
+      <w:r>
+        <w:rPr>
+          <w:rFonts w:ascii="Courier New" w:eastAsia="Times New Roman" w:hAnsi="Courier New" w:cs="Courier New"/>
+          <w:color w:val="CF8E6D"/>
+          <w:kern w:val="0"/>
+          <w:sz w:val="20"/>
+          <w:szCs w:val="20"/>
+          <w:lang w:val="en-US" w:eastAsia="ru-RU"/>
+          <w14:ligatures w14:val="none"/>
+        </w:rPr>
+        <w:t xml:space="preserve">UPDATE </w:t>
+      </w:r>
+      <w:r>
+        <w:rPr>
+          <w:rFonts w:ascii="Courier New" w:eastAsia="Times New Roman" w:hAnsi="Courier New" w:cs="Courier New"/>
+          <w:color w:val="BCBEC4"/>
+          <w:kern w:val="0"/>
+          <w:sz w:val="20"/>
+          <w:szCs w:val="20"/>
+          <w:lang w:val="en-US" w:eastAsia="ru-RU"/>
+          <w14:ligatures w14:val="none"/>
+        </w:rPr>
+        <w:t xml:space="preserve">customers </w:t>
+      </w:r>
+      <w:r>
+        <w:rPr>
+          <w:rFonts w:ascii="Courier New" w:eastAsia="Times New Roman" w:hAnsi="Courier New" w:cs="Courier New"/>
+          <w:color w:val="CF8E6D"/>
+          <w:kern w:val="0"/>
+          <w:sz w:val="20"/>
+          <w:szCs w:val="20"/>
+          <w:lang w:val="en-US" w:eastAsia="ru-RU"/>
+          <w14:ligatures w14:val="none"/>
+        </w:rPr>
+        <w:t xml:space="preserve">SET </w:t>
+      </w:r>
+      <w:r>
+        <w:rPr>
+          <w:rFonts w:ascii="Courier New" w:eastAsia="Times New Roman" w:hAnsi="Courier New" w:cs="Courier New"/>
+          <w:color w:val="C77DBB"/>
+          <w:kern w:val="0"/>
+          <w:sz w:val="20"/>
+          <w:szCs w:val="20"/>
+          <w:lang w:val="en-US" w:eastAsia="ru-RU"/>
+          <w14:ligatures w14:val="none"/>
+        </w:rPr>
+        <w:t>type</w:t>
+      </w:r>
+      <w:r>
+        <w:rPr>
+          <w:rFonts w:ascii="Courier New" w:eastAsia="Times New Roman" w:hAnsi="Courier New" w:cs="Courier New"/>
+          <w:color w:val="BCBEC4"/>
+          <w:kern w:val="0"/>
+          <w:sz w:val="20"/>
+          <w:szCs w:val="20"/>
+          <w:lang w:val="en-US" w:eastAsia="ru-RU"/>
+          <w14:ligatures w14:val="none"/>
+        </w:rPr>
+        <w:t>=</w:t>
+      </w:r>
+      <w:r>
+        <w:rPr>
+          <w:rFonts w:ascii="Courier New" w:eastAsia="Times New Roman" w:hAnsi="Courier New" w:cs="Courier New"/>
+          <w:color w:val="6AAB73"/>
+          <w:kern w:val="0"/>
+          <w:sz w:val="20"/>
+          <w:szCs w:val="20"/>
+          <w:lang w:val="en-US" w:eastAsia="ru-RU"/>
+          <w14:ligatures w14:val="none"/>
+        </w:rPr>
+        <w:t>'</w:t>
+      </w:r>
+      <w:proofErr w:type="spellStart"/>
+      <w:r>
+        <w:rPr>
+          <w:rFonts w:ascii="Courier New" w:eastAsia="Times New Roman" w:hAnsi="Courier New" w:cs="Courier New"/>
+          <w:color w:val="6AAB73"/>
+          <w:kern w:val="0"/>
+          <w:sz w:val="20"/>
+          <w:szCs w:val="20"/>
+          <w:lang w:val="en-US" w:eastAsia="ru-RU"/>
+          <w14:ligatures w14:val="none"/>
+        </w:rPr>
+        <w:t>invalid_type</w:t>
+      </w:r>
+      <w:proofErr w:type="spellEnd"/>
+      <w:r>
+        <w:rPr>
+          <w:rFonts w:ascii="Courier New" w:eastAsia="Times New Roman" w:hAnsi="Courier New" w:cs="Courier New"/>
+          <w:color w:val="6AAB73"/>
+          <w:kern w:val="0"/>
+          <w:sz w:val="20"/>
+          <w:szCs w:val="20"/>
+          <w:lang w:val="en-US" w:eastAsia="ru-RU"/>
+          <w14:ligatures w14:val="none"/>
+        </w:rPr>
+        <w:t xml:space="preserve">' </w:t>
+      </w:r>
+      <w:r>
+        <w:rPr>
+          <w:rFonts w:ascii="Courier New" w:eastAsia="Times New Roman" w:hAnsi="Courier New" w:cs="Courier New"/>
+          <w:color w:val="CF8E6D"/>
+          <w:kern w:val="0"/>
+          <w:sz w:val="20"/>
+          <w:szCs w:val="20"/>
+          <w:lang w:val="en-US" w:eastAsia="ru-RU"/>
+          <w14:ligatures w14:val="none"/>
+        </w:rPr>
+        <w:t xml:space="preserve">WHERE </w:t>
+      </w:r>
+      <w:r>
+        <w:rPr>
+          <w:rFonts w:ascii="Courier New" w:eastAsia="Times New Roman" w:hAnsi="Courier New" w:cs="Courier New"/>
+          <w:color w:val="C77DBB"/>
+          <w:kern w:val="0"/>
+          <w:sz w:val="20"/>
+          <w:szCs w:val="20"/>
+          <w:lang w:val="en-US" w:eastAsia="ru-RU"/>
+          <w14:ligatures w14:val="none"/>
+        </w:rPr>
+        <w:t>id</w:t>
+      </w:r>
+      <w:r>
+        <w:rPr>
+          <w:rFonts w:ascii="Courier New" w:eastAsia="Times New Roman" w:hAnsi="Courier New" w:cs="Courier New"/>
+          <w:color w:val="BCBEC4"/>
+          <w:kern w:val="0"/>
+          <w:sz w:val="20"/>
+          <w:szCs w:val="20"/>
+          <w:lang w:val="en-US" w:eastAsia="ru-RU"/>
+          <w14:ligatures w14:val="none"/>
+        </w:rPr>
+        <w:t>=</w:t>
+      </w:r>
+      <w:r>
+        <w:rPr>
+          <w:rFonts w:ascii="Courier New" w:eastAsia="Times New Roman" w:hAnsi="Courier New" w:cs="Courier New"/>
+          <w:color w:val="2AACB8"/>
+          <w:kern w:val="0"/>
+          <w:sz w:val="20"/>
+          <w:szCs w:val="20"/>
+          <w:lang w:val="en-US" w:eastAsia="ru-RU"/>
+          <w14:ligatures w14:val="none"/>
+        </w:rPr>
+        <w:t>1</w:t>
+      </w:r>
+      <w:r>
+        <w:rPr>
+          <w:rFonts w:ascii="Courier New" w:eastAsia="Times New Roman" w:hAnsi="Courier New" w:cs="Courier New"/>
+          <w:color w:val="BCBEC4"/>
+          <w:kern w:val="0"/>
+          <w:sz w:val="20"/>
+          <w:szCs w:val="20"/>
+          <w:lang w:val="en-US" w:eastAsia="ru-RU"/>
+          <w14:ligatures w14:val="none"/>
+        </w:rPr>
+        <w:t>;</w:t>
+      </w:r>
+      <w:r>
+        <w:rPr>
+          <w:rFonts w:ascii="Courier New" w:eastAsia="Times New Roman" w:hAnsi="Courier New" w:cs="Courier New"/>
+          <w:color w:val="BCBEC4"/>
+          <w:kern w:val="0"/>
+          <w:sz w:val="20"/>
+          <w:szCs w:val="20"/>
+          <w:lang w:val="en-US" w:eastAsia="ru-RU"/>
+          <w14:ligatures w14:val="none"/>
+        </w:rPr>
+        <w:br/>
+      </w:r>
+      <w:r>
+        <w:rPr>
+          <w:rFonts w:ascii="Courier New" w:eastAsia="Times New Roman" w:hAnsi="Courier New" w:cs="Courier New"/>
+          <w:color w:val="BCBEC4"/>
+          <w:kern w:val="0"/>
+          <w:sz w:val="20"/>
+          <w:szCs w:val="20"/>
+          <w:lang w:val="en-US" w:eastAsia="ru-RU"/>
+          <w14:ligatures w14:val="none"/>
+        </w:rPr>
+        <w:br/>
+      </w:r>
+      <w:r>
+        <w:rPr>
+          <w:rFonts w:ascii="Courier New" w:eastAsia="Times New Roman" w:hAnsi="Courier New" w:cs="Courier New"/>
+          <w:color w:val="7A7E85"/>
+          <w:kern w:val="0"/>
+          <w:sz w:val="20"/>
+          <w:szCs w:val="20"/>
+          <w:lang w:val="en-US" w:eastAsia="ru-RU"/>
+          <w14:ligatures w14:val="none"/>
+        </w:rPr>
+        <w:t>-- 3. FAIL UNIQUE: duplicate phone</w:t>
+      </w:r>
+      <w:r>
+        <w:rPr>
+          <w:rFonts w:ascii="Courier New" w:eastAsia="Times New Roman" w:hAnsi="Courier New" w:cs="Courier New"/>
+          <w:color w:val="7A7E85"/>
+          <w:kern w:val="0"/>
+          <w:sz w:val="20"/>
+          <w:szCs w:val="20"/>
+          <w:lang w:val="en-US" w:eastAsia="ru-RU"/>
+          <w14:ligatures w14:val="none"/>
+        </w:rPr>
+        <w:br/>
+      </w:r>
+      <w:r>
+        <w:rPr>
+          <w:rFonts w:ascii="Courier New" w:eastAsia="Times New Roman" w:hAnsi="Courier New" w:cs="Courier New"/>
+          <w:color w:val="CF8E6D"/>
+          <w:kern w:val="0"/>
+          <w:sz w:val="20"/>
+          <w:szCs w:val="20"/>
+          <w:lang w:val="en-US" w:eastAsia="ru-RU"/>
+          <w14:ligatures w14:val="none"/>
+        </w:rPr>
         <w:t xml:space="preserve">INSERT INTO </w:t>
       </w:r>
       <w:r>
@@ -8942,9 +9269,10 @@
           <w:lang w:val="en-US" w:eastAsia="ru-RU"/>
           <w14:ligatures w14:val="none"/>
         </w:rPr>
-        <w:t>authors(</w:t>
+        <w:t>customers(</w:t>
       </w:r>
       <w:proofErr w:type="spellStart"/>
+      <w:proofErr w:type="gramStart"/>
       <w:r>
         <w:rPr>
           <w:rFonts w:ascii="Courier New" w:eastAsia="Times New Roman" w:hAnsi="Courier New" w:cs="Courier New"/>
@@ -8955,7 +9283,7 @@
           <w:lang w:val="en-US" w:eastAsia="ru-RU"/>
           <w14:ligatures w14:val="none"/>
         </w:rPr>
-        <w:t>full_name</w:t>
+        <w:t>type</w:t>
       </w:r>
       <w:r>
         <w:rPr>
@@ -8979,8 +9307,9 @@
           <w:lang w:val="en-US" w:eastAsia="ru-RU"/>
           <w14:ligatures w14:val="none"/>
         </w:rPr>
-        <w:t>address</w:t>
-      </w:r>
+        <w:t>name</w:t>
+      </w:r>
+      <w:proofErr w:type="gramEnd"/>
       <w:r>
         <w:rPr>
           <w:rFonts w:ascii="Courier New" w:eastAsia="Times New Roman" w:hAnsi="Courier New" w:cs="Courier New"/>
@@ -9052,7 +9381,7 @@
           <w:lang w:val="en-US" w:eastAsia="ru-RU"/>
           <w14:ligatures w14:val="none"/>
         </w:rPr>
-        <w:t>'Delete Test'</w:t>
+        <w:t>'person'</w:t>
       </w:r>
       <w:r>
         <w:rPr>
@@ -9076,7 +9405,7 @@
           <w:lang w:val="en-US" w:eastAsia="ru-RU"/>
           <w14:ligatures w14:val="none"/>
         </w:rPr>
-        <w:t>'Addr'</w:t>
+        <w:t>'Temp'</w:t>
       </w:r>
       <w:r>
         <w:rPr>
@@ -9100,7 +9429,7 @@
           <w:lang w:val="en-US" w:eastAsia="ru-RU"/>
           <w14:ligatures w14:val="none"/>
         </w:rPr>
-        <w:t>'111'</w:t>
+        <w:t>'+70000000000'</w:t>
       </w:r>
       <w:r>
         <w:rPr>
@@ -9136,19 +9465,211 @@
           <w:lang w:val="en-US" w:eastAsia="ru-RU"/>
           <w14:ligatures w14:val="none"/>
         </w:rPr>
-        <w:t xml:space="preserve">INSERT INTO </w:t>
-      </w:r>
-      <w:r>
-        <w:rPr>
-          <w:rFonts w:ascii="Courier New" w:eastAsia="Times New Roman" w:hAnsi="Courier New" w:cs="Courier New"/>
-          <w:color w:val="BCBEC4"/>
-          <w:kern w:val="0"/>
-          <w:sz w:val="20"/>
-          <w:szCs w:val="20"/>
-          <w:lang w:val="en-US" w:eastAsia="ru-RU"/>
-          <w14:ligatures w14:val="none"/>
-        </w:rPr>
-        <w:t>editions(</w:t>
+        <w:t xml:space="preserve">UPDATE </w:t>
+      </w:r>
+      <w:r>
+        <w:rPr>
+          <w:rFonts w:ascii="Courier New" w:eastAsia="Times New Roman" w:hAnsi="Courier New" w:cs="Courier New"/>
+          <w:color w:val="BCBEC4"/>
+          <w:kern w:val="0"/>
+          <w:sz w:val="20"/>
+          <w:szCs w:val="20"/>
+          <w:lang w:val="en-US" w:eastAsia="ru-RU"/>
+          <w14:ligatures w14:val="none"/>
+        </w:rPr>
+        <w:t xml:space="preserve">customers </w:t>
+      </w:r>
+      <w:r>
+        <w:rPr>
+          <w:rFonts w:ascii="Courier New" w:eastAsia="Times New Roman" w:hAnsi="Courier New" w:cs="Courier New"/>
+          <w:color w:val="CF8E6D"/>
+          <w:kern w:val="0"/>
+          <w:sz w:val="20"/>
+          <w:szCs w:val="20"/>
+          <w:lang w:val="en-US" w:eastAsia="ru-RU"/>
+          <w14:ligatures w14:val="none"/>
+        </w:rPr>
+        <w:t xml:space="preserve">SET </w:t>
+      </w:r>
+      <w:r>
+        <w:rPr>
+          <w:rFonts w:ascii="Courier New" w:eastAsia="Times New Roman" w:hAnsi="Courier New" w:cs="Courier New"/>
+          <w:color w:val="C77DBB"/>
+          <w:kern w:val="0"/>
+          <w:sz w:val="20"/>
+          <w:szCs w:val="20"/>
+          <w:lang w:val="en-US" w:eastAsia="ru-RU"/>
+          <w14:ligatures w14:val="none"/>
+        </w:rPr>
+        <w:t>phone</w:t>
+      </w:r>
+      <w:r>
+        <w:rPr>
+          <w:rFonts w:ascii="Courier New" w:eastAsia="Times New Roman" w:hAnsi="Courier New" w:cs="Courier New"/>
+          <w:color w:val="BCBEC4"/>
+          <w:kern w:val="0"/>
+          <w:sz w:val="20"/>
+          <w:szCs w:val="20"/>
+          <w:lang w:val="en-US" w:eastAsia="ru-RU"/>
+          <w14:ligatures w14:val="none"/>
+        </w:rPr>
+        <w:t>=</w:t>
+      </w:r>
+      <w:r>
+        <w:rPr>
+          <w:rFonts w:ascii="Courier New" w:eastAsia="Times New Roman" w:hAnsi="Courier New" w:cs="Courier New"/>
+          <w:color w:val="6AAB73"/>
+          <w:kern w:val="0"/>
+          <w:sz w:val="20"/>
+          <w:szCs w:val="20"/>
+          <w:lang w:val="en-US" w:eastAsia="ru-RU"/>
+          <w14:ligatures w14:val="none"/>
+        </w:rPr>
+        <w:t xml:space="preserve">'+70000000000' </w:t>
+      </w:r>
+      <w:r>
+        <w:rPr>
+          <w:rFonts w:ascii="Courier New" w:eastAsia="Times New Roman" w:hAnsi="Courier New" w:cs="Courier New"/>
+          <w:color w:val="CF8E6D"/>
+          <w:kern w:val="0"/>
+          <w:sz w:val="20"/>
+          <w:szCs w:val="20"/>
+          <w:lang w:val="en-US" w:eastAsia="ru-RU"/>
+          <w14:ligatures w14:val="none"/>
+        </w:rPr>
+        <w:t xml:space="preserve">WHERE </w:t>
+      </w:r>
+      <w:r>
+        <w:rPr>
+          <w:rFonts w:ascii="Courier New" w:eastAsia="Times New Roman" w:hAnsi="Courier New" w:cs="Courier New"/>
+          <w:color w:val="C77DBB"/>
+          <w:kern w:val="0"/>
+          <w:sz w:val="20"/>
+          <w:szCs w:val="20"/>
+          <w:lang w:val="en-US" w:eastAsia="ru-RU"/>
+          <w14:ligatures w14:val="none"/>
+        </w:rPr>
+        <w:t>id</w:t>
+      </w:r>
+      <w:r>
+        <w:rPr>
+          <w:rFonts w:ascii="Courier New" w:eastAsia="Times New Roman" w:hAnsi="Courier New" w:cs="Courier New"/>
+          <w:color w:val="BCBEC4"/>
+          <w:kern w:val="0"/>
+          <w:sz w:val="20"/>
+          <w:szCs w:val="20"/>
+          <w:lang w:val="en-US" w:eastAsia="ru-RU"/>
+          <w14:ligatures w14:val="none"/>
+        </w:rPr>
+        <w:t>=</w:t>
+      </w:r>
+      <w:r>
+        <w:rPr>
+          <w:rFonts w:ascii="Courier New" w:eastAsia="Times New Roman" w:hAnsi="Courier New" w:cs="Courier New"/>
+          <w:color w:val="2AACB8"/>
+          <w:kern w:val="0"/>
+          <w:sz w:val="20"/>
+          <w:szCs w:val="20"/>
+          <w:lang w:val="en-US" w:eastAsia="ru-RU"/>
+          <w14:ligatures w14:val="none"/>
+        </w:rPr>
+        <w:t>1</w:t>
+      </w:r>
+      <w:r>
+        <w:rPr>
+          <w:rFonts w:ascii="Courier New" w:eastAsia="Times New Roman" w:hAnsi="Courier New" w:cs="Courier New"/>
+          <w:color w:val="BCBEC4"/>
+          <w:kern w:val="0"/>
+          <w:sz w:val="20"/>
+          <w:szCs w:val="20"/>
+          <w:lang w:val="en-US" w:eastAsia="ru-RU"/>
+          <w14:ligatures w14:val="none"/>
+        </w:rPr>
+        <w:t>;</w:t>
+      </w:r>
+      <w:r>
+        <w:rPr>
+          <w:rFonts w:ascii="Courier New" w:eastAsia="Times New Roman" w:hAnsi="Courier New" w:cs="Courier New"/>
+          <w:color w:val="BCBEC4"/>
+          <w:kern w:val="0"/>
+          <w:sz w:val="20"/>
+          <w:szCs w:val="20"/>
+          <w:lang w:val="en-US" w:eastAsia="ru-RU"/>
+          <w14:ligatures w14:val="none"/>
+        </w:rPr>
+        <w:br/>
+      </w:r>
+      <w:r>
+        <w:rPr>
+          <w:rFonts w:ascii="Courier New" w:eastAsia="Times New Roman" w:hAnsi="Courier New" w:cs="Courier New"/>
+          <w:color w:val="BCBEC4"/>
+          <w:kern w:val="0"/>
+          <w:sz w:val="20"/>
+          <w:szCs w:val="20"/>
+          <w:lang w:val="en-US" w:eastAsia="ru-RU"/>
+          <w14:ligatures w14:val="none"/>
+        </w:rPr>
+        <w:br/>
+      </w:r>
+      <w:r>
+        <w:rPr>
+          <w:rFonts w:ascii="Courier New" w:eastAsia="Times New Roman" w:hAnsi="Courier New" w:cs="Courier New"/>
+          <w:color w:val="7A7E85"/>
+          <w:kern w:val="0"/>
+          <w:sz w:val="20"/>
+          <w:szCs w:val="20"/>
+          <w:lang w:val="en-US" w:eastAsia="ru-RU"/>
+          <w14:ligatures w14:val="none"/>
+        </w:rPr>
+        <w:t>-- 4. OK: update edition volume</w:t>
+      </w:r>
+      <w:r>
+        <w:rPr>
+          <w:rFonts w:ascii="Courier New" w:eastAsia="Times New Roman" w:hAnsi="Courier New" w:cs="Courier New"/>
+          <w:color w:val="7A7E85"/>
+          <w:kern w:val="0"/>
+          <w:sz w:val="20"/>
+          <w:szCs w:val="20"/>
+          <w:lang w:val="en-US" w:eastAsia="ru-RU"/>
+          <w14:ligatures w14:val="none"/>
+        </w:rPr>
+        <w:br/>
+      </w:r>
+      <w:r>
+        <w:rPr>
+          <w:rFonts w:ascii="Courier New" w:eastAsia="Times New Roman" w:hAnsi="Courier New" w:cs="Courier New"/>
+          <w:color w:val="CF8E6D"/>
+          <w:kern w:val="0"/>
+          <w:sz w:val="20"/>
+          <w:szCs w:val="20"/>
+          <w:lang w:val="en-US" w:eastAsia="ru-RU"/>
+          <w14:ligatures w14:val="none"/>
+        </w:rPr>
+        <w:t xml:space="preserve">UPDATE </w:t>
+      </w:r>
+      <w:r>
+        <w:rPr>
+          <w:rFonts w:ascii="Courier New" w:eastAsia="Times New Roman" w:hAnsi="Courier New" w:cs="Courier New"/>
+          <w:color w:val="BCBEC4"/>
+          <w:kern w:val="0"/>
+          <w:sz w:val="20"/>
+          <w:szCs w:val="20"/>
+          <w:lang w:val="en-US" w:eastAsia="ru-RU"/>
+          <w14:ligatures w14:val="none"/>
+        </w:rPr>
+        <w:t xml:space="preserve">editions </w:t>
+      </w:r>
+      <w:r>
+        <w:rPr>
+          <w:rFonts w:ascii="Courier New" w:eastAsia="Times New Roman" w:hAnsi="Courier New" w:cs="Courier New"/>
+          <w:color w:val="CF8E6D"/>
+          <w:kern w:val="0"/>
+          <w:sz w:val="20"/>
+          <w:szCs w:val="20"/>
+          <w:lang w:val="en-US" w:eastAsia="ru-RU"/>
+          <w14:ligatures w14:val="none"/>
+        </w:rPr>
+        <w:t xml:space="preserve">SET </w:t>
       </w:r>
       <w:proofErr w:type="spellStart"/>
       <w:r>
@@ -9161,19 +9682,44 @@
           <w:lang w:val="en-US" w:eastAsia="ru-RU"/>
           <w14:ligatures w14:val="none"/>
         </w:rPr>
-        <w:t>title</w:t>
-      </w:r>
-      <w:r>
-        <w:rPr>
-          <w:rFonts w:ascii="Courier New" w:eastAsia="Times New Roman" w:hAnsi="Courier New" w:cs="Courier New"/>
-          <w:color w:val="BCBEC4"/>
-          <w:kern w:val="0"/>
-          <w:sz w:val="20"/>
-          <w:szCs w:val="20"/>
-          <w:lang w:val="en-US" w:eastAsia="ru-RU"/>
-          <w14:ligatures w14:val="none"/>
-        </w:rPr>
-        <w:t>,</w:t>
+        <w:t>volume_sheets</w:t>
+      </w:r>
+      <w:proofErr w:type="spellEnd"/>
+      <w:r>
+        <w:rPr>
+          <w:rFonts w:ascii="Courier New" w:eastAsia="Times New Roman" w:hAnsi="Courier New" w:cs="Courier New"/>
+          <w:color w:val="BCBEC4"/>
+          <w:kern w:val="0"/>
+          <w:sz w:val="20"/>
+          <w:szCs w:val="20"/>
+          <w:lang w:val="en-US" w:eastAsia="ru-RU"/>
+          <w14:ligatures w14:val="none"/>
+        </w:rPr>
+        <w:t>=</w:t>
+      </w:r>
+      <w:r>
+        <w:rPr>
+          <w:rFonts w:ascii="Courier New" w:eastAsia="Times New Roman" w:hAnsi="Courier New" w:cs="Courier New"/>
+          <w:color w:val="2AACB8"/>
+          <w:kern w:val="0"/>
+          <w:sz w:val="20"/>
+          <w:szCs w:val="20"/>
+          <w:lang w:val="en-US" w:eastAsia="ru-RU"/>
+          <w14:ligatures w14:val="none"/>
+        </w:rPr>
+        <w:t xml:space="preserve">20 </w:t>
+      </w:r>
+      <w:r>
+        <w:rPr>
+          <w:rFonts w:ascii="Courier New" w:eastAsia="Times New Roman" w:hAnsi="Courier New" w:cs="Courier New"/>
+          <w:color w:val="CF8E6D"/>
+          <w:kern w:val="0"/>
+          <w:sz w:val="20"/>
+          <w:szCs w:val="20"/>
+          <w:lang w:val="en-US" w:eastAsia="ru-RU"/>
+          <w14:ligatures w14:val="none"/>
+        </w:rPr>
+        <w:t xml:space="preserve">WHERE </w:t>
       </w:r>
       <w:r>
         <w:rPr>
@@ -9185,20 +9731,143 @@
           <w:lang w:val="en-US" w:eastAsia="ru-RU"/>
           <w14:ligatures w14:val="none"/>
         </w:rPr>
+        <w:t>id</w:t>
+      </w:r>
+      <w:r>
+        <w:rPr>
+          <w:rFonts w:ascii="Courier New" w:eastAsia="Times New Roman" w:hAnsi="Courier New" w:cs="Courier New"/>
+          <w:color w:val="BCBEC4"/>
+          <w:kern w:val="0"/>
+          <w:sz w:val="20"/>
+          <w:szCs w:val="20"/>
+          <w:lang w:val="en-US" w:eastAsia="ru-RU"/>
+          <w14:ligatures w14:val="none"/>
+        </w:rPr>
+        <w:t>=</w:t>
+      </w:r>
+      <w:r>
+        <w:rPr>
+          <w:rFonts w:ascii="Courier New" w:eastAsia="Times New Roman" w:hAnsi="Courier New" w:cs="Courier New"/>
+          <w:color w:val="2AACB8"/>
+          <w:kern w:val="0"/>
+          <w:sz w:val="20"/>
+          <w:szCs w:val="20"/>
+          <w:lang w:val="en-US" w:eastAsia="ru-RU"/>
+          <w14:ligatures w14:val="none"/>
+        </w:rPr>
+        <w:t>1</w:t>
+      </w:r>
+      <w:r>
+        <w:rPr>
+          <w:rFonts w:ascii="Courier New" w:eastAsia="Times New Roman" w:hAnsi="Courier New" w:cs="Courier New"/>
+          <w:color w:val="BCBEC4"/>
+          <w:kern w:val="0"/>
+          <w:sz w:val="20"/>
+          <w:szCs w:val="20"/>
+          <w:lang w:val="en-US" w:eastAsia="ru-RU"/>
+          <w14:ligatures w14:val="none"/>
+        </w:rPr>
+        <w:t>;</w:t>
+      </w:r>
+      <w:r>
+        <w:rPr>
+          <w:rFonts w:ascii="Courier New" w:eastAsia="Times New Roman" w:hAnsi="Courier New" w:cs="Courier New"/>
+          <w:color w:val="BCBEC4"/>
+          <w:kern w:val="0"/>
+          <w:sz w:val="20"/>
+          <w:szCs w:val="20"/>
+          <w:lang w:val="en-US" w:eastAsia="ru-RU"/>
+          <w14:ligatures w14:val="none"/>
+        </w:rPr>
+        <w:br/>
+      </w:r>
+      <w:r>
+        <w:rPr>
+          <w:rFonts w:ascii="Courier New" w:eastAsia="Times New Roman" w:hAnsi="Courier New" w:cs="Courier New"/>
+          <w:color w:val="BCBEC4"/>
+          <w:kern w:val="0"/>
+          <w:sz w:val="20"/>
+          <w:szCs w:val="20"/>
+          <w:lang w:val="en-US" w:eastAsia="ru-RU"/>
+          <w14:ligatures w14:val="none"/>
+        </w:rPr>
+        <w:br/>
+      </w:r>
+      <w:r>
+        <w:rPr>
+          <w:rFonts w:ascii="Courier New" w:eastAsia="Times New Roman" w:hAnsi="Courier New" w:cs="Courier New"/>
+          <w:color w:val="7A7E85"/>
+          <w:kern w:val="0"/>
+          <w:sz w:val="20"/>
+          <w:szCs w:val="20"/>
+          <w:lang w:val="en-US" w:eastAsia="ru-RU"/>
+          <w14:ligatures w14:val="none"/>
+        </w:rPr>
+        <w:t xml:space="preserve">-- 5. FAIL CHECK: negative </w:t>
+      </w:r>
+      <w:proofErr w:type="spellStart"/>
+      <w:r>
+        <w:rPr>
+          <w:rFonts w:ascii="Courier New" w:eastAsia="Times New Roman" w:hAnsi="Courier New" w:cs="Courier New"/>
+          <w:color w:val="7A7E85"/>
+          <w:kern w:val="0"/>
+          <w:sz w:val="20"/>
+          <w:szCs w:val="20"/>
+          <w:lang w:val="en-US" w:eastAsia="ru-RU"/>
+          <w14:ligatures w14:val="none"/>
+        </w:rPr>
         <w:t>volume_sheets</w:t>
       </w:r>
-      <w:r>
-        <w:rPr>
-          <w:rFonts w:ascii="Courier New" w:eastAsia="Times New Roman" w:hAnsi="Courier New" w:cs="Courier New"/>
-          <w:color w:val="BCBEC4"/>
-          <w:kern w:val="0"/>
-          <w:sz w:val="20"/>
-          <w:szCs w:val="20"/>
-          <w:lang w:val="en-US" w:eastAsia="ru-RU"/>
-          <w14:ligatures w14:val="none"/>
-        </w:rPr>
-        <w:t>,</w:t>
-      </w:r>
+      <w:proofErr w:type="spellEnd"/>
+      <w:r>
+        <w:rPr>
+          <w:rFonts w:ascii="Courier New" w:eastAsia="Times New Roman" w:hAnsi="Courier New" w:cs="Courier New"/>
+          <w:color w:val="7A7E85"/>
+          <w:kern w:val="0"/>
+          <w:sz w:val="20"/>
+          <w:szCs w:val="20"/>
+          <w:lang w:val="en-US" w:eastAsia="ru-RU"/>
+          <w14:ligatures w14:val="none"/>
+        </w:rPr>
+        <w:br/>
+      </w:r>
+      <w:r>
+        <w:rPr>
+          <w:rFonts w:ascii="Courier New" w:eastAsia="Times New Roman" w:hAnsi="Courier New" w:cs="Courier New"/>
+          <w:color w:val="CF8E6D"/>
+          <w:kern w:val="0"/>
+          <w:sz w:val="20"/>
+          <w:szCs w:val="20"/>
+          <w:lang w:val="en-US" w:eastAsia="ru-RU"/>
+          <w14:ligatures w14:val="none"/>
+        </w:rPr>
+        <w:t xml:space="preserve">UPDATE </w:t>
+      </w:r>
+      <w:r>
+        <w:rPr>
+          <w:rFonts w:ascii="Courier New" w:eastAsia="Times New Roman" w:hAnsi="Courier New" w:cs="Courier New"/>
+          <w:color w:val="BCBEC4"/>
+          <w:kern w:val="0"/>
+          <w:sz w:val="20"/>
+          <w:szCs w:val="20"/>
+          <w:lang w:val="en-US" w:eastAsia="ru-RU"/>
+          <w14:ligatures w14:val="none"/>
+        </w:rPr>
+        <w:t xml:space="preserve">editions </w:t>
+      </w:r>
+      <w:r>
+        <w:rPr>
+          <w:rFonts w:ascii="Courier New" w:eastAsia="Times New Roman" w:hAnsi="Courier New" w:cs="Courier New"/>
+          <w:color w:val="CF8E6D"/>
+          <w:kern w:val="0"/>
+          <w:sz w:val="20"/>
+          <w:szCs w:val="20"/>
+          <w:lang w:val="en-US" w:eastAsia="ru-RU"/>
+          <w14:ligatures w14:val="none"/>
+        </w:rPr>
+        <w:t xml:space="preserve">SET </w:t>
+      </w:r>
+      <w:proofErr w:type="spellStart"/>
       <w:r>
         <w:rPr>
           <w:rFonts w:ascii="Courier New" w:eastAsia="Times New Roman" w:hAnsi="Courier New" w:cs="Courier New"/>
@@ -9209,7 +9878,7 @@
           <w:lang w:val="en-US" w:eastAsia="ru-RU"/>
           <w14:ligatures w14:val="none"/>
         </w:rPr>
-        <w:t>print_run</w:t>
+        <w:t>volume_sheets</w:t>
       </w:r>
       <w:proofErr w:type="spellEnd"/>
       <w:r>
@@ -9222,7 +9891,19 @@
           <w:lang w:val="en-US" w:eastAsia="ru-RU"/>
           <w14:ligatures w14:val="none"/>
         </w:rPr>
-        <w:t xml:space="preserve">) </w:t>
+        <w:t>=-</w:t>
+      </w:r>
+      <w:r>
+        <w:rPr>
+          <w:rFonts w:ascii="Courier New" w:eastAsia="Times New Roman" w:hAnsi="Courier New" w:cs="Courier New"/>
+          <w:color w:val="2AACB8"/>
+          <w:kern w:val="0"/>
+          <w:sz w:val="20"/>
+          <w:szCs w:val="20"/>
+          <w:lang w:val="en-US" w:eastAsia="ru-RU"/>
+          <w14:ligatures w14:val="none"/>
+        </w:rPr>
+        <w:t xml:space="preserve">5 </w:t>
       </w:r>
       <w:r>
         <w:rPr>
@@ -9234,19 +9915,165 @@
           <w:lang w:val="en-US" w:eastAsia="ru-RU"/>
           <w14:ligatures w14:val="none"/>
         </w:rPr>
-        <w:t>VALUES</w:t>
-      </w:r>
-      <w:r>
-        <w:rPr>
-          <w:rFonts w:ascii="Courier New" w:eastAsia="Times New Roman" w:hAnsi="Courier New" w:cs="Courier New"/>
-          <w:color w:val="BCBEC4"/>
-          <w:kern w:val="0"/>
-          <w:sz w:val="20"/>
-          <w:szCs w:val="20"/>
-          <w:lang w:val="en-US" w:eastAsia="ru-RU"/>
-          <w14:ligatures w14:val="none"/>
-        </w:rPr>
-        <w:t>(</w:t>
+        <w:t xml:space="preserve">WHERE </w:t>
+      </w:r>
+      <w:r>
+        <w:rPr>
+          <w:rFonts w:ascii="Courier New" w:eastAsia="Times New Roman" w:hAnsi="Courier New" w:cs="Courier New"/>
+          <w:color w:val="C77DBB"/>
+          <w:kern w:val="0"/>
+          <w:sz w:val="20"/>
+          <w:szCs w:val="20"/>
+          <w:lang w:val="en-US" w:eastAsia="ru-RU"/>
+          <w14:ligatures w14:val="none"/>
+        </w:rPr>
+        <w:t>id</w:t>
+      </w:r>
+      <w:r>
+        <w:rPr>
+          <w:rFonts w:ascii="Courier New" w:eastAsia="Times New Roman" w:hAnsi="Courier New" w:cs="Courier New"/>
+          <w:color w:val="BCBEC4"/>
+          <w:kern w:val="0"/>
+          <w:sz w:val="20"/>
+          <w:szCs w:val="20"/>
+          <w:lang w:val="en-US" w:eastAsia="ru-RU"/>
+          <w14:ligatures w14:val="none"/>
+        </w:rPr>
+        <w:t>=</w:t>
+      </w:r>
+      <w:r>
+        <w:rPr>
+          <w:rFonts w:ascii="Courier New" w:eastAsia="Times New Roman" w:hAnsi="Courier New" w:cs="Courier New"/>
+          <w:color w:val="2AACB8"/>
+          <w:kern w:val="0"/>
+          <w:sz w:val="20"/>
+          <w:szCs w:val="20"/>
+          <w:lang w:val="en-US" w:eastAsia="ru-RU"/>
+          <w14:ligatures w14:val="none"/>
+        </w:rPr>
+        <w:t>1</w:t>
+      </w:r>
+      <w:r>
+        <w:rPr>
+          <w:rFonts w:ascii="Courier New" w:eastAsia="Times New Roman" w:hAnsi="Courier New" w:cs="Courier New"/>
+          <w:color w:val="BCBEC4"/>
+          <w:kern w:val="0"/>
+          <w:sz w:val="20"/>
+          <w:szCs w:val="20"/>
+          <w:lang w:val="en-US" w:eastAsia="ru-RU"/>
+          <w14:ligatures w14:val="none"/>
+        </w:rPr>
+        <w:t>;</w:t>
+      </w:r>
+      <w:r>
+        <w:rPr>
+          <w:rFonts w:ascii="Courier New" w:eastAsia="Times New Roman" w:hAnsi="Courier New" w:cs="Courier New"/>
+          <w:color w:val="BCBEC4"/>
+          <w:kern w:val="0"/>
+          <w:sz w:val="20"/>
+          <w:szCs w:val="20"/>
+          <w:lang w:val="en-US" w:eastAsia="ru-RU"/>
+          <w14:ligatures w14:val="none"/>
+        </w:rPr>
+        <w:br/>
+      </w:r>
+      <w:r>
+        <w:rPr>
+          <w:rFonts w:ascii="Courier New" w:eastAsia="Times New Roman" w:hAnsi="Courier New" w:cs="Courier New"/>
+          <w:color w:val="BCBEC4"/>
+          <w:kern w:val="0"/>
+          <w:sz w:val="20"/>
+          <w:szCs w:val="20"/>
+          <w:lang w:val="en-US" w:eastAsia="ru-RU"/>
+          <w14:ligatures w14:val="none"/>
+        </w:rPr>
+        <w:br/>
+      </w:r>
+      <w:r>
+        <w:rPr>
+          <w:rFonts w:ascii="Courier New" w:eastAsia="Times New Roman" w:hAnsi="Courier New" w:cs="Courier New"/>
+          <w:color w:val="7A7E85"/>
+          <w:kern w:val="0"/>
+          <w:sz w:val="20"/>
+          <w:szCs w:val="20"/>
+          <w:lang w:val="en-US" w:eastAsia="ru-RU"/>
+          <w14:ligatures w14:val="none"/>
+        </w:rPr>
+        <w:t>-- 6. OK: update order completed date</w:t>
+      </w:r>
+      <w:r>
+        <w:rPr>
+          <w:rFonts w:ascii="Courier New" w:eastAsia="Times New Roman" w:hAnsi="Courier New" w:cs="Courier New"/>
+          <w:color w:val="7A7E85"/>
+          <w:kern w:val="0"/>
+          <w:sz w:val="20"/>
+          <w:szCs w:val="20"/>
+          <w:lang w:val="en-US" w:eastAsia="ru-RU"/>
+          <w14:ligatures w14:val="none"/>
+        </w:rPr>
+        <w:br/>
+      </w:r>
+      <w:r>
+        <w:rPr>
+          <w:rFonts w:ascii="Courier New" w:eastAsia="Times New Roman" w:hAnsi="Courier New" w:cs="Courier New"/>
+          <w:color w:val="CF8E6D"/>
+          <w:kern w:val="0"/>
+          <w:sz w:val="20"/>
+          <w:szCs w:val="20"/>
+          <w:lang w:val="en-US" w:eastAsia="ru-RU"/>
+          <w14:ligatures w14:val="none"/>
+        </w:rPr>
+        <w:t xml:space="preserve">UPDATE </w:t>
+      </w:r>
+      <w:r>
+        <w:rPr>
+          <w:rFonts w:ascii="Courier New" w:eastAsia="Times New Roman" w:hAnsi="Courier New" w:cs="Courier New"/>
+          <w:color w:val="BCBEC4"/>
+          <w:kern w:val="0"/>
+          <w:sz w:val="20"/>
+          <w:szCs w:val="20"/>
+          <w:lang w:val="en-US" w:eastAsia="ru-RU"/>
+          <w14:ligatures w14:val="none"/>
+        </w:rPr>
+        <w:t xml:space="preserve">orders </w:t>
+      </w:r>
+      <w:r>
+        <w:rPr>
+          <w:rFonts w:ascii="Courier New" w:eastAsia="Times New Roman" w:hAnsi="Courier New" w:cs="Courier New"/>
+          <w:color w:val="CF8E6D"/>
+          <w:kern w:val="0"/>
+          <w:sz w:val="20"/>
+          <w:szCs w:val="20"/>
+          <w:lang w:val="en-US" w:eastAsia="ru-RU"/>
+          <w14:ligatures w14:val="none"/>
+        </w:rPr>
+        <w:t xml:space="preserve">SET </w:t>
+      </w:r>
+      <w:proofErr w:type="spellStart"/>
+      <w:r>
+        <w:rPr>
+          <w:rFonts w:ascii="Courier New" w:eastAsia="Times New Roman" w:hAnsi="Courier New" w:cs="Courier New"/>
+          <w:color w:val="C77DBB"/>
+          <w:kern w:val="0"/>
+          <w:sz w:val="20"/>
+          <w:szCs w:val="20"/>
+          <w:lang w:val="en-US" w:eastAsia="ru-RU"/>
+          <w14:ligatures w14:val="none"/>
+        </w:rPr>
+        <w:t>date_completed</w:t>
+      </w:r>
+      <w:proofErr w:type="spellEnd"/>
+      <w:r>
+        <w:rPr>
+          <w:rFonts w:ascii="Courier New" w:eastAsia="Times New Roman" w:hAnsi="Courier New" w:cs="Courier New"/>
+          <w:color w:val="BCBEC4"/>
+          <w:kern w:val="0"/>
+          <w:sz w:val="20"/>
+          <w:szCs w:val="20"/>
+          <w:lang w:val="en-US" w:eastAsia="ru-RU"/>
+          <w14:ligatures w14:val="none"/>
+        </w:rPr>
+        <w:t>=</w:t>
       </w:r>
       <w:r>
         <w:rPr>
@@ -9258,19 +10085,43 @@
           <w:lang w:val="en-US" w:eastAsia="ru-RU"/>
           <w14:ligatures w14:val="none"/>
         </w:rPr>
-        <w:t>'Del Edition'</w:t>
-      </w:r>
-      <w:r>
-        <w:rPr>
-          <w:rFonts w:ascii="Courier New" w:eastAsia="Times New Roman" w:hAnsi="Courier New" w:cs="Courier New"/>
-          <w:color w:val="BCBEC4"/>
-          <w:kern w:val="0"/>
-          <w:sz w:val="20"/>
-          <w:szCs w:val="20"/>
-          <w:lang w:val="en-US" w:eastAsia="ru-RU"/>
-          <w14:ligatures w14:val="none"/>
-        </w:rPr>
-        <w:t>,</w:t>
+        <w:t xml:space="preserve">'2025-01-10' </w:t>
+      </w:r>
+      <w:r>
+        <w:rPr>
+          <w:rFonts w:ascii="Courier New" w:eastAsia="Times New Roman" w:hAnsi="Courier New" w:cs="Courier New"/>
+          <w:color w:val="CF8E6D"/>
+          <w:kern w:val="0"/>
+          <w:sz w:val="20"/>
+          <w:szCs w:val="20"/>
+          <w:lang w:val="en-US" w:eastAsia="ru-RU"/>
+          <w14:ligatures w14:val="none"/>
+        </w:rPr>
+        <w:t xml:space="preserve">WHERE </w:t>
+      </w:r>
+      <w:r>
+        <w:rPr>
+          <w:rFonts w:ascii="Courier New" w:eastAsia="Times New Roman" w:hAnsi="Courier New" w:cs="Courier New"/>
+          <w:color w:val="C77DBB"/>
+          <w:kern w:val="0"/>
+          <w:sz w:val="20"/>
+          <w:szCs w:val="20"/>
+          <w:lang w:val="en-US" w:eastAsia="ru-RU"/>
+          <w14:ligatures w14:val="none"/>
+        </w:rPr>
+        <w:t>id</w:t>
+      </w:r>
+      <w:r>
+        <w:rPr>
+          <w:rFonts w:ascii="Courier New" w:eastAsia="Times New Roman" w:hAnsi="Courier New" w:cs="Courier New"/>
+          <w:color w:val="BCBEC4"/>
+          <w:kern w:val="0"/>
+          <w:sz w:val="20"/>
+          <w:szCs w:val="20"/>
+          <w:lang w:val="en-US" w:eastAsia="ru-RU"/>
+          <w14:ligatures w14:val="none"/>
+        </w:rPr>
+        <w:t>=</w:t>
       </w:r>
       <w:r>
         <w:rPr>
@@ -9282,20 +10133,179 @@
           <w:lang w:val="en-US" w:eastAsia="ru-RU"/>
           <w14:ligatures w14:val="none"/>
         </w:rPr>
-        <w:t>5</w:t>
-      </w:r>
-      <w:r>
-        <w:rPr>
-          <w:rFonts w:ascii="Courier New" w:eastAsia="Times New Roman" w:hAnsi="Courier New" w:cs="Courier New"/>
-          <w:color w:val="BCBEC4"/>
-          <w:kern w:val="0"/>
-          <w:sz w:val="20"/>
-          <w:szCs w:val="20"/>
-          <w:lang w:val="en-US" w:eastAsia="ru-RU"/>
-          <w14:ligatures w14:val="none"/>
-        </w:rPr>
-        <w:t>,</w:t>
-      </w:r>
+        <w:t>1</w:t>
+      </w:r>
+      <w:r>
+        <w:rPr>
+          <w:rFonts w:ascii="Courier New" w:eastAsia="Times New Roman" w:hAnsi="Courier New" w:cs="Courier New"/>
+          <w:color w:val="BCBEC4"/>
+          <w:kern w:val="0"/>
+          <w:sz w:val="20"/>
+          <w:szCs w:val="20"/>
+          <w:lang w:val="en-US" w:eastAsia="ru-RU"/>
+          <w14:ligatures w14:val="none"/>
+        </w:rPr>
+        <w:t>;</w:t>
+      </w:r>
+      <w:r>
+        <w:rPr>
+          <w:rFonts w:ascii="Courier New" w:eastAsia="Times New Roman" w:hAnsi="Courier New" w:cs="Courier New"/>
+          <w:color w:val="BCBEC4"/>
+          <w:kern w:val="0"/>
+          <w:sz w:val="20"/>
+          <w:szCs w:val="20"/>
+          <w:lang w:val="en-US" w:eastAsia="ru-RU"/>
+          <w14:ligatures w14:val="none"/>
+        </w:rPr>
+        <w:br/>
+      </w:r>
+      <w:r>
+        <w:rPr>
+          <w:rFonts w:ascii="Courier New" w:eastAsia="Times New Roman" w:hAnsi="Courier New" w:cs="Courier New"/>
+          <w:color w:val="BCBEC4"/>
+          <w:kern w:val="0"/>
+          <w:sz w:val="20"/>
+          <w:szCs w:val="20"/>
+          <w:lang w:val="en-US" w:eastAsia="ru-RU"/>
+          <w14:ligatures w14:val="none"/>
+        </w:rPr>
+        <w:br/>
+      </w:r>
+      <w:r>
+        <w:rPr>
+          <w:rFonts w:ascii="Courier New" w:eastAsia="Times New Roman" w:hAnsi="Courier New" w:cs="Courier New"/>
+          <w:color w:val="7A7E85"/>
+          <w:kern w:val="0"/>
+          <w:sz w:val="20"/>
+          <w:szCs w:val="20"/>
+          <w:lang w:val="en-US" w:eastAsia="ru-RU"/>
+          <w14:ligatures w14:val="none"/>
+        </w:rPr>
+        <w:t>-- 7. FAIL CHECK: completed earlier than received</w:t>
+      </w:r>
+      <w:r>
+        <w:rPr>
+          <w:rFonts w:ascii="Courier New" w:eastAsia="Times New Roman" w:hAnsi="Courier New" w:cs="Courier New"/>
+          <w:color w:val="7A7E85"/>
+          <w:kern w:val="0"/>
+          <w:sz w:val="20"/>
+          <w:szCs w:val="20"/>
+          <w:lang w:val="en-US" w:eastAsia="ru-RU"/>
+          <w14:ligatures w14:val="none"/>
+        </w:rPr>
+        <w:br/>
+      </w:r>
+      <w:r>
+        <w:rPr>
+          <w:rFonts w:ascii="Courier New" w:eastAsia="Times New Roman" w:hAnsi="Courier New" w:cs="Courier New"/>
+          <w:color w:val="CF8E6D"/>
+          <w:kern w:val="0"/>
+          <w:sz w:val="20"/>
+          <w:szCs w:val="20"/>
+          <w:lang w:val="en-US" w:eastAsia="ru-RU"/>
+          <w14:ligatures w14:val="none"/>
+        </w:rPr>
+        <w:t xml:space="preserve">UPDATE </w:t>
+      </w:r>
+      <w:r>
+        <w:rPr>
+          <w:rFonts w:ascii="Courier New" w:eastAsia="Times New Roman" w:hAnsi="Courier New" w:cs="Courier New"/>
+          <w:color w:val="BCBEC4"/>
+          <w:kern w:val="0"/>
+          <w:sz w:val="20"/>
+          <w:szCs w:val="20"/>
+          <w:lang w:val="en-US" w:eastAsia="ru-RU"/>
+          <w14:ligatures w14:val="none"/>
+        </w:rPr>
+        <w:t xml:space="preserve">orders </w:t>
+      </w:r>
+      <w:r>
+        <w:rPr>
+          <w:rFonts w:ascii="Courier New" w:eastAsia="Times New Roman" w:hAnsi="Courier New" w:cs="Courier New"/>
+          <w:color w:val="CF8E6D"/>
+          <w:kern w:val="0"/>
+          <w:sz w:val="20"/>
+          <w:szCs w:val="20"/>
+          <w:lang w:val="en-US" w:eastAsia="ru-RU"/>
+          <w14:ligatures w14:val="none"/>
+        </w:rPr>
+        <w:t xml:space="preserve">SET </w:t>
+      </w:r>
+      <w:proofErr w:type="spellStart"/>
+      <w:r>
+        <w:rPr>
+          <w:rFonts w:ascii="Courier New" w:eastAsia="Times New Roman" w:hAnsi="Courier New" w:cs="Courier New"/>
+          <w:color w:val="C77DBB"/>
+          <w:kern w:val="0"/>
+          <w:sz w:val="20"/>
+          <w:szCs w:val="20"/>
+          <w:lang w:val="en-US" w:eastAsia="ru-RU"/>
+          <w14:ligatures w14:val="none"/>
+        </w:rPr>
+        <w:t>date_completed</w:t>
+      </w:r>
+      <w:proofErr w:type="spellEnd"/>
+      <w:r>
+        <w:rPr>
+          <w:rFonts w:ascii="Courier New" w:eastAsia="Times New Roman" w:hAnsi="Courier New" w:cs="Courier New"/>
+          <w:color w:val="BCBEC4"/>
+          <w:kern w:val="0"/>
+          <w:sz w:val="20"/>
+          <w:szCs w:val="20"/>
+          <w:lang w:val="en-US" w:eastAsia="ru-RU"/>
+          <w14:ligatures w14:val="none"/>
+        </w:rPr>
+        <w:t>=</w:t>
+      </w:r>
+      <w:r>
+        <w:rPr>
+          <w:rFonts w:ascii="Courier New" w:eastAsia="Times New Roman" w:hAnsi="Courier New" w:cs="Courier New"/>
+          <w:color w:val="6AAB73"/>
+          <w:kern w:val="0"/>
+          <w:sz w:val="20"/>
+          <w:szCs w:val="20"/>
+          <w:lang w:val="en-US" w:eastAsia="ru-RU"/>
+          <w14:ligatures w14:val="none"/>
+        </w:rPr>
+        <w:t xml:space="preserve">'2024-12-01' </w:t>
+      </w:r>
+      <w:r>
+        <w:rPr>
+          <w:rFonts w:ascii="Courier New" w:eastAsia="Times New Roman" w:hAnsi="Courier New" w:cs="Courier New"/>
+          <w:color w:val="CF8E6D"/>
+          <w:kern w:val="0"/>
+          <w:sz w:val="20"/>
+          <w:szCs w:val="20"/>
+          <w:lang w:val="en-US" w:eastAsia="ru-RU"/>
+          <w14:ligatures w14:val="none"/>
+        </w:rPr>
+        <w:t xml:space="preserve">WHERE </w:t>
+      </w:r>
+      <w:r>
+        <w:rPr>
+          <w:rFonts w:ascii="Courier New" w:eastAsia="Times New Roman" w:hAnsi="Courier New" w:cs="Courier New"/>
+          <w:color w:val="C77DBB"/>
+          <w:kern w:val="0"/>
+          <w:sz w:val="20"/>
+          <w:szCs w:val="20"/>
+          <w:lang w:val="en-US" w:eastAsia="ru-RU"/>
+          <w14:ligatures w14:val="none"/>
+        </w:rPr>
+        <w:t>id</w:t>
+      </w:r>
+      <w:r>
+        <w:rPr>
+          <w:rFonts w:ascii="Courier New" w:eastAsia="Times New Roman" w:hAnsi="Courier New" w:cs="Courier New"/>
+          <w:color w:val="BCBEC4"/>
+          <w:kern w:val="0"/>
+          <w:sz w:val="20"/>
+          <w:szCs w:val="20"/>
+          <w:lang w:val="en-US" w:eastAsia="ru-RU"/>
+          <w14:ligatures w14:val="none"/>
+        </w:rPr>
+        <w:t>=</w:t>
+      </w:r>
+      <w:proofErr w:type="gramStart"/>
       <w:r>
         <w:rPr>
           <w:rFonts w:ascii="Courier New" w:eastAsia="Times New Roman" w:hAnsi="Courier New" w:cs="Courier New"/>
@@ -9306,337 +10316,7 @@
           <w:lang w:val="en-US" w:eastAsia="ru-RU"/>
           <w14:ligatures w14:val="none"/>
         </w:rPr>
-        <w:t>100</w:t>
-      </w:r>
-      <w:r>
-        <w:rPr>
-          <w:rFonts w:ascii="Courier New" w:eastAsia="Times New Roman" w:hAnsi="Courier New" w:cs="Courier New"/>
-          <w:color w:val="BCBEC4"/>
-          <w:kern w:val="0"/>
-          <w:sz w:val="20"/>
-          <w:szCs w:val="20"/>
-          <w:lang w:val="en-US" w:eastAsia="ru-RU"/>
-          <w14:ligatures w14:val="none"/>
-        </w:rPr>
-        <w:t>);</w:t>
-      </w:r>
-      <w:r>
-        <w:rPr>
-          <w:rFonts w:ascii="Courier New" w:eastAsia="Times New Roman" w:hAnsi="Courier New" w:cs="Courier New"/>
-          <w:color w:val="BCBEC4"/>
-          <w:kern w:val="0"/>
-          <w:sz w:val="20"/>
-          <w:szCs w:val="20"/>
-          <w:lang w:val="en-US" w:eastAsia="ru-RU"/>
-          <w14:ligatures w14:val="none"/>
-        </w:rPr>
-        <w:br/>
-      </w:r>
-      <w:r>
-        <w:rPr>
-          <w:rFonts w:ascii="Courier New" w:eastAsia="Times New Roman" w:hAnsi="Courier New" w:cs="Courier New"/>
-          <w:color w:val="CF8E6D"/>
-          <w:kern w:val="0"/>
-          <w:sz w:val="20"/>
-          <w:szCs w:val="20"/>
-          <w:lang w:val="en-US" w:eastAsia="ru-RU"/>
-          <w14:ligatures w14:val="none"/>
-        </w:rPr>
-        <w:t xml:space="preserve">INSERT INTO </w:t>
-      </w:r>
-      <w:proofErr w:type="spellStart"/>
-      <w:r>
-        <w:rPr>
-          <w:rFonts w:ascii="Courier New" w:eastAsia="Times New Roman" w:hAnsi="Courier New" w:cs="Courier New"/>
-          <w:color w:val="BCBEC4"/>
-          <w:kern w:val="0"/>
-          <w:sz w:val="20"/>
-          <w:szCs w:val="20"/>
-          <w:lang w:val="en-US" w:eastAsia="ru-RU"/>
-          <w14:ligatures w14:val="none"/>
-        </w:rPr>
-        <w:t>edition_authors</w:t>
-      </w:r>
-      <w:proofErr w:type="spellEnd"/>
-      <w:r>
-        <w:rPr>
-          <w:rFonts w:ascii="Courier New" w:eastAsia="Times New Roman" w:hAnsi="Courier New" w:cs="Courier New"/>
-          <w:color w:val="BCBEC4"/>
-          <w:kern w:val="0"/>
-          <w:sz w:val="20"/>
-          <w:szCs w:val="20"/>
-          <w:lang w:val="en-US" w:eastAsia="ru-RU"/>
-          <w14:ligatures w14:val="none"/>
-        </w:rPr>
-        <w:t>(</w:t>
-      </w:r>
-      <w:proofErr w:type="spellStart"/>
-      <w:r>
-        <w:rPr>
-          <w:rFonts w:ascii="Courier New" w:eastAsia="Times New Roman" w:hAnsi="Courier New" w:cs="Courier New"/>
-          <w:color w:val="C77DBB"/>
-          <w:kern w:val="0"/>
-          <w:sz w:val="20"/>
-          <w:szCs w:val="20"/>
-          <w:lang w:val="en-US" w:eastAsia="ru-RU"/>
-          <w14:ligatures w14:val="none"/>
-        </w:rPr>
-        <w:t>edition_id</w:t>
-      </w:r>
-      <w:r>
-        <w:rPr>
-          <w:rFonts w:ascii="Courier New" w:eastAsia="Times New Roman" w:hAnsi="Courier New" w:cs="Courier New"/>
-          <w:color w:val="BCBEC4"/>
-          <w:kern w:val="0"/>
-          <w:sz w:val="20"/>
-          <w:szCs w:val="20"/>
-          <w:lang w:val="en-US" w:eastAsia="ru-RU"/>
-          <w14:ligatures w14:val="none"/>
-        </w:rPr>
-        <w:t>,</w:t>
-      </w:r>
-      <w:r>
-        <w:rPr>
-          <w:rFonts w:ascii="Courier New" w:eastAsia="Times New Roman" w:hAnsi="Courier New" w:cs="Courier New"/>
-          <w:color w:val="C77DBB"/>
-          <w:kern w:val="0"/>
-          <w:sz w:val="20"/>
-          <w:szCs w:val="20"/>
-          <w:lang w:val="en-US" w:eastAsia="ru-RU"/>
-          <w14:ligatures w14:val="none"/>
-        </w:rPr>
-        <w:t>author_id</w:t>
-      </w:r>
-      <w:proofErr w:type="spellEnd"/>
-      <w:r>
-        <w:rPr>
-          <w:rFonts w:ascii="Courier New" w:eastAsia="Times New Roman" w:hAnsi="Courier New" w:cs="Courier New"/>
-          <w:color w:val="BCBEC4"/>
-          <w:kern w:val="0"/>
-          <w:sz w:val="20"/>
-          <w:szCs w:val="20"/>
-          <w:lang w:val="en-US" w:eastAsia="ru-RU"/>
-          <w14:ligatures w14:val="none"/>
-        </w:rPr>
-        <w:t xml:space="preserve">) </w:t>
-      </w:r>
-      <w:r>
-        <w:rPr>
-          <w:rFonts w:ascii="Courier New" w:eastAsia="Times New Roman" w:hAnsi="Courier New" w:cs="Courier New"/>
-          <w:color w:val="CF8E6D"/>
-          <w:kern w:val="0"/>
-          <w:sz w:val="20"/>
-          <w:szCs w:val="20"/>
-          <w:lang w:val="en-US" w:eastAsia="ru-RU"/>
-          <w14:ligatures w14:val="none"/>
-        </w:rPr>
-        <w:t>VALUES</w:t>
-      </w:r>
-      <w:r>
-        <w:rPr>
-          <w:rFonts w:ascii="Courier New" w:eastAsia="Times New Roman" w:hAnsi="Courier New" w:cs="Courier New"/>
-          <w:color w:val="BCBEC4"/>
-          <w:kern w:val="0"/>
-          <w:sz w:val="20"/>
-          <w:szCs w:val="20"/>
-          <w:lang w:val="en-US" w:eastAsia="ru-RU"/>
-          <w14:ligatures w14:val="none"/>
-        </w:rPr>
-        <w:t>(</w:t>
-      </w:r>
-      <w:r>
-        <w:rPr>
-          <w:rFonts w:ascii="Courier New" w:eastAsia="Times New Roman" w:hAnsi="Courier New" w:cs="Courier New"/>
-          <w:color w:val="2AACB8"/>
-          <w:kern w:val="0"/>
-          <w:sz w:val="20"/>
-          <w:szCs w:val="20"/>
-          <w:lang w:val="en-US" w:eastAsia="ru-RU"/>
-          <w14:ligatures w14:val="none"/>
-        </w:rPr>
-        <w:t>2</w:t>
-      </w:r>
-      <w:r>
-        <w:rPr>
-          <w:rFonts w:ascii="Courier New" w:eastAsia="Times New Roman" w:hAnsi="Courier New" w:cs="Courier New"/>
-          <w:color w:val="BCBEC4"/>
-          <w:kern w:val="0"/>
-          <w:sz w:val="20"/>
-          <w:szCs w:val="20"/>
-          <w:lang w:val="en-US" w:eastAsia="ru-RU"/>
-          <w14:ligatures w14:val="none"/>
-        </w:rPr>
-        <w:t>,</w:t>
-      </w:r>
-      <w:r>
-        <w:rPr>
-          <w:rFonts w:ascii="Courier New" w:eastAsia="Times New Roman" w:hAnsi="Courier New" w:cs="Courier New"/>
-          <w:color w:val="2AACB8"/>
-          <w:kern w:val="0"/>
-          <w:sz w:val="20"/>
-          <w:szCs w:val="20"/>
-          <w:lang w:val="en-US" w:eastAsia="ru-RU"/>
-          <w14:ligatures w14:val="none"/>
-        </w:rPr>
-        <w:t>2</w:t>
-      </w:r>
-      <w:r>
-        <w:rPr>
-          <w:rFonts w:ascii="Courier New" w:eastAsia="Times New Roman" w:hAnsi="Courier New" w:cs="Courier New"/>
-          <w:color w:val="BCBEC4"/>
-          <w:kern w:val="0"/>
-          <w:sz w:val="20"/>
-          <w:szCs w:val="20"/>
-          <w:lang w:val="en-US" w:eastAsia="ru-RU"/>
-          <w14:ligatures w14:val="none"/>
-        </w:rPr>
-        <w:t>);</w:t>
-      </w:r>
-      <w:r>
-        <w:rPr>
-          <w:rFonts w:ascii="Courier New" w:eastAsia="Times New Roman" w:hAnsi="Courier New" w:cs="Courier New"/>
-          <w:color w:val="BCBEC4"/>
-          <w:kern w:val="0"/>
-          <w:sz w:val="20"/>
-          <w:szCs w:val="20"/>
-          <w:lang w:val="en-US" w:eastAsia="ru-RU"/>
-          <w14:ligatures w14:val="none"/>
-        </w:rPr>
-        <w:br/>
-      </w:r>
-      <w:r>
-        <w:rPr>
-          <w:rFonts w:ascii="Courier New" w:eastAsia="Times New Roman" w:hAnsi="Courier New" w:cs="Courier New"/>
-          <w:color w:val="BCBEC4"/>
-          <w:kern w:val="0"/>
-          <w:sz w:val="20"/>
-          <w:szCs w:val="20"/>
-          <w:lang w:val="en-US" w:eastAsia="ru-RU"/>
-          <w14:ligatures w14:val="none"/>
-        </w:rPr>
-        <w:br/>
-      </w:r>
-      <w:r>
-        <w:rPr>
-          <w:rFonts w:ascii="Courier New" w:eastAsia="Times New Roman" w:hAnsi="Courier New" w:cs="Courier New"/>
-          <w:color w:val="7A7E85"/>
-          <w:kern w:val="0"/>
-          <w:sz w:val="20"/>
-          <w:szCs w:val="20"/>
-          <w:lang w:val="en-US" w:eastAsia="ru-RU"/>
-          <w14:ligatures w14:val="none"/>
-        </w:rPr>
-        <w:t xml:space="preserve">-- 1. Test CASCADE: deleting edition removes </w:t>
-      </w:r>
-      <w:proofErr w:type="spellStart"/>
-      <w:r>
-        <w:rPr>
-          <w:rFonts w:ascii="Courier New" w:eastAsia="Times New Roman" w:hAnsi="Courier New" w:cs="Courier New"/>
-          <w:color w:val="7A7E85"/>
-          <w:kern w:val="0"/>
-          <w:sz w:val="20"/>
-          <w:szCs w:val="20"/>
-          <w:lang w:val="en-US" w:eastAsia="ru-RU"/>
-          <w14:ligatures w14:val="none"/>
-        </w:rPr>
-        <w:t>edition_authors</w:t>
-      </w:r>
-      <w:proofErr w:type="spellEnd"/>
-      <w:r>
-        <w:rPr>
-          <w:rFonts w:ascii="Courier New" w:eastAsia="Times New Roman" w:hAnsi="Courier New" w:cs="Courier New"/>
-          <w:color w:val="7A7E85"/>
-          <w:kern w:val="0"/>
-          <w:sz w:val="20"/>
-          <w:szCs w:val="20"/>
-          <w:lang w:val="en-US" w:eastAsia="ru-RU"/>
-          <w14:ligatures w14:val="none"/>
-        </w:rPr>
-        <w:t xml:space="preserve"> row</w:t>
-      </w:r>
-      <w:r>
-        <w:rPr>
-          <w:rFonts w:ascii="Courier New" w:eastAsia="Times New Roman" w:hAnsi="Courier New" w:cs="Courier New"/>
-          <w:color w:val="7A7E85"/>
-          <w:kern w:val="0"/>
-          <w:sz w:val="20"/>
-          <w:szCs w:val="20"/>
-          <w:lang w:val="en-US" w:eastAsia="ru-RU"/>
-          <w14:ligatures w14:val="none"/>
-        </w:rPr>
-        <w:br/>
-      </w:r>
-      <w:r>
-        <w:rPr>
-          <w:rFonts w:ascii="Courier New" w:eastAsia="Times New Roman" w:hAnsi="Courier New" w:cs="Courier New"/>
-          <w:color w:val="CF8E6D"/>
-          <w:kern w:val="0"/>
-          <w:sz w:val="20"/>
-          <w:szCs w:val="20"/>
-          <w:lang w:val="en-US" w:eastAsia="ru-RU"/>
-          <w14:ligatures w14:val="none"/>
-        </w:rPr>
-        <w:t xml:space="preserve">DELETE FROM </w:t>
-      </w:r>
-      <w:r>
-        <w:rPr>
-          <w:rFonts w:ascii="Courier New" w:eastAsia="Times New Roman" w:hAnsi="Courier New" w:cs="Courier New"/>
-          <w:color w:val="BCBEC4"/>
-          <w:kern w:val="0"/>
-          <w:sz w:val="20"/>
-          <w:szCs w:val="20"/>
-          <w:lang w:val="en-US" w:eastAsia="ru-RU"/>
-          <w14:ligatures w14:val="none"/>
-        </w:rPr>
-        <w:t xml:space="preserve">editions </w:t>
-      </w:r>
-      <w:r>
-        <w:rPr>
-          <w:rFonts w:ascii="Courier New" w:eastAsia="Times New Roman" w:hAnsi="Courier New" w:cs="Courier New"/>
-          <w:color w:val="CF8E6D"/>
-          <w:kern w:val="0"/>
-          <w:sz w:val="20"/>
-          <w:szCs w:val="20"/>
-          <w:lang w:val="en-US" w:eastAsia="ru-RU"/>
-          <w14:ligatures w14:val="none"/>
-        </w:rPr>
-        <w:t xml:space="preserve">WHERE </w:t>
-      </w:r>
-      <w:r>
-        <w:rPr>
-          <w:rFonts w:ascii="Courier New" w:eastAsia="Times New Roman" w:hAnsi="Courier New" w:cs="Courier New"/>
-          <w:color w:val="C77DBB"/>
-          <w:kern w:val="0"/>
-          <w:sz w:val="20"/>
-          <w:szCs w:val="20"/>
-          <w:lang w:val="en-US" w:eastAsia="ru-RU"/>
-          <w14:ligatures w14:val="none"/>
-        </w:rPr>
-        <w:t>id</w:t>
-      </w:r>
-      <w:r>
-        <w:rPr>
-          <w:rFonts w:ascii="Courier New" w:eastAsia="Times New Roman" w:hAnsi="Courier New" w:cs="Courier New"/>
-          <w:color w:val="BCBEC4"/>
-          <w:kern w:val="0"/>
-          <w:sz w:val="20"/>
-          <w:szCs w:val="20"/>
-          <w:lang w:val="en-US" w:eastAsia="ru-RU"/>
-          <w14:ligatures w14:val="none"/>
-        </w:rPr>
-        <w:t>=</w:t>
-      </w:r>
-      <w:r>
-        <w:rPr>
-          <w:rFonts w:ascii="Courier New" w:eastAsia="Times New Roman" w:hAnsi="Courier New" w:cs="Courier New"/>
-          <w:color w:val="2AACB8"/>
-          <w:kern w:val="0"/>
-          <w:sz w:val="20"/>
-          <w:szCs w:val="20"/>
-          <w:lang w:val="en-US" w:eastAsia="ru-RU"/>
-          <w14:ligatures w14:val="none"/>
-        </w:rPr>
-        <w:t>2</w:t>
+        <w:t>1</w:t>
       </w:r>
       <w:r>
         <w:rPr>
@@ -9650,1066 +10330,2630 @@
         </w:rPr>
         <w:t>;</w:t>
       </w:r>
-      <w:r>
-        <w:rPr>
-          <w:rFonts w:ascii="Courier New" w:eastAsia="Times New Roman" w:hAnsi="Courier New" w:cs="Courier New"/>
-          <w:color w:val="BCBEC4"/>
-          <w:kern w:val="0"/>
-          <w:sz w:val="20"/>
-          <w:szCs w:val="20"/>
-          <w:lang w:val="en-US" w:eastAsia="ru-RU"/>
-          <w14:ligatures w14:val="none"/>
-        </w:rPr>
-        <w:br/>
-      </w:r>
-      <w:r>
-        <w:rPr>
-          <w:rFonts w:ascii="Courier New" w:eastAsia="Times New Roman" w:hAnsi="Courier New" w:cs="Courier New"/>
-          <w:color w:val="BCBEC4"/>
-          <w:kern w:val="0"/>
-          <w:sz w:val="20"/>
-          <w:szCs w:val="20"/>
-          <w:lang w:val="en-US" w:eastAsia="ru-RU"/>
-          <w14:ligatures w14:val="none"/>
-        </w:rPr>
-        <w:br/>
-      </w:r>
-      <w:r>
-        <w:rPr>
-          <w:rFonts w:ascii="Courier New" w:eastAsia="Times New Roman" w:hAnsi="Courier New" w:cs="Courier New"/>
-          <w:color w:val="7A7E85"/>
-          <w:kern w:val="0"/>
-          <w:sz w:val="20"/>
-          <w:szCs w:val="20"/>
-          <w:lang w:val="en-US" w:eastAsia="ru-RU"/>
-          <w14:ligatures w14:val="none"/>
-        </w:rPr>
-        <w:t xml:space="preserve">-- 2. Test CASCADE: deleting author removes </w:t>
-      </w:r>
-      <w:proofErr w:type="spellStart"/>
-      <w:r>
-        <w:rPr>
-          <w:rFonts w:ascii="Courier New" w:eastAsia="Times New Roman" w:hAnsi="Courier New" w:cs="Courier New"/>
-          <w:color w:val="7A7E85"/>
-          <w:kern w:val="0"/>
-          <w:sz w:val="20"/>
-          <w:szCs w:val="20"/>
-          <w:lang w:val="en-US" w:eastAsia="ru-RU"/>
-          <w14:ligatures w14:val="none"/>
-        </w:rPr>
-        <w:t>edition_authors</w:t>
-      </w:r>
-      <w:proofErr w:type="spellEnd"/>
-      <w:r>
-        <w:rPr>
-          <w:rFonts w:ascii="Courier New" w:eastAsia="Times New Roman" w:hAnsi="Courier New" w:cs="Courier New"/>
-          <w:color w:val="7A7E85"/>
-          <w:kern w:val="0"/>
-          <w:sz w:val="20"/>
-          <w:szCs w:val="20"/>
-          <w:lang w:val="en-US" w:eastAsia="ru-RU"/>
-          <w14:ligatures w14:val="none"/>
-        </w:rPr>
-        <w:t xml:space="preserve"> row</w:t>
-      </w:r>
-      <w:r>
-        <w:rPr>
-          <w:rFonts w:ascii="Courier New" w:eastAsia="Times New Roman" w:hAnsi="Courier New" w:cs="Courier New"/>
-          <w:color w:val="7A7E85"/>
-          <w:kern w:val="0"/>
-          <w:sz w:val="20"/>
-          <w:szCs w:val="20"/>
-          <w:lang w:val="en-US" w:eastAsia="ru-RU"/>
-          <w14:ligatures w14:val="none"/>
-        </w:rPr>
-        <w:br/>
-      </w:r>
-      <w:r>
-        <w:rPr>
-          <w:rFonts w:ascii="Courier New" w:eastAsia="Times New Roman" w:hAnsi="Courier New" w:cs="Courier New"/>
-          <w:color w:val="CF8E6D"/>
-          <w:kern w:val="0"/>
-          <w:sz w:val="20"/>
-          <w:szCs w:val="20"/>
-          <w:lang w:val="en-US" w:eastAsia="ru-RU"/>
-          <w14:ligatures w14:val="none"/>
-        </w:rPr>
-        <w:t xml:space="preserve">DELETE FROM </w:t>
-      </w:r>
-      <w:r>
-        <w:rPr>
-          <w:rFonts w:ascii="Courier New" w:eastAsia="Times New Roman" w:hAnsi="Courier New" w:cs="Courier New"/>
-          <w:color w:val="BCBEC4"/>
-          <w:kern w:val="0"/>
-          <w:sz w:val="20"/>
-          <w:szCs w:val="20"/>
-          <w:lang w:val="en-US" w:eastAsia="ru-RU"/>
-          <w14:ligatures w14:val="none"/>
-        </w:rPr>
-        <w:t xml:space="preserve">authors </w:t>
-      </w:r>
-      <w:r>
-        <w:rPr>
-          <w:rFonts w:ascii="Courier New" w:eastAsia="Times New Roman" w:hAnsi="Courier New" w:cs="Courier New"/>
-          <w:color w:val="CF8E6D"/>
-          <w:kern w:val="0"/>
-          <w:sz w:val="20"/>
-          <w:szCs w:val="20"/>
-          <w:lang w:val="en-US" w:eastAsia="ru-RU"/>
-          <w14:ligatures w14:val="none"/>
-        </w:rPr>
-        <w:t xml:space="preserve">WHERE </w:t>
-      </w:r>
-      <w:r>
-        <w:rPr>
-          <w:rFonts w:ascii="Courier New" w:eastAsia="Times New Roman" w:hAnsi="Courier New" w:cs="Courier New"/>
-          <w:color w:val="C77DBB"/>
-          <w:kern w:val="0"/>
-          <w:sz w:val="20"/>
-          <w:szCs w:val="20"/>
-          <w:lang w:val="en-US" w:eastAsia="ru-RU"/>
-          <w14:ligatures w14:val="none"/>
-        </w:rPr>
-        <w:t>id</w:t>
-      </w:r>
-      <w:r>
-        <w:rPr>
-          <w:rFonts w:ascii="Courier New" w:eastAsia="Times New Roman" w:hAnsi="Courier New" w:cs="Courier New"/>
-          <w:color w:val="BCBEC4"/>
-          <w:kern w:val="0"/>
-          <w:sz w:val="20"/>
-          <w:szCs w:val="20"/>
-          <w:lang w:val="en-US" w:eastAsia="ru-RU"/>
-          <w14:ligatures w14:val="none"/>
-        </w:rPr>
-        <w:t>=</w:t>
-      </w:r>
-      <w:r>
-        <w:rPr>
-          <w:rFonts w:ascii="Courier New" w:eastAsia="Times New Roman" w:hAnsi="Courier New" w:cs="Courier New"/>
-          <w:color w:val="2AACB8"/>
-          <w:kern w:val="0"/>
-          <w:sz w:val="20"/>
-          <w:szCs w:val="20"/>
-          <w:lang w:val="en-US" w:eastAsia="ru-RU"/>
-          <w14:ligatures w14:val="none"/>
-        </w:rPr>
-        <w:t>2</w:t>
-      </w:r>
-      <w:r>
-        <w:rPr>
-          <w:rFonts w:ascii="Courier New" w:eastAsia="Times New Roman" w:hAnsi="Courier New" w:cs="Courier New"/>
-          <w:color w:val="BCBEC4"/>
-          <w:kern w:val="0"/>
-          <w:sz w:val="20"/>
-          <w:szCs w:val="20"/>
-          <w:lang w:val="en-US" w:eastAsia="ru-RU"/>
-          <w14:ligatures w14:val="none"/>
-        </w:rPr>
-        <w:t>;</w:t>
-      </w:r>
-      <w:r>
-        <w:rPr>
-          <w:rFonts w:ascii="Courier New" w:eastAsia="Times New Roman" w:hAnsi="Courier New" w:cs="Courier New"/>
-          <w:color w:val="BCBEC4"/>
-          <w:kern w:val="0"/>
-          <w:sz w:val="20"/>
-          <w:szCs w:val="20"/>
-          <w:lang w:val="en-US" w:eastAsia="ru-RU"/>
-          <w14:ligatures w14:val="none"/>
-        </w:rPr>
-        <w:br/>
-      </w:r>
-      <w:r>
-        <w:rPr>
-          <w:rFonts w:ascii="Courier New" w:eastAsia="Times New Roman" w:hAnsi="Courier New" w:cs="Courier New"/>
-          <w:color w:val="BCBEC4"/>
-          <w:kern w:val="0"/>
-          <w:sz w:val="20"/>
-          <w:szCs w:val="20"/>
-          <w:lang w:val="en-US" w:eastAsia="ru-RU"/>
-          <w14:ligatures w14:val="none"/>
-        </w:rPr>
-        <w:br/>
-      </w:r>
-      <w:r>
-        <w:rPr>
-          <w:rFonts w:ascii="Courier New" w:eastAsia="Times New Roman" w:hAnsi="Courier New" w:cs="Courier New"/>
-          <w:color w:val="7A7E85"/>
-          <w:kern w:val="0"/>
-          <w:sz w:val="20"/>
-          <w:szCs w:val="20"/>
-          <w:lang w:val="en-US" w:eastAsia="ru-RU"/>
-          <w14:ligatures w14:val="none"/>
-        </w:rPr>
-        <w:t>-- 3. Test DELETE on orders (customer cascade)</w:t>
-      </w:r>
-      <w:r>
-        <w:rPr>
-          <w:rFonts w:ascii="Courier New" w:eastAsia="Times New Roman" w:hAnsi="Courier New" w:cs="Courier New"/>
-          <w:color w:val="7A7E85"/>
-          <w:kern w:val="0"/>
-          <w:sz w:val="20"/>
-          <w:szCs w:val="20"/>
-          <w:lang w:val="en-US" w:eastAsia="ru-RU"/>
-          <w14:ligatures w14:val="none"/>
-        </w:rPr>
-        <w:br/>
-      </w:r>
-      <w:r>
-        <w:rPr>
-          <w:rFonts w:ascii="Courier New" w:eastAsia="Times New Roman" w:hAnsi="Courier New" w:cs="Courier New"/>
-          <w:color w:val="CF8E6D"/>
-          <w:kern w:val="0"/>
-          <w:sz w:val="20"/>
-          <w:szCs w:val="20"/>
-          <w:lang w:val="en-US" w:eastAsia="ru-RU"/>
-          <w14:ligatures w14:val="none"/>
-        </w:rPr>
-        <w:t xml:space="preserve">INSERT INTO </w:t>
-      </w:r>
-      <w:r>
-        <w:rPr>
-          <w:rFonts w:ascii="Courier New" w:eastAsia="Times New Roman" w:hAnsi="Courier New" w:cs="Courier New"/>
-          <w:color w:val="BCBEC4"/>
-          <w:kern w:val="0"/>
-          <w:sz w:val="20"/>
-          <w:szCs w:val="20"/>
-          <w:lang w:val="en-US" w:eastAsia="ru-RU"/>
-          <w14:ligatures w14:val="none"/>
-        </w:rPr>
-        <w:t>customers(</w:t>
-      </w:r>
-      <w:proofErr w:type="spellStart"/>
-      <w:r>
-        <w:rPr>
-          <w:rFonts w:ascii="Courier New" w:eastAsia="Times New Roman" w:hAnsi="Courier New" w:cs="Courier New"/>
-          <w:color w:val="C77DBB"/>
-          <w:kern w:val="0"/>
-          <w:sz w:val="20"/>
-          <w:szCs w:val="20"/>
-          <w:lang w:val="en-US" w:eastAsia="ru-RU"/>
-          <w14:ligatures w14:val="none"/>
-        </w:rPr>
-        <w:t>type</w:t>
-      </w:r>
-      <w:r>
-        <w:rPr>
-          <w:rFonts w:ascii="Courier New" w:eastAsia="Times New Roman" w:hAnsi="Courier New" w:cs="Courier New"/>
-          <w:color w:val="BCBEC4"/>
-          <w:kern w:val="0"/>
-          <w:sz w:val="20"/>
-          <w:szCs w:val="20"/>
-          <w:lang w:val="en-US" w:eastAsia="ru-RU"/>
-          <w14:ligatures w14:val="none"/>
-        </w:rPr>
-        <w:t>,</w:t>
-      </w:r>
-      <w:r>
-        <w:rPr>
-          <w:rFonts w:ascii="Courier New" w:eastAsia="Times New Roman" w:hAnsi="Courier New" w:cs="Courier New"/>
-          <w:color w:val="C77DBB"/>
-          <w:kern w:val="0"/>
-          <w:sz w:val="20"/>
-          <w:szCs w:val="20"/>
-          <w:lang w:val="en-US" w:eastAsia="ru-RU"/>
-          <w14:ligatures w14:val="none"/>
-        </w:rPr>
-        <w:t>name</w:t>
-      </w:r>
-      <w:r>
-        <w:rPr>
-          <w:rFonts w:ascii="Courier New" w:eastAsia="Times New Roman" w:hAnsi="Courier New" w:cs="Courier New"/>
-          <w:color w:val="BCBEC4"/>
-          <w:kern w:val="0"/>
-          <w:sz w:val="20"/>
-          <w:szCs w:val="20"/>
-          <w:lang w:val="en-US" w:eastAsia="ru-RU"/>
-          <w14:ligatures w14:val="none"/>
-        </w:rPr>
-        <w:t>,</w:t>
-      </w:r>
-      <w:r>
-        <w:rPr>
-          <w:rFonts w:ascii="Courier New" w:eastAsia="Times New Roman" w:hAnsi="Courier New" w:cs="Courier New"/>
-          <w:color w:val="C77DBB"/>
-          <w:kern w:val="0"/>
-          <w:sz w:val="20"/>
-          <w:szCs w:val="20"/>
-          <w:lang w:val="en-US" w:eastAsia="ru-RU"/>
-          <w14:ligatures w14:val="none"/>
-        </w:rPr>
-        <w:t>phone</w:t>
-      </w:r>
-      <w:proofErr w:type="spellEnd"/>
-      <w:r>
-        <w:rPr>
-          <w:rFonts w:ascii="Courier New" w:eastAsia="Times New Roman" w:hAnsi="Courier New" w:cs="Courier New"/>
-          <w:color w:val="BCBEC4"/>
-          <w:kern w:val="0"/>
-          <w:sz w:val="20"/>
-          <w:szCs w:val="20"/>
-          <w:lang w:val="en-US" w:eastAsia="ru-RU"/>
-          <w14:ligatures w14:val="none"/>
-        </w:rPr>
-        <w:t xml:space="preserve">) </w:t>
-      </w:r>
-      <w:r>
-        <w:rPr>
-          <w:rFonts w:ascii="Courier New" w:eastAsia="Times New Roman" w:hAnsi="Courier New" w:cs="Courier New"/>
-          <w:color w:val="CF8E6D"/>
-          <w:kern w:val="0"/>
-          <w:sz w:val="20"/>
-          <w:szCs w:val="20"/>
-          <w:lang w:val="en-US" w:eastAsia="ru-RU"/>
-          <w14:ligatures w14:val="none"/>
-        </w:rPr>
-        <w:t>VALUES</w:t>
-      </w:r>
-      <w:r>
-        <w:rPr>
-          <w:rFonts w:ascii="Courier New" w:eastAsia="Times New Roman" w:hAnsi="Courier New" w:cs="Courier New"/>
-          <w:color w:val="BCBEC4"/>
-          <w:kern w:val="0"/>
-          <w:sz w:val="20"/>
-          <w:szCs w:val="20"/>
-          <w:lang w:val="en-US" w:eastAsia="ru-RU"/>
-          <w14:ligatures w14:val="none"/>
-        </w:rPr>
-        <w:t>(</w:t>
-      </w:r>
-      <w:r>
-        <w:rPr>
-          <w:rFonts w:ascii="Courier New" w:eastAsia="Times New Roman" w:hAnsi="Courier New" w:cs="Courier New"/>
-          <w:color w:val="6AAB73"/>
-          <w:kern w:val="0"/>
-          <w:sz w:val="20"/>
-          <w:szCs w:val="20"/>
-          <w:lang w:val="en-US" w:eastAsia="ru-RU"/>
-          <w14:ligatures w14:val="none"/>
-        </w:rPr>
-        <w:t>'person'</w:t>
-      </w:r>
-      <w:r>
-        <w:rPr>
-          <w:rFonts w:ascii="Courier New" w:eastAsia="Times New Roman" w:hAnsi="Courier New" w:cs="Courier New"/>
-          <w:color w:val="BCBEC4"/>
-          <w:kern w:val="0"/>
-          <w:sz w:val="20"/>
-          <w:szCs w:val="20"/>
-          <w:lang w:val="en-US" w:eastAsia="ru-RU"/>
-          <w14:ligatures w14:val="none"/>
-        </w:rPr>
-        <w:t>,</w:t>
-      </w:r>
-      <w:r>
-        <w:rPr>
-          <w:rFonts w:ascii="Courier New" w:eastAsia="Times New Roman" w:hAnsi="Courier New" w:cs="Courier New"/>
-          <w:color w:val="6AAB73"/>
-          <w:kern w:val="0"/>
-          <w:sz w:val="20"/>
-          <w:szCs w:val="20"/>
-          <w:lang w:val="en-US" w:eastAsia="ru-RU"/>
-          <w14:ligatures w14:val="none"/>
-        </w:rPr>
-        <w:t>'DelTest'</w:t>
-      </w:r>
-      <w:r>
-        <w:rPr>
-          <w:rFonts w:ascii="Courier New" w:eastAsia="Times New Roman" w:hAnsi="Courier New" w:cs="Courier New"/>
-          <w:color w:val="BCBEC4"/>
-          <w:kern w:val="0"/>
-          <w:sz w:val="20"/>
-          <w:szCs w:val="20"/>
-          <w:lang w:val="en-US" w:eastAsia="ru-RU"/>
-          <w14:ligatures w14:val="none"/>
-        </w:rPr>
-        <w:t>,</w:t>
-      </w:r>
-      <w:r>
-        <w:rPr>
-          <w:rFonts w:ascii="Courier New" w:eastAsia="Times New Roman" w:hAnsi="Courier New" w:cs="Courier New"/>
-          <w:color w:val="6AAB73"/>
-          <w:kern w:val="0"/>
-          <w:sz w:val="20"/>
-          <w:szCs w:val="20"/>
-          <w:lang w:val="en-US" w:eastAsia="ru-RU"/>
-          <w14:ligatures w14:val="none"/>
-        </w:rPr>
-        <w:t>'222'</w:t>
-      </w:r>
-      <w:r>
-        <w:rPr>
-          <w:rFonts w:ascii="Courier New" w:eastAsia="Times New Roman" w:hAnsi="Courier New" w:cs="Courier New"/>
-          <w:color w:val="BCBEC4"/>
-          <w:kern w:val="0"/>
-          <w:sz w:val="20"/>
-          <w:szCs w:val="20"/>
-          <w:lang w:val="en-US" w:eastAsia="ru-RU"/>
-          <w14:ligatures w14:val="none"/>
-        </w:rPr>
-        <w:t>);</w:t>
-      </w:r>
-      <w:r>
-        <w:rPr>
-          <w:rFonts w:ascii="Courier New" w:eastAsia="Times New Roman" w:hAnsi="Courier New" w:cs="Courier New"/>
-          <w:color w:val="BCBEC4"/>
-          <w:kern w:val="0"/>
-          <w:sz w:val="20"/>
-          <w:szCs w:val="20"/>
-          <w:lang w:val="en-US" w:eastAsia="ru-RU"/>
-          <w14:ligatures w14:val="none"/>
-        </w:rPr>
-        <w:br/>
-      </w:r>
-      <w:r>
-        <w:rPr>
-          <w:rFonts w:ascii="Courier New" w:eastAsia="Times New Roman" w:hAnsi="Courier New" w:cs="Courier New"/>
-          <w:color w:val="CF8E6D"/>
-          <w:kern w:val="0"/>
-          <w:sz w:val="20"/>
-          <w:szCs w:val="20"/>
-          <w:lang w:val="en-US" w:eastAsia="ru-RU"/>
-          <w14:ligatures w14:val="none"/>
-        </w:rPr>
-        <w:t xml:space="preserve">INSERT INTO </w:t>
-      </w:r>
-      <w:r>
-        <w:rPr>
-          <w:rFonts w:ascii="Courier New" w:eastAsia="Times New Roman" w:hAnsi="Courier New" w:cs="Courier New"/>
-          <w:color w:val="BCBEC4"/>
-          <w:kern w:val="0"/>
-          <w:sz w:val="20"/>
-          <w:szCs w:val="20"/>
-          <w:lang w:val="en-US" w:eastAsia="ru-RU"/>
-          <w14:ligatures w14:val="none"/>
-        </w:rPr>
-        <w:t>editions(</w:t>
-      </w:r>
-      <w:proofErr w:type="spellStart"/>
-      <w:r>
-        <w:rPr>
-          <w:rFonts w:ascii="Courier New" w:eastAsia="Times New Roman" w:hAnsi="Courier New" w:cs="Courier New"/>
-          <w:color w:val="C77DBB"/>
-          <w:kern w:val="0"/>
-          <w:sz w:val="20"/>
-          <w:szCs w:val="20"/>
-          <w:lang w:val="en-US" w:eastAsia="ru-RU"/>
-          <w14:ligatures w14:val="none"/>
-        </w:rPr>
-        <w:t>title</w:t>
-      </w:r>
-      <w:r>
-        <w:rPr>
-          <w:rFonts w:ascii="Courier New" w:eastAsia="Times New Roman" w:hAnsi="Courier New" w:cs="Courier New"/>
-          <w:color w:val="BCBEC4"/>
-          <w:kern w:val="0"/>
-          <w:sz w:val="20"/>
-          <w:szCs w:val="20"/>
-          <w:lang w:val="en-US" w:eastAsia="ru-RU"/>
-          <w14:ligatures w14:val="none"/>
-        </w:rPr>
-        <w:t>,</w:t>
-      </w:r>
-      <w:r>
-        <w:rPr>
-          <w:rFonts w:ascii="Courier New" w:eastAsia="Times New Roman" w:hAnsi="Courier New" w:cs="Courier New"/>
-          <w:color w:val="C77DBB"/>
-          <w:kern w:val="0"/>
-          <w:sz w:val="20"/>
-          <w:szCs w:val="20"/>
-          <w:lang w:val="en-US" w:eastAsia="ru-RU"/>
-          <w14:ligatures w14:val="none"/>
-        </w:rPr>
-        <w:t>volume_sheets</w:t>
-      </w:r>
-      <w:r>
-        <w:rPr>
-          <w:rFonts w:ascii="Courier New" w:eastAsia="Times New Roman" w:hAnsi="Courier New" w:cs="Courier New"/>
-          <w:color w:val="BCBEC4"/>
-          <w:kern w:val="0"/>
-          <w:sz w:val="20"/>
-          <w:szCs w:val="20"/>
-          <w:lang w:val="en-US" w:eastAsia="ru-RU"/>
-          <w14:ligatures w14:val="none"/>
-        </w:rPr>
-        <w:t>,</w:t>
-      </w:r>
-      <w:r>
-        <w:rPr>
-          <w:rFonts w:ascii="Courier New" w:eastAsia="Times New Roman" w:hAnsi="Courier New" w:cs="Courier New"/>
-          <w:color w:val="C77DBB"/>
-          <w:kern w:val="0"/>
-          <w:sz w:val="20"/>
-          <w:szCs w:val="20"/>
-          <w:lang w:val="en-US" w:eastAsia="ru-RU"/>
-          <w14:ligatures w14:val="none"/>
-        </w:rPr>
-        <w:t>print_run</w:t>
-      </w:r>
-      <w:proofErr w:type="spellEnd"/>
-      <w:r>
-        <w:rPr>
-          <w:rFonts w:ascii="Courier New" w:eastAsia="Times New Roman" w:hAnsi="Courier New" w:cs="Courier New"/>
-          <w:color w:val="BCBEC4"/>
-          <w:kern w:val="0"/>
-          <w:sz w:val="20"/>
-          <w:szCs w:val="20"/>
-          <w:lang w:val="en-US" w:eastAsia="ru-RU"/>
-          <w14:ligatures w14:val="none"/>
-        </w:rPr>
-        <w:t xml:space="preserve">) </w:t>
-      </w:r>
-      <w:r>
-        <w:rPr>
-          <w:rFonts w:ascii="Courier New" w:eastAsia="Times New Roman" w:hAnsi="Courier New" w:cs="Courier New"/>
-          <w:color w:val="CF8E6D"/>
-          <w:kern w:val="0"/>
-          <w:sz w:val="20"/>
-          <w:szCs w:val="20"/>
-          <w:lang w:val="en-US" w:eastAsia="ru-RU"/>
-          <w14:ligatures w14:val="none"/>
-        </w:rPr>
-        <w:t>VALUES</w:t>
-      </w:r>
-      <w:r>
-        <w:rPr>
-          <w:rFonts w:ascii="Courier New" w:eastAsia="Times New Roman" w:hAnsi="Courier New" w:cs="Courier New"/>
-          <w:color w:val="BCBEC4"/>
-          <w:kern w:val="0"/>
-          <w:sz w:val="20"/>
-          <w:szCs w:val="20"/>
-          <w:lang w:val="en-US" w:eastAsia="ru-RU"/>
-          <w14:ligatures w14:val="none"/>
-        </w:rPr>
-        <w:t>(</w:t>
-      </w:r>
-      <w:r>
-        <w:rPr>
-          <w:rFonts w:ascii="Courier New" w:eastAsia="Times New Roman" w:hAnsi="Courier New" w:cs="Courier New"/>
-          <w:color w:val="6AAB73"/>
-          <w:kern w:val="0"/>
-          <w:sz w:val="20"/>
-          <w:szCs w:val="20"/>
-          <w:lang w:val="en-US" w:eastAsia="ru-RU"/>
-          <w14:ligatures w14:val="none"/>
-        </w:rPr>
-        <w:t>'DelTestEd'</w:t>
-      </w:r>
-      <w:r>
-        <w:rPr>
-          <w:rFonts w:ascii="Courier New" w:eastAsia="Times New Roman" w:hAnsi="Courier New" w:cs="Courier New"/>
-          <w:color w:val="BCBEC4"/>
-          <w:kern w:val="0"/>
-          <w:sz w:val="20"/>
-          <w:szCs w:val="20"/>
-          <w:lang w:val="en-US" w:eastAsia="ru-RU"/>
-          <w14:ligatures w14:val="none"/>
-        </w:rPr>
-        <w:t>,</w:t>
-      </w:r>
-      <w:r>
-        <w:rPr>
-          <w:rFonts w:ascii="Courier New" w:eastAsia="Times New Roman" w:hAnsi="Courier New" w:cs="Courier New"/>
-          <w:color w:val="2AACB8"/>
-          <w:kern w:val="0"/>
-          <w:sz w:val="20"/>
-          <w:szCs w:val="20"/>
-          <w:lang w:val="en-US" w:eastAsia="ru-RU"/>
-          <w14:ligatures w14:val="none"/>
-        </w:rPr>
-        <w:t>10</w:t>
-      </w:r>
-      <w:r>
-        <w:rPr>
-          <w:rFonts w:ascii="Courier New" w:eastAsia="Times New Roman" w:hAnsi="Courier New" w:cs="Courier New"/>
-          <w:color w:val="BCBEC4"/>
-          <w:kern w:val="0"/>
-          <w:sz w:val="20"/>
-          <w:szCs w:val="20"/>
-          <w:lang w:val="en-US" w:eastAsia="ru-RU"/>
-          <w14:ligatures w14:val="none"/>
-        </w:rPr>
-        <w:t>,</w:t>
-      </w:r>
-      <w:r>
-        <w:rPr>
-          <w:rFonts w:ascii="Courier New" w:eastAsia="Times New Roman" w:hAnsi="Courier New" w:cs="Courier New"/>
-          <w:color w:val="2AACB8"/>
-          <w:kern w:val="0"/>
-          <w:sz w:val="20"/>
-          <w:szCs w:val="20"/>
-          <w:lang w:val="en-US" w:eastAsia="ru-RU"/>
-          <w14:ligatures w14:val="none"/>
-        </w:rPr>
-        <w:t>200</w:t>
-      </w:r>
-      <w:r>
-        <w:rPr>
-          <w:rFonts w:ascii="Courier New" w:eastAsia="Times New Roman" w:hAnsi="Courier New" w:cs="Courier New"/>
-          <w:color w:val="BCBEC4"/>
-          <w:kern w:val="0"/>
-          <w:sz w:val="20"/>
-          <w:szCs w:val="20"/>
-          <w:lang w:val="en-US" w:eastAsia="ru-RU"/>
-          <w14:ligatures w14:val="none"/>
-        </w:rPr>
-        <w:t>);</w:t>
-      </w:r>
-      <w:r>
-        <w:rPr>
-          <w:rFonts w:ascii="Courier New" w:eastAsia="Times New Roman" w:hAnsi="Courier New" w:cs="Courier New"/>
-          <w:color w:val="BCBEC4"/>
-          <w:kern w:val="0"/>
-          <w:sz w:val="20"/>
-          <w:szCs w:val="20"/>
-          <w:lang w:val="en-US" w:eastAsia="ru-RU"/>
-          <w14:ligatures w14:val="none"/>
-        </w:rPr>
-        <w:br/>
-      </w:r>
-      <w:r>
-        <w:rPr>
-          <w:rFonts w:ascii="Courier New" w:eastAsia="Times New Roman" w:hAnsi="Courier New" w:cs="Courier New"/>
-          <w:color w:val="CF8E6D"/>
-          <w:kern w:val="0"/>
-          <w:sz w:val="20"/>
-          <w:szCs w:val="20"/>
-          <w:lang w:val="en-US" w:eastAsia="ru-RU"/>
-          <w14:ligatures w14:val="none"/>
-        </w:rPr>
-        <w:t xml:space="preserve">INSERT INTO </w:t>
-      </w:r>
-      <w:r>
-        <w:rPr>
-          <w:rFonts w:ascii="Courier New" w:eastAsia="Times New Roman" w:hAnsi="Courier New" w:cs="Courier New"/>
-          <w:color w:val="BCBEC4"/>
-          <w:kern w:val="0"/>
-          <w:sz w:val="20"/>
-          <w:szCs w:val="20"/>
-          <w:lang w:val="en-US" w:eastAsia="ru-RU"/>
-          <w14:ligatures w14:val="none"/>
-        </w:rPr>
-        <w:t>orders(</w:t>
-      </w:r>
-      <w:r>
-        <w:rPr>
-          <w:rFonts w:ascii="Courier New" w:eastAsia="Times New Roman" w:hAnsi="Courier New" w:cs="Courier New"/>
-          <w:color w:val="C77DBB"/>
-          <w:kern w:val="0"/>
-          <w:sz w:val="20"/>
-          <w:szCs w:val="20"/>
-          <w:lang w:val="en-US" w:eastAsia="ru-RU"/>
-          <w14:ligatures w14:val="none"/>
-        </w:rPr>
-        <w:t>customer_id</w:t>
-      </w:r>
-      <w:r>
-        <w:rPr>
-          <w:rFonts w:ascii="Courier New" w:eastAsia="Times New Roman" w:hAnsi="Courier New" w:cs="Courier New"/>
-          <w:color w:val="BCBEC4"/>
-          <w:kern w:val="0"/>
-          <w:sz w:val="20"/>
-          <w:szCs w:val="20"/>
-          <w:lang w:val="en-US" w:eastAsia="ru-RU"/>
-          <w14:ligatures w14:val="none"/>
-        </w:rPr>
-        <w:t>,</w:t>
-      </w:r>
-      <w:r>
-        <w:rPr>
-          <w:rFonts w:ascii="Courier New" w:eastAsia="Times New Roman" w:hAnsi="Courier New" w:cs="Courier New"/>
-          <w:color w:val="C77DBB"/>
-          <w:kern w:val="0"/>
-          <w:sz w:val="20"/>
-          <w:szCs w:val="20"/>
-          <w:lang w:val="en-US" w:eastAsia="ru-RU"/>
-          <w14:ligatures w14:val="none"/>
-        </w:rPr>
-        <w:t>edition_id</w:t>
-      </w:r>
-      <w:r>
-        <w:rPr>
-          <w:rFonts w:ascii="Courier New" w:eastAsia="Times New Roman" w:hAnsi="Courier New" w:cs="Courier New"/>
-          <w:color w:val="BCBEC4"/>
-          <w:kern w:val="0"/>
-          <w:sz w:val="20"/>
-          <w:szCs w:val="20"/>
-          <w:lang w:val="en-US" w:eastAsia="ru-RU"/>
-          <w14:ligatures w14:val="none"/>
-        </w:rPr>
-        <w:t>,</w:t>
-      </w:r>
-      <w:r>
-        <w:rPr>
-          <w:rFonts w:ascii="Courier New" w:eastAsia="Times New Roman" w:hAnsi="Courier New" w:cs="Courier New"/>
-          <w:color w:val="C77DBB"/>
-          <w:kern w:val="0"/>
-          <w:sz w:val="20"/>
-          <w:szCs w:val="20"/>
-          <w:lang w:val="en-US" w:eastAsia="ru-RU"/>
-          <w14:ligatures w14:val="none"/>
-        </w:rPr>
-        <w:t>product_type</w:t>
-      </w:r>
-      <w:r>
-        <w:rPr>
-          <w:rFonts w:ascii="Courier New" w:eastAsia="Times New Roman" w:hAnsi="Courier New" w:cs="Courier New"/>
-          <w:color w:val="BCBEC4"/>
-          <w:kern w:val="0"/>
-          <w:sz w:val="20"/>
-          <w:szCs w:val="20"/>
-          <w:lang w:val="en-US" w:eastAsia="ru-RU"/>
-          <w14:ligatures w14:val="none"/>
-        </w:rPr>
-        <w:t>,</w:t>
-      </w:r>
-      <w:r>
-        <w:rPr>
-          <w:rFonts w:ascii="Courier New" w:eastAsia="Times New Roman" w:hAnsi="Courier New" w:cs="Courier New"/>
-          <w:color w:val="C77DBB"/>
-          <w:kern w:val="0"/>
-          <w:sz w:val="20"/>
-          <w:szCs w:val="20"/>
-          <w:lang w:val="en-US" w:eastAsia="ru-RU"/>
-          <w14:ligatures w14:val="none"/>
-        </w:rPr>
-        <w:t>date_received</w:t>
-      </w:r>
-      <w:r>
-        <w:rPr>
-          <w:rFonts w:ascii="Courier New" w:eastAsia="Times New Roman" w:hAnsi="Courier New" w:cs="Courier New"/>
-          <w:color w:val="BCBEC4"/>
-          <w:kern w:val="0"/>
-          <w:sz w:val="20"/>
-          <w:szCs w:val="20"/>
-          <w:lang w:val="en-US" w:eastAsia="ru-RU"/>
-          <w14:ligatures w14:val="none"/>
-        </w:rPr>
-        <w:t>,</w:t>
-      </w:r>
-      <w:r>
-        <w:rPr>
-          <w:rFonts w:ascii="Courier New" w:eastAsia="Times New Roman" w:hAnsi="Courier New" w:cs="Courier New"/>
-          <w:color w:val="C77DBB"/>
-          <w:kern w:val="0"/>
-          <w:sz w:val="20"/>
-          <w:szCs w:val="20"/>
-          <w:lang w:val="en-US" w:eastAsia="ru-RU"/>
-          <w14:ligatures w14:val="none"/>
-        </w:rPr>
-        <w:t>date_completed</w:t>
-      </w:r>
-      <w:r>
-        <w:rPr>
-          <w:rFonts w:ascii="Courier New" w:eastAsia="Times New Roman" w:hAnsi="Courier New" w:cs="Courier New"/>
-          <w:color w:val="BCBEC4"/>
-          <w:kern w:val="0"/>
-          <w:sz w:val="20"/>
-          <w:szCs w:val="20"/>
-          <w:lang w:val="en-US" w:eastAsia="ru-RU"/>
-          <w14:ligatures w14:val="none"/>
-        </w:rPr>
-        <w:t>)</w:t>
-      </w:r>
-      <w:r>
-        <w:rPr>
-          <w:rFonts w:ascii="Courier New" w:eastAsia="Times New Roman" w:hAnsi="Courier New" w:cs="Courier New"/>
-          <w:color w:val="BCBEC4"/>
-          <w:kern w:val="0"/>
-          <w:sz w:val="20"/>
-          <w:szCs w:val="20"/>
-          <w:lang w:val="en-US" w:eastAsia="ru-RU"/>
-          <w14:ligatures w14:val="none"/>
-        </w:rPr>
-        <w:br/>
-      </w:r>
-      <w:r>
-        <w:rPr>
-          <w:rFonts w:ascii="Courier New" w:eastAsia="Times New Roman" w:hAnsi="Courier New" w:cs="Courier New"/>
-          <w:color w:val="CF8E6D"/>
-          <w:kern w:val="0"/>
-          <w:sz w:val="20"/>
-          <w:szCs w:val="20"/>
-          <w:lang w:val="en-US" w:eastAsia="ru-RU"/>
-          <w14:ligatures w14:val="none"/>
-        </w:rPr>
-        <w:t>VALUES</w:t>
-      </w:r>
-      <w:r>
-        <w:rPr>
-          <w:rFonts w:ascii="Courier New" w:eastAsia="Times New Roman" w:hAnsi="Courier New" w:cs="Courier New"/>
-          <w:color w:val="BCBEC4"/>
-          <w:kern w:val="0"/>
-          <w:sz w:val="20"/>
-          <w:szCs w:val="20"/>
-          <w:lang w:val="en-US" w:eastAsia="ru-RU"/>
-          <w14:ligatures w14:val="none"/>
-        </w:rPr>
-        <w:t>(</w:t>
-      </w:r>
-      <w:r>
-        <w:rPr>
-          <w:rFonts w:ascii="Courier New" w:eastAsia="Times New Roman" w:hAnsi="Courier New" w:cs="Courier New"/>
-          <w:color w:val="2AACB8"/>
-          <w:kern w:val="0"/>
-          <w:sz w:val="20"/>
-          <w:szCs w:val="20"/>
-          <w:lang w:val="en-US" w:eastAsia="ru-RU"/>
-          <w14:ligatures w14:val="none"/>
-        </w:rPr>
-        <w:t>3</w:t>
-      </w:r>
-      <w:r>
-        <w:rPr>
-          <w:rFonts w:ascii="Courier New" w:eastAsia="Times New Roman" w:hAnsi="Courier New" w:cs="Courier New"/>
-          <w:color w:val="BCBEC4"/>
-          <w:kern w:val="0"/>
-          <w:sz w:val="20"/>
-          <w:szCs w:val="20"/>
-          <w:lang w:val="en-US" w:eastAsia="ru-RU"/>
-          <w14:ligatures w14:val="none"/>
-        </w:rPr>
-        <w:t>,</w:t>
-      </w:r>
-      <w:r>
-        <w:rPr>
-          <w:rFonts w:ascii="Courier New" w:eastAsia="Times New Roman" w:hAnsi="Courier New" w:cs="Courier New"/>
-          <w:color w:val="2AACB8"/>
-          <w:kern w:val="0"/>
-          <w:sz w:val="20"/>
-          <w:szCs w:val="20"/>
-          <w:lang w:val="en-US" w:eastAsia="ru-RU"/>
-          <w14:ligatures w14:val="none"/>
-        </w:rPr>
-        <w:t>3</w:t>
-      </w:r>
-      <w:r>
-        <w:rPr>
-          <w:rFonts w:ascii="Courier New" w:eastAsia="Times New Roman" w:hAnsi="Courier New" w:cs="Courier New"/>
-          <w:color w:val="BCBEC4"/>
-          <w:kern w:val="0"/>
-          <w:sz w:val="20"/>
-          <w:szCs w:val="20"/>
-          <w:lang w:val="en-US" w:eastAsia="ru-RU"/>
-          <w14:ligatures w14:val="none"/>
-        </w:rPr>
-        <w:t>,</w:t>
-      </w:r>
-      <w:r>
-        <w:rPr>
-          <w:rFonts w:ascii="Courier New" w:eastAsia="Times New Roman" w:hAnsi="Courier New" w:cs="Courier New"/>
-          <w:color w:val="6AAB73"/>
-          <w:kern w:val="0"/>
-          <w:sz w:val="20"/>
-          <w:szCs w:val="20"/>
-          <w:lang w:val="en-US" w:eastAsia="ru-RU"/>
-          <w14:ligatures w14:val="none"/>
-        </w:rPr>
-        <w:t>'Book'</w:t>
-      </w:r>
-      <w:r>
-        <w:rPr>
-          <w:rFonts w:ascii="Courier New" w:eastAsia="Times New Roman" w:hAnsi="Courier New" w:cs="Courier New"/>
-          <w:color w:val="BCBEC4"/>
-          <w:kern w:val="0"/>
-          <w:sz w:val="20"/>
-          <w:szCs w:val="20"/>
-          <w:lang w:val="en-US" w:eastAsia="ru-RU"/>
-          <w14:ligatures w14:val="none"/>
-        </w:rPr>
-        <w:t>,</w:t>
-      </w:r>
-      <w:r>
-        <w:rPr>
-          <w:rFonts w:ascii="Courier New" w:eastAsia="Times New Roman" w:hAnsi="Courier New" w:cs="Courier New"/>
-          <w:color w:val="6AAB73"/>
-          <w:kern w:val="0"/>
-          <w:sz w:val="20"/>
-          <w:szCs w:val="20"/>
-          <w:lang w:val="en-US" w:eastAsia="ru-RU"/>
-          <w14:ligatures w14:val="none"/>
-        </w:rPr>
-        <w:t>'2025-01-01'</w:t>
-      </w:r>
-      <w:r>
-        <w:rPr>
-          <w:rFonts w:ascii="Courier New" w:eastAsia="Times New Roman" w:hAnsi="Courier New" w:cs="Courier New"/>
-          <w:color w:val="BCBEC4"/>
-          <w:kern w:val="0"/>
-          <w:sz w:val="20"/>
-          <w:szCs w:val="20"/>
-          <w:lang w:val="en-US" w:eastAsia="ru-RU"/>
-          <w14:ligatures w14:val="none"/>
-        </w:rPr>
-        <w:t>,</w:t>
-      </w:r>
-      <w:r>
-        <w:rPr>
-          <w:rFonts w:ascii="Courier New" w:eastAsia="Times New Roman" w:hAnsi="Courier New" w:cs="Courier New"/>
-          <w:color w:val="6AAB73"/>
-          <w:kern w:val="0"/>
-          <w:sz w:val="20"/>
-          <w:szCs w:val="20"/>
-          <w:lang w:val="en-US" w:eastAsia="ru-RU"/>
-          <w14:ligatures w14:val="none"/>
-        </w:rPr>
-        <w:t>'2025-01-02'</w:t>
-      </w:r>
-      <w:r>
-        <w:rPr>
-          <w:rFonts w:ascii="Courier New" w:eastAsia="Times New Roman" w:hAnsi="Courier New" w:cs="Courier New"/>
-          <w:color w:val="BCBEC4"/>
-          <w:kern w:val="0"/>
-          <w:sz w:val="20"/>
-          <w:szCs w:val="20"/>
-          <w:lang w:val="en-US" w:eastAsia="ru-RU"/>
-          <w14:ligatures w14:val="none"/>
-        </w:rPr>
-        <w:t>);</w:t>
-      </w:r>
-      <w:r>
-        <w:rPr>
-          <w:rFonts w:ascii="Courier New" w:eastAsia="Times New Roman" w:hAnsi="Courier New" w:cs="Courier New"/>
-          <w:color w:val="BCBEC4"/>
-          <w:kern w:val="0"/>
-          <w:sz w:val="20"/>
-          <w:szCs w:val="20"/>
-          <w:lang w:val="en-US" w:eastAsia="ru-RU"/>
-          <w14:ligatures w14:val="none"/>
-        </w:rPr>
-        <w:br/>
-      </w:r>
-      <w:r>
-        <w:rPr>
-          <w:rFonts w:ascii="Courier New" w:eastAsia="Times New Roman" w:hAnsi="Courier New" w:cs="Courier New"/>
-          <w:color w:val="BCBEC4"/>
-          <w:kern w:val="0"/>
-          <w:sz w:val="20"/>
-          <w:szCs w:val="20"/>
-          <w:lang w:val="en-US" w:eastAsia="ru-RU"/>
-          <w14:ligatures w14:val="none"/>
-        </w:rPr>
-        <w:br/>
-      </w:r>
-      <w:r>
-        <w:rPr>
-          <w:rFonts w:ascii="Courier New" w:eastAsia="Times New Roman" w:hAnsi="Courier New" w:cs="Courier New"/>
-          <w:color w:val="CF8E6D"/>
-          <w:kern w:val="0"/>
-          <w:sz w:val="20"/>
-          <w:szCs w:val="20"/>
-          <w:lang w:val="en-US" w:eastAsia="ru-RU"/>
-          <w14:ligatures w14:val="none"/>
-        </w:rPr>
-        <w:t xml:space="preserve">DELETE FROM </w:t>
-      </w:r>
-      <w:r>
-        <w:rPr>
-          <w:rFonts w:ascii="Courier New" w:eastAsia="Times New Roman" w:hAnsi="Courier New" w:cs="Courier New"/>
-          <w:color w:val="BCBEC4"/>
-          <w:kern w:val="0"/>
-          <w:sz w:val="20"/>
-          <w:szCs w:val="20"/>
-          <w:lang w:val="en-US" w:eastAsia="ru-RU"/>
-          <w14:ligatures w14:val="none"/>
-        </w:rPr>
-        <w:t xml:space="preserve">customers </w:t>
-      </w:r>
-      <w:r>
-        <w:rPr>
-          <w:rFonts w:ascii="Courier New" w:eastAsia="Times New Roman" w:hAnsi="Courier New" w:cs="Courier New"/>
-          <w:color w:val="CF8E6D"/>
-          <w:kern w:val="0"/>
-          <w:sz w:val="20"/>
-          <w:szCs w:val="20"/>
-          <w:lang w:val="en-US" w:eastAsia="ru-RU"/>
-          <w14:ligatures w14:val="none"/>
-        </w:rPr>
-        <w:t xml:space="preserve">WHERE </w:t>
-      </w:r>
-      <w:r>
-        <w:rPr>
-          <w:rFonts w:ascii="Courier New" w:eastAsia="Times New Roman" w:hAnsi="Courier New" w:cs="Courier New"/>
-          <w:color w:val="C77DBB"/>
-          <w:kern w:val="0"/>
-          <w:sz w:val="20"/>
-          <w:szCs w:val="20"/>
-          <w:lang w:val="en-US" w:eastAsia="ru-RU"/>
-          <w14:ligatures w14:val="none"/>
-        </w:rPr>
-        <w:t>id</w:t>
-      </w:r>
-      <w:r>
-        <w:rPr>
-          <w:rFonts w:ascii="Courier New" w:eastAsia="Times New Roman" w:hAnsi="Courier New" w:cs="Courier New"/>
-          <w:color w:val="BCBEC4"/>
-          <w:kern w:val="0"/>
-          <w:sz w:val="20"/>
-          <w:szCs w:val="20"/>
-          <w:lang w:val="en-US" w:eastAsia="ru-RU"/>
-          <w14:ligatures w14:val="none"/>
-        </w:rPr>
-        <w:t>=</w:t>
-      </w:r>
-      <w:r>
-        <w:rPr>
-          <w:rFonts w:ascii="Courier New" w:eastAsia="Times New Roman" w:hAnsi="Courier New" w:cs="Courier New"/>
-          <w:color w:val="2AACB8"/>
-          <w:kern w:val="0"/>
-          <w:sz w:val="20"/>
-          <w:szCs w:val="20"/>
-          <w:lang w:val="en-US" w:eastAsia="ru-RU"/>
-          <w14:ligatures w14:val="none"/>
-        </w:rPr>
-        <w:t>3</w:t>
-      </w:r>
-      <w:r>
-        <w:rPr>
-          <w:rFonts w:ascii="Courier New" w:eastAsia="Times New Roman" w:hAnsi="Courier New" w:cs="Courier New"/>
-          <w:color w:val="BCBEC4"/>
-          <w:kern w:val="0"/>
-          <w:sz w:val="20"/>
-          <w:szCs w:val="20"/>
-          <w:lang w:val="en-US" w:eastAsia="ru-RU"/>
-          <w14:ligatures w14:val="none"/>
-        </w:rPr>
-        <w:t xml:space="preserve">;  </w:t>
-      </w:r>
-      <w:r>
-        <w:rPr>
-          <w:rFonts w:ascii="Courier New" w:eastAsia="Times New Roman" w:hAnsi="Courier New" w:cs="Courier New"/>
-          <w:color w:val="7A7E85"/>
-          <w:kern w:val="0"/>
-          <w:sz w:val="20"/>
-          <w:szCs w:val="20"/>
-          <w:lang w:val="en-US" w:eastAsia="ru-RU"/>
-          <w14:ligatures w14:val="none"/>
-        </w:rPr>
-        <w:t>-- should delete order</w:t>
-      </w:r>
+      <w:proofErr w:type="gramEnd"/>
     </w:p>
     <w:p>
       <w:pPr>
-        <w:rPr>
-          <w:b/>
-          <w:bCs/>
-          <w:lang w:val="en-US"/>
+        <w:shd w:val="clear" w:color="auto" w:fill="1E1F22"/>
+        <w:tabs>
+          <w:tab w:val="left" w:pos="916"/>
+          <w:tab w:val="left" w:pos="1832"/>
+          <w:tab w:val="left" w:pos="2748"/>
+          <w:tab w:val="left" w:pos="3664"/>
+          <w:tab w:val="left" w:pos="4580"/>
+          <w:tab w:val="left" w:pos="5496"/>
+          <w:tab w:val="left" w:pos="6412"/>
+          <w:tab w:val="left" w:pos="7328"/>
+          <w:tab w:val="left" w:pos="8244"/>
+          <w:tab w:val="left" w:pos="9160"/>
+          <w:tab w:val="left" w:pos="10076"/>
+          <w:tab w:val="left" w:pos="10992"/>
+          <w:tab w:val="left" w:pos="11908"/>
+          <w:tab w:val="left" w:pos="12824"/>
+          <w:tab w:val="left" w:pos="13740"/>
+          <w:tab w:val="left" w:pos="14656"/>
+        </w:tabs>
+        <w:spacing w:after="0" w:line="240" w:lineRule="auto"/>
+        <w:rPr>
+          <w:rFonts w:ascii="Courier New" w:eastAsia="Times New Roman" w:hAnsi="Courier New" w:cs="Courier New"/>
+          <w:color w:val="BCBEC4"/>
+          <w:kern w:val="0"/>
+          <w:sz w:val="20"/>
+          <w:szCs w:val="20"/>
+          <w:lang w:val="en-US" w:eastAsia="ru-RU"/>
+          <w14:ligatures w14:val="none"/>
         </w:rPr>
       </w:pPr>
     </w:p>
     <w:p>
       <w:pPr>
+        <w:shd w:val="clear" w:color="auto" w:fill="1E1F22"/>
+        <w:tabs>
+          <w:tab w:val="left" w:pos="916"/>
+          <w:tab w:val="left" w:pos="1832"/>
+          <w:tab w:val="left" w:pos="2748"/>
+          <w:tab w:val="left" w:pos="3664"/>
+          <w:tab w:val="left" w:pos="4580"/>
+          <w:tab w:val="left" w:pos="5496"/>
+          <w:tab w:val="left" w:pos="6412"/>
+          <w:tab w:val="left" w:pos="7328"/>
+          <w:tab w:val="left" w:pos="8244"/>
+          <w:tab w:val="left" w:pos="9160"/>
+          <w:tab w:val="left" w:pos="10076"/>
+          <w:tab w:val="left" w:pos="10992"/>
+          <w:tab w:val="left" w:pos="11908"/>
+          <w:tab w:val="left" w:pos="12824"/>
+          <w:tab w:val="left" w:pos="13740"/>
+          <w:tab w:val="left" w:pos="14656"/>
+        </w:tabs>
+        <w:spacing w:after="0" w:line="240" w:lineRule="auto"/>
+        <w:rPr>
+          <w:rFonts w:ascii="Courier New" w:eastAsia="Times New Roman" w:hAnsi="Courier New" w:cs="Courier New"/>
+          <w:color w:val="BCBEC4"/>
+          <w:kern w:val="0"/>
+          <w:sz w:val="20"/>
+          <w:szCs w:val="20"/>
+          <w:lang w:val="en-US" w:eastAsia="ru-RU"/>
+          <w14:ligatures w14:val="none"/>
+        </w:rPr>
+      </w:pPr>
+      <w:r>
+        <w:rPr>
+          <w:rFonts w:ascii="Courier New" w:eastAsia="Times New Roman" w:hAnsi="Courier New" w:cs="Courier New"/>
+          <w:color w:val="7A7E85"/>
+          <w:kern w:val="0"/>
+          <w:sz w:val="20"/>
+          <w:szCs w:val="20"/>
+          <w:lang w:val="en-US" w:eastAsia="ru-RU"/>
+          <w14:ligatures w14:val="none"/>
+        </w:rPr>
+        <w:t xml:space="preserve">-- </w:t>
+      </w:r>
+      <w:r>
+        <w:rPr>
+          <w:rFonts w:ascii="Courier New" w:eastAsia="Times New Roman" w:hAnsi="Courier New" w:cs="Courier New"/>
+          <w:color w:val="7A7E85"/>
+          <w:kern w:val="0"/>
+          <w:sz w:val="20"/>
+          <w:szCs w:val="20"/>
+          <w:lang w:eastAsia="ru-RU"/>
+          <w14:ligatures w14:val="none"/>
+        </w:rPr>
+        <w:t>некорректный</w:t>
+      </w:r>
+      <w:r>
+        <w:rPr>
+          <w:rFonts w:ascii="Courier New" w:eastAsia="Times New Roman" w:hAnsi="Courier New" w:cs="Courier New"/>
+          <w:color w:val="7A7E85"/>
+          <w:kern w:val="0"/>
+          <w:sz w:val="20"/>
+          <w:szCs w:val="20"/>
+          <w:lang w:val="en-US" w:eastAsia="ru-RU"/>
+          <w14:ligatures w14:val="none"/>
+        </w:rPr>
+        <w:t xml:space="preserve"> UPDATE (</w:t>
+      </w:r>
+      <w:r>
+        <w:rPr>
+          <w:rFonts w:ascii="Courier New" w:eastAsia="Times New Roman" w:hAnsi="Courier New" w:cs="Courier New"/>
+          <w:color w:val="7A7E85"/>
+          <w:kern w:val="0"/>
+          <w:sz w:val="20"/>
+          <w:szCs w:val="20"/>
+          <w:lang w:eastAsia="ru-RU"/>
+          <w14:ligatures w14:val="none"/>
+        </w:rPr>
+        <w:t>дата</w:t>
+      </w:r>
+      <w:r>
+        <w:rPr>
+          <w:rFonts w:ascii="Courier New" w:eastAsia="Times New Roman" w:hAnsi="Courier New" w:cs="Courier New"/>
+          <w:color w:val="7A7E85"/>
+          <w:kern w:val="0"/>
+          <w:sz w:val="20"/>
+          <w:szCs w:val="20"/>
+          <w:lang w:val="en-US" w:eastAsia="ru-RU"/>
+          <w14:ligatures w14:val="none"/>
+        </w:rPr>
+        <w:t xml:space="preserve"> </w:t>
+      </w:r>
+      <w:r>
+        <w:rPr>
+          <w:rFonts w:ascii="Courier New" w:eastAsia="Times New Roman" w:hAnsi="Courier New" w:cs="Courier New"/>
+          <w:color w:val="7A7E85"/>
+          <w:kern w:val="0"/>
+          <w:sz w:val="20"/>
+          <w:szCs w:val="20"/>
+          <w:lang w:eastAsia="ru-RU"/>
+          <w14:ligatures w14:val="none"/>
+        </w:rPr>
+        <w:t>выполнения</w:t>
+      </w:r>
+      <w:r>
+        <w:rPr>
+          <w:rFonts w:ascii="Courier New" w:eastAsia="Times New Roman" w:hAnsi="Courier New" w:cs="Courier New"/>
+          <w:color w:val="7A7E85"/>
+          <w:kern w:val="0"/>
+          <w:sz w:val="20"/>
+          <w:szCs w:val="20"/>
+          <w:lang w:val="en-US" w:eastAsia="ru-RU"/>
+          <w14:ligatures w14:val="none"/>
+        </w:rPr>
+        <w:t xml:space="preserve"> </w:t>
+      </w:r>
+      <w:r>
+        <w:rPr>
+          <w:rFonts w:ascii="Courier New" w:eastAsia="Times New Roman" w:hAnsi="Courier New" w:cs="Courier New"/>
+          <w:color w:val="7A7E85"/>
+          <w:kern w:val="0"/>
+          <w:sz w:val="20"/>
+          <w:szCs w:val="20"/>
+          <w:lang w:eastAsia="ru-RU"/>
+          <w14:ligatures w14:val="none"/>
+        </w:rPr>
+        <w:t>раньше</w:t>
+      </w:r>
+      <w:r>
+        <w:rPr>
+          <w:rFonts w:ascii="Courier New" w:eastAsia="Times New Roman" w:hAnsi="Courier New" w:cs="Courier New"/>
+          <w:color w:val="7A7E85"/>
+          <w:kern w:val="0"/>
+          <w:sz w:val="20"/>
+          <w:szCs w:val="20"/>
+          <w:lang w:val="en-US" w:eastAsia="ru-RU"/>
+          <w14:ligatures w14:val="none"/>
+        </w:rPr>
+        <w:t xml:space="preserve"> </w:t>
+      </w:r>
+      <w:r>
+        <w:rPr>
+          <w:rFonts w:ascii="Courier New" w:eastAsia="Times New Roman" w:hAnsi="Courier New" w:cs="Courier New"/>
+          <w:color w:val="7A7E85"/>
+          <w:kern w:val="0"/>
+          <w:sz w:val="20"/>
+          <w:szCs w:val="20"/>
+          <w:lang w:eastAsia="ru-RU"/>
+          <w14:ligatures w14:val="none"/>
+        </w:rPr>
+        <w:t>даты</w:t>
+      </w:r>
+      <w:r>
+        <w:rPr>
+          <w:rFonts w:ascii="Courier New" w:eastAsia="Times New Roman" w:hAnsi="Courier New" w:cs="Courier New"/>
+          <w:color w:val="7A7E85"/>
+          <w:kern w:val="0"/>
+          <w:sz w:val="20"/>
+          <w:szCs w:val="20"/>
+          <w:lang w:val="en-US" w:eastAsia="ru-RU"/>
+          <w14:ligatures w14:val="none"/>
+        </w:rPr>
+        <w:t xml:space="preserve"> </w:t>
+      </w:r>
+      <w:r>
+        <w:rPr>
+          <w:rFonts w:ascii="Courier New" w:eastAsia="Times New Roman" w:hAnsi="Courier New" w:cs="Courier New"/>
+          <w:color w:val="7A7E85"/>
+          <w:kern w:val="0"/>
+          <w:sz w:val="20"/>
+          <w:szCs w:val="20"/>
+          <w:lang w:eastAsia="ru-RU"/>
+          <w14:ligatures w14:val="none"/>
+        </w:rPr>
+        <w:t>приёма</w:t>
+      </w:r>
+      <w:r>
+        <w:rPr>
+          <w:rFonts w:ascii="Courier New" w:eastAsia="Times New Roman" w:hAnsi="Courier New" w:cs="Courier New"/>
+          <w:color w:val="7A7E85"/>
+          <w:kern w:val="0"/>
+          <w:sz w:val="20"/>
+          <w:szCs w:val="20"/>
+          <w:lang w:val="en-US" w:eastAsia="ru-RU"/>
+          <w14:ligatures w14:val="none"/>
+        </w:rPr>
+        <w:t>)</w:t>
+      </w:r>
+      <w:r>
+        <w:rPr>
+          <w:rFonts w:ascii="Courier New" w:eastAsia="Times New Roman" w:hAnsi="Courier New" w:cs="Courier New"/>
+          <w:color w:val="7A7E85"/>
+          <w:kern w:val="0"/>
+          <w:sz w:val="20"/>
+          <w:szCs w:val="20"/>
+          <w:lang w:val="en-US" w:eastAsia="ru-RU"/>
+          <w14:ligatures w14:val="none"/>
+        </w:rPr>
+        <w:br/>
+      </w:r>
+      <w:r>
+        <w:rPr>
+          <w:rFonts w:ascii="Courier New" w:eastAsia="Times New Roman" w:hAnsi="Courier New" w:cs="Courier New"/>
+          <w:color w:val="CF8E6D"/>
+          <w:kern w:val="0"/>
+          <w:sz w:val="20"/>
+          <w:szCs w:val="20"/>
+          <w:lang w:val="en-US" w:eastAsia="ru-RU"/>
+          <w14:ligatures w14:val="none"/>
+        </w:rPr>
+        <w:t xml:space="preserve">UPDATE </w:t>
+      </w:r>
+      <w:r>
+        <w:rPr>
+          <w:rFonts w:ascii="Courier New" w:eastAsia="Times New Roman" w:hAnsi="Courier New" w:cs="Courier New"/>
+          <w:color w:val="BCBEC4"/>
+          <w:kern w:val="0"/>
+          <w:sz w:val="20"/>
+          <w:szCs w:val="20"/>
+          <w:lang w:val="en-US" w:eastAsia="ru-RU"/>
+          <w14:ligatures w14:val="none"/>
+        </w:rPr>
+        <w:t>orders</w:t>
+      </w:r>
+      <w:r>
+        <w:rPr>
+          <w:rFonts w:ascii="Courier New" w:eastAsia="Times New Roman" w:hAnsi="Courier New" w:cs="Courier New"/>
+          <w:color w:val="BCBEC4"/>
+          <w:kern w:val="0"/>
+          <w:sz w:val="20"/>
+          <w:szCs w:val="20"/>
+          <w:lang w:val="en-US" w:eastAsia="ru-RU"/>
+          <w14:ligatures w14:val="none"/>
+        </w:rPr>
+        <w:br/>
+      </w:r>
+      <w:r>
+        <w:rPr>
+          <w:rFonts w:ascii="Courier New" w:eastAsia="Times New Roman" w:hAnsi="Courier New" w:cs="Courier New"/>
+          <w:color w:val="CF8E6D"/>
+          <w:kern w:val="0"/>
+          <w:sz w:val="20"/>
+          <w:szCs w:val="20"/>
+          <w:lang w:val="en-US" w:eastAsia="ru-RU"/>
+          <w14:ligatures w14:val="none"/>
+        </w:rPr>
+        <w:t xml:space="preserve">SET </w:t>
+      </w:r>
+      <w:proofErr w:type="spellStart"/>
+      <w:r>
+        <w:rPr>
+          <w:rFonts w:ascii="Courier New" w:eastAsia="Times New Roman" w:hAnsi="Courier New" w:cs="Courier New"/>
+          <w:color w:val="C77DBB"/>
+          <w:kern w:val="0"/>
+          <w:sz w:val="20"/>
+          <w:szCs w:val="20"/>
+          <w:lang w:val="en-US" w:eastAsia="ru-RU"/>
+          <w14:ligatures w14:val="none"/>
+        </w:rPr>
+        <w:t>date_completed</w:t>
+      </w:r>
+      <w:proofErr w:type="spellEnd"/>
+      <w:r>
+        <w:rPr>
+          <w:rFonts w:ascii="Courier New" w:eastAsia="Times New Roman" w:hAnsi="Courier New" w:cs="Courier New"/>
+          <w:color w:val="C77DBB"/>
+          <w:kern w:val="0"/>
+          <w:sz w:val="20"/>
+          <w:szCs w:val="20"/>
+          <w:lang w:val="en-US" w:eastAsia="ru-RU"/>
+          <w14:ligatures w14:val="none"/>
+        </w:rPr>
+        <w:t xml:space="preserve"> </w:t>
+      </w:r>
+      <w:r>
+        <w:rPr>
+          <w:rFonts w:ascii="Courier New" w:eastAsia="Times New Roman" w:hAnsi="Courier New" w:cs="Courier New"/>
+          <w:color w:val="BCBEC4"/>
+          <w:kern w:val="0"/>
+          <w:sz w:val="20"/>
+          <w:szCs w:val="20"/>
+          <w:lang w:val="en-US" w:eastAsia="ru-RU"/>
+          <w14:ligatures w14:val="none"/>
+        </w:rPr>
+        <w:t xml:space="preserve">= </w:t>
+      </w:r>
+      <w:proofErr w:type="spellStart"/>
+      <w:r>
+        <w:rPr>
+          <w:rFonts w:ascii="Courier New" w:eastAsia="Times New Roman" w:hAnsi="Courier New" w:cs="Courier New"/>
+          <w:color w:val="C77DBB"/>
+          <w:kern w:val="0"/>
+          <w:sz w:val="20"/>
+          <w:szCs w:val="20"/>
+          <w:lang w:val="en-US" w:eastAsia="ru-RU"/>
+          <w14:ligatures w14:val="none"/>
+        </w:rPr>
+        <w:t>date_received</w:t>
+      </w:r>
+      <w:proofErr w:type="spellEnd"/>
+      <w:r>
+        <w:rPr>
+          <w:rFonts w:ascii="Courier New" w:eastAsia="Times New Roman" w:hAnsi="Courier New" w:cs="Courier New"/>
+          <w:color w:val="C77DBB"/>
+          <w:kern w:val="0"/>
+          <w:sz w:val="20"/>
+          <w:szCs w:val="20"/>
+          <w:lang w:val="en-US" w:eastAsia="ru-RU"/>
+          <w14:ligatures w14:val="none"/>
+        </w:rPr>
+        <w:t xml:space="preserve"> </w:t>
+      </w:r>
+      <w:r>
+        <w:rPr>
+          <w:rFonts w:ascii="Courier New" w:eastAsia="Times New Roman" w:hAnsi="Courier New" w:cs="Courier New"/>
+          <w:color w:val="BCBEC4"/>
+          <w:kern w:val="0"/>
+          <w:sz w:val="20"/>
+          <w:szCs w:val="20"/>
+          <w:lang w:val="en-US" w:eastAsia="ru-RU"/>
+          <w14:ligatures w14:val="none"/>
+        </w:rPr>
+        <w:t xml:space="preserve">- </w:t>
+      </w:r>
+      <w:r>
+        <w:rPr>
+          <w:rFonts w:ascii="Courier New" w:eastAsia="Times New Roman" w:hAnsi="Courier New" w:cs="Courier New"/>
+          <w:color w:val="CF8E6D"/>
+          <w:kern w:val="0"/>
+          <w:sz w:val="20"/>
+          <w:szCs w:val="20"/>
+          <w:lang w:val="en-US" w:eastAsia="ru-RU"/>
+          <w14:ligatures w14:val="none"/>
+        </w:rPr>
+        <w:t xml:space="preserve">INTERVAL </w:t>
+      </w:r>
+      <w:r>
+        <w:rPr>
+          <w:rFonts w:ascii="Courier New" w:eastAsia="Times New Roman" w:hAnsi="Courier New" w:cs="Courier New"/>
+          <w:color w:val="6AAB73"/>
+          <w:kern w:val="0"/>
+          <w:sz w:val="20"/>
+          <w:szCs w:val="20"/>
+          <w:lang w:val="en-US" w:eastAsia="ru-RU"/>
+          <w14:ligatures w14:val="none"/>
+        </w:rPr>
+        <w:t>'1 day'</w:t>
+      </w:r>
+      <w:r>
+        <w:rPr>
+          <w:rFonts w:ascii="Courier New" w:eastAsia="Times New Roman" w:hAnsi="Courier New" w:cs="Courier New"/>
+          <w:color w:val="6AAB73"/>
+          <w:kern w:val="0"/>
+          <w:sz w:val="20"/>
+          <w:szCs w:val="20"/>
+          <w:lang w:val="en-US" w:eastAsia="ru-RU"/>
+          <w14:ligatures w14:val="none"/>
+        </w:rPr>
+        <w:br/>
+      </w:r>
+      <w:r>
+        <w:rPr>
+          <w:rFonts w:ascii="Courier New" w:eastAsia="Times New Roman" w:hAnsi="Courier New" w:cs="Courier New"/>
+          <w:color w:val="CF8E6D"/>
+          <w:kern w:val="0"/>
+          <w:sz w:val="20"/>
+          <w:szCs w:val="20"/>
+          <w:lang w:val="en-US" w:eastAsia="ru-RU"/>
+          <w14:ligatures w14:val="none"/>
+        </w:rPr>
+        <w:t xml:space="preserve">WHERE </w:t>
+      </w:r>
+      <w:r>
+        <w:rPr>
+          <w:rFonts w:ascii="Courier New" w:eastAsia="Times New Roman" w:hAnsi="Courier New" w:cs="Courier New"/>
+          <w:color w:val="C77DBB"/>
+          <w:kern w:val="0"/>
+          <w:sz w:val="20"/>
+          <w:szCs w:val="20"/>
+          <w:lang w:val="en-US" w:eastAsia="ru-RU"/>
+          <w14:ligatures w14:val="none"/>
+        </w:rPr>
+        <w:t xml:space="preserve">id </w:t>
+      </w:r>
+      <w:r>
+        <w:rPr>
+          <w:rFonts w:ascii="Courier New" w:eastAsia="Times New Roman" w:hAnsi="Courier New" w:cs="Courier New"/>
+          <w:color w:val="BCBEC4"/>
+          <w:kern w:val="0"/>
+          <w:sz w:val="20"/>
+          <w:szCs w:val="20"/>
+          <w:lang w:val="en-US" w:eastAsia="ru-RU"/>
+          <w14:ligatures w14:val="none"/>
+        </w:rPr>
+        <w:t xml:space="preserve">= </w:t>
+      </w:r>
+      <w:proofErr w:type="gramStart"/>
+      <w:r>
+        <w:rPr>
+          <w:rFonts w:ascii="Courier New" w:eastAsia="Times New Roman" w:hAnsi="Courier New" w:cs="Courier New"/>
+          <w:color w:val="2AACB8"/>
+          <w:kern w:val="0"/>
+          <w:sz w:val="20"/>
+          <w:szCs w:val="20"/>
+          <w:lang w:val="en-US" w:eastAsia="ru-RU"/>
+          <w14:ligatures w14:val="none"/>
+        </w:rPr>
+        <w:t>3</w:t>
+      </w:r>
+      <w:r>
+        <w:rPr>
+          <w:rFonts w:ascii="Courier New" w:eastAsia="Times New Roman" w:hAnsi="Courier New" w:cs="Courier New"/>
+          <w:color w:val="BCBEC4"/>
+          <w:kern w:val="0"/>
+          <w:sz w:val="20"/>
+          <w:szCs w:val="20"/>
+          <w:lang w:val="en-US" w:eastAsia="ru-RU"/>
+          <w14:ligatures w14:val="none"/>
+        </w:rPr>
+        <w:t xml:space="preserve">;   </w:t>
+      </w:r>
+      <w:proofErr w:type="gramEnd"/>
+      <w:r>
+        <w:rPr>
+          <w:rFonts w:ascii="Courier New" w:eastAsia="Times New Roman" w:hAnsi="Courier New" w:cs="Courier New"/>
+          <w:color w:val="7A7E85"/>
+          <w:kern w:val="0"/>
+          <w:sz w:val="20"/>
+          <w:szCs w:val="20"/>
+          <w:lang w:val="en-US" w:eastAsia="ru-RU"/>
+          <w14:ligatures w14:val="none"/>
+        </w:rPr>
+        <w:t xml:space="preserve">-- </w:t>
+      </w:r>
+      <w:r>
+        <w:rPr>
+          <w:rFonts w:ascii="Courier New" w:eastAsia="Times New Roman" w:hAnsi="Courier New" w:cs="Courier New"/>
+          <w:color w:val="7A7E85"/>
+          <w:kern w:val="0"/>
+          <w:sz w:val="20"/>
+          <w:szCs w:val="20"/>
+          <w:lang w:eastAsia="ru-RU"/>
+          <w14:ligatures w14:val="none"/>
+        </w:rPr>
+        <w:t>должна</w:t>
+      </w:r>
+      <w:r>
+        <w:rPr>
+          <w:rFonts w:ascii="Courier New" w:eastAsia="Times New Roman" w:hAnsi="Courier New" w:cs="Courier New"/>
+          <w:color w:val="7A7E85"/>
+          <w:kern w:val="0"/>
+          <w:sz w:val="20"/>
+          <w:szCs w:val="20"/>
+          <w:lang w:val="en-US" w:eastAsia="ru-RU"/>
+          <w14:ligatures w14:val="none"/>
+        </w:rPr>
+        <w:t xml:space="preserve"> </w:t>
+      </w:r>
+      <w:r>
+        <w:rPr>
+          <w:rFonts w:ascii="Courier New" w:eastAsia="Times New Roman" w:hAnsi="Courier New" w:cs="Courier New"/>
+          <w:color w:val="7A7E85"/>
+          <w:kern w:val="0"/>
+          <w:sz w:val="20"/>
+          <w:szCs w:val="20"/>
+          <w:lang w:eastAsia="ru-RU"/>
+          <w14:ligatures w14:val="none"/>
+        </w:rPr>
+        <w:t>выдать</w:t>
+      </w:r>
+      <w:r>
+        <w:rPr>
+          <w:rFonts w:ascii="Courier New" w:eastAsia="Times New Roman" w:hAnsi="Courier New" w:cs="Courier New"/>
+          <w:color w:val="7A7E85"/>
+          <w:kern w:val="0"/>
+          <w:sz w:val="20"/>
+          <w:szCs w:val="20"/>
+          <w:lang w:val="en-US" w:eastAsia="ru-RU"/>
+          <w14:ligatures w14:val="none"/>
+        </w:rPr>
+        <w:t xml:space="preserve"> </w:t>
+      </w:r>
+      <w:r>
+        <w:rPr>
+          <w:rFonts w:ascii="Courier New" w:eastAsia="Times New Roman" w:hAnsi="Courier New" w:cs="Courier New"/>
+          <w:color w:val="7A7E85"/>
+          <w:kern w:val="0"/>
+          <w:sz w:val="20"/>
+          <w:szCs w:val="20"/>
+          <w:lang w:eastAsia="ru-RU"/>
+          <w14:ligatures w14:val="none"/>
+        </w:rPr>
+        <w:t>ошибку</w:t>
+      </w:r>
+      <w:r>
+        <w:rPr>
+          <w:rFonts w:ascii="Courier New" w:eastAsia="Times New Roman" w:hAnsi="Courier New" w:cs="Courier New"/>
+          <w:color w:val="7A7E85"/>
+          <w:kern w:val="0"/>
+          <w:sz w:val="20"/>
+          <w:szCs w:val="20"/>
+          <w:lang w:val="en-US" w:eastAsia="ru-RU"/>
+          <w14:ligatures w14:val="none"/>
+        </w:rPr>
+        <w:t xml:space="preserve"> </w:t>
+      </w:r>
+      <w:proofErr w:type="spellStart"/>
+      <w:r>
+        <w:rPr>
+          <w:rFonts w:ascii="Courier New" w:eastAsia="Times New Roman" w:hAnsi="Courier New" w:cs="Courier New"/>
+          <w:color w:val="7A7E85"/>
+          <w:kern w:val="0"/>
+          <w:sz w:val="20"/>
+          <w:szCs w:val="20"/>
+          <w:lang w:val="en-US" w:eastAsia="ru-RU"/>
+          <w14:ligatures w14:val="none"/>
+        </w:rPr>
+        <w:t>chk_orders_dates</w:t>
+      </w:r>
+      <w:proofErr w:type="spellEnd"/>
+    </w:p>
+    <w:p>
+      <w:pPr>
+        <w:shd w:val="clear" w:color="auto" w:fill="1E1F22"/>
+        <w:tabs>
+          <w:tab w:val="left" w:pos="916"/>
+          <w:tab w:val="left" w:pos="1832"/>
+          <w:tab w:val="left" w:pos="2748"/>
+          <w:tab w:val="left" w:pos="3664"/>
+          <w:tab w:val="left" w:pos="4580"/>
+          <w:tab w:val="left" w:pos="5496"/>
+          <w:tab w:val="left" w:pos="6412"/>
+          <w:tab w:val="left" w:pos="7328"/>
+          <w:tab w:val="left" w:pos="8244"/>
+          <w:tab w:val="left" w:pos="9160"/>
+          <w:tab w:val="left" w:pos="10076"/>
+          <w:tab w:val="left" w:pos="10992"/>
+          <w:tab w:val="left" w:pos="11908"/>
+          <w:tab w:val="left" w:pos="12824"/>
+          <w:tab w:val="left" w:pos="13740"/>
+          <w:tab w:val="left" w:pos="14656"/>
+        </w:tabs>
+        <w:spacing w:after="0" w:line="240" w:lineRule="auto"/>
+        <w:rPr>
+          <w:rFonts w:ascii="Courier New" w:eastAsia="Times New Roman" w:hAnsi="Courier New" w:cs="Courier New"/>
+          <w:color w:val="BCBEC4"/>
+          <w:kern w:val="0"/>
+          <w:sz w:val="20"/>
+          <w:szCs w:val="20"/>
+          <w:lang w:val="en-US" w:eastAsia="ru-RU"/>
+          <w14:ligatures w14:val="none"/>
+        </w:rPr>
+      </w:pPr>
+    </w:p>
+    <w:p>
+      <w:pPr>
         <w:rPr>
           <w:b/>
           <w:bCs/>
           <w:lang w:val="en-US"/>
         </w:rPr>
       </w:pPr>
-      <w:r>
+    </w:p>
+    <w:p>
+      <w:pPr>
         <w:rPr>
           <w:b/>
           <w:bCs/>
+        </w:rPr>
+      </w:pPr>
+      <w:r>
+        <w:rPr>
+          <w:b/>
+          <w:bCs/>
+          <w:noProof/>
+          <w:lang w:val="en-US"/>
+        </w:rPr>
+        <w:drawing>
+          <wp:inline distT="0" distB="0" distL="0" distR="0" wp14:anchorId="5AAF680E" wp14:editId="7EEE2C62">
+            <wp:extent cx="5940425" cy="1202055"/>
+            <wp:effectExtent l="0" t="0" r="3175" b="0"/>
+            <wp:docPr id="1355897518" name="Рисунок 1" descr="Изображение выглядит как текст, снимок экрана, Шрифт&#10;&#10;Содержимое, созданное искусственным интеллектом, может быть неверным."/>
+            <wp:cNvGraphicFramePr>
+              <a:graphicFrameLocks xmlns:a="http://schemas.openxmlformats.org/drawingml/2006/main" noChangeAspect="1"/>
+            </wp:cNvGraphicFramePr>
+            <a:graphic xmlns:a="http://schemas.openxmlformats.org/drawingml/2006/main">
+              <a:graphicData uri="http://schemas.openxmlformats.org/drawingml/2006/picture">
+                <pic:pic xmlns:pic="http://schemas.openxmlformats.org/drawingml/2006/picture">
+                  <pic:nvPicPr>
+                    <pic:cNvPr id="1355897518" name="Рисунок 1" descr="Изображение выглядит как текст, снимок экрана, Шрифт&#10;&#10;Содержимое, созданное искусственным интеллектом, может быть неверным."/>
+                    <pic:cNvPicPr/>
+                  </pic:nvPicPr>
+                  <pic:blipFill>
+                    <a:blip r:embed="rId9"/>
+                    <a:stretch>
+                      <a:fillRect/>
+                    </a:stretch>
+                  </pic:blipFill>
+                  <pic:spPr>
+                    <a:xfrm>
+                      <a:off x="0" y="0"/>
+                      <a:ext cx="5940425" cy="1202055"/>
+                    </a:xfrm>
+                    <a:prstGeom prst="rect">
+                      <a:avLst/>
+                    </a:prstGeom>
+                  </pic:spPr>
+                </pic:pic>
+              </a:graphicData>
+            </a:graphic>
+          </wp:inline>
+        </w:drawing>
+      </w:r>
+      <w:r>
+        <w:rPr>
+          <w:noProof/>
+        </w:rPr>
+        <w:drawing>
+          <wp:inline distT="0" distB="0" distL="0" distR="0" wp14:anchorId="5418A1C3" wp14:editId="6639C4E7">
+            <wp:extent cx="5940425" cy="781685"/>
+            <wp:effectExtent l="0" t="0" r="3175" b="0"/>
+            <wp:docPr id="129678523" name="Рисунок 1" descr="Изображение выглядит как текст, снимок экрана, Шрифт&#10;&#10;Содержимое, созданное искусственным интеллектом, может быть неверным."/>
+            <wp:cNvGraphicFramePr>
+              <a:graphicFrameLocks xmlns:a="http://schemas.openxmlformats.org/drawingml/2006/main" noChangeAspect="1"/>
+            </wp:cNvGraphicFramePr>
+            <a:graphic xmlns:a="http://schemas.openxmlformats.org/drawingml/2006/main">
+              <a:graphicData uri="http://schemas.openxmlformats.org/drawingml/2006/picture">
+                <pic:pic xmlns:pic="http://schemas.openxmlformats.org/drawingml/2006/picture">
+                  <pic:nvPicPr>
+                    <pic:cNvPr id="129678523" name="Рисунок 1" descr="Изображение выглядит как текст, снимок экрана, Шрифт&#10;&#10;Содержимое, созданное искусственным интеллектом, может быть неверным."/>
+                    <pic:cNvPicPr/>
+                  </pic:nvPicPr>
+                  <pic:blipFill>
+                    <a:blip r:embed="rId10"/>
+                    <a:stretch>
+                      <a:fillRect/>
+                    </a:stretch>
+                  </pic:blipFill>
+                  <pic:spPr>
+                    <a:xfrm>
+                      <a:off x="0" y="0"/>
+                      <a:ext cx="5940425" cy="781685"/>
+                    </a:xfrm>
+                    <a:prstGeom prst="rect">
+                      <a:avLst/>
+                    </a:prstGeom>
+                  </pic:spPr>
+                </pic:pic>
+              </a:graphicData>
+            </a:graphic>
+          </wp:inline>
+        </w:drawing>
+      </w:r>
+    </w:p>
+    <w:p>
+      <w:pPr>
+        <w:rPr>
+          <w:b/>
+          <w:bCs/>
+        </w:rPr>
+      </w:pPr>
+      <w:r>
+        <w:rPr>
+          <w:b/>
+          <w:bCs/>
+        </w:rPr>
+        <w:br w:type="page"/>
+      </w:r>
+    </w:p>
+    <w:p>
+      <w:pPr>
+        <w:rPr>
+          <w:b/>
+          <w:bCs/>
+          <w:lang w:val="en-US"/>
+        </w:rPr>
+      </w:pPr>
+      <w:r>
+        <w:rPr>
+          <w:b/>
+          <w:bCs/>
+        </w:rPr>
+        <w:lastRenderedPageBreak/>
+        <w:t>И</w:t>
+      </w:r>
+      <w:r>
+        <w:rPr>
+          <w:b/>
+          <w:bCs/>
+          <w:lang w:val="en-US"/>
+        </w:rPr>
+        <w:t xml:space="preserve"> </w:t>
+      </w:r>
+      <w:r>
+        <w:rPr>
+          <w:b/>
+          <w:bCs/>
+        </w:rPr>
+        <w:t>на</w:t>
+      </w:r>
+      <w:r>
+        <w:rPr>
+          <w:b/>
+          <w:bCs/>
+          <w:lang w:val="en-US"/>
+        </w:rPr>
+        <w:t xml:space="preserve"> </w:t>
+      </w:r>
+      <w:r>
+        <w:rPr>
+          <w:b/>
+          <w:bCs/>
+          <w:lang w:val="en-US"/>
+        </w:rPr>
+        <w:t>DELETE:</w:t>
+      </w:r>
+    </w:p>
+    <w:p>
+      <w:pPr>
+        <w:shd w:val="clear" w:color="auto" w:fill="1E1F22"/>
+        <w:tabs>
+          <w:tab w:val="left" w:pos="916"/>
+          <w:tab w:val="left" w:pos="1832"/>
+          <w:tab w:val="left" w:pos="2748"/>
+          <w:tab w:val="left" w:pos="3664"/>
+          <w:tab w:val="left" w:pos="4580"/>
+          <w:tab w:val="left" w:pos="5496"/>
+          <w:tab w:val="left" w:pos="6412"/>
+          <w:tab w:val="left" w:pos="7328"/>
+          <w:tab w:val="left" w:pos="8244"/>
+          <w:tab w:val="left" w:pos="9160"/>
+          <w:tab w:val="left" w:pos="10076"/>
+          <w:tab w:val="left" w:pos="10992"/>
+          <w:tab w:val="left" w:pos="11908"/>
+          <w:tab w:val="left" w:pos="12824"/>
+          <w:tab w:val="left" w:pos="13740"/>
+          <w:tab w:val="left" w:pos="14656"/>
+        </w:tabs>
+        <w:spacing w:after="0" w:line="240" w:lineRule="auto"/>
+        <w:rPr>
+          <w:rFonts w:ascii="Courier New" w:eastAsia="Times New Roman" w:hAnsi="Courier New" w:cs="Courier New"/>
+          <w:color w:val="BCBEC4"/>
+          <w:kern w:val="0"/>
+          <w:sz w:val="20"/>
+          <w:szCs w:val="20"/>
+          <w:lang w:val="en-US" w:eastAsia="ru-RU"/>
+          <w14:ligatures w14:val="none"/>
+        </w:rPr>
+      </w:pPr>
+      <w:r>
+        <w:rPr>
+          <w:rFonts w:ascii="Courier New" w:eastAsia="Times New Roman" w:hAnsi="Courier New" w:cs="Courier New"/>
+          <w:color w:val="7A7E85"/>
+          <w:kern w:val="0"/>
+          <w:sz w:val="20"/>
+          <w:szCs w:val="20"/>
+          <w:lang w:val="en-US" w:eastAsia="ru-RU"/>
+          <w14:ligatures w14:val="none"/>
+        </w:rPr>
+        <w:t>-- Step 6: DELETE constraint tests</w:t>
+      </w:r>
+      <w:r>
+        <w:rPr>
+          <w:rFonts w:ascii="Courier New" w:eastAsia="Times New Roman" w:hAnsi="Courier New" w:cs="Courier New"/>
+          <w:color w:val="7A7E85"/>
+          <w:kern w:val="0"/>
+          <w:sz w:val="20"/>
+          <w:szCs w:val="20"/>
+          <w:lang w:val="en-US" w:eastAsia="ru-RU"/>
+          <w14:ligatures w14:val="none"/>
+        </w:rPr>
+        <w:br/>
+      </w:r>
+      <w:r>
+        <w:rPr>
+          <w:rFonts w:ascii="Courier New" w:eastAsia="Times New Roman" w:hAnsi="Courier New" w:cs="Courier New"/>
+          <w:color w:val="7A7E85"/>
+          <w:kern w:val="0"/>
+          <w:sz w:val="20"/>
+          <w:szCs w:val="20"/>
+          <w:lang w:val="en-US" w:eastAsia="ru-RU"/>
+          <w14:ligatures w14:val="none"/>
+        </w:rPr>
+        <w:br/>
+        <w:t>-- Prepare linked data</w:t>
+      </w:r>
+      <w:r>
+        <w:rPr>
+          <w:rFonts w:ascii="Courier New" w:eastAsia="Times New Roman" w:hAnsi="Courier New" w:cs="Courier New"/>
+          <w:color w:val="7A7E85"/>
+          <w:kern w:val="0"/>
+          <w:sz w:val="20"/>
+          <w:szCs w:val="20"/>
+          <w:lang w:val="en-US" w:eastAsia="ru-RU"/>
+          <w14:ligatures w14:val="none"/>
+        </w:rPr>
+        <w:br/>
+      </w:r>
+      <w:r>
+        <w:rPr>
+          <w:rFonts w:ascii="Courier New" w:eastAsia="Times New Roman" w:hAnsi="Courier New" w:cs="Courier New"/>
+          <w:color w:val="CF8E6D"/>
+          <w:kern w:val="0"/>
+          <w:sz w:val="20"/>
+          <w:szCs w:val="20"/>
+          <w:lang w:val="en-US" w:eastAsia="ru-RU"/>
+          <w14:ligatures w14:val="none"/>
+        </w:rPr>
+        <w:t xml:space="preserve">INSERT INTO </w:t>
+      </w:r>
+      <w:r>
+        <w:rPr>
+          <w:rFonts w:ascii="Courier New" w:eastAsia="Times New Roman" w:hAnsi="Courier New" w:cs="Courier New"/>
+          <w:color w:val="BCBEC4"/>
+          <w:kern w:val="0"/>
+          <w:sz w:val="20"/>
+          <w:szCs w:val="20"/>
+          <w:lang w:val="en-US" w:eastAsia="ru-RU"/>
+          <w14:ligatures w14:val="none"/>
+        </w:rPr>
+        <w:t>authors(</w:t>
+      </w:r>
+      <w:proofErr w:type="spellStart"/>
+      <w:r>
+        <w:rPr>
+          <w:rFonts w:ascii="Courier New" w:eastAsia="Times New Roman" w:hAnsi="Courier New" w:cs="Courier New"/>
+          <w:color w:val="C77DBB"/>
+          <w:kern w:val="0"/>
+          <w:sz w:val="20"/>
+          <w:szCs w:val="20"/>
+          <w:lang w:val="en-US" w:eastAsia="ru-RU"/>
+          <w14:ligatures w14:val="none"/>
+        </w:rPr>
+        <w:t>full_name</w:t>
+      </w:r>
+      <w:r>
+        <w:rPr>
+          <w:rFonts w:ascii="Courier New" w:eastAsia="Times New Roman" w:hAnsi="Courier New" w:cs="Courier New"/>
+          <w:color w:val="BCBEC4"/>
+          <w:kern w:val="0"/>
+          <w:sz w:val="20"/>
+          <w:szCs w:val="20"/>
+          <w:lang w:val="en-US" w:eastAsia="ru-RU"/>
+          <w14:ligatures w14:val="none"/>
+        </w:rPr>
+        <w:t>,</w:t>
+      </w:r>
+      <w:r>
+        <w:rPr>
+          <w:rFonts w:ascii="Courier New" w:eastAsia="Times New Roman" w:hAnsi="Courier New" w:cs="Courier New"/>
+          <w:color w:val="C77DBB"/>
+          <w:kern w:val="0"/>
+          <w:sz w:val="20"/>
+          <w:szCs w:val="20"/>
+          <w:lang w:val="en-US" w:eastAsia="ru-RU"/>
+          <w14:ligatures w14:val="none"/>
+        </w:rPr>
+        <w:t>address</w:t>
+      </w:r>
+      <w:r>
+        <w:rPr>
+          <w:rFonts w:ascii="Courier New" w:eastAsia="Times New Roman" w:hAnsi="Courier New" w:cs="Courier New"/>
+          <w:color w:val="BCBEC4"/>
+          <w:kern w:val="0"/>
+          <w:sz w:val="20"/>
+          <w:szCs w:val="20"/>
+          <w:lang w:val="en-US" w:eastAsia="ru-RU"/>
+          <w14:ligatures w14:val="none"/>
+        </w:rPr>
+        <w:t>,</w:t>
+      </w:r>
+      <w:r>
+        <w:rPr>
+          <w:rFonts w:ascii="Courier New" w:eastAsia="Times New Roman" w:hAnsi="Courier New" w:cs="Courier New"/>
+          <w:color w:val="C77DBB"/>
+          <w:kern w:val="0"/>
+          <w:sz w:val="20"/>
+          <w:szCs w:val="20"/>
+          <w:lang w:val="en-US" w:eastAsia="ru-RU"/>
+          <w14:ligatures w14:val="none"/>
+        </w:rPr>
+        <w:t>phone</w:t>
+      </w:r>
+      <w:proofErr w:type="spellEnd"/>
+      <w:r>
+        <w:rPr>
+          <w:rFonts w:ascii="Courier New" w:eastAsia="Times New Roman" w:hAnsi="Courier New" w:cs="Courier New"/>
+          <w:color w:val="BCBEC4"/>
+          <w:kern w:val="0"/>
+          <w:sz w:val="20"/>
+          <w:szCs w:val="20"/>
+          <w:lang w:val="en-US" w:eastAsia="ru-RU"/>
+          <w14:ligatures w14:val="none"/>
+        </w:rPr>
+        <w:t xml:space="preserve">) </w:t>
+      </w:r>
+      <w:r>
+        <w:rPr>
+          <w:rFonts w:ascii="Courier New" w:eastAsia="Times New Roman" w:hAnsi="Courier New" w:cs="Courier New"/>
+          <w:color w:val="CF8E6D"/>
+          <w:kern w:val="0"/>
+          <w:sz w:val="20"/>
+          <w:szCs w:val="20"/>
+          <w:lang w:val="en-US" w:eastAsia="ru-RU"/>
+          <w14:ligatures w14:val="none"/>
+        </w:rPr>
+        <w:t>VALUES</w:t>
+      </w:r>
+      <w:r>
+        <w:rPr>
+          <w:rFonts w:ascii="Courier New" w:eastAsia="Times New Roman" w:hAnsi="Courier New" w:cs="Courier New"/>
+          <w:color w:val="BCBEC4"/>
+          <w:kern w:val="0"/>
+          <w:sz w:val="20"/>
+          <w:szCs w:val="20"/>
+          <w:lang w:val="en-US" w:eastAsia="ru-RU"/>
+          <w14:ligatures w14:val="none"/>
+        </w:rPr>
+        <w:t>(</w:t>
+      </w:r>
+      <w:r>
+        <w:rPr>
+          <w:rFonts w:ascii="Courier New" w:eastAsia="Times New Roman" w:hAnsi="Courier New" w:cs="Courier New"/>
+          <w:color w:val="6AAB73"/>
+          <w:kern w:val="0"/>
+          <w:sz w:val="20"/>
+          <w:szCs w:val="20"/>
+          <w:lang w:val="en-US" w:eastAsia="ru-RU"/>
+          <w14:ligatures w14:val="none"/>
+        </w:rPr>
+        <w:t>'Delete Test'</w:t>
+      </w:r>
+      <w:r>
+        <w:rPr>
+          <w:rFonts w:ascii="Courier New" w:eastAsia="Times New Roman" w:hAnsi="Courier New" w:cs="Courier New"/>
+          <w:color w:val="BCBEC4"/>
+          <w:kern w:val="0"/>
+          <w:sz w:val="20"/>
+          <w:szCs w:val="20"/>
+          <w:lang w:val="en-US" w:eastAsia="ru-RU"/>
+          <w14:ligatures w14:val="none"/>
+        </w:rPr>
+        <w:t>,</w:t>
+      </w:r>
+      <w:r>
+        <w:rPr>
+          <w:rFonts w:ascii="Courier New" w:eastAsia="Times New Roman" w:hAnsi="Courier New" w:cs="Courier New"/>
+          <w:color w:val="6AAB73"/>
+          <w:kern w:val="0"/>
+          <w:sz w:val="20"/>
+          <w:szCs w:val="20"/>
+          <w:lang w:val="en-US" w:eastAsia="ru-RU"/>
+          <w14:ligatures w14:val="none"/>
+        </w:rPr>
+        <w:t>'Addr'</w:t>
+      </w:r>
+      <w:r>
+        <w:rPr>
+          <w:rFonts w:ascii="Courier New" w:eastAsia="Times New Roman" w:hAnsi="Courier New" w:cs="Courier New"/>
+          <w:color w:val="BCBEC4"/>
+          <w:kern w:val="0"/>
+          <w:sz w:val="20"/>
+          <w:szCs w:val="20"/>
+          <w:lang w:val="en-US" w:eastAsia="ru-RU"/>
+          <w14:ligatures w14:val="none"/>
+        </w:rPr>
+        <w:t>,</w:t>
+      </w:r>
+      <w:r>
+        <w:rPr>
+          <w:rFonts w:ascii="Courier New" w:eastAsia="Times New Roman" w:hAnsi="Courier New" w:cs="Courier New"/>
+          <w:color w:val="6AAB73"/>
+          <w:kern w:val="0"/>
+          <w:sz w:val="20"/>
+          <w:szCs w:val="20"/>
+          <w:lang w:val="en-US" w:eastAsia="ru-RU"/>
+          <w14:ligatures w14:val="none"/>
+        </w:rPr>
+        <w:t>'111'</w:t>
+      </w:r>
+      <w:r>
+        <w:rPr>
+          <w:rFonts w:ascii="Courier New" w:eastAsia="Times New Roman" w:hAnsi="Courier New" w:cs="Courier New"/>
+          <w:color w:val="BCBEC4"/>
+          <w:kern w:val="0"/>
+          <w:sz w:val="20"/>
+          <w:szCs w:val="20"/>
+          <w:lang w:val="en-US" w:eastAsia="ru-RU"/>
+          <w14:ligatures w14:val="none"/>
+        </w:rPr>
+        <w:t>);</w:t>
+      </w:r>
+      <w:r>
+        <w:rPr>
+          <w:rFonts w:ascii="Courier New" w:eastAsia="Times New Roman" w:hAnsi="Courier New" w:cs="Courier New"/>
+          <w:color w:val="BCBEC4"/>
+          <w:kern w:val="0"/>
+          <w:sz w:val="20"/>
+          <w:szCs w:val="20"/>
+          <w:lang w:val="en-US" w:eastAsia="ru-RU"/>
+          <w14:ligatures w14:val="none"/>
+        </w:rPr>
+        <w:br/>
+      </w:r>
+      <w:r>
+        <w:rPr>
+          <w:rFonts w:ascii="Courier New" w:eastAsia="Times New Roman" w:hAnsi="Courier New" w:cs="Courier New"/>
+          <w:color w:val="CF8E6D"/>
+          <w:kern w:val="0"/>
+          <w:sz w:val="20"/>
+          <w:szCs w:val="20"/>
+          <w:lang w:val="en-US" w:eastAsia="ru-RU"/>
+          <w14:ligatures w14:val="none"/>
+        </w:rPr>
+        <w:t xml:space="preserve">INSERT INTO </w:t>
+      </w:r>
+      <w:r>
+        <w:rPr>
+          <w:rFonts w:ascii="Courier New" w:eastAsia="Times New Roman" w:hAnsi="Courier New" w:cs="Courier New"/>
+          <w:color w:val="BCBEC4"/>
+          <w:kern w:val="0"/>
+          <w:sz w:val="20"/>
+          <w:szCs w:val="20"/>
+          <w:lang w:val="en-US" w:eastAsia="ru-RU"/>
+          <w14:ligatures w14:val="none"/>
+        </w:rPr>
+        <w:t>editions(</w:t>
+      </w:r>
+      <w:proofErr w:type="spellStart"/>
+      <w:r>
+        <w:rPr>
+          <w:rFonts w:ascii="Courier New" w:eastAsia="Times New Roman" w:hAnsi="Courier New" w:cs="Courier New"/>
+          <w:color w:val="C77DBB"/>
+          <w:kern w:val="0"/>
+          <w:sz w:val="20"/>
+          <w:szCs w:val="20"/>
+          <w:lang w:val="en-US" w:eastAsia="ru-RU"/>
+          <w14:ligatures w14:val="none"/>
+        </w:rPr>
+        <w:t>title</w:t>
+      </w:r>
+      <w:r>
+        <w:rPr>
+          <w:rFonts w:ascii="Courier New" w:eastAsia="Times New Roman" w:hAnsi="Courier New" w:cs="Courier New"/>
+          <w:color w:val="BCBEC4"/>
+          <w:kern w:val="0"/>
+          <w:sz w:val="20"/>
+          <w:szCs w:val="20"/>
+          <w:lang w:val="en-US" w:eastAsia="ru-RU"/>
+          <w14:ligatures w14:val="none"/>
+        </w:rPr>
+        <w:t>,</w:t>
+      </w:r>
+      <w:r>
+        <w:rPr>
+          <w:rFonts w:ascii="Courier New" w:eastAsia="Times New Roman" w:hAnsi="Courier New" w:cs="Courier New"/>
+          <w:color w:val="C77DBB"/>
+          <w:kern w:val="0"/>
+          <w:sz w:val="20"/>
+          <w:szCs w:val="20"/>
+          <w:lang w:val="en-US" w:eastAsia="ru-RU"/>
+          <w14:ligatures w14:val="none"/>
+        </w:rPr>
+        <w:t>volume_sheets</w:t>
+      </w:r>
+      <w:r>
+        <w:rPr>
+          <w:rFonts w:ascii="Courier New" w:eastAsia="Times New Roman" w:hAnsi="Courier New" w:cs="Courier New"/>
+          <w:color w:val="BCBEC4"/>
+          <w:kern w:val="0"/>
+          <w:sz w:val="20"/>
+          <w:szCs w:val="20"/>
+          <w:lang w:val="en-US" w:eastAsia="ru-RU"/>
+          <w14:ligatures w14:val="none"/>
+        </w:rPr>
+        <w:t>,</w:t>
+      </w:r>
+      <w:r>
+        <w:rPr>
+          <w:rFonts w:ascii="Courier New" w:eastAsia="Times New Roman" w:hAnsi="Courier New" w:cs="Courier New"/>
+          <w:color w:val="C77DBB"/>
+          <w:kern w:val="0"/>
+          <w:sz w:val="20"/>
+          <w:szCs w:val="20"/>
+          <w:lang w:val="en-US" w:eastAsia="ru-RU"/>
+          <w14:ligatures w14:val="none"/>
+        </w:rPr>
+        <w:t>print_run</w:t>
+      </w:r>
+      <w:proofErr w:type="spellEnd"/>
+      <w:r>
+        <w:rPr>
+          <w:rFonts w:ascii="Courier New" w:eastAsia="Times New Roman" w:hAnsi="Courier New" w:cs="Courier New"/>
+          <w:color w:val="BCBEC4"/>
+          <w:kern w:val="0"/>
+          <w:sz w:val="20"/>
+          <w:szCs w:val="20"/>
+          <w:lang w:val="en-US" w:eastAsia="ru-RU"/>
+          <w14:ligatures w14:val="none"/>
+        </w:rPr>
+        <w:t xml:space="preserve">) </w:t>
+      </w:r>
+      <w:r>
+        <w:rPr>
+          <w:rFonts w:ascii="Courier New" w:eastAsia="Times New Roman" w:hAnsi="Courier New" w:cs="Courier New"/>
+          <w:color w:val="CF8E6D"/>
+          <w:kern w:val="0"/>
+          <w:sz w:val="20"/>
+          <w:szCs w:val="20"/>
+          <w:lang w:val="en-US" w:eastAsia="ru-RU"/>
+          <w14:ligatures w14:val="none"/>
+        </w:rPr>
+        <w:t>VALUES</w:t>
+      </w:r>
+      <w:r>
+        <w:rPr>
+          <w:rFonts w:ascii="Courier New" w:eastAsia="Times New Roman" w:hAnsi="Courier New" w:cs="Courier New"/>
+          <w:color w:val="BCBEC4"/>
+          <w:kern w:val="0"/>
+          <w:sz w:val="20"/>
+          <w:szCs w:val="20"/>
+          <w:lang w:val="en-US" w:eastAsia="ru-RU"/>
+          <w14:ligatures w14:val="none"/>
+        </w:rPr>
+        <w:t>(</w:t>
+      </w:r>
+      <w:r>
+        <w:rPr>
+          <w:rFonts w:ascii="Courier New" w:eastAsia="Times New Roman" w:hAnsi="Courier New" w:cs="Courier New"/>
+          <w:color w:val="6AAB73"/>
+          <w:kern w:val="0"/>
+          <w:sz w:val="20"/>
+          <w:szCs w:val="20"/>
+          <w:lang w:val="en-US" w:eastAsia="ru-RU"/>
+          <w14:ligatures w14:val="none"/>
+        </w:rPr>
+        <w:t>'Del Edition'</w:t>
+      </w:r>
+      <w:r>
+        <w:rPr>
+          <w:rFonts w:ascii="Courier New" w:eastAsia="Times New Roman" w:hAnsi="Courier New" w:cs="Courier New"/>
+          <w:color w:val="BCBEC4"/>
+          <w:kern w:val="0"/>
+          <w:sz w:val="20"/>
+          <w:szCs w:val="20"/>
+          <w:lang w:val="en-US" w:eastAsia="ru-RU"/>
+          <w14:ligatures w14:val="none"/>
+        </w:rPr>
+        <w:t>,</w:t>
+      </w:r>
+      <w:r>
+        <w:rPr>
+          <w:rFonts w:ascii="Courier New" w:eastAsia="Times New Roman" w:hAnsi="Courier New" w:cs="Courier New"/>
+          <w:color w:val="2AACB8"/>
+          <w:kern w:val="0"/>
+          <w:sz w:val="20"/>
+          <w:szCs w:val="20"/>
+          <w:lang w:val="en-US" w:eastAsia="ru-RU"/>
+          <w14:ligatures w14:val="none"/>
+        </w:rPr>
+        <w:t>5</w:t>
+      </w:r>
+      <w:r>
+        <w:rPr>
+          <w:rFonts w:ascii="Courier New" w:eastAsia="Times New Roman" w:hAnsi="Courier New" w:cs="Courier New"/>
+          <w:color w:val="BCBEC4"/>
+          <w:kern w:val="0"/>
+          <w:sz w:val="20"/>
+          <w:szCs w:val="20"/>
+          <w:lang w:val="en-US" w:eastAsia="ru-RU"/>
+          <w14:ligatures w14:val="none"/>
+        </w:rPr>
+        <w:t>,</w:t>
+      </w:r>
+      <w:r>
+        <w:rPr>
+          <w:rFonts w:ascii="Courier New" w:eastAsia="Times New Roman" w:hAnsi="Courier New" w:cs="Courier New"/>
+          <w:color w:val="2AACB8"/>
+          <w:kern w:val="0"/>
+          <w:sz w:val="20"/>
+          <w:szCs w:val="20"/>
+          <w:lang w:val="en-US" w:eastAsia="ru-RU"/>
+          <w14:ligatures w14:val="none"/>
+        </w:rPr>
+        <w:t>100</w:t>
+      </w:r>
+      <w:r>
+        <w:rPr>
+          <w:rFonts w:ascii="Courier New" w:eastAsia="Times New Roman" w:hAnsi="Courier New" w:cs="Courier New"/>
+          <w:color w:val="BCBEC4"/>
+          <w:kern w:val="0"/>
+          <w:sz w:val="20"/>
+          <w:szCs w:val="20"/>
+          <w:lang w:val="en-US" w:eastAsia="ru-RU"/>
+          <w14:ligatures w14:val="none"/>
+        </w:rPr>
+        <w:t>);</w:t>
+      </w:r>
+      <w:r>
+        <w:rPr>
+          <w:rFonts w:ascii="Courier New" w:eastAsia="Times New Roman" w:hAnsi="Courier New" w:cs="Courier New"/>
+          <w:color w:val="BCBEC4"/>
+          <w:kern w:val="0"/>
+          <w:sz w:val="20"/>
+          <w:szCs w:val="20"/>
+          <w:lang w:val="en-US" w:eastAsia="ru-RU"/>
+          <w14:ligatures w14:val="none"/>
+        </w:rPr>
+        <w:br/>
+      </w:r>
+      <w:r>
+        <w:rPr>
+          <w:rFonts w:ascii="Courier New" w:eastAsia="Times New Roman" w:hAnsi="Courier New" w:cs="Courier New"/>
+          <w:color w:val="CF8E6D"/>
+          <w:kern w:val="0"/>
+          <w:sz w:val="20"/>
+          <w:szCs w:val="20"/>
+          <w:lang w:val="en-US" w:eastAsia="ru-RU"/>
+          <w14:ligatures w14:val="none"/>
+        </w:rPr>
+        <w:t xml:space="preserve">INSERT INTO </w:t>
+      </w:r>
+      <w:proofErr w:type="spellStart"/>
+      <w:r>
+        <w:rPr>
+          <w:rFonts w:ascii="Courier New" w:eastAsia="Times New Roman" w:hAnsi="Courier New" w:cs="Courier New"/>
+          <w:color w:val="BCBEC4"/>
+          <w:kern w:val="0"/>
+          <w:sz w:val="20"/>
+          <w:szCs w:val="20"/>
+          <w:lang w:val="en-US" w:eastAsia="ru-RU"/>
+          <w14:ligatures w14:val="none"/>
+        </w:rPr>
+        <w:t>edition_authors</w:t>
+      </w:r>
+      <w:proofErr w:type="spellEnd"/>
+      <w:r>
+        <w:rPr>
+          <w:rFonts w:ascii="Courier New" w:eastAsia="Times New Roman" w:hAnsi="Courier New" w:cs="Courier New"/>
+          <w:color w:val="BCBEC4"/>
+          <w:kern w:val="0"/>
+          <w:sz w:val="20"/>
+          <w:szCs w:val="20"/>
+          <w:lang w:val="en-US" w:eastAsia="ru-RU"/>
+          <w14:ligatures w14:val="none"/>
+        </w:rPr>
+        <w:t>(</w:t>
+      </w:r>
+      <w:proofErr w:type="spellStart"/>
+      <w:r>
+        <w:rPr>
+          <w:rFonts w:ascii="Courier New" w:eastAsia="Times New Roman" w:hAnsi="Courier New" w:cs="Courier New"/>
+          <w:color w:val="C77DBB"/>
+          <w:kern w:val="0"/>
+          <w:sz w:val="20"/>
+          <w:szCs w:val="20"/>
+          <w:lang w:val="en-US" w:eastAsia="ru-RU"/>
+          <w14:ligatures w14:val="none"/>
+        </w:rPr>
+        <w:t>edition_id</w:t>
+      </w:r>
+      <w:r>
+        <w:rPr>
+          <w:rFonts w:ascii="Courier New" w:eastAsia="Times New Roman" w:hAnsi="Courier New" w:cs="Courier New"/>
+          <w:color w:val="BCBEC4"/>
+          <w:kern w:val="0"/>
+          <w:sz w:val="20"/>
+          <w:szCs w:val="20"/>
+          <w:lang w:val="en-US" w:eastAsia="ru-RU"/>
+          <w14:ligatures w14:val="none"/>
+        </w:rPr>
+        <w:t>,</w:t>
+      </w:r>
+      <w:r>
+        <w:rPr>
+          <w:rFonts w:ascii="Courier New" w:eastAsia="Times New Roman" w:hAnsi="Courier New" w:cs="Courier New"/>
+          <w:color w:val="C77DBB"/>
+          <w:kern w:val="0"/>
+          <w:sz w:val="20"/>
+          <w:szCs w:val="20"/>
+          <w:lang w:val="en-US" w:eastAsia="ru-RU"/>
+          <w14:ligatures w14:val="none"/>
+        </w:rPr>
+        <w:t>author_id</w:t>
+      </w:r>
+      <w:proofErr w:type="spellEnd"/>
+      <w:r>
+        <w:rPr>
+          <w:rFonts w:ascii="Courier New" w:eastAsia="Times New Roman" w:hAnsi="Courier New" w:cs="Courier New"/>
+          <w:color w:val="BCBEC4"/>
+          <w:kern w:val="0"/>
+          <w:sz w:val="20"/>
+          <w:szCs w:val="20"/>
+          <w:lang w:val="en-US" w:eastAsia="ru-RU"/>
+          <w14:ligatures w14:val="none"/>
+        </w:rPr>
+        <w:t xml:space="preserve">) </w:t>
+      </w:r>
+      <w:r>
+        <w:rPr>
+          <w:rFonts w:ascii="Courier New" w:eastAsia="Times New Roman" w:hAnsi="Courier New" w:cs="Courier New"/>
+          <w:color w:val="CF8E6D"/>
+          <w:kern w:val="0"/>
+          <w:sz w:val="20"/>
+          <w:szCs w:val="20"/>
+          <w:lang w:val="en-US" w:eastAsia="ru-RU"/>
+          <w14:ligatures w14:val="none"/>
+        </w:rPr>
+        <w:t>VALUES</w:t>
+      </w:r>
+      <w:r>
+        <w:rPr>
+          <w:rFonts w:ascii="Courier New" w:eastAsia="Times New Roman" w:hAnsi="Courier New" w:cs="Courier New"/>
+          <w:color w:val="BCBEC4"/>
+          <w:kern w:val="0"/>
+          <w:sz w:val="20"/>
+          <w:szCs w:val="20"/>
+          <w:lang w:val="en-US" w:eastAsia="ru-RU"/>
+          <w14:ligatures w14:val="none"/>
+        </w:rPr>
+        <w:t>(</w:t>
+      </w:r>
+      <w:r>
+        <w:rPr>
+          <w:rFonts w:ascii="Courier New" w:eastAsia="Times New Roman" w:hAnsi="Courier New" w:cs="Courier New"/>
+          <w:color w:val="2AACB8"/>
+          <w:kern w:val="0"/>
+          <w:sz w:val="20"/>
+          <w:szCs w:val="20"/>
+          <w:lang w:val="en-US" w:eastAsia="ru-RU"/>
+          <w14:ligatures w14:val="none"/>
+        </w:rPr>
+        <w:t>2</w:t>
+      </w:r>
+      <w:r>
+        <w:rPr>
+          <w:rFonts w:ascii="Courier New" w:eastAsia="Times New Roman" w:hAnsi="Courier New" w:cs="Courier New"/>
+          <w:color w:val="BCBEC4"/>
+          <w:kern w:val="0"/>
+          <w:sz w:val="20"/>
+          <w:szCs w:val="20"/>
+          <w:lang w:val="en-US" w:eastAsia="ru-RU"/>
+          <w14:ligatures w14:val="none"/>
+        </w:rPr>
+        <w:t>,</w:t>
+      </w:r>
+      <w:r>
+        <w:rPr>
+          <w:rFonts w:ascii="Courier New" w:eastAsia="Times New Roman" w:hAnsi="Courier New" w:cs="Courier New"/>
+          <w:color w:val="2AACB8"/>
+          <w:kern w:val="0"/>
+          <w:sz w:val="20"/>
+          <w:szCs w:val="20"/>
+          <w:lang w:val="en-US" w:eastAsia="ru-RU"/>
+          <w14:ligatures w14:val="none"/>
+        </w:rPr>
+        <w:t>2</w:t>
+      </w:r>
+      <w:r>
+        <w:rPr>
+          <w:rFonts w:ascii="Courier New" w:eastAsia="Times New Roman" w:hAnsi="Courier New" w:cs="Courier New"/>
+          <w:color w:val="BCBEC4"/>
+          <w:kern w:val="0"/>
+          <w:sz w:val="20"/>
+          <w:szCs w:val="20"/>
+          <w:lang w:val="en-US" w:eastAsia="ru-RU"/>
+          <w14:ligatures w14:val="none"/>
+        </w:rPr>
+        <w:t>);</w:t>
+      </w:r>
+      <w:r>
+        <w:rPr>
+          <w:rFonts w:ascii="Courier New" w:eastAsia="Times New Roman" w:hAnsi="Courier New" w:cs="Courier New"/>
+          <w:color w:val="BCBEC4"/>
+          <w:kern w:val="0"/>
+          <w:sz w:val="20"/>
+          <w:szCs w:val="20"/>
+          <w:lang w:val="en-US" w:eastAsia="ru-RU"/>
+          <w14:ligatures w14:val="none"/>
+        </w:rPr>
+        <w:br/>
+      </w:r>
+      <w:r>
+        <w:rPr>
+          <w:rFonts w:ascii="Courier New" w:eastAsia="Times New Roman" w:hAnsi="Courier New" w:cs="Courier New"/>
+          <w:color w:val="BCBEC4"/>
+          <w:kern w:val="0"/>
+          <w:sz w:val="20"/>
+          <w:szCs w:val="20"/>
+          <w:lang w:val="en-US" w:eastAsia="ru-RU"/>
+          <w14:ligatures w14:val="none"/>
+        </w:rPr>
+        <w:br/>
+      </w:r>
+      <w:r>
+        <w:rPr>
+          <w:rFonts w:ascii="Courier New" w:eastAsia="Times New Roman" w:hAnsi="Courier New" w:cs="Courier New"/>
+          <w:color w:val="7A7E85"/>
+          <w:kern w:val="0"/>
+          <w:sz w:val="20"/>
+          <w:szCs w:val="20"/>
+          <w:lang w:val="en-US" w:eastAsia="ru-RU"/>
+          <w14:ligatures w14:val="none"/>
+        </w:rPr>
+        <w:t xml:space="preserve">-- 1. Test CASCADE: deleting edition removes </w:t>
+      </w:r>
+      <w:proofErr w:type="spellStart"/>
+      <w:r>
+        <w:rPr>
+          <w:rFonts w:ascii="Courier New" w:eastAsia="Times New Roman" w:hAnsi="Courier New" w:cs="Courier New"/>
+          <w:color w:val="7A7E85"/>
+          <w:kern w:val="0"/>
+          <w:sz w:val="20"/>
+          <w:szCs w:val="20"/>
+          <w:lang w:val="en-US" w:eastAsia="ru-RU"/>
+          <w14:ligatures w14:val="none"/>
+        </w:rPr>
+        <w:t>edition_authors</w:t>
+      </w:r>
+      <w:proofErr w:type="spellEnd"/>
+      <w:r>
+        <w:rPr>
+          <w:rFonts w:ascii="Courier New" w:eastAsia="Times New Roman" w:hAnsi="Courier New" w:cs="Courier New"/>
+          <w:color w:val="7A7E85"/>
+          <w:kern w:val="0"/>
+          <w:sz w:val="20"/>
+          <w:szCs w:val="20"/>
+          <w:lang w:val="en-US" w:eastAsia="ru-RU"/>
+          <w14:ligatures w14:val="none"/>
+        </w:rPr>
+        <w:t xml:space="preserve"> row</w:t>
+      </w:r>
+      <w:r>
+        <w:rPr>
+          <w:rFonts w:ascii="Courier New" w:eastAsia="Times New Roman" w:hAnsi="Courier New" w:cs="Courier New"/>
+          <w:color w:val="7A7E85"/>
+          <w:kern w:val="0"/>
+          <w:sz w:val="20"/>
+          <w:szCs w:val="20"/>
+          <w:lang w:val="en-US" w:eastAsia="ru-RU"/>
+          <w14:ligatures w14:val="none"/>
+        </w:rPr>
+        <w:br/>
+      </w:r>
+      <w:r>
+        <w:rPr>
+          <w:rFonts w:ascii="Courier New" w:eastAsia="Times New Roman" w:hAnsi="Courier New" w:cs="Courier New"/>
+          <w:color w:val="CF8E6D"/>
+          <w:kern w:val="0"/>
+          <w:sz w:val="20"/>
+          <w:szCs w:val="20"/>
+          <w:lang w:val="en-US" w:eastAsia="ru-RU"/>
+          <w14:ligatures w14:val="none"/>
+        </w:rPr>
+        <w:t xml:space="preserve">DELETE FROM </w:t>
+      </w:r>
+      <w:r>
+        <w:rPr>
+          <w:rFonts w:ascii="Courier New" w:eastAsia="Times New Roman" w:hAnsi="Courier New" w:cs="Courier New"/>
+          <w:color w:val="BCBEC4"/>
+          <w:kern w:val="0"/>
+          <w:sz w:val="20"/>
+          <w:szCs w:val="20"/>
+          <w:lang w:val="en-US" w:eastAsia="ru-RU"/>
+          <w14:ligatures w14:val="none"/>
+        </w:rPr>
+        <w:t xml:space="preserve">editions </w:t>
+      </w:r>
+      <w:r>
+        <w:rPr>
+          <w:rFonts w:ascii="Courier New" w:eastAsia="Times New Roman" w:hAnsi="Courier New" w:cs="Courier New"/>
+          <w:color w:val="CF8E6D"/>
+          <w:kern w:val="0"/>
+          <w:sz w:val="20"/>
+          <w:szCs w:val="20"/>
+          <w:lang w:val="en-US" w:eastAsia="ru-RU"/>
+          <w14:ligatures w14:val="none"/>
+        </w:rPr>
+        <w:t xml:space="preserve">WHERE </w:t>
+      </w:r>
+      <w:r>
+        <w:rPr>
+          <w:rFonts w:ascii="Courier New" w:eastAsia="Times New Roman" w:hAnsi="Courier New" w:cs="Courier New"/>
+          <w:color w:val="C77DBB"/>
+          <w:kern w:val="0"/>
+          <w:sz w:val="20"/>
+          <w:szCs w:val="20"/>
+          <w:lang w:val="en-US" w:eastAsia="ru-RU"/>
+          <w14:ligatures w14:val="none"/>
+        </w:rPr>
+        <w:t>id</w:t>
+      </w:r>
+      <w:r>
+        <w:rPr>
+          <w:rFonts w:ascii="Courier New" w:eastAsia="Times New Roman" w:hAnsi="Courier New" w:cs="Courier New"/>
+          <w:color w:val="BCBEC4"/>
+          <w:kern w:val="0"/>
+          <w:sz w:val="20"/>
+          <w:szCs w:val="20"/>
+          <w:lang w:val="en-US" w:eastAsia="ru-RU"/>
+          <w14:ligatures w14:val="none"/>
+        </w:rPr>
+        <w:t>=</w:t>
+      </w:r>
+      <w:r>
+        <w:rPr>
+          <w:rFonts w:ascii="Courier New" w:eastAsia="Times New Roman" w:hAnsi="Courier New" w:cs="Courier New"/>
+          <w:color w:val="2AACB8"/>
+          <w:kern w:val="0"/>
+          <w:sz w:val="20"/>
+          <w:szCs w:val="20"/>
+          <w:lang w:val="en-US" w:eastAsia="ru-RU"/>
+          <w14:ligatures w14:val="none"/>
+        </w:rPr>
+        <w:t>2</w:t>
+      </w:r>
+      <w:r>
+        <w:rPr>
+          <w:rFonts w:ascii="Courier New" w:eastAsia="Times New Roman" w:hAnsi="Courier New" w:cs="Courier New"/>
+          <w:color w:val="BCBEC4"/>
+          <w:kern w:val="0"/>
+          <w:sz w:val="20"/>
+          <w:szCs w:val="20"/>
+          <w:lang w:val="en-US" w:eastAsia="ru-RU"/>
+          <w14:ligatures w14:val="none"/>
+        </w:rPr>
+        <w:t>;</w:t>
+      </w:r>
+      <w:r>
+        <w:rPr>
+          <w:rFonts w:ascii="Courier New" w:eastAsia="Times New Roman" w:hAnsi="Courier New" w:cs="Courier New"/>
+          <w:color w:val="BCBEC4"/>
+          <w:kern w:val="0"/>
+          <w:sz w:val="20"/>
+          <w:szCs w:val="20"/>
+          <w:lang w:val="en-US" w:eastAsia="ru-RU"/>
+          <w14:ligatures w14:val="none"/>
+        </w:rPr>
+        <w:br/>
+      </w:r>
+      <w:r>
+        <w:rPr>
+          <w:rFonts w:ascii="Courier New" w:eastAsia="Times New Roman" w:hAnsi="Courier New" w:cs="Courier New"/>
+          <w:color w:val="BCBEC4"/>
+          <w:kern w:val="0"/>
+          <w:sz w:val="20"/>
+          <w:szCs w:val="20"/>
+          <w:lang w:val="en-US" w:eastAsia="ru-RU"/>
+          <w14:ligatures w14:val="none"/>
+        </w:rPr>
+        <w:br/>
+      </w:r>
+      <w:r>
+        <w:rPr>
+          <w:rFonts w:ascii="Courier New" w:eastAsia="Times New Roman" w:hAnsi="Courier New" w:cs="Courier New"/>
+          <w:color w:val="7A7E85"/>
+          <w:kern w:val="0"/>
+          <w:sz w:val="20"/>
+          <w:szCs w:val="20"/>
+          <w:lang w:val="en-US" w:eastAsia="ru-RU"/>
+          <w14:ligatures w14:val="none"/>
+        </w:rPr>
+        <w:t xml:space="preserve">-- 2. Test CASCADE: deleting author removes </w:t>
+      </w:r>
+      <w:proofErr w:type="spellStart"/>
+      <w:r>
+        <w:rPr>
+          <w:rFonts w:ascii="Courier New" w:eastAsia="Times New Roman" w:hAnsi="Courier New" w:cs="Courier New"/>
+          <w:color w:val="7A7E85"/>
+          <w:kern w:val="0"/>
+          <w:sz w:val="20"/>
+          <w:szCs w:val="20"/>
+          <w:lang w:val="en-US" w:eastAsia="ru-RU"/>
+          <w14:ligatures w14:val="none"/>
+        </w:rPr>
+        <w:t>edition_authors</w:t>
+      </w:r>
+      <w:proofErr w:type="spellEnd"/>
+      <w:r>
+        <w:rPr>
+          <w:rFonts w:ascii="Courier New" w:eastAsia="Times New Roman" w:hAnsi="Courier New" w:cs="Courier New"/>
+          <w:color w:val="7A7E85"/>
+          <w:kern w:val="0"/>
+          <w:sz w:val="20"/>
+          <w:szCs w:val="20"/>
+          <w:lang w:val="en-US" w:eastAsia="ru-RU"/>
+          <w14:ligatures w14:val="none"/>
+        </w:rPr>
+        <w:t xml:space="preserve"> row</w:t>
+      </w:r>
+      <w:r>
+        <w:rPr>
+          <w:rFonts w:ascii="Courier New" w:eastAsia="Times New Roman" w:hAnsi="Courier New" w:cs="Courier New"/>
+          <w:color w:val="7A7E85"/>
+          <w:kern w:val="0"/>
+          <w:sz w:val="20"/>
+          <w:szCs w:val="20"/>
+          <w:lang w:val="en-US" w:eastAsia="ru-RU"/>
+          <w14:ligatures w14:val="none"/>
+        </w:rPr>
+        <w:br/>
+      </w:r>
+      <w:r>
+        <w:rPr>
+          <w:rFonts w:ascii="Courier New" w:eastAsia="Times New Roman" w:hAnsi="Courier New" w:cs="Courier New"/>
+          <w:color w:val="CF8E6D"/>
+          <w:kern w:val="0"/>
+          <w:sz w:val="20"/>
+          <w:szCs w:val="20"/>
+          <w:lang w:val="en-US" w:eastAsia="ru-RU"/>
+          <w14:ligatures w14:val="none"/>
+        </w:rPr>
+        <w:t xml:space="preserve">DELETE FROM </w:t>
+      </w:r>
+      <w:r>
+        <w:rPr>
+          <w:rFonts w:ascii="Courier New" w:eastAsia="Times New Roman" w:hAnsi="Courier New" w:cs="Courier New"/>
+          <w:color w:val="BCBEC4"/>
+          <w:kern w:val="0"/>
+          <w:sz w:val="20"/>
+          <w:szCs w:val="20"/>
+          <w:lang w:val="en-US" w:eastAsia="ru-RU"/>
+          <w14:ligatures w14:val="none"/>
+        </w:rPr>
+        <w:t xml:space="preserve">authors </w:t>
+      </w:r>
+      <w:r>
+        <w:rPr>
+          <w:rFonts w:ascii="Courier New" w:eastAsia="Times New Roman" w:hAnsi="Courier New" w:cs="Courier New"/>
+          <w:color w:val="CF8E6D"/>
+          <w:kern w:val="0"/>
+          <w:sz w:val="20"/>
+          <w:szCs w:val="20"/>
+          <w:lang w:val="en-US" w:eastAsia="ru-RU"/>
+          <w14:ligatures w14:val="none"/>
+        </w:rPr>
+        <w:t xml:space="preserve">WHERE </w:t>
+      </w:r>
+      <w:r>
+        <w:rPr>
+          <w:rFonts w:ascii="Courier New" w:eastAsia="Times New Roman" w:hAnsi="Courier New" w:cs="Courier New"/>
+          <w:color w:val="C77DBB"/>
+          <w:kern w:val="0"/>
+          <w:sz w:val="20"/>
+          <w:szCs w:val="20"/>
+          <w:lang w:val="en-US" w:eastAsia="ru-RU"/>
+          <w14:ligatures w14:val="none"/>
+        </w:rPr>
+        <w:t>id</w:t>
+      </w:r>
+      <w:r>
+        <w:rPr>
+          <w:rFonts w:ascii="Courier New" w:eastAsia="Times New Roman" w:hAnsi="Courier New" w:cs="Courier New"/>
+          <w:color w:val="BCBEC4"/>
+          <w:kern w:val="0"/>
+          <w:sz w:val="20"/>
+          <w:szCs w:val="20"/>
+          <w:lang w:val="en-US" w:eastAsia="ru-RU"/>
+          <w14:ligatures w14:val="none"/>
+        </w:rPr>
+        <w:t>=</w:t>
+      </w:r>
+      <w:r>
+        <w:rPr>
+          <w:rFonts w:ascii="Courier New" w:eastAsia="Times New Roman" w:hAnsi="Courier New" w:cs="Courier New"/>
+          <w:color w:val="2AACB8"/>
+          <w:kern w:val="0"/>
+          <w:sz w:val="20"/>
+          <w:szCs w:val="20"/>
+          <w:lang w:val="en-US" w:eastAsia="ru-RU"/>
+          <w14:ligatures w14:val="none"/>
+        </w:rPr>
+        <w:t>2</w:t>
+      </w:r>
+      <w:r>
+        <w:rPr>
+          <w:rFonts w:ascii="Courier New" w:eastAsia="Times New Roman" w:hAnsi="Courier New" w:cs="Courier New"/>
+          <w:color w:val="BCBEC4"/>
+          <w:kern w:val="0"/>
+          <w:sz w:val="20"/>
+          <w:szCs w:val="20"/>
+          <w:lang w:val="en-US" w:eastAsia="ru-RU"/>
+          <w14:ligatures w14:val="none"/>
+        </w:rPr>
+        <w:t>;</w:t>
+      </w:r>
+      <w:r>
+        <w:rPr>
+          <w:rFonts w:ascii="Courier New" w:eastAsia="Times New Roman" w:hAnsi="Courier New" w:cs="Courier New"/>
+          <w:color w:val="BCBEC4"/>
+          <w:kern w:val="0"/>
+          <w:sz w:val="20"/>
+          <w:szCs w:val="20"/>
+          <w:lang w:val="en-US" w:eastAsia="ru-RU"/>
+          <w14:ligatures w14:val="none"/>
+        </w:rPr>
+        <w:br/>
+      </w:r>
+      <w:r>
+        <w:rPr>
+          <w:rFonts w:ascii="Courier New" w:eastAsia="Times New Roman" w:hAnsi="Courier New" w:cs="Courier New"/>
+          <w:color w:val="BCBEC4"/>
+          <w:kern w:val="0"/>
+          <w:sz w:val="20"/>
+          <w:szCs w:val="20"/>
+          <w:lang w:val="en-US" w:eastAsia="ru-RU"/>
+          <w14:ligatures w14:val="none"/>
+        </w:rPr>
+        <w:br/>
+      </w:r>
+      <w:r>
+        <w:rPr>
+          <w:rFonts w:ascii="Courier New" w:eastAsia="Times New Roman" w:hAnsi="Courier New" w:cs="Courier New"/>
+          <w:color w:val="7A7E85"/>
+          <w:kern w:val="0"/>
+          <w:sz w:val="20"/>
+          <w:szCs w:val="20"/>
+          <w:lang w:val="en-US" w:eastAsia="ru-RU"/>
+          <w14:ligatures w14:val="none"/>
+        </w:rPr>
+        <w:t>-- 3. Test DELETE on orders (customer cascade)</w:t>
+      </w:r>
+      <w:r>
+        <w:rPr>
+          <w:rFonts w:ascii="Courier New" w:eastAsia="Times New Roman" w:hAnsi="Courier New" w:cs="Courier New"/>
+          <w:color w:val="7A7E85"/>
+          <w:kern w:val="0"/>
+          <w:sz w:val="20"/>
+          <w:szCs w:val="20"/>
+          <w:lang w:val="en-US" w:eastAsia="ru-RU"/>
+          <w14:ligatures w14:val="none"/>
+        </w:rPr>
+        <w:br/>
+      </w:r>
+      <w:r>
+        <w:rPr>
+          <w:rFonts w:ascii="Courier New" w:eastAsia="Times New Roman" w:hAnsi="Courier New" w:cs="Courier New"/>
+          <w:color w:val="CF8E6D"/>
+          <w:kern w:val="0"/>
+          <w:sz w:val="20"/>
+          <w:szCs w:val="20"/>
+          <w:lang w:val="en-US" w:eastAsia="ru-RU"/>
+          <w14:ligatures w14:val="none"/>
+        </w:rPr>
+        <w:t xml:space="preserve">INSERT INTO </w:t>
+      </w:r>
+      <w:r>
+        <w:rPr>
+          <w:rFonts w:ascii="Courier New" w:eastAsia="Times New Roman" w:hAnsi="Courier New" w:cs="Courier New"/>
+          <w:color w:val="BCBEC4"/>
+          <w:kern w:val="0"/>
+          <w:sz w:val="20"/>
+          <w:szCs w:val="20"/>
+          <w:lang w:val="en-US" w:eastAsia="ru-RU"/>
+          <w14:ligatures w14:val="none"/>
+        </w:rPr>
+        <w:t>customers(</w:t>
+      </w:r>
+      <w:proofErr w:type="spellStart"/>
+      <w:r>
+        <w:rPr>
+          <w:rFonts w:ascii="Courier New" w:eastAsia="Times New Roman" w:hAnsi="Courier New" w:cs="Courier New"/>
+          <w:color w:val="C77DBB"/>
+          <w:kern w:val="0"/>
+          <w:sz w:val="20"/>
+          <w:szCs w:val="20"/>
+          <w:lang w:val="en-US" w:eastAsia="ru-RU"/>
+          <w14:ligatures w14:val="none"/>
+        </w:rPr>
+        <w:t>type</w:t>
+      </w:r>
+      <w:r>
+        <w:rPr>
+          <w:rFonts w:ascii="Courier New" w:eastAsia="Times New Roman" w:hAnsi="Courier New" w:cs="Courier New"/>
+          <w:color w:val="BCBEC4"/>
+          <w:kern w:val="0"/>
+          <w:sz w:val="20"/>
+          <w:szCs w:val="20"/>
+          <w:lang w:val="en-US" w:eastAsia="ru-RU"/>
+          <w14:ligatures w14:val="none"/>
+        </w:rPr>
+        <w:t>,</w:t>
+      </w:r>
+      <w:r>
+        <w:rPr>
+          <w:rFonts w:ascii="Courier New" w:eastAsia="Times New Roman" w:hAnsi="Courier New" w:cs="Courier New"/>
+          <w:color w:val="C77DBB"/>
+          <w:kern w:val="0"/>
+          <w:sz w:val="20"/>
+          <w:szCs w:val="20"/>
+          <w:lang w:val="en-US" w:eastAsia="ru-RU"/>
+          <w14:ligatures w14:val="none"/>
+        </w:rPr>
+        <w:t>name</w:t>
+      </w:r>
+      <w:r>
+        <w:rPr>
+          <w:rFonts w:ascii="Courier New" w:eastAsia="Times New Roman" w:hAnsi="Courier New" w:cs="Courier New"/>
+          <w:color w:val="BCBEC4"/>
+          <w:kern w:val="0"/>
+          <w:sz w:val="20"/>
+          <w:szCs w:val="20"/>
+          <w:lang w:val="en-US" w:eastAsia="ru-RU"/>
+          <w14:ligatures w14:val="none"/>
+        </w:rPr>
+        <w:t>,</w:t>
+      </w:r>
+      <w:r>
+        <w:rPr>
+          <w:rFonts w:ascii="Courier New" w:eastAsia="Times New Roman" w:hAnsi="Courier New" w:cs="Courier New"/>
+          <w:color w:val="C77DBB"/>
+          <w:kern w:val="0"/>
+          <w:sz w:val="20"/>
+          <w:szCs w:val="20"/>
+          <w:lang w:val="en-US" w:eastAsia="ru-RU"/>
+          <w14:ligatures w14:val="none"/>
+        </w:rPr>
+        <w:t>phone</w:t>
+      </w:r>
+      <w:proofErr w:type="spellEnd"/>
+      <w:r>
+        <w:rPr>
+          <w:rFonts w:ascii="Courier New" w:eastAsia="Times New Roman" w:hAnsi="Courier New" w:cs="Courier New"/>
+          <w:color w:val="BCBEC4"/>
+          <w:kern w:val="0"/>
+          <w:sz w:val="20"/>
+          <w:szCs w:val="20"/>
+          <w:lang w:val="en-US" w:eastAsia="ru-RU"/>
+          <w14:ligatures w14:val="none"/>
+        </w:rPr>
+        <w:t xml:space="preserve">) </w:t>
+      </w:r>
+      <w:r>
+        <w:rPr>
+          <w:rFonts w:ascii="Courier New" w:eastAsia="Times New Roman" w:hAnsi="Courier New" w:cs="Courier New"/>
+          <w:color w:val="CF8E6D"/>
+          <w:kern w:val="0"/>
+          <w:sz w:val="20"/>
+          <w:szCs w:val="20"/>
+          <w:lang w:val="en-US" w:eastAsia="ru-RU"/>
+          <w14:ligatures w14:val="none"/>
+        </w:rPr>
+        <w:t>VALUES</w:t>
+      </w:r>
+      <w:r>
+        <w:rPr>
+          <w:rFonts w:ascii="Courier New" w:eastAsia="Times New Roman" w:hAnsi="Courier New" w:cs="Courier New"/>
+          <w:color w:val="BCBEC4"/>
+          <w:kern w:val="0"/>
+          <w:sz w:val="20"/>
+          <w:szCs w:val="20"/>
+          <w:lang w:val="en-US" w:eastAsia="ru-RU"/>
+          <w14:ligatures w14:val="none"/>
+        </w:rPr>
+        <w:t>(</w:t>
+      </w:r>
+      <w:r>
+        <w:rPr>
+          <w:rFonts w:ascii="Courier New" w:eastAsia="Times New Roman" w:hAnsi="Courier New" w:cs="Courier New"/>
+          <w:color w:val="6AAB73"/>
+          <w:kern w:val="0"/>
+          <w:sz w:val="20"/>
+          <w:szCs w:val="20"/>
+          <w:lang w:val="en-US" w:eastAsia="ru-RU"/>
+          <w14:ligatures w14:val="none"/>
+        </w:rPr>
+        <w:t>'person'</w:t>
+      </w:r>
+      <w:r>
+        <w:rPr>
+          <w:rFonts w:ascii="Courier New" w:eastAsia="Times New Roman" w:hAnsi="Courier New" w:cs="Courier New"/>
+          <w:color w:val="BCBEC4"/>
+          <w:kern w:val="0"/>
+          <w:sz w:val="20"/>
+          <w:szCs w:val="20"/>
+          <w:lang w:val="en-US" w:eastAsia="ru-RU"/>
+          <w14:ligatures w14:val="none"/>
+        </w:rPr>
+        <w:t>,</w:t>
+      </w:r>
+      <w:r>
+        <w:rPr>
+          <w:rFonts w:ascii="Courier New" w:eastAsia="Times New Roman" w:hAnsi="Courier New" w:cs="Courier New"/>
+          <w:color w:val="6AAB73"/>
+          <w:kern w:val="0"/>
+          <w:sz w:val="20"/>
+          <w:szCs w:val="20"/>
+          <w:lang w:val="en-US" w:eastAsia="ru-RU"/>
+          <w14:ligatures w14:val="none"/>
+        </w:rPr>
+        <w:t>'DelTest'</w:t>
+      </w:r>
+      <w:r>
+        <w:rPr>
+          <w:rFonts w:ascii="Courier New" w:eastAsia="Times New Roman" w:hAnsi="Courier New" w:cs="Courier New"/>
+          <w:color w:val="BCBEC4"/>
+          <w:kern w:val="0"/>
+          <w:sz w:val="20"/>
+          <w:szCs w:val="20"/>
+          <w:lang w:val="en-US" w:eastAsia="ru-RU"/>
+          <w14:ligatures w14:val="none"/>
+        </w:rPr>
+        <w:t>,</w:t>
+      </w:r>
+      <w:r>
+        <w:rPr>
+          <w:rFonts w:ascii="Courier New" w:eastAsia="Times New Roman" w:hAnsi="Courier New" w:cs="Courier New"/>
+          <w:color w:val="6AAB73"/>
+          <w:kern w:val="0"/>
+          <w:sz w:val="20"/>
+          <w:szCs w:val="20"/>
+          <w:lang w:val="en-US" w:eastAsia="ru-RU"/>
+          <w14:ligatures w14:val="none"/>
+        </w:rPr>
+        <w:t>'222'</w:t>
+      </w:r>
+      <w:r>
+        <w:rPr>
+          <w:rFonts w:ascii="Courier New" w:eastAsia="Times New Roman" w:hAnsi="Courier New" w:cs="Courier New"/>
+          <w:color w:val="BCBEC4"/>
+          <w:kern w:val="0"/>
+          <w:sz w:val="20"/>
+          <w:szCs w:val="20"/>
+          <w:lang w:val="en-US" w:eastAsia="ru-RU"/>
+          <w14:ligatures w14:val="none"/>
+        </w:rPr>
+        <w:t>);</w:t>
+      </w:r>
+      <w:r>
+        <w:rPr>
+          <w:rFonts w:ascii="Courier New" w:eastAsia="Times New Roman" w:hAnsi="Courier New" w:cs="Courier New"/>
+          <w:color w:val="BCBEC4"/>
+          <w:kern w:val="0"/>
+          <w:sz w:val="20"/>
+          <w:szCs w:val="20"/>
+          <w:lang w:val="en-US" w:eastAsia="ru-RU"/>
+          <w14:ligatures w14:val="none"/>
+        </w:rPr>
+        <w:br/>
+      </w:r>
+      <w:r>
+        <w:rPr>
+          <w:rFonts w:ascii="Courier New" w:eastAsia="Times New Roman" w:hAnsi="Courier New" w:cs="Courier New"/>
+          <w:color w:val="CF8E6D"/>
+          <w:kern w:val="0"/>
+          <w:sz w:val="20"/>
+          <w:szCs w:val="20"/>
+          <w:lang w:val="en-US" w:eastAsia="ru-RU"/>
+          <w14:ligatures w14:val="none"/>
+        </w:rPr>
+        <w:t xml:space="preserve">INSERT INTO </w:t>
+      </w:r>
+      <w:r>
+        <w:rPr>
+          <w:rFonts w:ascii="Courier New" w:eastAsia="Times New Roman" w:hAnsi="Courier New" w:cs="Courier New"/>
+          <w:color w:val="BCBEC4"/>
+          <w:kern w:val="0"/>
+          <w:sz w:val="20"/>
+          <w:szCs w:val="20"/>
+          <w:lang w:val="en-US" w:eastAsia="ru-RU"/>
+          <w14:ligatures w14:val="none"/>
+        </w:rPr>
+        <w:t>editions(</w:t>
+      </w:r>
+      <w:proofErr w:type="spellStart"/>
+      <w:r>
+        <w:rPr>
+          <w:rFonts w:ascii="Courier New" w:eastAsia="Times New Roman" w:hAnsi="Courier New" w:cs="Courier New"/>
+          <w:color w:val="C77DBB"/>
+          <w:kern w:val="0"/>
+          <w:sz w:val="20"/>
+          <w:szCs w:val="20"/>
+          <w:lang w:val="en-US" w:eastAsia="ru-RU"/>
+          <w14:ligatures w14:val="none"/>
+        </w:rPr>
+        <w:t>title</w:t>
+      </w:r>
+      <w:r>
+        <w:rPr>
+          <w:rFonts w:ascii="Courier New" w:eastAsia="Times New Roman" w:hAnsi="Courier New" w:cs="Courier New"/>
+          <w:color w:val="BCBEC4"/>
+          <w:kern w:val="0"/>
+          <w:sz w:val="20"/>
+          <w:szCs w:val="20"/>
+          <w:lang w:val="en-US" w:eastAsia="ru-RU"/>
+          <w14:ligatures w14:val="none"/>
+        </w:rPr>
+        <w:t>,</w:t>
+      </w:r>
+      <w:r>
+        <w:rPr>
+          <w:rFonts w:ascii="Courier New" w:eastAsia="Times New Roman" w:hAnsi="Courier New" w:cs="Courier New"/>
+          <w:color w:val="C77DBB"/>
+          <w:kern w:val="0"/>
+          <w:sz w:val="20"/>
+          <w:szCs w:val="20"/>
+          <w:lang w:val="en-US" w:eastAsia="ru-RU"/>
+          <w14:ligatures w14:val="none"/>
+        </w:rPr>
+        <w:t>volume_sheets</w:t>
+      </w:r>
+      <w:r>
+        <w:rPr>
+          <w:rFonts w:ascii="Courier New" w:eastAsia="Times New Roman" w:hAnsi="Courier New" w:cs="Courier New"/>
+          <w:color w:val="BCBEC4"/>
+          <w:kern w:val="0"/>
+          <w:sz w:val="20"/>
+          <w:szCs w:val="20"/>
+          <w:lang w:val="en-US" w:eastAsia="ru-RU"/>
+          <w14:ligatures w14:val="none"/>
+        </w:rPr>
+        <w:t>,</w:t>
+      </w:r>
+      <w:r>
+        <w:rPr>
+          <w:rFonts w:ascii="Courier New" w:eastAsia="Times New Roman" w:hAnsi="Courier New" w:cs="Courier New"/>
+          <w:color w:val="C77DBB"/>
+          <w:kern w:val="0"/>
+          <w:sz w:val="20"/>
+          <w:szCs w:val="20"/>
+          <w:lang w:val="en-US" w:eastAsia="ru-RU"/>
+          <w14:ligatures w14:val="none"/>
+        </w:rPr>
+        <w:t>print_run</w:t>
+      </w:r>
+      <w:proofErr w:type="spellEnd"/>
+      <w:r>
+        <w:rPr>
+          <w:rFonts w:ascii="Courier New" w:eastAsia="Times New Roman" w:hAnsi="Courier New" w:cs="Courier New"/>
+          <w:color w:val="BCBEC4"/>
+          <w:kern w:val="0"/>
+          <w:sz w:val="20"/>
+          <w:szCs w:val="20"/>
+          <w:lang w:val="en-US" w:eastAsia="ru-RU"/>
+          <w14:ligatures w14:val="none"/>
+        </w:rPr>
+        <w:t xml:space="preserve">) </w:t>
+      </w:r>
+      <w:r>
+        <w:rPr>
+          <w:rFonts w:ascii="Courier New" w:eastAsia="Times New Roman" w:hAnsi="Courier New" w:cs="Courier New"/>
+          <w:color w:val="CF8E6D"/>
+          <w:kern w:val="0"/>
+          <w:sz w:val="20"/>
+          <w:szCs w:val="20"/>
+          <w:lang w:val="en-US" w:eastAsia="ru-RU"/>
+          <w14:ligatures w14:val="none"/>
+        </w:rPr>
+        <w:t>VALUES</w:t>
+      </w:r>
+      <w:r>
+        <w:rPr>
+          <w:rFonts w:ascii="Courier New" w:eastAsia="Times New Roman" w:hAnsi="Courier New" w:cs="Courier New"/>
+          <w:color w:val="BCBEC4"/>
+          <w:kern w:val="0"/>
+          <w:sz w:val="20"/>
+          <w:szCs w:val="20"/>
+          <w:lang w:val="en-US" w:eastAsia="ru-RU"/>
+          <w14:ligatures w14:val="none"/>
+        </w:rPr>
+        <w:t>(</w:t>
+      </w:r>
+      <w:r>
+        <w:rPr>
+          <w:rFonts w:ascii="Courier New" w:eastAsia="Times New Roman" w:hAnsi="Courier New" w:cs="Courier New"/>
+          <w:color w:val="6AAB73"/>
+          <w:kern w:val="0"/>
+          <w:sz w:val="20"/>
+          <w:szCs w:val="20"/>
+          <w:lang w:val="en-US" w:eastAsia="ru-RU"/>
+          <w14:ligatures w14:val="none"/>
+        </w:rPr>
+        <w:t>'DelTestEd'</w:t>
+      </w:r>
+      <w:r>
+        <w:rPr>
+          <w:rFonts w:ascii="Courier New" w:eastAsia="Times New Roman" w:hAnsi="Courier New" w:cs="Courier New"/>
+          <w:color w:val="BCBEC4"/>
+          <w:kern w:val="0"/>
+          <w:sz w:val="20"/>
+          <w:szCs w:val="20"/>
+          <w:lang w:val="en-US" w:eastAsia="ru-RU"/>
+          <w14:ligatures w14:val="none"/>
+        </w:rPr>
+        <w:t>,</w:t>
+      </w:r>
+      <w:r>
+        <w:rPr>
+          <w:rFonts w:ascii="Courier New" w:eastAsia="Times New Roman" w:hAnsi="Courier New" w:cs="Courier New"/>
+          <w:color w:val="2AACB8"/>
+          <w:kern w:val="0"/>
+          <w:sz w:val="20"/>
+          <w:szCs w:val="20"/>
+          <w:lang w:val="en-US" w:eastAsia="ru-RU"/>
+          <w14:ligatures w14:val="none"/>
+        </w:rPr>
+        <w:t>10</w:t>
+      </w:r>
+      <w:r>
+        <w:rPr>
+          <w:rFonts w:ascii="Courier New" w:eastAsia="Times New Roman" w:hAnsi="Courier New" w:cs="Courier New"/>
+          <w:color w:val="BCBEC4"/>
+          <w:kern w:val="0"/>
+          <w:sz w:val="20"/>
+          <w:szCs w:val="20"/>
+          <w:lang w:val="en-US" w:eastAsia="ru-RU"/>
+          <w14:ligatures w14:val="none"/>
+        </w:rPr>
+        <w:t>,</w:t>
+      </w:r>
+      <w:r>
+        <w:rPr>
+          <w:rFonts w:ascii="Courier New" w:eastAsia="Times New Roman" w:hAnsi="Courier New" w:cs="Courier New"/>
+          <w:color w:val="2AACB8"/>
+          <w:kern w:val="0"/>
+          <w:sz w:val="20"/>
+          <w:szCs w:val="20"/>
+          <w:lang w:val="en-US" w:eastAsia="ru-RU"/>
+          <w14:ligatures w14:val="none"/>
+        </w:rPr>
+        <w:t>200</w:t>
+      </w:r>
+      <w:r>
+        <w:rPr>
+          <w:rFonts w:ascii="Courier New" w:eastAsia="Times New Roman" w:hAnsi="Courier New" w:cs="Courier New"/>
+          <w:color w:val="BCBEC4"/>
+          <w:kern w:val="0"/>
+          <w:sz w:val="20"/>
+          <w:szCs w:val="20"/>
+          <w:lang w:val="en-US" w:eastAsia="ru-RU"/>
+          <w14:ligatures w14:val="none"/>
+        </w:rPr>
+        <w:t>);</w:t>
+      </w:r>
+      <w:r>
+        <w:rPr>
+          <w:rFonts w:ascii="Courier New" w:eastAsia="Times New Roman" w:hAnsi="Courier New" w:cs="Courier New"/>
+          <w:color w:val="BCBEC4"/>
+          <w:kern w:val="0"/>
+          <w:sz w:val="20"/>
+          <w:szCs w:val="20"/>
+          <w:lang w:val="en-US" w:eastAsia="ru-RU"/>
+          <w14:ligatures w14:val="none"/>
+        </w:rPr>
+        <w:br/>
+      </w:r>
+      <w:r>
+        <w:rPr>
+          <w:rFonts w:ascii="Courier New" w:eastAsia="Times New Roman" w:hAnsi="Courier New" w:cs="Courier New"/>
+          <w:color w:val="CF8E6D"/>
+          <w:kern w:val="0"/>
+          <w:sz w:val="20"/>
+          <w:szCs w:val="20"/>
+          <w:lang w:val="en-US" w:eastAsia="ru-RU"/>
+          <w14:ligatures w14:val="none"/>
+        </w:rPr>
+        <w:t xml:space="preserve">INSERT INTO </w:t>
+      </w:r>
+      <w:r>
+        <w:rPr>
+          <w:rFonts w:ascii="Courier New" w:eastAsia="Times New Roman" w:hAnsi="Courier New" w:cs="Courier New"/>
+          <w:color w:val="BCBEC4"/>
+          <w:kern w:val="0"/>
+          <w:sz w:val="20"/>
+          <w:szCs w:val="20"/>
+          <w:lang w:val="en-US" w:eastAsia="ru-RU"/>
+          <w14:ligatures w14:val="none"/>
+        </w:rPr>
+        <w:t>orders(</w:t>
+      </w:r>
+      <w:r>
+        <w:rPr>
+          <w:rFonts w:ascii="Courier New" w:eastAsia="Times New Roman" w:hAnsi="Courier New" w:cs="Courier New"/>
+          <w:color w:val="C77DBB"/>
+          <w:kern w:val="0"/>
+          <w:sz w:val="20"/>
+          <w:szCs w:val="20"/>
+          <w:lang w:val="en-US" w:eastAsia="ru-RU"/>
+          <w14:ligatures w14:val="none"/>
+        </w:rPr>
+        <w:t>customer_id</w:t>
+      </w:r>
+      <w:r>
+        <w:rPr>
+          <w:rFonts w:ascii="Courier New" w:eastAsia="Times New Roman" w:hAnsi="Courier New" w:cs="Courier New"/>
+          <w:color w:val="BCBEC4"/>
+          <w:kern w:val="0"/>
+          <w:sz w:val="20"/>
+          <w:szCs w:val="20"/>
+          <w:lang w:val="en-US" w:eastAsia="ru-RU"/>
+          <w14:ligatures w14:val="none"/>
+        </w:rPr>
+        <w:t>,</w:t>
+      </w:r>
+      <w:r>
+        <w:rPr>
+          <w:rFonts w:ascii="Courier New" w:eastAsia="Times New Roman" w:hAnsi="Courier New" w:cs="Courier New"/>
+          <w:color w:val="C77DBB"/>
+          <w:kern w:val="0"/>
+          <w:sz w:val="20"/>
+          <w:szCs w:val="20"/>
+          <w:lang w:val="en-US" w:eastAsia="ru-RU"/>
+          <w14:ligatures w14:val="none"/>
+        </w:rPr>
+        <w:t>edition_id</w:t>
+      </w:r>
+      <w:r>
+        <w:rPr>
+          <w:rFonts w:ascii="Courier New" w:eastAsia="Times New Roman" w:hAnsi="Courier New" w:cs="Courier New"/>
+          <w:color w:val="BCBEC4"/>
+          <w:kern w:val="0"/>
+          <w:sz w:val="20"/>
+          <w:szCs w:val="20"/>
+          <w:lang w:val="en-US" w:eastAsia="ru-RU"/>
+          <w14:ligatures w14:val="none"/>
+        </w:rPr>
+        <w:t>,</w:t>
+      </w:r>
+      <w:r>
+        <w:rPr>
+          <w:rFonts w:ascii="Courier New" w:eastAsia="Times New Roman" w:hAnsi="Courier New" w:cs="Courier New"/>
+          <w:color w:val="C77DBB"/>
+          <w:kern w:val="0"/>
+          <w:sz w:val="20"/>
+          <w:szCs w:val="20"/>
+          <w:lang w:val="en-US" w:eastAsia="ru-RU"/>
+          <w14:ligatures w14:val="none"/>
+        </w:rPr>
+        <w:t>product_type</w:t>
+      </w:r>
+      <w:r>
+        <w:rPr>
+          <w:rFonts w:ascii="Courier New" w:eastAsia="Times New Roman" w:hAnsi="Courier New" w:cs="Courier New"/>
+          <w:color w:val="BCBEC4"/>
+          <w:kern w:val="0"/>
+          <w:sz w:val="20"/>
+          <w:szCs w:val="20"/>
+          <w:lang w:val="en-US" w:eastAsia="ru-RU"/>
+          <w14:ligatures w14:val="none"/>
+        </w:rPr>
+        <w:t>,</w:t>
+      </w:r>
+      <w:r>
+        <w:rPr>
+          <w:rFonts w:ascii="Courier New" w:eastAsia="Times New Roman" w:hAnsi="Courier New" w:cs="Courier New"/>
+          <w:color w:val="C77DBB"/>
+          <w:kern w:val="0"/>
+          <w:sz w:val="20"/>
+          <w:szCs w:val="20"/>
+          <w:lang w:val="en-US" w:eastAsia="ru-RU"/>
+          <w14:ligatures w14:val="none"/>
+        </w:rPr>
+        <w:t>date_received</w:t>
+      </w:r>
+      <w:r>
+        <w:rPr>
+          <w:rFonts w:ascii="Courier New" w:eastAsia="Times New Roman" w:hAnsi="Courier New" w:cs="Courier New"/>
+          <w:color w:val="BCBEC4"/>
+          <w:kern w:val="0"/>
+          <w:sz w:val="20"/>
+          <w:szCs w:val="20"/>
+          <w:lang w:val="en-US" w:eastAsia="ru-RU"/>
+          <w14:ligatures w14:val="none"/>
+        </w:rPr>
+        <w:t>,</w:t>
+      </w:r>
+      <w:r>
+        <w:rPr>
+          <w:rFonts w:ascii="Courier New" w:eastAsia="Times New Roman" w:hAnsi="Courier New" w:cs="Courier New"/>
+          <w:color w:val="C77DBB"/>
+          <w:kern w:val="0"/>
+          <w:sz w:val="20"/>
+          <w:szCs w:val="20"/>
+          <w:lang w:val="en-US" w:eastAsia="ru-RU"/>
+          <w14:ligatures w14:val="none"/>
+        </w:rPr>
+        <w:t>date_completed</w:t>
+      </w:r>
+      <w:r>
+        <w:rPr>
+          <w:rFonts w:ascii="Courier New" w:eastAsia="Times New Roman" w:hAnsi="Courier New" w:cs="Courier New"/>
+          <w:color w:val="BCBEC4"/>
+          <w:kern w:val="0"/>
+          <w:sz w:val="20"/>
+          <w:szCs w:val="20"/>
+          <w:lang w:val="en-US" w:eastAsia="ru-RU"/>
+          <w14:ligatures w14:val="none"/>
+        </w:rPr>
+        <w:t>)</w:t>
+      </w:r>
+      <w:r>
+        <w:rPr>
+          <w:rFonts w:ascii="Courier New" w:eastAsia="Times New Roman" w:hAnsi="Courier New" w:cs="Courier New"/>
+          <w:color w:val="BCBEC4"/>
+          <w:kern w:val="0"/>
+          <w:sz w:val="20"/>
+          <w:szCs w:val="20"/>
+          <w:lang w:val="en-US" w:eastAsia="ru-RU"/>
+          <w14:ligatures w14:val="none"/>
+        </w:rPr>
+        <w:br/>
+      </w:r>
+      <w:r>
+        <w:rPr>
+          <w:rFonts w:ascii="Courier New" w:eastAsia="Times New Roman" w:hAnsi="Courier New" w:cs="Courier New"/>
+          <w:color w:val="CF8E6D"/>
+          <w:kern w:val="0"/>
+          <w:sz w:val="20"/>
+          <w:szCs w:val="20"/>
+          <w:lang w:val="en-US" w:eastAsia="ru-RU"/>
+          <w14:ligatures w14:val="none"/>
+        </w:rPr>
+        <w:t>VALUES</w:t>
+      </w:r>
+      <w:r>
+        <w:rPr>
+          <w:rFonts w:ascii="Courier New" w:eastAsia="Times New Roman" w:hAnsi="Courier New" w:cs="Courier New"/>
+          <w:color w:val="BCBEC4"/>
+          <w:kern w:val="0"/>
+          <w:sz w:val="20"/>
+          <w:szCs w:val="20"/>
+          <w:lang w:val="en-US" w:eastAsia="ru-RU"/>
+          <w14:ligatures w14:val="none"/>
+        </w:rPr>
+        <w:t>(</w:t>
+      </w:r>
+      <w:r>
+        <w:rPr>
+          <w:rFonts w:ascii="Courier New" w:eastAsia="Times New Roman" w:hAnsi="Courier New" w:cs="Courier New"/>
+          <w:color w:val="2AACB8"/>
+          <w:kern w:val="0"/>
+          <w:sz w:val="20"/>
+          <w:szCs w:val="20"/>
+          <w:lang w:val="en-US" w:eastAsia="ru-RU"/>
+          <w14:ligatures w14:val="none"/>
+        </w:rPr>
+        <w:t>3</w:t>
+      </w:r>
+      <w:r>
+        <w:rPr>
+          <w:rFonts w:ascii="Courier New" w:eastAsia="Times New Roman" w:hAnsi="Courier New" w:cs="Courier New"/>
+          <w:color w:val="BCBEC4"/>
+          <w:kern w:val="0"/>
+          <w:sz w:val="20"/>
+          <w:szCs w:val="20"/>
+          <w:lang w:val="en-US" w:eastAsia="ru-RU"/>
+          <w14:ligatures w14:val="none"/>
+        </w:rPr>
+        <w:t>,</w:t>
+      </w:r>
+      <w:r>
+        <w:rPr>
+          <w:rFonts w:ascii="Courier New" w:eastAsia="Times New Roman" w:hAnsi="Courier New" w:cs="Courier New"/>
+          <w:color w:val="2AACB8"/>
+          <w:kern w:val="0"/>
+          <w:sz w:val="20"/>
+          <w:szCs w:val="20"/>
+          <w:lang w:val="en-US" w:eastAsia="ru-RU"/>
+          <w14:ligatures w14:val="none"/>
+        </w:rPr>
+        <w:t>3</w:t>
+      </w:r>
+      <w:r>
+        <w:rPr>
+          <w:rFonts w:ascii="Courier New" w:eastAsia="Times New Roman" w:hAnsi="Courier New" w:cs="Courier New"/>
+          <w:color w:val="BCBEC4"/>
+          <w:kern w:val="0"/>
+          <w:sz w:val="20"/>
+          <w:szCs w:val="20"/>
+          <w:lang w:val="en-US" w:eastAsia="ru-RU"/>
+          <w14:ligatures w14:val="none"/>
+        </w:rPr>
+        <w:t>,</w:t>
+      </w:r>
+      <w:r>
+        <w:rPr>
+          <w:rFonts w:ascii="Courier New" w:eastAsia="Times New Roman" w:hAnsi="Courier New" w:cs="Courier New"/>
+          <w:color w:val="6AAB73"/>
+          <w:kern w:val="0"/>
+          <w:sz w:val="20"/>
+          <w:szCs w:val="20"/>
+          <w:lang w:val="en-US" w:eastAsia="ru-RU"/>
+          <w14:ligatures w14:val="none"/>
+        </w:rPr>
+        <w:t>'Book'</w:t>
+      </w:r>
+      <w:r>
+        <w:rPr>
+          <w:rFonts w:ascii="Courier New" w:eastAsia="Times New Roman" w:hAnsi="Courier New" w:cs="Courier New"/>
+          <w:color w:val="BCBEC4"/>
+          <w:kern w:val="0"/>
+          <w:sz w:val="20"/>
+          <w:szCs w:val="20"/>
+          <w:lang w:val="en-US" w:eastAsia="ru-RU"/>
+          <w14:ligatures w14:val="none"/>
+        </w:rPr>
+        <w:t>,</w:t>
+      </w:r>
+      <w:r>
+        <w:rPr>
+          <w:rFonts w:ascii="Courier New" w:eastAsia="Times New Roman" w:hAnsi="Courier New" w:cs="Courier New"/>
+          <w:color w:val="6AAB73"/>
+          <w:kern w:val="0"/>
+          <w:sz w:val="20"/>
+          <w:szCs w:val="20"/>
+          <w:lang w:val="en-US" w:eastAsia="ru-RU"/>
+          <w14:ligatures w14:val="none"/>
+        </w:rPr>
+        <w:t>'2025-01-01'</w:t>
+      </w:r>
+      <w:r>
+        <w:rPr>
+          <w:rFonts w:ascii="Courier New" w:eastAsia="Times New Roman" w:hAnsi="Courier New" w:cs="Courier New"/>
+          <w:color w:val="BCBEC4"/>
+          <w:kern w:val="0"/>
+          <w:sz w:val="20"/>
+          <w:szCs w:val="20"/>
+          <w:lang w:val="en-US" w:eastAsia="ru-RU"/>
+          <w14:ligatures w14:val="none"/>
+        </w:rPr>
+        <w:t>,</w:t>
+      </w:r>
+      <w:r>
+        <w:rPr>
+          <w:rFonts w:ascii="Courier New" w:eastAsia="Times New Roman" w:hAnsi="Courier New" w:cs="Courier New"/>
+          <w:color w:val="6AAB73"/>
+          <w:kern w:val="0"/>
+          <w:sz w:val="20"/>
+          <w:szCs w:val="20"/>
+          <w:lang w:val="en-US" w:eastAsia="ru-RU"/>
+          <w14:ligatures w14:val="none"/>
+        </w:rPr>
+        <w:t>'2025-01-02'</w:t>
+      </w:r>
+      <w:r>
+        <w:rPr>
+          <w:rFonts w:ascii="Courier New" w:eastAsia="Times New Roman" w:hAnsi="Courier New" w:cs="Courier New"/>
+          <w:color w:val="BCBEC4"/>
+          <w:kern w:val="0"/>
+          <w:sz w:val="20"/>
+          <w:szCs w:val="20"/>
+          <w:lang w:val="en-US" w:eastAsia="ru-RU"/>
+          <w14:ligatures w14:val="none"/>
+        </w:rPr>
+        <w:t>);</w:t>
+      </w:r>
+      <w:r>
+        <w:rPr>
+          <w:rFonts w:ascii="Courier New" w:eastAsia="Times New Roman" w:hAnsi="Courier New" w:cs="Courier New"/>
+          <w:color w:val="BCBEC4"/>
+          <w:kern w:val="0"/>
+          <w:sz w:val="20"/>
+          <w:szCs w:val="20"/>
+          <w:lang w:val="en-US" w:eastAsia="ru-RU"/>
+          <w14:ligatures w14:val="none"/>
+        </w:rPr>
+        <w:br/>
+      </w:r>
+      <w:r>
+        <w:rPr>
+          <w:rFonts w:ascii="Courier New" w:eastAsia="Times New Roman" w:hAnsi="Courier New" w:cs="Courier New"/>
+          <w:color w:val="BCBEC4"/>
+          <w:kern w:val="0"/>
+          <w:sz w:val="20"/>
+          <w:szCs w:val="20"/>
+          <w:lang w:val="en-US" w:eastAsia="ru-RU"/>
+          <w14:ligatures w14:val="none"/>
+        </w:rPr>
+        <w:br/>
+      </w:r>
+      <w:r>
+        <w:rPr>
+          <w:rFonts w:ascii="Courier New" w:eastAsia="Times New Roman" w:hAnsi="Courier New" w:cs="Courier New"/>
+          <w:color w:val="CF8E6D"/>
+          <w:kern w:val="0"/>
+          <w:sz w:val="20"/>
+          <w:szCs w:val="20"/>
+          <w:lang w:val="en-US" w:eastAsia="ru-RU"/>
+          <w14:ligatures w14:val="none"/>
+        </w:rPr>
+        <w:t xml:space="preserve">DELETE FROM </w:t>
+      </w:r>
+      <w:r>
+        <w:rPr>
+          <w:rFonts w:ascii="Courier New" w:eastAsia="Times New Roman" w:hAnsi="Courier New" w:cs="Courier New"/>
+          <w:color w:val="BCBEC4"/>
+          <w:kern w:val="0"/>
+          <w:sz w:val="20"/>
+          <w:szCs w:val="20"/>
+          <w:lang w:val="en-US" w:eastAsia="ru-RU"/>
+          <w14:ligatures w14:val="none"/>
+        </w:rPr>
+        <w:t xml:space="preserve">customers </w:t>
+      </w:r>
+      <w:r>
+        <w:rPr>
+          <w:rFonts w:ascii="Courier New" w:eastAsia="Times New Roman" w:hAnsi="Courier New" w:cs="Courier New"/>
+          <w:color w:val="CF8E6D"/>
+          <w:kern w:val="0"/>
+          <w:sz w:val="20"/>
+          <w:szCs w:val="20"/>
+          <w:lang w:val="en-US" w:eastAsia="ru-RU"/>
+          <w14:ligatures w14:val="none"/>
+        </w:rPr>
+        <w:t xml:space="preserve">WHERE </w:t>
+      </w:r>
+      <w:r>
+        <w:rPr>
+          <w:rFonts w:ascii="Courier New" w:eastAsia="Times New Roman" w:hAnsi="Courier New" w:cs="Courier New"/>
+          <w:color w:val="C77DBB"/>
+          <w:kern w:val="0"/>
+          <w:sz w:val="20"/>
+          <w:szCs w:val="20"/>
+          <w:lang w:val="en-US" w:eastAsia="ru-RU"/>
+          <w14:ligatures w14:val="none"/>
+        </w:rPr>
+        <w:t>id</w:t>
+      </w:r>
+      <w:r>
+        <w:rPr>
+          <w:rFonts w:ascii="Courier New" w:eastAsia="Times New Roman" w:hAnsi="Courier New" w:cs="Courier New"/>
+          <w:color w:val="BCBEC4"/>
+          <w:kern w:val="0"/>
+          <w:sz w:val="20"/>
+          <w:szCs w:val="20"/>
+          <w:lang w:val="en-US" w:eastAsia="ru-RU"/>
+          <w14:ligatures w14:val="none"/>
+        </w:rPr>
+        <w:t>=</w:t>
+      </w:r>
+      <w:r>
+        <w:rPr>
+          <w:rFonts w:ascii="Courier New" w:eastAsia="Times New Roman" w:hAnsi="Courier New" w:cs="Courier New"/>
+          <w:color w:val="2AACB8"/>
+          <w:kern w:val="0"/>
+          <w:sz w:val="20"/>
+          <w:szCs w:val="20"/>
+          <w:lang w:val="en-US" w:eastAsia="ru-RU"/>
+          <w14:ligatures w14:val="none"/>
+        </w:rPr>
+        <w:t>3</w:t>
+      </w:r>
+      <w:r>
+        <w:rPr>
+          <w:rFonts w:ascii="Courier New" w:eastAsia="Times New Roman" w:hAnsi="Courier New" w:cs="Courier New"/>
+          <w:color w:val="BCBEC4"/>
+          <w:kern w:val="0"/>
+          <w:sz w:val="20"/>
+          <w:szCs w:val="20"/>
+          <w:lang w:val="en-US" w:eastAsia="ru-RU"/>
+          <w14:ligatures w14:val="none"/>
+        </w:rPr>
+        <w:t xml:space="preserve">;  </w:t>
+      </w:r>
+      <w:r>
+        <w:rPr>
+          <w:rFonts w:ascii="Courier New" w:eastAsia="Times New Roman" w:hAnsi="Courier New" w:cs="Courier New"/>
+          <w:color w:val="7A7E85"/>
+          <w:kern w:val="0"/>
+          <w:sz w:val="20"/>
+          <w:szCs w:val="20"/>
+          <w:lang w:val="en-US" w:eastAsia="ru-RU"/>
+          <w14:ligatures w14:val="none"/>
+        </w:rPr>
+        <w:t>-- should delete order</w:t>
+      </w:r>
+    </w:p>
+    <w:p>
+      <w:pPr>
+        <w:rPr>
+          <w:b/>
+          <w:bCs/>
+          <w:lang w:val="en-US"/>
+        </w:rPr>
+      </w:pPr>
+    </w:p>
+    <w:p>
+      <w:pPr>
+        <w:rPr>
+          <w:b/>
+          <w:bCs/>
+          <w:lang w:val="en-US"/>
+        </w:rPr>
+      </w:pPr>
+      <w:r>
+        <w:rPr>
+          <w:b/>
+          <w:bCs/>
+          <w:noProof/>
           <w:lang w:val="en-US"/>
         </w:rPr>
         <w:drawing>
@@ -10728,7 +12972,7 @@
                     <pic:cNvPicPr/>
                   </pic:nvPicPr>
                   <pic:blipFill>
-                    <a:blip r:embed="rId8"/>
+                    <a:blip r:embed="rId11"/>
                     <a:stretch>
                       <a:fillRect/>
                     </a:stretch>
@@ -10779,23 +13023,7 @@
           <w:bCs/>
           <w:lang w:val="en-US"/>
         </w:rPr>
-        <w:t xml:space="preserve"> </w:t>
-      </w:r>
-      <w:r>
-        <w:rPr>
-          <w:b/>
-          <w:bCs/>
-          <w:lang w:val="en-US"/>
-        </w:rPr>
-        <w:t xml:space="preserve">DELETE 0 / INSERT 0 1 / UPDATE 1 </w:t>
-      </w:r>
-      <w:r>
-        <w:rPr>
-          <w:b/>
-          <w:bCs/>
-          <w:lang w:val="en-US"/>
-        </w:rPr>
-        <w:t xml:space="preserve">= </w:t>
+        <w:t xml:space="preserve"> DELETE 0 / INSERT 0 1 / UPDATE 1 = </w:t>
       </w:r>
       <w:r>
         <w:rPr>
